--- a/Ռադարների_տեսակները_ռեֆերատ.docx
+++ b/Ռադարների_տեսակները_ռեֆերատ.docx
@@ -23,145 +23,13 @@
           <w:sz w:val="24"/>
           <w:szCs w:val="24"/>
         </w:rPr>
-        <w:t xml:space="preserve">                          </w:t>
-      </w:r>
-      <w:r>
-        <w:rPr>
-          <w:b w:val="false"/>
-          <w:bCs w:val="false"/>
-          <w:color w:val="000000"/>
-          <w:sz w:val="24"/>
-          <w:szCs w:val="24"/>
-        </w:rPr>
-        <w:t>Ռադարների տեսակները</w:t>
+        <w:t>Թերահիրկ ալիքներ (THz) ընդդեմ Միկրոալիքների (Microwave)</w:t>
       </w:r>
     </w:p>
     <w:p>
       <w:pPr>
-        <w:pStyle w:val="TextBody"/>
-        <w:rPr/>
-      </w:pPr>
-      <w:r>
-        <w:rPr>
-          <w:b w:val="false"/>
-          <w:bCs w:val="false"/>
-          <w:color w:val="000000"/>
-          <w:sz w:val="24"/>
-          <w:szCs w:val="24"/>
-        </w:rPr>
-        <w:t xml:space="preserve">Ռադարները (RADAR — </w:t>
-      </w:r>
-      <w:r>
-        <w:rPr>
-          <w:rStyle w:val="StrongEmphasis"/>
-          <w:b w:val="false"/>
-          <w:bCs w:val="false"/>
-          <w:color w:val="000000"/>
-          <w:sz w:val="24"/>
-          <w:szCs w:val="24"/>
-        </w:rPr>
-        <w:t>R</w:t>
-      </w:r>
-      <w:r>
-        <w:rPr>
-          <w:b w:val="false"/>
-          <w:bCs w:val="false"/>
-          <w:color w:val="000000"/>
-          <w:sz w:val="24"/>
-          <w:szCs w:val="24"/>
-        </w:rPr>
-        <w:t xml:space="preserve">adio </w:t>
-      </w:r>
-      <w:r>
-        <w:rPr>
-          <w:rStyle w:val="StrongEmphasis"/>
-          <w:b w:val="false"/>
-          <w:bCs w:val="false"/>
-          <w:color w:val="000000"/>
-          <w:sz w:val="24"/>
-          <w:szCs w:val="24"/>
-        </w:rPr>
-        <w:t>D</w:t>
-      </w:r>
-      <w:r>
-        <w:rPr>
-          <w:b w:val="false"/>
-          <w:bCs w:val="false"/>
-          <w:color w:val="000000"/>
-          <w:sz w:val="24"/>
-          <w:szCs w:val="24"/>
-        </w:rPr>
-        <w:t xml:space="preserve">etection </w:t>
-      </w:r>
-      <w:r>
-        <w:rPr>
-          <w:rStyle w:val="StrongEmphasis"/>
-          <w:b w:val="false"/>
-          <w:bCs w:val="false"/>
-          <w:color w:val="000000"/>
-          <w:sz w:val="24"/>
-          <w:szCs w:val="24"/>
-        </w:rPr>
-        <w:t>A</w:t>
-      </w:r>
-      <w:r>
-        <w:rPr>
-          <w:b w:val="false"/>
-          <w:bCs w:val="false"/>
-          <w:color w:val="000000"/>
-          <w:sz w:val="24"/>
-          <w:szCs w:val="24"/>
-        </w:rPr>
-        <w:t xml:space="preserve">nd </w:t>
-      </w:r>
-      <w:r>
-        <w:rPr>
-          <w:rStyle w:val="StrongEmphasis"/>
-          <w:b w:val="false"/>
-          <w:bCs w:val="false"/>
-          <w:color w:val="000000"/>
-          <w:sz w:val="24"/>
-          <w:szCs w:val="24"/>
-        </w:rPr>
-        <w:t>R</w:t>
-      </w:r>
-      <w:r>
-        <w:rPr>
-          <w:b w:val="false"/>
-          <w:bCs w:val="false"/>
-          <w:color w:val="000000"/>
-          <w:sz w:val="24"/>
-          <w:szCs w:val="24"/>
-        </w:rPr>
-        <w:t>anging) հանդիսանում են հեռահաղորդական համակարգեր, որոնք ռադիոալիքների միջոցով հայտնաբերում, տեսակում և չափում են տարբեր օբյեկտների դիրքը, հեռավորությունը և շարժումը։ Ռադարային համակարգերը լայնորեն կիրառվում են ռազմական, քաղաքացիական, օդային, ծովային և գիտահետազոտական ոլորտներում։</w:t>
-      </w:r>
-    </w:p>
-    <w:p>
-      <w:pPr>
-        <w:pStyle w:val="TextBody"/>
-        <w:rPr>
-          <w:b w:val="false"/>
-          <w:b w:val="false"/>
-          <w:bCs w:val="false"/>
-          <w:color w:val="000000"/>
-          <w:sz w:val="24"/>
-          <w:szCs w:val="24"/>
-        </w:rPr>
-      </w:pPr>
-      <w:r>
-        <w:rPr>
-          <w:b w:val="false"/>
-          <w:bCs w:val="false"/>
-          <w:color w:val="000000"/>
-          <w:sz w:val="24"/>
-          <w:szCs w:val="24"/>
-        </w:rPr>
-        <w:t>Ռադարների հիմնական աշխատանքի սկզբունքը հիմնված է ազդանշանի ուղարկման և վերադարձի վրա։ Արտանետված ռադիոալիքը անդրադառնում է օբյեկտից և ընդունվում ընդունիչով, որի միջոցով հաշվարկվում է հեռավորությունը՝ ըստ ժամանակի տևողության, և հնարավոր է որոշել նաև օբյեկտի արագությունը՝ Դոպլերի էֆեկտի միջոցով։</w:t>
-      </w:r>
-    </w:p>
-    <w:p>
-      <w:pPr>
-        <w:pStyle w:val="HorizontalLine"/>
+        <w:pStyle w:val="Heading2"/>
+        <w:spacing w:before="200" w:after="283"/>
         <w:rPr>
           <w:b w:val="false"/>
           <w:b w:val="false"/>
@@ -196,75 +64,51 @@
       </w:pPr>
       <w:r>
         <w:rPr>
+          <w:rStyle w:val="StrongEmphasis"/>
           <w:b w:val="false"/>
           <w:bCs w:val="false"/>
           <w:color w:val="000000"/>
           <w:sz w:val="24"/>
           <w:szCs w:val="24"/>
         </w:rPr>
-        <w:t>Ռադարների հիմնական բաղադրիչները</w:t>
+        <w:t>THz ալիքների առանձնահատկությունները</w:t>
       </w:r>
     </w:p>
     <w:p>
       <w:pPr>
         <w:pStyle w:val="TextBody"/>
-        <w:numPr>
-          <w:ilvl w:val="0"/>
-          <w:numId w:val="7"/>
-        </w:numPr>
-        <w:tabs>
-          <w:tab w:val="clear" w:pos="720"/>
-          <w:tab w:val="left" w:pos="0" w:leader="none"/>
-        </w:tabs>
-        <w:ind w:left="709" w:hanging="283"/>
         <w:rPr/>
       </w:pPr>
       <w:r>
         <w:rPr>
-          <w:rStyle w:val="StrongEmphasis"/>
           <w:b w:val="false"/>
           <w:bCs w:val="false"/>
           <w:color w:val="000000"/>
           <w:sz w:val="24"/>
           <w:szCs w:val="24"/>
         </w:rPr>
-        <w:t>Արտանետիչ (Transmitter)</w:t>
+        <w:t xml:space="preserve">THz (տերահերցային) ալիքները զբաղեցնում են էլեկտրամագնիսական սպեկտրի այն հատվածը, որը գտնվում է միկրոալիքների և ինֆրակարմիր ճառագայթման միջև՝ </w:t>
       </w:r>
       <w:r>
         <w:rPr>
+          <w:rStyle w:val="StrongEmphasis"/>
           <w:b w:val="false"/>
           <w:bCs w:val="false"/>
           <w:color w:val="000000"/>
           <w:sz w:val="24"/>
           <w:szCs w:val="24"/>
         </w:rPr>
-        <w:t xml:space="preserve"> – ձևավորում է բարձր հաճախականությամբ ազդանշաններ։</w:t>
+        <w:t>0.1 THz – 10 THz (10¹¹ – 10¹³ Hz)</w:t>
       </w:r>
-    </w:p>
-    <w:p>
-      <w:pPr>
-        <w:pStyle w:val="TextBody"/>
-        <w:numPr>
-          <w:ilvl w:val="0"/>
-          <w:numId w:val="7"/>
-        </w:numPr>
-        <w:tabs>
-          <w:tab w:val="clear" w:pos="720"/>
-          <w:tab w:val="left" w:pos="0" w:leader="none"/>
-        </w:tabs>
-        <w:ind w:left="709" w:hanging="283"/>
-        <w:rPr/>
-      </w:pPr>
       <w:r>
         <w:rPr>
-          <w:rStyle w:val="StrongEmphasis"/>
           <w:b w:val="false"/>
           <w:bCs w:val="false"/>
           <w:color w:val="000000"/>
           <w:sz w:val="24"/>
           <w:szCs w:val="24"/>
         </w:rPr>
-        <w:t>Անտենա (Antenna)</w:t>
+        <w:t xml:space="preserve"> միջակայքում։ Այ</w:t>
       </w:r>
       <w:r>
         <w:rPr>
@@ -274,84 +118,799 @@
           <w:sz w:val="24"/>
           <w:szCs w:val="24"/>
         </w:rPr>
-        <w:t xml:space="preserve"> – ուղում և ընդունում է ռադիոալիքները։</w:t>
+        <w:t>ա</w:t>
       </w:r>
-    </w:p>
-    <w:p>
-      <w:pPr>
-        <w:pStyle w:val="TextBody"/>
-        <w:numPr>
-          <w:ilvl w:val="0"/>
-          <w:numId w:val="7"/>
-        </w:numPr>
-        <w:tabs>
-          <w:tab w:val="clear" w:pos="720"/>
-          <w:tab w:val="left" w:pos="0" w:leader="none"/>
-        </w:tabs>
-        <w:ind w:left="709" w:hanging="283"/>
-        <w:rPr/>
-      </w:pPr>
       <w:r>
         <w:rPr>
-          <w:rStyle w:val="StrongEmphasis"/>
           <w:b w:val="false"/>
           <w:bCs w:val="false"/>
           <w:color w:val="000000"/>
           <w:sz w:val="24"/>
           <w:szCs w:val="24"/>
         </w:rPr>
-        <w:t>Ընդունիչ (Receiver)</w:t>
+        <w:t xml:space="preserve">ս տիրույթը հաճախ անվանում են նաև </w:t>
       </w:r>
       <w:r>
         <w:rPr>
+          <w:rStyle w:val="Emphasis"/>
           <w:b w:val="false"/>
           <w:bCs w:val="false"/>
           <w:color w:val="000000"/>
           <w:sz w:val="24"/>
           <w:szCs w:val="24"/>
         </w:rPr>
-        <w:t xml:space="preserve"> – վերլուծում է վերադարձած ազդանշանը։</w:t>
+        <w:t>“THz gap”</w:t>
       </w:r>
-    </w:p>
-    <w:p>
-      <w:pPr>
-        <w:pStyle w:val="TextBody"/>
-        <w:numPr>
-          <w:ilvl w:val="0"/>
-          <w:numId w:val="7"/>
-        </w:numPr>
-        <w:tabs>
-          <w:tab w:val="clear" w:pos="720"/>
-          <w:tab w:val="left" w:pos="0" w:leader="none"/>
-        </w:tabs>
-        <w:ind w:left="709" w:hanging="283"/>
-        <w:rPr/>
-      </w:pPr>
       <w:r>
         <w:rPr>
-          <w:rStyle w:val="StrongEmphasis"/>
           <w:b w:val="false"/>
           <w:bCs w:val="false"/>
           <w:color w:val="000000"/>
           <w:sz w:val="24"/>
           <w:szCs w:val="24"/>
         </w:rPr>
-        <w:t>Պրոցեսոր (Processor)</w:t>
+        <w:t>, քանի որ երկար ժամանակ տեխնոլոգիապես դժվար էր ստեղծել և հայտնաբերել այդ միջակայքի ճառագայթները։</w:t>
       </w:r>
+    </w:p>
+    <w:p>
+      <w:pPr>
+        <w:pStyle w:val="Heading3"/>
+        <w:spacing w:before="200" w:after="283"/>
+        <w:rPr/>
+      </w:pPr>
       <w:r>
         <w:rPr>
+          <w:rStyle w:val="StrongEmphasis"/>
           <w:b w:val="false"/>
           <w:bCs w:val="false"/>
           <w:color w:val="000000"/>
           <w:sz w:val="24"/>
           <w:szCs w:val="24"/>
         </w:rPr>
-        <w:t xml:space="preserve"> – մշակում է տվյալները և ցուցադրում է պատկերը։</w:t>
+        <w:t>Հիմնական ֆիզիկական հատկությունները</w:t>
       </w:r>
     </w:p>
     <w:p>
       <w:pPr>
-        <w:pStyle w:val="HorizontalLine"/>
+        <w:pStyle w:val="TextBody"/>
+        <w:numPr>
+          <w:ilvl w:val="0"/>
+          <w:numId w:val="16"/>
+        </w:numPr>
+        <w:tabs>
+          <w:tab w:val="clear" w:pos="720"/>
+          <w:tab w:val="left" w:pos="0" w:leader="none"/>
+        </w:tabs>
+        <w:ind w:left="709" w:hanging="283"/>
+        <w:rPr/>
+      </w:pPr>
+      <w:r>
+        <w:rPr>
+          <w:rStyle w:val="StrongEmphasis"/>
+          <w:b w:val="false"/>
+          <w:bCs w:val="false"/>
+          <w:color w:val="000000"/>
+          <w:sz w:val="24"/>
+          <w:szCs w:val="24"/>
+        </w:rPr>
+        <w:t>Ալիքի երկարություն</w:t>
+      </w:r>
+      <w:r>
+        <w:rPr>
+          <w:b w:val="false"/>
+          <w:bCs w:val="false"/>
+          <w:color w:val="000000"/>
+          <w:sz w:val="24"/>
+          <w:szCs w:val="24"/>
+        </w:rPr>
+        <w:t>՝ մոտ 30 μm – 3 mm։</w:t>
+      </w:r>
+    </w:p>
+    <w:p>
+      <w:pPr>
+        <w:pStyle w:val="TextBody"/>
+        <w:numPr>
+          <w:ilvl w:val="0"/>
+          <w:numId w:val="16"/>
+        </w:numPr>
+        <w:tabs>
+          <w:tab w:val="clear" w:pos="720"/>
+          <w:tab w:val="left" w:pos="0" w:leader="none"/>
+        </w:tabs>
+        <w:ind w:left="709" w:hanging="283"/>
+        <w:rPr/>
+      </w:pPr>
+      <w:r>
+        <w:rPr>
+          <w:rStyle w:val="StrongEmphasis"/>
+          <w:b w:val="false"/>
+          <w:bCs w:val="false"/>
+          <w:color w:val="000000"/>
+          <w:sz w:val="24"/>
+          <w:szCs w:val="24"/>
+        </w:rPr>
+        <w:t>Ֆոտոնի էներգիա</w:t>
+      </w:r>
+      <w:r>
+        <w:rPr>
+          <w:b w:val="false"/>
+          <w:bCs w:val="false"/>
+          <w:color w:val="000000"/>
+          <w:sz w:val="24"/>
+          <w:szCs w:val="24"/>
+        </w:rPr>
+        <w:t>՝ 0.4 – 40 meV, ինչը շատ փոքր է իոնիզացնող ճառագայթների համեմատությամբ։</w:t>
+      </w:r>
+    </w:p>
+    <w:p>
+      <w:pPr>
+        <w:pStyle w:val="TextBody"/>
+        <w:numPr>
+          <w:ilvl w:val="0"/>
+          <w:numId w:val="16"/>
+        </w:numPr>
+        <w:tabs>
+          <w:tab w:val="clear" w:pos="720"/>
+          <w:tab w:val="left" w:pos="0" w:leader="none"/>
+        </w:tabs>
+        <w:ind w:left="709" w:hanging="283"/>
+        <w:rPr/>
+      </w:pPr>
+      <w:r>
+        <w:rPr>
+          <w:rStyle w:val="StrongEmphasis"/>
+          <w:b w:val="false"/>
+          <w:bCs w:val="false"/>
+          <w:color w:val="000000"/>
+          <w:sz w:val="24"/>
+          <w:szCs w:val="24"/>
+        </w:rPr>
+        <w:t>Չի վնասում կենդանի հյուսվածքներին</w:t>
+      </w:r>
+      <w:r>
+        <w:rPr>
+          <w:b w:val="false"/>
+          <w:bCs w:val="false"/>
+          <w:color w:val="000000"/>
+          <w:sz w:val="24"/>
+          <w:szCs w:val="24"/>
+        </w:rPr>
+        <w:t>, հետևաբար անվտանգ է բժշկական և կենսաբանական կիրառությունների համար։</w:t>
+      </w:r>
+    </w:p>
+    <w:p>
+      <w:pPr>
+        <w:pStyle w:val="TextBody"/>
+        <w:numPr>
+          <w:ilvl w:val="0"/>
+          <w:numId w:val="16"/>
+        </w:numPr>
+        <w:tabs>
+          <w:tab w:val="clear" w:pos="720"/>
+          <w:tab w:val="left" w:pos="0" w:leader="none"/>
+        </w:tabs>
+        <w:ind w:left="709" w:hanging="283"/>
+        <w:rPr/>
+      </w:pPr>
+      <w:r>
+        <w:rPr>
+          <w:rStyle w:val="StrongEmphasis"/>
+          <w:b w:val="false"/>
+          <w:bCs w:val="false"/>
+          <w:color w:val="000000"/>
+          <w:sz w:val="24"/>
+          <w:szCs w:val="24"/>
+        </w:rPr>
+        <w:t>Զգայուն է մոլեկուլային ռոտացիոն և թրթռային շարժումների նկատմամբ</w:t>
+      </w:r>
+      <w:r>
+        <w:rPr>
+          <w:b w:val="false"/>
+          <w:bCs w:val="false"/>
+          <w:color w:val="000000"/>
+          <w:sz w:val="24"/>
+          <w:szCs w:val="24"/>
+        </w:rPr>
+        <w:t>, ինչը թույլ է տալիս ճանաչել նյութերի քիմիական կազմը։</w:t>
+      </w:r>
+    </w:p>
+    <w:p>
+      <w:pPr>
+        <w:pStyle w:val="Heading3"/>
+        <w:spacing w:before="200" w:after="283"/>
+        <w:rPr/>
+      </w:pPr>
+      <w:r>
+        <w:rPr>
+          <w:rStyle w:val="StrongEmphasis"/>
+          <w:b w:val="false"/>
+          <w:bCs w:val="false"/>
+          <w:color w:val="000000"/>
+          <w:sz w:val="24"/>
+          <w:szCs w:val="24"/>
+        </w:rPr>
+        <w:t>Տեխնիկական առանձնահատկություններ</w:t>
+      </w:r>
+    </w:p>
+    <w:p>
+      <w:pPr>
+        <w:pStyle w:val="TextBody"/>
+        <w:numPr>
+          <w:ilvl w:val="0"/>
+          <w:numId w:val="17"/>
+        </w:numPr>
+        <w:tabs>
+          <w:tab w:val="clear" w:pos="720"/>
+          <w:tab w:val="left" w:pos="0" w:leader="none"/>
+        </w:tabs>
+        <w:ind w:left="709" w:hanging="283"/>
+        <w:rPr>
+          <w:b w:val="false"/>
+          <w:b w:val="false"/>
+          <w:bCs w:val="false"/>
+          <w:color w:val="000000"/>
+          <w:sz w:val="24"/>
+          <w:szCs w:val="24"/>
+        </w:rPr>
+      </w:pPr>
+      <w:r>
+        <w:rPr>
+          <w:b w:val="false"/>
+          <w:bCs w:val="false"/>
+          <w:color w:val="000000"/>
+          <w:sz w:val="24"/>
+          <w:szCs w:val="24"/>
+        </w:rPr>
+        <w:t>THz ալիքների ստեղծման համար հաճախ օգտագործվում են՝</w:t>
+      </w:r>
+    </w:p>
+    <w:p>
+      <w:pPr>
+        <w:pStyle w:val="TextBody"/>
+        <w:numPr>
+          <w:ilvl w:val="1"/>
+          <w:numId w:val="17"/>
+        </w:numPr>
+        <w:tabs>
+          <w:tab w:val="clear" w:pos="720"/>
+          <w:tab w:val="left" w:pos="0" w:leader="none"/>
+        </w:tabs>
+        <w:ind w:left="1418" w:hanging="283"/>
+        <w:rPr/>
+      </w:pPr>
+      <w:r>
+        <w:rPr>
+          <w:rStyle w:val="StrongEmphasis"/>
+          <w:b w:val="false"/>
+          <w:bCs w:val="false"/>
+          <w:color w:val="000000"/>
+          <w:sz w:val="24"/>
+          <w:szCs w:val="24"/>
+        </w:rPr>
+        <w:t>Ֆոտոնային աղբյուրներ</w:t>
+      </w:r>
+      <w:r>
+        <w:rPr>
+          <w:b w:val="false"/>
+          <w:bCs w:val="false"/>
+          <w:color w:val="000000"/>
+          <w:sz w:val="24"/>
+          <w:szCs w:val="24"/>
+        </w:rPr>
+        <w:t>՝ լազերային difference-frequency generation, photoconductive antennas, quantum cascade lasers (QCLs)։</w:t>
+      </w:r>
+    </w:p>
+    <w:p>
+      <w:pPr>
+        <w:pStyle w:val="TextBody"/>
+        <w:numPr>
+          <w:ilvl w:val="1"/>
+          <w:numId w:val="17"/>
+        </w:numPr>
+        <w:tabs>
+          <w:tab w:val="clear" w:pos="720"/>
+          <w:tab w:val="left" w:pos="0" w:leader="none"/>
+        </w:tabs>
+        <w:ind w:left="1418" w:hanging="283"/>
+        <w:rPr/>
+      </w:pPr>
+      <w:r>
+        <w:rPr>
+          <w:rStyle w:val="StrongEmphasis"/>
+          <w:b w:val="false"/>
+          <w:bCs w:val="false"/>
+          <w:color w:val="000000"/>
+          <w:sz w:val="24"/>
+          <w:szCs w:val="24"/>
+        </w:rPr>
+        <w:t>Էլեկտրոնային աղբյուրներ</w:t>
+      </w:r>
+      <w:r>
+        <w:rPr>
+          <w:b w:val="false"/>
+          <w:bCs w:val="false"/>
+          <w:color w:val="000000"/>
+          <w:sz w:val="24"/>
+          <w:szCs w:val="24"/>
+        </w:rPr>
+        <w:t>՝ backward-wave oscillators (BWOs), multiplier chains։</w:t>
+      </w:r>
+    </w:p>
+    <w:p>
+      <w:pPr>
+        <w:pStyle w:val="TextBody"/>
+        <w:numPr>
+          <w:ilvl w:val="0"/>
+          <w:numId w:val="17"/>
+        </w:numPr>
+        <w:tabs>
+          <w:tab w:val="clear" w:pos="720"/>
+          <w:tab w:val="left" w:pos="0" w:leader="none"/>
+        </w:tabs>
+        <w:ind w:left="709" w:hanging="283"/>
+        <w:rPr/>
+      </w:pPr>
+      <w:r>
+        <w:rPr>
+          <w:b w:val="false"/>
+          <w:bCs w:val="false"/>
+          <w:color w:val="000000"/>
+          <w:sz w:val="24"/>
+          <w:szCs w:val="24"/>
+        </w:rPr>
+        <w:t xml:space="preserve">Ընդունման համար կիրառվում են </w:t>
+      </w:r>
+      <w:r>
+        <w:rPr>
+          <w:rStyle w:val="StrongEmphasis"/>
+          <w:b w:val="false"/>
+          <w:bCs w:val="false"/>
+          <w:color w:val="000000"/>
+          <w:sz w:val="24"/>
+          <w:szCs w:val="24"/>
+        </w:rPr>
+        <w:t>bolometer-ներ</w:t>
+      </w:r>
+      <w:r>
+        <w:rPr>
+          <w:b w:val="false"/>
+          <w:bCs w:val="false"/>
+          <w:color w:val="000000"/>
+          <w:sz w:val="24"/>
+          <w:szCs w:val="24"/>
+        </w:rPr>
+        <w:t xml:space="preserve">, </w:t>
+      </w:r>
+      <w:r>
+        <w:rPr>
+          <w:rStyle w:val="StrongEmphasis"/>
+          <w:b w:val="false"/>
+          <w:bCs w:val="false"/>
+          <w:color w:val="000000"/>
+          <w:sz w:val="24"/>
+          <w:szCs w:val="24"/>
+        </w:rPr>
+        <w:t>Schottky detectors</w:t>
+      </w:r>
+      <w:r>
+        <w:rPr>
+          <w:b w:val="false"/>
+          <w:bCs w:val="false"/>
+          <w:color w:val="000000"/>
+          <w:sz w:val="24"/>
+          <w:szCs w:val="24"/>
+        </w:rPr>
+        <w:t xml:space="preserve">, </w:t>
+      </w:r>
+      <w:r>
+        <w:rPr>
+          <w:rStyle w:val="StrongEmphasis"/>
+          <w:b w:val="false"/>
+          <w:bCs w:val="false"/>
+          <w:color w:val="000000"/>
+          <w:sz w:val="24"/>
+          <w:szCs w:val="24"/>
+        </w:rPr>
+        <w:t>electro-optic sampling</w:t>
+      </w:r>
+      <w:r>
+        <w:rPr>
+          <w:b w:val="false"/>
+          <w:bCs w:val="false"/>
+          <w:color w:val="000000"/>
+          <w:sz w:val="24"/>
+          <w:szCs w:val="24"/>
+        </w:rPr>
+        <w:t xml:space="preserve"> մեթոդներ։</w:t>
+      </w:r>
+    </w:p>
+    <w:p>
+      <w:pPr>
+        <w:pStyle w:val="TextBody"/>
+        <w:numPr>
+          <w:ilvl w:val="0"/>
+          <w:numId w:val="17"/>
+        </w:numPr>
+        <w:tabs>
+          <w:tab w:val="clear" w:pos="720"/>
+          <w:tab w:val="left" w:pos="0" w:leader="none"/>
+        </w:tabs>
+        <w:ind w:left="709" w:hanging="283"/>
+        <w:rPr/>
+      </w:pPr>
+      <w:r>
+        <w:rPr>
+          <w:b w:val="false"/>
+          <w:bCs w:val="false"/>
+          <w:color w:val="000000"/>
+          <w:sz w:val="24"/>
+          <w:szCs w:val="24"/>
+        </w:rPr>
+        <w:t xml:space="preserve">Տարբերակվում են </w:t>
+      </w:r>
+      <w:r>
+        <w:rPr>
+          <w:rStyle w:val="StrongEmphasis"/>
+          <w:b w:val="false"/>
+          <w:bCs w:val="false"/>
+          <w:color w:val="000000"/>
+          <w:sz w:val="24"/>
+          <w:szCs w:val="24"/>
+        </w:rPr>
+        <w:t>Time-Domain Spectroscopy (TDS)</w:t>
+      </w:r>
+      <w:r>
+        <w:rPr>
+          <w:b w:val="false"/>
+          <w:bCs w:val="false"/>
+          <w:color w:val="000000"/>
+          <w:sz w:val="24"/>
+          <w:szCs w:val="24"/>
+        </w:rPr>
+        <w:t xml:space="preserve"> և </w:t>
+      </w:r>
+      <w:r>
+        <w:rPr>
+          <w:rStyle w:val="StrongEmphasis"/>
+          <w:b w:val="false"/>
+          <w:bCs w:val="false"/>
+          <w:color w:val="000000"/>
+          <w:sz w:val="24"/>
+          <w:szCs w:val="24"/>
+        </w:rPr>
+        <w:t>Frequency-Domain Spectroscopy (FDS)</w:t>
+      </w:r>
+      <w:r>
+        <w:rPr>
+          <w:b w:val="false"/>
+          <w:bCs w:val="false"/>
+          <w:color w:val="000000"/>
+          <w:sz w:val="24"/>
+          <w:szCs w:val="24"/>
+        </w:rPr>
+        <w:t xml:space="preserve"> տեխնիկաներ՝ ըստ չափման մոտեցման։</w:t>
+      </w:r>
+    </w:p>
+    <w:p>
+      <w:pPr>
+        <w:pStyle w:val="Heading3"/>
+        <w:spacing w:before="200" w:after="283"/>
+        <w:rPr/>
+      </w:pPr>
+      <w:r>
+        <w:rPr>
+          <w:rStyle w:val="StrongEmphasis"/>
+          <w:b w:val="false"/>
+          <w:bCs w:val="false"/>
+          <w:color w:val="000000"/>
+          <w:sz w:val="24"/>
+          <w:szCs w:val="24"/>
+        </w:rPr>
+        <w:t>Առավելություններ</w:t>
+      </w:r>
+    </w:p>
+    <w:p>
+      <w:pPr>
+        <w:pStyle w:val="TextBody"/>
+        <w:numPr>
+          <w:ilvl w:val="0"/>
+          <w:numId w:val="18"/>
+        </w:numPr>
+        <w:tabs>
+          <w:tab w:val="clear" w:pos="720"/>
+          <w:tab w:val="left" w:pos="0" w:leader="none"/>
+        </w:tabs>
+        <w:ind w:left="709" w:hanging="283"/>
+        <w:rPr>
+          <w:b w:val="false"/>
+          <w:b w:val="false"/>
+          <w:bCs w:val="false"/>
+          <w:color w:val="000000"/>
+          <w:sz w:val="24"/>
+          <w:szCs w:val="24"/>
+        </w:rPr>
+      </w:pPr>
+      <w:r>
+        <w:rPr>
+          <w:b w:val="false"/>
+          <w:bCs w:val="false"/>
+          <w:color w:val="000000"/>
+          <w:sz w:val="24"/>
+          <w:szCs w:val="24"/>
+        </w:rPr>
+        <w:t>Ոչ-ինվազիվ և ոչ-այրվող ուսումնասիրություն։</w:t>
+      </w:r>
+    </w:p>
+    <w:p>
+      <w:pPr>
+        <w:pStyle w:val="TextBody"/>
+        <w:numPr>
+          <w:ilvl w:val="0"/>
+          <w:numId w:val="18"/>
+        </w:numPr>
+        <w:tabs>
+          <w:tab w:val="clear" w:pos="720"/>
+          <w:tab w:val="left" w:pos="0" w:leader="none"/>
+        </w:tabs>
+        <w:ind w:left="709" w:hanging="283"/>
+        <w:rPr>
+          <w:b w:val="false"/>
+          <w:b w:val="false"/>
+          <w:bCs w:val="false"/>
+          <w:color w:val="000000"/>
+          <w:sz w:val="24"/>
+          <w:szCs w:val="24"/>
+        </w:rPr>
+      </w:pPr>
+      <w:r>
+        <w:rPr>
+          <w:b w:val="false"/>
+          <w:bCs w:val="false"/>
+          <w:color w:val="000000"/>
+          <w:sz w:val="24"/>
+          <w:szCs w:val="24"/>
+        </w:rPr>
+        <w:t>Բարձր ընտրողականություն՝ նյութերի տարբերակման ժամանակ։</w:t>
+      </w:r>
+    </w:p>
+    <w:p>
+      <w:pPr>
+        <w:pStyle w:val="TextBody"/>
+        <w:numPr>
+          <w:ilvl w:val="0"/>
+          <w:numId w:val="18"/>
+        </w:numPr>
+        <w:tabs>
+          <w:tab w:val="clear" w:pos="720"/>
+          <w:tab w:val="left" w:pos="0" w:leader="none"/>
+        </w:tabs>
+        <w:ind w:left="709" w:hanging="283"/>
+        <w:rPr>
+          <w:b w:val="false"/>
+          <w:b w:val="false"/>
+          <w:bCs w:val="false"/>
+          <w:color w:val="000000"/>
+          <w:sz w:val="24"/>
+          <w:szCs w:val="24"/>
+        </w:rPr>
+      </w:pPr>
+      <w:r>
+        <w:rPr>
+          <w:b w:val="false"/>
+          <w:bCs w:val="false"/>
+          <w:color w:val="000000"/>
+          <w:sz w:val="24"/>
+          <w:szCs w:val="24"/>
+        </w:rPr>
+        <w:t>Կարող է ներթափանցել որոշ ոչ մետաղական և ոչ ջրային նյութերի միջով (թուղթ, պլաստիկ, հագուստ)։</w:t>
+      </w:r>
+    </w:p>
+    <w:p>
+      <w:pPr>
+        <w:pStyle w:val="TextBody"/>
+        <w:numPr>
+          <w:ilvl w:val="0"/>
+          <w:numId w:val="18"/>
+        </w:numPr>
+        <w:tabs>
+          <w:tab w:val="clear" w:pos="720"/>
+          <w:tab w:val="left" w:pos="0" w:leader="none"/>
+        </w:tabs>
+        <w:ind w:left="709" w:hanging="283"/>
+        <w:rPr/>
+      </w:pPr>
+      <w:r>
+        <w:rPr>
+          <w:b w:val="false"/>
+          <w:bCs w:val="false"/>
+          <w:color w:val="000000"/>
+          <w:sz w:val="24"/>
+          <w:szCs w:val="24"/>
+        </w:rPr>
+        <w:t xml:space="preserve">Հարմար է </w:t>
+      </w:r>
+      <w:r>
+        <w:rPr>
+          <w:rStyle w:val="StrongEmphasis"/>
+          <w:b w:val="false"/>
+          <w:bCs w:val="false"/>
+          <w:color w:val="000000"/>
+          <w:sz w:val="24"/>
+          <w:szCs w:val="24"/>
+        </w:rPr>
+        <w:t>imaging</w:t>
+      </w:r>
+      <w:r>
+        <w:rPr>
+          <w:b w:val="false"/>
+          <w:bCs w:val="false"/>
+          <w:color w:val="000000"/>
+          <w:sz w:val="24"/>
+          <w:szCs w:val="24"/>
+        </w:rPr>
+        <w:t xml:space="preserve">, </w:t>
+      </w:r>
+      <w:r>
+        <w:rPr>
+          <w:rStyle w:val="StrongEmphasis"/>
+          <w:b w:val="false"/>
+          <w:bCs w:val="false"/>
+          <w:color w:val="000000"/>
+          <w:sz w:val="24"/>
+          <w:szCs w:val="24"/>
+        </w:rPr>
+        <w:t>spectroscopy</w:t>
+      </w:r>
+      <w:r>
+        <w:rPr>
+          <w:b w:val="false"/>
+          <w:bCs w:val="false"/>
+          <w:color w:val="000000"/>
+          <w:sz w:val="24"/>
+          <w:szCs w:val="24"/>
+        </w:rPr>
+        <w:t xml:space="preserve">, և </w:t>
+      </w:r>
+      <w:r>
+        <w:rPr>
+          <w:rStyle w:val="StrongEmphasis"/>
+          <w:b w:val="false"/>
+          <w:bCs w:val="false"/>
+          <w:color w:val="000000"/>
+          <w:sz w:val="24"/>
+          <w:szCs w:val="24"/>
+        </w:rPr>
+        <w:t>security scanning</w:t>
+      </w:r>
+      <w:r>
+        <w:rPr>
+          <w:b w:val="false"/>
+          <w:bCs w:val="false"/>
+          <w:color w:val="000000"/>
+          <w:sz w:val="24"/>
+          <w:szCs w:val="24"/>
+        </w:rPr>
+        <w:t xml:space="preserve"> կիրառությունների համար։</w:t>
+      </w:r>
+    </w:p>
+    <w:p>
+      <w:pPr>
+        <w:pStyle w:val="Heading3"/>
+        <w:spacing w:before="200" w:after="283"/>
+        <w:rPr/>
+      </w:pPr>
+      <w:r>
+        <w:rPr>
+          <w:rStyle w:val="StrongEmphasis"/>
+          <w:b w:val="false"/>
+          <w:bCs w:val="false"/>
+          <w:color w:val="000000"/>
+          <w:sz w:val="24"/>
+          <w:szCs w:val="24"/>
+        </w:rPr>
+        <w:t>Թերություններ</w:t>
+      </w:r>
+    </w:p>
+    <w:p>
+      <w:pPr>
+        <w:pStyle w:val="TextBody"/>
+        <w:numPr>
+          <w:ilvl w:val="0"/>
+          <w:numId w:val="19"/>
+        </w:numPr>
+        <w:tabs>
+          <w:tab w:val="clear" w:pos="720"/>
+          <w:tab w:val="left" w:pos="0" w:leader="none"/>
+        </w:tabs>
+        <w:ind w:left="709" w:hanging="283"/>
+        <w:rPr>
+          <w:b w:val="false"/>
+          <w:b w:val="false"/>
+          <w:bCs w:val="false"/>
+          <w:color w:val="000000"/>
+          <w:sz w:val="24"/>
+          <w:szCs w:val="24"/>
+        </w:rPr>
+      </w:pPr>
+      <w:r>
+        <w:rPr>
+          <w:b w:val="false"/>
+          <w:bCs w:val="false"/>
+          <w:color w:val="000000"/>
+          <w:sz w:val="24"/>
+          <w:szCs w:val="24"/>
+        </w:rPr>
+        <w:t>Խիստ կլանում ջրային միջավայրում՝ խոնավության ազդեցությամբ։</w:t>
+      </w:r>
+    </w:p>
+    <w:p>
+      <w:pPr>
+        <w:pStyle w:val="TextBody"/>
+        <w:numPr>
+          <w:ilvl w:val="0"/>
+          <w:numId w:val="19"/>
+        </w:numPr>
+        <w:tabs>
+          <w:tab w:val="clear" w:pos="720"/>
+          <w:tab w:val="left" w:pos="0" w:leader="none"/>
+        </w:tabs>
+        <w:ind w:left="709" w:hanging="283"/>
+        <w:rPr>
+          <w:b w:val="false"/>
+          <w:b w:val="false"/>
+          <w:bCs w:val="false"/>
+          <w:color w:val="000000"/>
+          <w:sz w:val="24"/>
+          <w:szCs w:val="24"/>
+        </w:rPr>
+      </w:pPr>
+      <w:r>
+        <w:rPr>
+          <w:b w:val="false"/>
+          <w:bCs w:val="false"/>
+          <w:color w:val="000000"/>
+          <w:sz w:val="24"/>
+          <w:szCs w:val="24"/>
+        </w:rPr>
+        <w:t>Սահմանափակ ճառագայթման ուժ (մինչև վերջին տարիները)։</w:t>
+      </w:r>
+    </w:p>
+    <w:p>
+      <w:pPr>
+        <w:pStyle w:val="TextBody"/>
+        <w:numPr>
+          <w:ilvl w:val="0"/>
+          <w:numId w:val="19"/>
+        </w:numPr>
+        <w:tabs>
+          <w:tab w:val="clear" w:pos="720"/>
+          <w:tab w:val="left" w:pos="0" w:leader="none"/>
+        </w:tabs>
+        <w:ind w:left="709" w:hanging="283"/>
+        <w:rPr>
+          <w:b w:val="false"/>
+          <w:b w:val="false"/>
+          <w:bCs w:val="false"/>
+          <w:color w:val="000000"/>
+          <w:sz w:val="24"/>
+          <w:szCs w:val="24"/>
+        </w:rPr>
+      </w:pPr>
+      <w:r>
+        <w:rPr>
+          <w:b w:val="false"/>
+          <w:bCs w:val="false"/>
+          <w:color w:val="000000"/>
+          <w:sz w:val="24"/>
+          <w:szCs w:val="24"/>
+        </w:rPr>
+        <w:t>Բարձր արժեք՝ THz գեներատորների և դետեկտորների համար։</w:t>
+      </w:r>
+    </w:p>
+    <w:p>
+      <w:pPr>
+        <w:pStyle w:val="Normal"/>
+        <w:spacing w:before="200" w:after="283"/>
         <w:rPr>
           <w:b w:val="false"/>
           <w:b w:val="false"/>
@@ -373,8 +932,7 @@
     </w:p>
     <w:p>
       <w:pPr>
-        <w:pStyle w:val="Heading2"/>
-        <w:spacing w:before="200" w:after="283"/>
+        <w:pStyle w:val="TextBody"/>
         <w:rPr>
           <w:b w:val="false"/>
           <w:b w:val="false"/>
@@ -392,7 +950,7 @@
           <w:sz w:val="24"/>
           <w:szCs w:val="24"/>
         </w:rPr>
-        <w:t>Ռադարների դասակարգումը</w:t>
+        <w:t>Թերահիրկ ալիքներն ու միկրոալիքները հանդիսանում են էլեկտրամագնիսական ալիքների բարձր հաճախականության սեգմենտներ։ Նրանք ունեն տարբեր կիրառություններ՝ գիտական հետազոտություններում, հեռահաղորդակցության մեջ, ռադիոֆիզիկայում, բժշկության և ռազմական տեխնոլոգիաներում։</w:t>
       </w:r>
     </w:p>
     <w:p>
@@ -415,321 +973,9 @@
           <w:sz w:val="24"/>
           <w:szCs w:val="24"/>
         </w:rPr>
-        <w:t>Ռադարները կարելի է դասակարգել՝ ըստ ալիքի տեսակի, ֆունկցիոնալ նպատակների, անտենաների տեսակի և ակտիվության/պասիվության։</w:t>
-      </w:r>
-    </w:p>
-    <w:p>
-      <w:pPr>
-        <w:pStyle w:val="Heading3"/>
-        <w:spacing w:before="200" w:after="283"/>
-        <w:rPr>
-          <w:b w:val="false"/>
-          <w:b w:val="false"/>
-          <w:bCs w:val="false"/>
-          <w:color w:val="000000"/>
-          <w:sz w:val="24"/>
-          <w:szCs w:val="24"/>
-        </w:rPr>
-      </w:pPr>
-      <w:r>
-        <w:rPr>
-          <w:b w:val="false"/>
-          <w:bCs w:val="false"/>
-          <w:color w:val="000000"/>
-          <w:sz w:val="24"/>
-          <w:szCs w:val="24"/>
-        </w:rPr>
-        <w:t>Ըստ ալիքի տեսակի</w:t>
-      </w:r>
-    </w:p>
-    <w:p>
-      <w:pPr>
-        <w:pStyle w:val="TextBody"/>
-        <w:rPr/>
-      </w:pPr>
-      <w:r>
-        <w:rPr>
-          <w:rStyle w:val="StrongEmphasis"/>
-          <w:b w:val="false"/>
-          <w:bCs w:val="false"/>
-          <w:color w:val="000000"/>
-          <w:sz w:val="24"/>
-          <w:szCs w:val="24"/>
-        </w:rPr>
-        <w:t>Պուլսային (Pulsed) ռադարներ</w:t>
-      </w:r>
-    </w:p>
-    <w:p>
-      <w:pPr>
-        <w:pStyle w:val="TextBody"/>
-        <w:numPr>
-          <w:ilvl w:val="0"/>
-          <w:numId w:val="12"/>
-        </w:numPr>
-        <w:tabs>
-          <w:tab w:val="clear" w:pos="720"/>
-          <w:tab w:val="left" w:pos="0" w:leader="none"/>
-        </w:tabs>
-        <w:ind w:left="709" w:hanging="283"/>
-        <w:rPr>
-          <w:b w:val="false"/>
-          <w:b w:val="false"/>
-          <w:bCs w:val="false"/>
-          <w:color w:val="000000"/>
-          <w:sz w:val="24"/>
-          <w:szCs w:val="24"/>
-        </w:rPr>
-      </w:pPr>
-      <w:r>
-        <w:rPr>
-          <w:b w:val="false"/>
-          <w:bCs w:val="false"/>
-          <w:color w:val="000000"/>
-          <w:sz w:val="24"/>
-          <w:szCs w:val="24"/>
-        </w:rPr>
-        <w:t>Աշխատում են կարճ, բարձր հզորության ռադիոալիքային պուլսերով։</w:t>
-      </w:r>
-    </w:p>
-    <w:p>
-      <w:pPr>
-        <w:pStyle w:val="TextBody"/>
-        <w:numPr>
-          <w:ilvl w:val="0"/>
-          <w:numId w:val="12"/>
-        </w:numPr>
-        <w:tabs>
-          <w:tab w:val="clear" w:pos="720"/>
-          <w:tab w:val="left" w:pos="0" w:leader="none"/>
-        </w:tabs>
-        <w:ind w:left="709" w:hanging="283"/>
-        <w:rPr>
-          <w:b w:val="false"/>
-          <w:b w:val="false"/>
-          <w:bCs w:val="false"/>
-          <w:color w:val="000000"/>
-          <w:sz w:val="24"/>
-          <w:szCs w:val="24"/>
-        </w:rPr>
-      </w:pPr>
-      <w:r>
-        <w:rPr>
-          <w:b w:val="false"/>
-          <w:bCs w:val="false"/>
-          <w:color w:val="000000"/>
-          <w:sz w:val="24"/>
-          <w:szCs w:val="24"/>
-        </w:rPr>
-        <w:t>Պուլսի երկարությունը սովորաբար շատ կարճ է (միկրոկվանտական կարգի), ինչը թույլ է տալիս բարձր ճշգրտությամբ չափել հեռավորությունը՝ հաշվելով ազդանշանի վերադարձի ժամանակը։</w:t>
-      </w:r>
-    </w:p>
-    <w:p>
-      <w:pPr>
-        <w:pStyle w:val="TextBody"/>
-        <w:numPr>
-          <w:ilvl w:val="0"/>
-          <w:numId w:val="12"/>
-        </w:numPr>
-        <w:tabs>
-          <w:tab w:val="clear" w:pos="720"/>
-          <w:tab w:val="left" w:pos="0" w:leader="none"/>
-        </w:tabs>
-        <w:ind w:left="709" w:hanging="283"/>
-        <w:rPr>
-          <w:b w:val="false"/>
-          <w:b w:val="false"/>
-          <w:bCs w:val="false"/>
-          <w:color w:val="000000"/>
-          <w:sz w:val="24"/>
-          <w:szCs w:val="24"/>
-        </w:rPr>
-      </w:pPr>
-      <w:r>
-        <w:rPr>
-          <w:b w:val="false"/>
-          <w:bCs w:val="false"/>
-          <w:color w:val="000000"/>
-          <w:sz w:val="24"/>
-          <w:szCs w:val="24"/>
-        </w:rPr>
-        <w:t>Օգտագործվում են ավիացիայում՝ օդանավերի դիրքը վերահսկելու համար, ծովային նավարկությունում՝ նավերի տեղաշարժը վերահսկելու համար։</w:t>
-      </w:r>
-    </w:p>
-    <w:p>
-      <w:pPr>
-        <w:pStyle w:val="TextBody"/>
-        <w:numPr>
-          <w:ilvl w:val="0"/>
-          <w:numId w:val="12"/>
-        </w:numPr>
-        <w:tabs>
-          <w:tab w:val="clear" w:pos="720"/>
-          <w:tab w:val="left" w:pos="0" w:leader="none"/>
-        </w:tabs>
-        <w:ind w:left="709" w:hanging="283"/>
-        <w:rPr>
-          <w:b w:val="false"/>
-          <w:b w:val="false"/>
-          <w:bCs w:val="false"/>
-          <w:color w:val="000000"/>
-          <w:sz w:val="24"/>
-          <w:szCs w:val="24"/>
-        </w:rPr>
-      </w:pPr>
-      <w:r>
-        <w:rPr>
-          <w:b w:val="false"/>
-          <w:bCs w:val="false"/>
-          <w:color w:val="000000"/>
-          <w:sz w:val="24"/>
-          <w:szCs w:val="24"/>
-        </w:rPr>
-        <w:t>Առավելություն՝ մեծ հեռավորություններն ու բարձր ճշգրտությունը։ Թերություն՝ պահանջում է բարձր էներգիա և բարդ հաղորդակցային համակարգ։</w:t>
-      </w:r>
-    </w:p>
-    <w:p>
-      <w:pPr>
-        <w:pStyle w:val="TextBody"/>
-        <w:rPr/>
-      </w:pPr>
-      <w:r>
-        <w:rPr>
-          <w:rStyle w:val="StrongEmphasis"/>
-          <w:b w:val="false"/>
-          <w:bCs w:val="false"/>
-          <w:color w:val="000000"/>
-          <w:sz w:val="24"/>
-          <w:szCs w:val="24"/>
-        </w:rPr>
-        <w:t>Շարունակական ալիք (CW, FMCW)</w:t>
-      </w:r>
-    </w:p>
-    <w:p>
-      <w:pPr>
-        <w:pStyle w:val="TextBody"/>
-        <w:numPr>
-          <w:ilvl w:val="0"/>
-          <w:numId w:val="13"/>
-        </w:numPr>
-        <w:tabs>
-          <w:tab w:val="clear" w:pos="720"/>
-          <w:tab w:val="left" w:pos="0" w:leader="none"/>
-        </w:tabs>
-        <w:ind w:left="709" w:hanging="283"/>
-        <w:rPr>
-          <w:b w:val="false"/>
-          <w:b w:val="false"/>
-          <w:bCs w:val="false"/>
-          <w:color w:val="000000"/>
-          <w:sz w:val="24"/>
-          <w:szCs w:val="24"/>
-        </w:rPr>
-      </w:pPr>
-      <w:r>
-        <w:rPr>
-          <w:b w:val="false"/>
-          <w:bCs w:val="false"/>
-          <w:color w:val="000000"/>
-          <w:sz w:val="24"/>
-          <w:szCs w:val="24"/>
-        </w:rPr>
-        <w:t>Ուղարկում են անընդհատ ռադիոալիք, երբեմն հաճախականությունը փոփոխվում է (FMCW – Frequency Modulated Continuous Wave)։</w:t>
-      </w:r>
-    </w:p>
-    <w:p>
-      <w:pPr>
-        <w:pStyle w:val="TextBody"/>
-        <w:numPr>
-          <w:ilvl w:val="0"/>
-          <w:numId w:val="13"/>
-        </w:numPr>
-        <w:tabs>
-          <w:tab w:val="clear" w:pos="720"/>
-          <w:tab w:val="left" w:pos="0" w:leader="none"/>
-        </w:tabs>
-        <w:ind w:left="709" w:hanging="283"/>
-        <w:rPr>
-          <w:b w:val="false"/>
-          <w:b w:val="false"/>
-          <w:bCs w:val="false"/>
-          <w:color w:val="000000"/>
-          <w:sz w:val="24"/>
-          <w:szCs w:val="24"/>
-        </w:rPr>
-      </w:pPr>
-      <w:r>
-        <w:rPr>
-          <w:b w:val="false"/>
-          <w:bCs w:val="false"/>
-          <w:color w:val="000000"/>
-          <w:sz w:val="24"/>
-          <w:szCs w:val="24"/>
-        </w:rPr>
-        <w:t>Հիմնականում օգտագործվում է օբյեկտի արագությունը որոշելու համար՝ Դոպլերային էֆեկտի միջոցով։</w:t>
-      </w:r>
-    </w:p>
-    <w:p>
-      <w:pPr>
-        <w:pStyle w:val="TextBody"/>
-        <w:numPr>
-          <w:ilvl w:val="0"/>
-          <w:numId w:val="13"/>
-        </w:numPr>
-        <w:tabs>
-          <w:tab w:val="clear" w:pos="720"/>
-          <w:tab w:val="left" w:pos="0" w:leader="none"/>
-        </w:tabs>
-        <w:ind w:left="709" w:hanging="283"/>
-        <w:rPr>
-          <w:b w:val="false"/>
-          <w:b w:val="false"/>
-          <w:bCs w:val="false"/>
-          <w:color w:val="000000"/>
-          <w:sz w:val="24"/>
-          <w:szCs w:val="24"/>
-        </w:rPr>
-      </w:pPr>
-      <w:r>
-        <w:rPr>
-          <w:b w:val="false"/>
-          <w:bCs w:val="false"/>
-          <w:color w:val="000000"/>
-          <w:sz w:val="24"/>
-          <w:szCs w:val="24"/>
-        </w:rPr>
-        <w:t>Առավելություն՝ ցածր էներգիայի սպառում և բարձր արագության ճշգրտություն։</w:t>
-      </w:r>
-    </w:p>
-    <w:p>
-      <w:pPr>
-        <w:pStyle w:val="TextBody"/>
-        <w:numPr>
-          <w:ilvl w:val="0"/>
-          <w:numId w:val="13"/>
-        </w:numPr>
-        <w:tabs>
-          <w:tab w:val="clear" w:pos="720"/>
-          <w:tab w:val="left" w:pos="0" w:leader="none"/>
-        </w:tabs>
-        <w:ind w:left="709" w:hanging="283"/>
-        <w:rPr>
-          <w:b w:val="false"/>
-          <w:b w:val="false"/>
-          <w:bCs w:val="false"/>
-          <w:color w:val="000000"/>
-          <w:sz w:val="24"/>
-          <w:szCs w:val="24"/>
-        </w:rPr>
-      </w:pPr>
-      <w:r>
-        <w:rPr>
-          <w:b w:val="false"/>
-          <w:bCs w:val="false"/>
-          <w:color w:val="000000"/>
-          <w:sz w:val="24"/>
-          <w:szCs w:val="24"/>
-        </w:rPr>
-        <w:t>Թերություն՝ միայն արագությունը չափում է, հեռավորության ճշգրտումը պահանջում է լրացուցիչ տեխնիկա։</w:t>
+        <w:t>Միկրոալիքները (Microwave, 1GHz–300GHz) լայնորեն օգտագործվում են ռադարներում, հեռահաղորդակցության համակարգերում, կոսմոսային հաղորդակցության մեջ։</w:t>
+        <w:br/>
+        <w:t>Թերահիրկ ալիքները (THz, 0.1–10THz) նոր սերնդի տեխնոլոգիա են, որը կապում է միկրոալիքների և ինֆրակարմիր ճառագայթների առավելությունները՝ բարձր լուծողականություն ու մեծ բանդվիդթ ապահովելով։</w:t>
       </w:r>
     </w:p>
     <w:p>
@@ -756,7 +1002,7 @@
     </w:p>
     <w:p>
       <w:pPr>
-        <w:pStyle w:val="Heading3"/>
+        <w:pStyle w:val="Heading2"/>
         <w:spacing w:before="200" w:after="283"/>
         <w:rPr>
           <w:b w:val="false"/>
@@ -775,333 +1021,510 @@
           <w:sz w:val="24"/>
           <w:szCs w:val="24"/>
         </w:rPr>
-        <w:t>2. Ըստ ֆունկցիայի</w:t>
+        <w:t>1. Հաճախականության և ալիքների առանձնահատկություններ</w:t>
       </w:r>
     </w:p>
-    <w:p>
-      <w:pPr>
-        <w:pStyle w:val="TextBody"/>
-        <w:rPr/>
-      </w:pPr>
-      <w:r>
-        <w:rPr>
-          <w:rStyle w:val="StrongEmphasis"/>
-          <w:b w:val="false"/>
-          <w:bCs w:val="false"/>
-          <w:color w:val="000000"/>
-          <w:sz w:val="24"/>
-          <w:szCs w:val="24"/>
-        </w:rPr>
-        <w:t>Հետախուզական (Surveillance)</w:t>
-      </w:r>
-    </w:p>
-    <w:p>
-      <w:pPr>
-        <w:pStyle w:val="TextBody"/>
-        <w:numPr>
-          <w:ilvl w:val="0"/>
-          <w:numId w:val="14"/>
-        </w:numPr>
-        <w:tabs>
-          <w:tab w:val="clear" w:pos="720"/>
-          <w:tab w:val="left" w:pos="0" w:leader="none"/>
-        </w:tabs>
-        <w:ind w:left="709" w:hanging="283"/>
-        <w:rPr>
-          <w:b w:val="false"/>
-          <w:b w:val="false"/>
-          <w:bCs w:val="false"/>
-          <w:color w:val="000000"/>
-          <w:sz w:val="24"/>
-          <w:szCs w:val="24"/>
-        </w:rPr>
-      </w:pPr>
-      <w:r>
-        <w:rPr>
-          <w:b w:val="false"/>
-          <w:bCs w:val="false"/>
-          <w:color w:val="000000"/>
-          <w:sz w:val="24"/>
-          <w:szCs w:val="24"/>
-        </w:rPr>
-        <w:t>Նպատակը՝ լայն տարածքի մշտական վերահսկողություն։</w:t>
-      </w:r>
-    </w:p>
-    <w:p>
-      <w:pPr>
-        <w:pStyle w:val="TextBody"/>
-        <w:numPr>
-          <w:ilvl w:val="0"/>
-          <w:numId w:val="14"/>
-        </w:numPr>
-        <w:tabs>
-          <w:tab w:val="clear" w:pos="720"/>
-          <w:tab w:val="left" w:pos="0" w:leader="none"/>
-        </w:tabs>
-        <w:ind w:left="709" w:hanging="283"/>
-        <w:rPr>
-          <w:b w:val="false"/>
-          <w:b w:val="false"/>
-          <w:bCs w:val="false"/>
-          <w:color w:val="000000"/>
-          <w:sz w:val="24"/>
-          <w:szCs w:val="24"/>
-        </w:rPr>
-      </w:pPr>
-      <w:r>
-        <w:rPr>
-          <w:b w:val="false"/>
-          <w:bCs w:val="false"/>
-          <w:color w:val="000000"/>
-          <w:sz w:val="24"/>
-          <w:szCs w:val="24"/>
-        </w:rPr>
-        <w:t>Օգտագործվում է օդային տարածքի վերահսկման և ռազմական նպատակների համար։</w:t>
-      </w:r>
-    </w:p>
-    <w:p>
-      <w:pPr>
-        <w:pStyle w:val="TextBody"/>
-        <w:rPr/>
-      </w:pPr>
-      <w:r>
-        <w:rPr>
-          <w:rStyle w:val="StrongEmphasis"/>
-          <w:b w:val="false"/>
-          <w:bCs w:val="false"/>
-          <w:color w:val="000000"/>
-          <w:sz w:val="24"/>
-          <w:szCs w:val="24"/>
-        </w:rPr>
-        <w:t>Հետևողական (Tracking)</w:t>
-      </w:r>
-    </w:p>
-    <w:p>
-      <w:pPr>
-        <w:pStyle w:val="TextBody"/>
-        <w:numPr>
-          <w:ilvl w:val="0"/>
-          <w:numId w:val="15"/>
-        </w:numPr>
-        <w:tabs>
-          <w:tab w:val="clear" w:pos="720"/>
-          <w:tab w:val="left" w:pos="0" w:leader="none"/>
-        </w:tabs>
-        <w:ind w:left="709" w:hanging="283"/>
-        <w:rPr>
-          <w:b w:val="false"/>
-          <w:b w:val="false"/>
-          <w:bCs w:val="false"/>
-          <w:color w:val="000000"/>
-          <w:sz w:val="24"/>
-          <w:szCs w:val="24"/>
-        </w:rPr>
-      </w:pPr>
-      <w:r>
-        <w:rPr>
-          <w:b w:val="false"/>
-          <w:bCs w:val="false"/>
-          <w:color w:val="000000"/>
-          <w:sz w:val="24"/>
-          <w:szCs w:val="24"/>
-        </w:rPr>
-        <w:t>Նպատակը՝ կոնկրետ թիրախի հետևում մնալը և նրա դիրքի և արագության հաշվարկը։</w:t>
-      </w:r>
-    </w:p>
-    <w:p>
-      <w:pPr>
-        <w:pStyle w:val="TextBody"/>
-        <w:numPr>
-          <w:ilvl w:val="0"/>
-          <w:numId w:val="15"/>
-        </w:numPr>
-        <w:tabs>
-          <w:tab w:val="clear" w:pos="720"/>
-          <w:tab w:val="left" w:pos="0" w:leader="none"/>
-        </w:tabs>
-        <w:ind w:left="709" w:hanging="283"/>
-        <w:rPr>
-          <w:b w:val="false"/>
-          <w:b w:val="false"/>
-          <w:bCs w:val="false"/>
-          <w:color w:val="000000"/>
-          <w:sz w:val="24"/>
-          <w:szCs w:val="24"/>
-        </w:rPr>
-      </w:pPr>
-      <w:r>
-        <w:rPr>
-          <w:b w:val="false"/>
-          <w:bCs w:val="false"/>
-          <w:color w:val="000000"/>
-          <w:sz w:val="24"/>
-          <w:szCs w:val="24"/>
-        </w:rPr>
-        <w:t>Օգտագործվում է հրթիռային համակարգերում և օդանավերի ավտոմատ կառավարման համակարգերում։</w:t>
-      </w:r>
-    </w:p>
-    <w:p>
-      <w:pPr>
-        <w:pStyle w:val="TextBody"/>
-        <w:rPr/>
-      </w:pPr>
-      <w:r>
-        <w:rPr>
-          <w:rStyle w:val="StrongEmphasis"/>
-          <w:b w:val="false"/>
-          <w:bCs w:val="false"/>
-          <w:color w:val="000000"/>
-          <w:sz w:val="24"/>
-          <w:szCs w:val="24"/>
-        </w:rPr>
-        <w:t>Եղանակագիտական (Weather)</w:t>
-      </w:r>
-    </w:p>
-    <w:p>
-      <w:pPr>
-        <w:pStyle w:val="TextBody"/>
-        <w:numPr>
-          <w:ilvl w:val="0"/>
-          <w:numId w:val="16"/>
-        </w:numPr>
-        <w:tabs>
-          <w:tab w:val="clear" w:pos="720"/>
-          <w:tab w:val="left" w:pos="0" w:leader="none"/>
-        </w:tabs>
-        <w:ind w:left="709" w:hanging="283"/>
-        <w:rPr>
-          <w:b w:val="false"/>
-          <w:b w:val="false"/>
-          <w:bCs w:val="false"/>
-          <w:color w:val="000000"/>
-          <w:sz w:val="24"/>
-          <w:szCs w:val="24"/>
-        </w:rPr>
-      </w:pPr>
-      <w:r>
-        <w:rPr>
-          <w:b w:val="false"/>
-          <w:bCs w:val="false"/>
-          <w:color w:val="000000"/>
-          <w:sz w:val="24"/>
-          <w:szCs w:val="24"/>
-        </w:rPr>
-        <w:t>Աշխատում են մթնոլորտի ներսում տեղումների, ամպրոպների, քամու և եղանակային երևույթների ուսումնասիրության համար։</w:t>
-      </w:r>
-    </w:p>
-    <w:p>
-      <w:pPr>
-        <w:pStyle w:val="TextBody"/>
-        <w:numPr>
-          <w:ilvl w:val="0"/>
-          <w:numId w:val="16"/>
-        </w:numPr>
-        <w:tabs>
-          <w:tab w:val="clear" w:pos="720"/>
-          <w:tab w:val="left" w:pos="0" w:leader="none"/>
-        </w:tabs>
-        <w:ind w:left="709" w:hanging="283"/>
-        <w:rPr>
-          <w:b w:val="false"/>
-          <w:b w:val="false"/>
-          <w:bCs w:val="false"/>
-          <w:color w:val="000000"/>
-          <w:sz w:val="24"/>
-          <w:szCs w:val="24"/>
-        </w:rPr>
-      </w:pPr>
-      <w:r>
-        <w:rPr>
-          <w:b w:val="false"/>
-          <w:bCs w:val="false"/>
-          <w:color w:val="000000"/>
-          <w:sz w:val="24"/>
-          <w:szCs w:val="24"/>
-        </w:rPr>
-        <w:t>Օգտագործվում է օդերևութաբանական ծառայություններում։</w:t>
-      </w:r>
-    </w:p>
-    <w:p>
-      <w:pPr>
-        <w:pStyle w:val="TextBody"/>
-        <w:rPr/>
-      </w:pPr>
-      <w:r>
-        <w:rPr>
-          <w:rStyle w:val="StrongEmphasis"/>
-          <w:b w:val="false"/>
-          <w:bCs w:val="false"/>
-          <w:color w:val="000000"/>
-          <w:sz w:val="24"/>
-          <w:szCs w:val="24"/>
-        </w:rPr>
-        <w:t>Պատկերման (Imaging, SAR/ISAR)</w:t>
-      </w:r>
-    </w:p>
-    <w:p>
-      <w:pPr>
-        <w:pStyle w:val="TextBody"/>
-        <w:numPr>
-          <w:ilvl w:val="0"/>
-          <w:numId w:val="17"/>
-        </w:numPr>
-        <w:tabs>
-          <w:tab w:val="clear" w:pos="720"/>
-          <w:tab w:val="left" w:pos="0" w:leader="none"/>
-        </w:tabs>
-        <w:ind w:left="709" w:hanging="283"/>
-        <w:rPr>
-          <w:b w:val="false"/>
-          <w:b w:val="false"/>
-          <w:bCs w:val="false"/>
-          <w:color w:val="000000"/>
-          <w:sz w:val="24"/>
-          <w:szCs w:val="24"/>
-        </w:rPr>
-      </w:pPr>
-      <w:r>
-        <w:rPr>
-          <w:b w:val="false"/>
-          <w:bCs w:val="false"/>
-          <w:color w:val="000000"/>
-          <w:sz w:val="24"/>
-          <w:szCs w:val="24"/>
-        </w:rPr>
-        <w:t>SAR – Սինթետիկ ապերտուրա, ISAR – Տիեզերական շարժվող թիրախների պատկերման ռադարներ։</w:t>
-      </w:r>
-    </w:p>
-    <w:p>
-      <w:pPr>
-        <w:pStyle w:val="TextBody"/>
-        <w:numPr>
-          <w:ilvl w:val="0"/>
-          <w:numId w:val="17"/>
-        </w:numPr>
-        <w:tabs>
-          <w:tab w:val="clear" w:pos="720"/>
-          <w:tab w:val="left" w:pos="0" w:leader="none"/>
-        </w:tabs>
-        <w:ind w:left="709" w:hanging="283"/>
-        <w:rPr>
-          <w:b w:val="false"/>
-          <w:b w:val="false"/>
-          <w:bCs w:val="false"/>
-          <w:color w:val="000000"/>
-          <w:sz w:val="24"/>
-          <w:szCs w:val="24"/>
-        </w:rPr>
-      </w:pPr>
-      <w:r>
-        <w:rPr>
-          <w:b w:val="false"/>
-          <w:bCs w:val="false"/>
-          <w:color w:val="000000"/>
-          <w:sz w:val="24"/>
-          <w:szCs w:val="24"/>
-        </w:rPr>
-        <w:t>Հեռավոր կամ փոքր օբյեկտների բարձր լուծողականությամբ պատկերներ ստանալու համար օգտագործվում են հետազոտական, քարտեզագրական և ռազմական ոլորտներում։</w:t>
-      </w:r>
-    </w:p>
+    <w:tbl>
+      <w:tblPr>
+        <w:tblW w:w="8640" w:type="dxa"/>
+        <w:jc w:val="left"/>
+        <w:tblInd w:w="28" w:type="dxa"/>
+        <w:tblLayout w:type="fixed"/>
+        <w:tblCellMar>
+          <w:top w:w="28" w:type="dxa"/>
+          <w:left w:w="28" w:type="dxa"/>
+          <w:bottom w:w="28" w:type="dxa"/>
+          <w:right w:w="28" w:type="dxa"/>
+        </w:tblCellMar>
+      </w:tblPr>
+      <w:tblGrid>
+        <w:gridCol w:w="3439"/>
+        <w:gridCol w:w="2092"/>
+        <w:gridCol w:w="3109"/>
+      </w:tblGrid>
+      <w:tr>
+        <w:trPr>
+          <w:tblHeader w:val="true"/>
+        </w:trPr>
+        <w:tc>
+          <w:tcPr>
+            <w:tcW w:w="3439" w:type="dxa"/>
+            <w:tcBorders/>
+            <w:vAlign w:val="center"/>
+          </w:tcPr>
+          <w:p>
+            <w:pPr>
+              <w:pStyle w:val="TableHeading"/>
+              <w:spacing w:before="0" w:after="200"/>
+              <w:rPr>
+                <w:b w:val="false"/>
+                <w:b w:val="false"/>
+                <w:bCs w:val="false"/>
+                <w:color w:val="000000"/>
+                <w:sz w:val="24"/>
+                <w:szCs w:val="24"/>
+              </w:rPr>
+            </w:pPr>
+            <w:r>
+              <w:rPr>
+                <w:b w:val="false"/>
+                <w:bCs w:val="false"/>
+                <w:color w:val="000000"/>
+                <w:sz w:val="24"/>
+                <w:szCs w:val="24"/>
+              </w:rPr>
+              <w:t>Փոխառվող պարամետր</w:t>
+            </w:r>
+          </w:p>
+        </w:tc>
+        <w:tc>
+          <w:tcPr>
+            <w:tcW w:w="2092" w:type="dxa"/>
+            <w:tcBorders/>
+            <w:vAlign w:val="center"/>
+          </w:tcPr>
+          <w:p>
+            <w:pPr>
+              <w:pStyle w:val="TableHeading"/>
+              <w:spacing w:before="0" w:after="200"/>
+              <w:rPr>
+                <w:b w:val="false"/>
+                <w:b w:val="false"/>
+                <w:bCs w:val="false"/>
+                <w:color w:val="000000"/>
+                <w:sz w:val="24"/>
+                <w:szCs w:val="24"/>
+              </w:rPr>
+            </w:pPr>
+            <w:r>
+              <w:rPr>
+                <w:b w:val="false"/>
+                <w:bCs w:val="false"/>
+                <w:color w:val="000000"/>
+                <w:sz w:val="24"/>
+                <w:szCs w:val="24"/>
+              </w:rPr>
+              <w:t>Միկրոալիքներ</w:t>
+            </w:r>
+          </w:p>
+        </w:tc>
+        <w:tc>
+          <w:tcPr>
+            <w:tcW w:w="3109" w:type="dxa"/>
+            <w:tcBorders/>
+            <w:vAlign w:val="center"/>
+          </w:tcPr>
+          <w:p>
+            <w:pPr>
+              <w:pStyle w:val="TableHeading"/>
+              <w:spacing w:before="0" w:after="200"/>
+              <w:rPr>
+                <w:b w:val="false"/>
+                <w:b w:val="false"/>
+                <w:bCs w:val="false"/>
+                <w:color w:val="000000"/>
+                <w:sz w:val="24"/>
+                <w:szCs w:val="24"/>
+              </w:rPr>
+            </w:pPr>
+            <w:r>
+              <w:rPr>
+                <w:b w:val="false"/>
+                <w:bCs w:val="false"/>
+                <w:color w:val="000000"/>
+                <w:sz w:val="24"/>
+                <w:szCs w:val="24"/>
+              </w:rPr>
+              <w:t>THz ալիքներ</w:t>
+            </w:r>
+          </w:p>
+        </w:tc>
+      </w:tr>
+      <w:tr>
+        <w:trPr/>
+        <w:tc>
+          <w:tcPr>
+            <w:tcW w:w="3439" w:type="dxa"/>
+            <w:tcBorders/>
+            <w:vAlign w:val="center"/>
+          </w:tcPr>
+          <w:p>
+            <w:pPr>
+              <w:pStyle w:val="TableContents"/>
+              <w:spacing w:before="0" w:after="200"/>
+              <w:rPr>
+                <w:b w:val="false"/>
+                <w:b w:val="false"/>
+                <w:bCs w:val="false"/>
+                <w:color w:val="000000"/>
+                <w:sz w:val="24"/>
+                <w:szCs w:val="24"/>
+              </w:rPr>
+            </w:pPr>
+            <w:r>
+              <w:rPr>
+                <w:b w:val="false"/>
+                <w:bCs w:val="false"/>
+                <w:color w:val="000000"/>
+                <w:sz w:val="24"/>
+                <w:szCs w:val="24"/>
+              </w:rPr>
+              <w:t>Հաճախականություն</w:t>
+            </w:r>
+          </w:p>
+        </w:tc>
+        <w:tc>
+          <w:tcPr>
+            <w:tcW w:w="2092" w:type="dxa"/>
+            <w:tcBorders/>
+            <w:vAlign w:val="center"/>
+          </w:tcPr>
+          <w:p>
+            <w:pPr>
+              <w:pStyle w:val="TableContents"/>
+              <w:spacing w:before="0" w:after="200"/>
+              <w:rPr>
+                <w:b w:val="false"/>
+                <w:b w:val="false"/>
+                <w:bCs w:val="false"/>
+                <w:color w:val="000000"/>
+                <w:sz w:val="24"/>
+                <w:szCs w:val="24"/>
+              </w:rPr>
+            </w:pPr>
+            <w:r>
+              <w:rPr>
+                <w:b w:val="false"/>
+                <w:bCs w:val="false"/>
+                <w:color w:val="000000"/>
+                <w:sz w:val="24"/>
+                <w:szCs w:val="24"/>
+              </w:rPr>
+              <w:t>1–300 GHz</w:t>
+            </w:r>
+          </w:p>
+        </w:tc>
+        <w:tc>
+          <w:tcPr>
+            <w:tcW w:w="3109" w:type="dxa"/>
+            <w:tcBorders/>
+            <w:vAlign w:val="center"/>
+          </w:tcPr>
+          <w:p>
+            <w:pPr>
+              <w:pStyle w:val="TableContents"/>
+              <w:spacing w:before="0" w:after="200"/>
+              <w:rPr>
+                <w:b w:val="false"/>
+                <w:b w:val="false"/>
+                <w:bCs w:val="false"/>
+                <w:color w:val="000000"/>
+                <w:sz w:val="24"/>
+                <w:szCs w:val="24"/>
+              </w:rPr>
+            </w:pPr>
+            <w:r>
+              <w:rPr>
+                <w:b w:val="false"/>
+                <w:bCs w:val="false"/>
+                <w:color w:val="000000"/>
+                <w:sz w:val="24"/>
+                <w:szCs w:val="24"/>
+              </w:rPr>
+              <w:t>0.1–10 THz</w:t>
+            </w:r>
+          </w:p>
+        </w:tc>
+      </w:tr>
+      <w:tr>
+        <w:trPr/>
+        <w:tc>
+          <w:tcPr>
+            <w:tcW w:w="3439" w:type="dxa"/>
+            <w:tcBorders/>
+            <w:vAlign w:val="center"/>
+          </w:tcPr>
+          <w:p>
+            <w:pPr>
+              <w:pStyle w:val="TableContents"/>
+              <w:spacing w:before="0" w:after="200"/>
+              <w:rPr>
+                <w:b w:val="false"/>
+                <w:b w:val="false"/>
+                <w:bCs w:val="false"/>
+                <w:color w:val="000000"/>
+                <w:sz w:val="24"/>
+                <w:szCs w:val="24"/>
+              </w:rPr>
+            </w:pPr>
+            <w:r>
+              <w:rPr>
+                <w:b w:val="false"/>
+                <w:bCs w:val="false"/>
+                <w:color w:val="000000"/>
+                <w:sz w:val="24"/>
+                <w:szCs w:val="24"/>
+              </w:rPr>
+              <w:t>Բառդվիդթ</w:t>
+            </w:r>
+          </w:p>
+        </w:tc>
+        <w:tc>
+          <w:tcPr>
+            <w:tcW w:w="2092" w:type="dxa"/>
+            <w:tcBorders/>
+            <w:vAlign w:val="center"/>
+          </w:tcPr>
+          <w:p>
+            <w:pPr>
+              <w:pStyle w:val="TableContents"/>
+              <w:spacing w:before="0" w:after="200"/>
+              <w:rPr>
+                <w:b w:val="false"/>
+                <w:b w:val="false"/>
+                <w:bCs w:val="false"/>
+                <w:color w:val="000000"/>
+                <w:sz w:val="24"/>
+                <w:szCs w:val="24"/>
+              </w:rPr>
+            </w:pPr>
+            <w:r>
+              <w:rPr>
+                <w:b w:val="false"/>
+                <w:bCs w:val="false"/>
+                <w:color w:val="000000"/>
+                <w:sz w:val="24"/>
+                <w:szCs w:val="24"/>
+              </w:rPr>
+              <w:t>Նեղ</w:t>
+            </w:r>
+          </w:p>
+        </w:tc>
+        <w:tc>
+          <w:tcPr>
+            <w:tcW w:w="3109" w:type="dxa"/>
+            <w:tcBorders/>
+            <w:vAlign w:val="center"/>
+          </w:tcPr>
+          <w:p>
+            <w:pPr>
+              <w:pStyle w:val="TableContents"/>
+              <w:spacing w:before="0" w:after="200"/>
+              <w:rPr>
+                <w:b w:val="false"/>
+                <w:b w:val="false"/>
+                <w:bCs w:val="false"/>
+                <w:color w:val="000000"/>
+                <w:sz w:val="24"/>
+                <w:szCs w:val="24"/>
+              </w:rPr>
+            </w:pPr>
+            <w:r>
+              <w:rPr>
+                <w:b w:val="false"/>
+                <w:bCs w:val="false"/>
+                <w:color w:val="000000"/>
+                <w:sz w:val="24"/>
+                <w:szCs w:val="24"/>
+              </w:rPr>
+              <w:t>Շատ լայն</w:t>
+            </w:r>
+          </w:p>
+        </w:tc>
+      </w:tr>
+      <w:tr>
+        <w:trPr/>
+        <w:tc>
+          <w:tcPr>
+            <w:tcW w:w="3439" w:type="dxa"/>
+            <w:tcBorders/>
+            <w:vAlign w:val="center"/>
+          </w:tcPr>
+          <w:p>
+            <w:pPr>
+              <w:pStyle w:val="TableContents"/>
+              <w:spacing w:before="0" w:after="200"/>
+              <w:rPr>
+                <w:b w:val="false"/>
+                <w:b w:val="false"/>
+                <w:bCs w:val="false"/>
+                <w:color w:val="000000"/>
+                <w:sz w:val="24"/>
+                <w:szCs w:val="24"/>
+              </w:rPr>
+            </w:pPr>
+            <w:r>
+              <w:rPr>
+                <w:b w:val="false"/>
+                <w:bCs w:val="false"/>
+                <w:color w:val="000000"/>
+                <w:sz w:val="24"/>
+                <w:szCs w:val="24"/>
+              </w:rPr>
+              <w:t>Ալիքի երկարություն</w:t>
+            </w:r>
+          </w:p>
+        </w:tc>
+        <w:tc>
+          <w:tcPr>
+            <w:tcW w:w="2092" w:type="dxa"/>
+            <w:tcBorders/>
+            <w:vAlign w:val="center"/>
+          </w:tcPr>
+          <w:p>
+            <w:pPr>
+              <w:pStyle w:val="TableContents"/>
+              <w:spacing w:before="0" w:after="200"/>
+              <w:rPr>
+                <w:b w:val="false"/>
+                <w:b w:val="false"/>
+                <w:bCs w:val="false"/>
+                <w:color w:val="000000"/>
+                <w:sz w:val="24"/>
+                <w:szCs w:val="24"/>
+              </w:rPr>
+            </w:pPr>
+            <w:r>
+              <w:rPr>
+                <w:b w:val="false"/>
+                <w:bCs w:val="false"/>
+                <w:color w:val="000000"/>
+                <w:sz w:val="24"/>
+                <w:szCs w:val="24"/>
+              </w:rPr>
+              <w:t>1 mm – 30 cm</w:t>
+            </w:r>
+          </w:p>
+        </w:tc>
+        <w:tc>
+          <w:tcPr>
+            <w:tcW w:w="3109" w:type="dxa"/>
+            <w:tcBorders/>
+            <w:vAlign w:val="center"/>
+          </w:tcPr>
+          <w:p>
+            <w:pPr>
+              <w:pStyle w:val="TableContents"/>
+              <w:spacing w:before="0" w:after="200"/>
+              <w:rPr>
+                <w:b w:val="false"/>
+                <w:b w:val="false"/>
+                <w:bCs w:val="false"/>
+                <w:color w:val="000000"/>
+                <w:sz w:val="24"/>
+                <w:szCs w:val="24"/>
+              </w:rPr>
+            </w:pPr>
+            <w:r>
+              <w:rPr>
+                <w:b w:val="false"/>
+                <w:bCs w:val="false"/>
+                <w:color w:val="000000"/>
+                <w:sz w:val="24"/>
+                <w:szCs w:val="24"/>
+              </w:rPr>
+              <w:t>30 μm – 3 mm</w:t>
+            </w:r>
+          </w:p>
+        </w:tc>
+      </w:tr>
+      <w:tr>
+        <w:trPr/>
+        <w:tc>
+          <w:tcPr>
+            <w:tcW w:w="3439" w:type="dxa"/>
+            <w:tcBorders/>
+            <w:vAlign w:val="center"/>
+          </w:tcPr>
+          <w:p>
+            <w:pPr>
+              <w:pStyle w:val="TableContents"/>
+              <w:spacing w:before="0" w:after="200"/>
+              <w:rPr>
+                <w:b w:val="false"/>
+                <w:b w:val="false"/>
+                <w:bCs w:val="false"/>
+                <w:color w:val="000000"/>
+                <w:sz w:val="24"/>
+                <w:szCs w:val="24"/>
+              </w:rPr>
+            </w:pPr>
+            <w:r>
+              <w:rPr>
+                <w:b w:val="false"/>
+                <w:bCs w:val="false"/>
+                <w:color w:val="000000"/>
+                <w:sz w:val="24"/>
+                <w:szCs w:val="24"/>
+              </w:rPr>
+              <w:t>Շրջակա միջավայրի ներթափանցում</w:t>
+            </w:r>
+          </w:p>
+        </w:tc>
+        <w:tc>
+          <w:tcPr>
+            <w:tcW w:w="2092" w:type="dxa"/>
+            <w:tcBorders/>
+            <w:vAlign w:val="center"/>
+          </w:tcPr>
+          <w:p>
+            <w:pPr>
+              <w:pStyle w:val="TableContents"/>
+              <w:spacing w:before="0" w:after="200"/>
+              <w:rPr>
+                <w:b w:val="false"/>
+                <w:b w:val="false"/>
+                <w:bCs w:val="false"/>
+                <w:color w:val="000000"/>
+                <w:sz w:val="24"/>
+                <w:szCs w:val="24"/>
+              </w:rPr>
+            </w:pPr>
+            <w:r>
+              <w:rPr>
+                <w:b w:val="false"/>
+                <w:bCs w:val="false"/>
+                <w:color w:val="000000"/>
+                <w:sz w:val="24"/>
+                <w:szCs w:val="24"/>
+              </w:rPr>
+              <w:t>Լավ</w:t>
+            </w:r>
+          </w:p>
+        </w:tc>
+        <w:tc>
+          <w:tcPr>
+            <w:tcW w:w="3109" w:type="dxa"/>
+            <w:tcBorders/>
+            <w:vAlign w:val="center"/>
+          </w:tcPr>
+          <w:p>
+            <w:pPr>
+              <w:pStyle w:val="TableContents"/>
+              <w:spacing w:before="0" w:after="200"/>
+              <w:rPr>
+                <w:b w:val="false"/>
+                <w:b w:val="false"/>
+                <w:bCs w:val="false"/>
+                <w:color w:val="000000"/>
+                <w:sz w:val="24"/>
+                <w:szCs w:val="24"/>
+              </w:rPr>
+            </w:pPr>
+            <w:r>
+              <w:rPr>
+                <w:b w:val="false"/>
+                <w:bCs w:val="false"/>
+                <w:color w:val="000000"/>
+                <w:sz w:val="24"/>
+                <w:szCs w:val="24"/>
+              </w:rPr>
+              <w:t>Սահմանափակ (ջրի, օդի պատճառով)</w:t>
+            </w:r>
+          </w:p>
+        </w:tc>
+      </w:tr>
+    </w:tbl>
     <w:p>
       <w:pPr>
         <w:pStyle w:val="HorizontalLine"/>
@@ -1126,7 +1549,7 @@
     </w:p>
     <w:p>
       <w:pPr>
-        <w:pStyle w:val="Heading3"/>
+        <w:pStyle w:val="Heading2"/>
         <w:spacing w:before="200" w:after="283"/>
         <w:rPr>
           <w:b w:val="false"/>
@@ -1145,7 +1568,7 @@
           <w:sz w:val="24"/>
           <w:szCs w:val="24"/>
         </w:rPr>
-        <w:t>3. Ըստ անտենայի տեսակի</w:t>
+        <w:t>2. Աշխատանքային սկզբունքներ</w:t>
       </w:r>
     </w:p>
     <w:p>
@@ -1162,7 +1585,7 @@
           <w:sz w:val="24"/>
           <w:szCs w:val="24"/>
         </w:rPr>
-        <w:t>Մեխանիկորեն ուղղորդվող</w:t>
+        <w:t>Միկրոալիքներ</w:t>
       </w:r>
     </w:p>
     <w:p>
@@ -1170,7 +1593,7 @@
         <w:pStyle w:val="TextBody"/>
         <w:numPr>
           <w:ilvl w:val="0"/>
-          <w:numId w:val="18"/>
+          <w:numId w:val="7"/>
         </w:numPr>
         <w:tabs>
           <w:tab w:val="clear" w:pos="720"/>
@@ -1194,7 +1617,7 @@
           <w:sz w:val="24"/>
           <w:szCs w:val="24"/>
         </w:rPr>
-        <w:t>Ունեն շարժվող անտենա, որն ուղղորդվում է ֆիզիկապես՝ նպատակին ճառագայթ ուղարկելու համար։</w:t>
+        <w:t>Հիմնականում օգտագործվում են ռադարներում ու հաղորդակցման համակարգերում՝ ալիքի լայն տարածում ու ուժեղ ներթափանցում ապահովելու համար։</w:t>
       </w:r>
     </w:p>
     <w:p>
@@ -1202,7 +1625,7 @@
         <w:pStyle w:val="TextBody"/>
         <w:numPr>
           <w:ilvl w:val="0"/>
-          <w:numId w:val="18"/>
+          <w:numId w:val="7"/>
         </w:numPr>
         <w:tabs>
           <w:tab w:val="clear" w:pos="720"/>
@@ -1226,21 +1649,12 @@
           <w:sz w:val="24"/>
           <w:szCs w:val="24"/>
         </w:rPr>
-        <w:t>Օրինակ՝ ավիացիոն ռադարներ, ծովային նավերի ռադարներ։</w:t>
+        <w:t>Ռադարային հեռավորության հաշվարկի բանաձև՝</w:t>
       </w:r>
     </w:p>
     <w:p>
       <w:pPr>
         <w:pStyle w:val="TextBody"/>
-        <w:numPr>
-          <w:ilvl w:val="0"/>
-          <w:numId w:val="18"/>
-        </w:numPr>
-        <w:tabs>
-          <w:tab w:val="clear" w:pos="720"/>
-          <w:tab w:val="left" w:pos="0" w:leader="none"/>
-        </w:tabs>
-        <w:ind w:left="709" w:hanging="283"/>
         <w:rPr>
           <w:b w:val="false"/>
           <w:b w:val="false"/>
@@ -1258,56 +1672,47 @@
           <w:sz w:val="24"/>
           <w:szCs w:val="24"/>
         </w:rPr>
-        <w:t>Առավելություն՝ պարզ կառուցվածք, թերություն՝ մեխանիկական մասերի շարժումը սահմանափակում է արագությունը և ճշգրտությունը։</w:t>
+        <w:t xml:space="preserve">R=2c⋅t​ </w:t>
       </w:r>
     </w:p>
     <w:p>
       <w:pPr>
         <w:pStyle w:val="TextBody"/>
-        <w:rPr/>
-      </w:pPr>
-      <w:r>
         <w:rPr>
-          <w:rStyle w:val="StrongEmphasis"/>
+          <w:b w:val="false"/>
           <w:b w:val="false"/>
           <w:bCs w:val="false"/>
           <w:color w:val="000000"/>
           <w:sz w:val="24"/>
           <w:szCs w:val="24"/>
         </w:rPr>
-        <w:t>Ֆազային զանգված (Phased Array, AESA)</w:t>
-      </w:r>
-    </w:p>
-    <w:p>
-      <w:pPr>
-        <w:pStyle w:val="TextBody"/>
-        <w:numPr>
-          <w:ilvl w:val="0"/>
-          <w:numId w:val="19"/>
-        </w:numPr>
-        <w:tabs>
-          <w:tab w:val="clear" w:pos="720"/>
-          <w:tab w:val="left" w:pos="0" w:leader="none"/>
-        </w:tabs>
-        <w:ind w:left="709" w:hanging="283"/>
+      </w:pPr>
+      <w:r>
         <w:rPr>
-          <w:b w:val="false"/>
           <w:b w:val="false"/>
           <w:bCs w:val="false"/>
           <w:color w:val="000000"/>
           <w:sz w:val="24"/>
           <w:szCs w:val="24"/>
         </w:rPr>
+        <w:t>որտեղ R — հեռավորություն, c — լույսի արագություն, t — ազդանշանի ուղևորության ժամանակը։</w:t>
+      </w:r>
+    </w:p>
+    <w:p>
+      <w:pPr>
+        <w:pStyle w:val="TextBody"/>
+        <w:rPr/>
       </w:pPr>
       <w:r>
         <w:rPr>
+          <w:rStyle w:val="StrongEmphasis"/>
           <w:b w:val="false"/>
           <w:bCs w:val="false"/>
           <w:color w:val="000000"/>
           <w:sz w:val="24"/>
           <w:szCs w:val="24"/>
         </w:rPr>
-        <w:t>Արգելված չէ անտենայի ֆիզիկական տեղաշարժով, ուղղորդումը կատարվում է թվային ֆազային փոփոխություններով։</w:t>
+        <w:t>THz ալիքներ</w:t>
       </w:r>
     </w:p>
     <w:p>
@@ -1315,7 +1720,7 @@
         <w:pStyle w:val="TextBody"/>
         <w:numPr>
           <w:ilvl w:val="0"/>
-          <w:numId w:val="19"/>
+          <w:numId w:val="8"/>
         </w:numPr>
         <w:tabs>
           <w:tab w:val="clear" w:pos="720"/>
@@ -1339,7 +1744,7 @@
           <w:sz w:val="24"/>
           <w:szCs w:val="24"/>
         </w:rPr>
-        <w:t>Առավելություն՝ միանգամից մի քանի ուղղությամբ ճառագայթ ուղարկել, արագ ուղղորդում, փոքր սպասման ժամանակ։</w:t>
+        <w:t>Հիմնված են բարձր հաճախականության ալիքների վրա, որոնք հնարավորություն են տալիս բարձր լուծողականությամբ պատկերներ ստանալ (imaging) և նյութերի հատկանիշներ ուսումնասիրել (spectroscopy)։</w:t>
       </w:r>
     </w:p>
     <w:p>
@@ -1347,7 +1752,7 @@
         <w:pStyle w:val="TextBody"/>
         <w:numPr>
           <w:ilvl w:val="0"/>
-          <w:numId w:val="19"/>
+          <w:numId w:val="8"/>
         </w:numPr>
         <w:tabs>
           <w:tab w:val="clear" w:pos="720"/>
@@ -1371,7 +1776,7 @@
           <w:sz w:val="24"/>
           <w:szCs w:val="24"/>
         </w:rPr>
-        <w:t>Օգտագործվում է պաշտպանական համակարգերում, արդի ռազմական ռադարներում և օդային տիեզերական կիրառություններում։</w:t>
+        <w:t>Ապրանքների կամ կենսաբանական նմուշների մանրամասն վերլուծություն՝ օրինակ՝ անոթների պատկերներ, թաքնված նյութերի հայտնաբերում։</w:t>
       </w:r>
     </w:p>
     <w:p>
@@ -1398,7 +1803,7 @@
     </w:p>
     <w:p>
       <w:pPr>
-        <w:pStyle w:val="Heading3"/>
+        <w:pStyle w:val="Heading2"/>
         <w:spacing w:before="200" w:after="283"/>
         <w:rPr>
           <w:b w:val="false"/>
@@ -1417,12 +1822,21 @@
           <w:sz w:val="24"/>
           <w:szCs w:val="24"/>
         </w:rPr>
-        <w:t>4. Ըստ ակտիվության</w:t>
+        <w:t>3. Նյութերի ներթափանցման տարբերություն</w:t>
       </w:r>
     </w:p>
     <w:p>
       <w:pPr>
         <w:pStyle w:val="TextBody"/>
+        <w:numPr>
+          <w:ilvl w:val="0"/>
+          <w:numId w:val="9"/>
+        </w:numPr>
+        <w:tabs>
+          <w:tab w:val="clear" w:pos="720"/>
+          <w:tab w:val="left" w:pos="0" w:leader="none"/>
+        </w:tabs>
+        <w:ind w:left="709" w:hanging="283"/>
         <w:rPr/>
       </w:pPr>
       <w:r>
@@ -1434,254 +1848,58 @@
           <w:sz w:val="24"/>
           <w:szCs w:val="24"/>
         </w:rPr>
-        <w:t>Ակտիվ ռադարներ</w:t>
+        <w:t>Միկրոալիքներ</w:t>
       </w:r>
-    </w:p>
-    <w:p>
-      <w:pPr>
-        <w:pStyle w:val="TextBody"/>
-        <w:numPr>
-          <w:ilvl w:val="0"/>
-          <w:numId w:val="20"/>
-        </w:numPr>
-        <w:tabs>
-          <w:tab w:val="clear" w:pos="720"/>
-          <w:tab w:val="left" w:pos="0" w:leader="none"/>
-        </w:tabs>
-        <w:ind w:left="709" w:hanging="283"/>
+      <w:r>
         <w:rPr>
-          <w:b w:val="false"/>
           <w:b w:val="false"/>
           <w:bCs w:val="false"/>
           <w:color w:val="000000"/>
           <w:sz w:val="24"/>
           <w:szCs w:val="24"/>
         </w:rPr>
+        <w:t xml:space="preserve"> կարող են հեշտ անցնել ամպերի, ծխի, մառախուղի միջով՝ օգտագործվում են ավիացիոն և ծովային ռադարներում։</w:t>
+      </w:r>
+    </w:p>
+    <w:p>
+      <w:pPr>
+        <w:pStyle w:val="TextBody"/>
+        <w:numPr>
+          <w:ilvl w:val="0"/>
+          <w:numId w:val="9"/>
+        </w:numPr>
+        <w:tabs>
+          <w:tab w:val="clear" w:pos="720"/>
+          <w:tab w:val="left" w:pos="0" w:leader="none"/>
+        </w:tabs>
+        <w:ind w:left="709" w:hanging="283"/>
+        <w:rPr/>
       </w:pPr>
       <w:r>
         <w:rPr>
+          <w:rStyle w:val="StrongEmphasis"/>
           <w:b w:val="false"/>
           <w:bCs w:val="false"/>
           <w:color w:val="000000"/>
           <w:sz w:val="24"/>
           <w:szCs w:val="24"/>
         </w:rPr>
-        <w:t>Ուղարկում են սեփական ազդանշան և ընդունում դրա անդրադարձը։</w:t>
+        <w:t>THz ալիքներ</w:t>
       </w:r>
-    </w:p>
-    <w:p>
-      <w:pPr>
-        <w:pStyle w:val="TextBody"/>
-        <w:numPr>
-          <w:ilvl w:val="0"/>
-          <w:numId w:val="20"/>
-        </w:numPr>
-        <w:tabs>
-          <w:tab w:val="clear" w:pos="720"/>
-          <w:tab w:val="left" w:pos="0" w:leader="none"/>
-        </w:tabs>
-        <w:ind w:left="709" w:hanging="283"/>
+      <w:r>
         <w:rPr>
-          <w:b w:val="false"/>
           <w:b w:val="false"/>
           <w:bCs w:val="false"/>
           <w:color w:val="000000"/>
           <w:sz w:val="24"/>
           <w:szCs w:val="24"/>
         </w:rPr>
-      </w:pPr>
-      <w:r>
-        <w:rPr>
-          <w:b w:val="false"/>
-          <w:bCs w:val="false"/>
-          <w:color w:val="000000"/>
-          <w:sz w:val="24"/>
-          <w:szCs w:val="24"/>
-        </w:rPr>
-        <w:t>Առավելություն՝ թույլ է տալիս միանգամից ճշգրիտ չափել հեռավորություն, արագություն և դիրք։</w:t>
+        <w:t xml:space="preserve"> սահմանափակ ներթափանցում ունեն ջրի, հումքի կամ խոնավության առկայության դեպքում։</w:t>
       </w:r>
     </w:p>
     <w:p>
       <w:pPr>
-        <w:pStyle w:val="TextBody"/>
-        <w:numPr>
-          <w:ilvl w:val="0"/>
-          <w:numId w:val="20"/>
-        </w:numPr>
-        <w:tabs>
-          <w:tab w:val="clear" w:pos="720"/>
-          <w:tab w:val="left" w:pos="0" w:leader="none"/>
-        </w:tabs>
-        <w:ind w:left="709" w:hanging="283"/>
-        <w:rPr>
-          <w:b w:val="false"/>
-          <w:b w:val="false"/>
-          <w:bCs w:val="false"/>
-          <w:color w:val="000000"/>
-          <w:sz w:val="24"/>
-          <w:szCs w:val="24"/>
-        </w:rPr>
-      </w:pPr>
-      <w:r>
-        <w:rPr>
-          <w:b w:val="false"/>
-          <w:bCs w:val="false"/>
-          <w:color w:val="000000"/>
-          <w:sz w:val="24"/>
-          <w:szCs w:val="24"/>
-        </w:rPr>
-        <w:t>Օգտագործվում է ավիացիայում, ծովային նավարկությունում, ռազմական հսկողության համակարգերում։</w:t>
-      </w:r>
-    </w:p>
-    <w:p>
-      <w:pPr>
-        <w:pStyle w:val="TextBody"/>
-        <w:numPr>
-          <w:ilvl w:val="0"/>
-          <w:numId w:val="20"/>
-        </w:numPr>
-        <w:tabs>
-          <w:tab w:val="clear" w:pos="720"/>
-          <w:tab w:val="left" w:pos="0" w:leader="none"/>
-        </w:tabs>
-        <w:ind w:left="709" w:hanging="283"/>
-        <w:rPr>
-          <w:b w:val="false"/>
-          <w:b w:val="false"/>
-          <w:bCs w:val="false"/>
-          <w:color w:val="000000"/>
-          <w:sz w:val="24"/>
-          <w:szCs w:val="24"/>
-        </w:rPr>
-      </w:pPr>
-      <w:r>
-        <w:rPr>
-          <w:b w:val="false"/>
-          <w:bCs w:val="false"/>
-          <w:color w:val="000000"/>
-          <w:sz w:val="24"/>
-          <w:szCs w:val="24"/>
-        </w:rPr>
-        <w:t>Թերություն՝ ակտիվ ազդանշանը կարող է հայտնաբերել հակառակորդը, ուստի գաղտնիությունը սահմանափակ է։</w:t>
-      </w:r>
-    </w:p>
-    <w:p>
-      <w:pPr>
-        <w:pStyle w:val="TextBody"/>
-        <w:rPr/>
-      </w:pPr>
-      <w:r>
-        <w:rPr>
-          <w:rStyle w:val="StrongEmphasis"/>
-          <w:b w:val="false"/>
-          <w:bCs w:val="false"/>
-          <w:color w:val="000000"/>
-          <w:sz w:val="24"/>
-          <w:szCs w:val="24"/>
-        </w:rPr>
-        <w:t>Պասիվ ռադարներ</w:t>
-      </w:r>
-    </w:p>
-    <w:p>
-      <w:pPr>
-        <w:pStyle w:val="TextBody"/>
-        <w:numPr>
-          <w:ilvl w:val="0"/>
-          <w:numId w:val="21"/>
-        </w:numPr>
-        <w:tabs>
-          <w:tab w:val="clear" w:pos="720"/>
-          <w:tab w:val="left" w:pos="0" w:leader="none"/>
-        </w:tabs>
-        <w:ind w:left="709" w:hanging="283"/>
-        <w:rPr>
-          <w:b w:val="false"/>
-          <w:b w:val="false"/>
-          <w:bCs w:val="false"/>
-          <w:color w:val="000000"/>
-          <w:sz w:val="24"/>
-          <w:szCs w:val="24"/>
-        </w:rPr>
-      </w:pPr>
-      <w:r>
-        <w:rPr>
-          <w:b w:val="false"/>
-          <w:bCs w:val="false"/>
-          <w:color w:val="000000"/>
-          <w:sz w:val="24"/>
-          <w:szCs w:val="24"/>
-        </w:rPr>
-        <w:t>Ոչինչ չեն արտանետում, ընդունում են միայն շրջակա ազդանշանները՝ հեռահաղորդման կայաններից կամ այլ աղբյուրներից։</w:t>
-      </w:r>
-    </w:p>
-    <w:p>
-      <w:pPr>
-        <w:pStyle w:val="TextBody"/>
-        <w:numPr>
-          <w:ilvl w:val="0"/>
-          <w:numId w:val="21"/>
-        </w:numPr>
-        <w:tabs>
-          <w:tab w:val="clear" w:pos="720"/>
-          <w:tab w:val="left" w:pos="0" w:leader="none"/>
-        </w:tabs>
-        <w:ind w:left="709" w:hanging="283"/>
-        <w:rPr>
-          <w:b w:val="false"/>
-          <w:b w:val="false"/>
-          <w:bCs w:val="false"/>
-          <w:color w:val="000000"/>
-          <w:sz w:val="24"/>
-          <w:szCs w:val="24"/>
-        </w:rPr>
-      </w:pPr>
-      <w:r>
-        <w:rPr>
-          <w:b w:val="false"/>
-          <w:bCs w:val="false"/>
-          <w:color w:val="000000"/>
-          <w:sz w:val="24"/>
-          <w:szCs w:val="24"/>
-        </w:rPr>
-        <w:t>Առավելություն՝ գրեթե անտեսանելի են և անվտանգ, հատկապես հետախուզական կիրառություններում։</w:t>
-      </w:r>
-    </w:p>
-    <w:p>
-      <w:pPr>
-        <w:pStyle w:val="TextBody"/>
-        <w:numPr>
-          <w:ilvl w:val="0"/>
-          <w:numId w:val="21"/>
-        </w:numPr>
-        <w:tabs>
-          <w:tab w:val="clear" w:pos="720"/>
-          <w:tab w:val="left" w:pos="0" w:leader="none"/>
-        </w:tabs>
-        <w:ind w:left="709" w:hanging="283"/>
-        <w:rPr>
-          <w:b w:val="false"/>
-          <w:b w:val="false"/>
-          <w:bCs w:val="false"/>
-          <w:color w:val="000000"/>
-          <w:sz w:val="24"/>
-          <w:szCs w:val="24"/>
-        </w:rPr>
-      </w:pPr>
-      <w:r>
-        <w:rPr>
-          <w:b w:val="false"/>
-          <w:bCs w:val="false"/>
-          <w:color w:val="000000"/>
-          <w:sz w:val="24"/>
-          <w:szCs w:val="24"/>
-        </w:rPr>
-        <w:t>Թերություն՝ չեն կարող ամբողջական տվյալներ տալ, օրինակ՝ հեռավորությունը, առանց լրացուցիչ տեխնիկայի։</w:t>
-      </w:r>
-    </w:p>
-    <w:p>
-      <w:pPr>
-        <w:pStyle w:val="Normal"/>
-        <w:spacing w:before="200" w:after="283"/>
+        <w:pStyle w:val="HorizontalLine"/>
         <w:rPr>
           <w:b w:val="false"/>
           <w:b w:val="false"/>
@@ -1703,7 +1921,103 @@
     </w:p>
     <w:p>
       <w:pPr>
-        <w:pStyle w:val="Normal"/>
+        <w:pStyle w:val="Heading2"/>
+        <w:spacing w:before="200" w:after="283"/>
+        <w:rPr>
+          <w:b w:val="false"/>
+          <w:b w:val="false"/>
+          <w:bCs w:val="false"/>
+          <w:color w:val="000000"/>
+          <w:sz w:val="24"/>
+          <w:szCs w:val="24"/>
+        </w:rPr>
+      </w:pPr>
+      <w:r>
+        <w:rPr>
+          <w:b w:val="false"/>
+          <w:bCs w:val="false"/>
+          <w:color w:val="000000"/>
+          <w:sz w:val="24"/>
+          <w:szCs w:val="24"/>
+        </w:rPr>
+        <w:t>4. Հաղորդակցություն և տվյալների փոխանցում</w:t>
+      </w:r>
+    </w:p>
+    <w:p>
+      <w:pPr>
+        <w:pStyle w:val="TextBody"/>
+        <w:numPr>
+          <w:ilvl w:val="0"/>
+          <w:numId w:val="10"/>
+        </w:numPr>
+        <w:tabs>
+          <w:tab w:val="clear" w:pos="720"/>
+          <w:tab w:val="left" w:pos="0" w:leader="none"/>
+        </w:tabs>
+        <w:ind w:left="709" w:hanging="283"/>
+        <w:rPr/>
+      </w:pPr>
+      <w:r>
+        <w:rPr>
+          <w:rStyle w:val="StrongEmphasis"/>
+          <w:b w:val="false"/>
+          <w:bCs w:val="false"/>
+          <w:color w:val="000000"/>
+          <w:sz w:val="24"/>
+          <w:szCs w:val="24"/>
+        </w:rPr>
+        <w:t>Միկրոալիքներ</w:t>
+      </w:r>
+      <w:r>
+        <w:rPr>
+          <w:b w:val="false"/>
+          <w:bCs w:val="false"/>
+          <w:color w:val="000000"/>
+          <w:sz w:val="24"/>
+          <w:szCs w:val="24"/>
+        </w:rPr>
+        <w:t>՝ լայն կիրառություն հեռահաղորդակցության համակարգերում, WiFi, 4G/5G, սառնարանային ռադարներ։</w:t>
+      </w:r>
+    </w:p>
+    <w:p>
+      <w:pPr>
+        <w:pStyle w:val="TextBody"/>
+        <w:numPr>
+          <w:ilvl w:val="0"/>
+          <w:numId w:val="10"/>
+        </w:numPr>
+        <w:tabs>
+          <w:tab w:val="clear" w:pos="720"/>
+          <w:tab w:val="left" w:pos="0" w:leader="none"/>
+        </w:tabs>
+        <w:ind w:left="709" w:hanging="283"/>
+        <w:rPr/>
+      </w:pPr>
+      <w:r>
+        <w:rPr>
+          <w:rStyle w:val="StrongEmphasis"/>
+          <w:b w:val="false"/>
+          <w:bCs w:val="false"/>
+          <w:color w:val="000000"/>
+          <w:sz w:val="24"/>
+          <w:szCs w:val="24"/>
+        </w:rPr>
+        <w:t>THz ալիքներ</w:t>
+      </w:r>
+      <w:r>
+        <w:rPr>
+          <w:b w:val="false"/>
+          <w:bCs w:val="false"/>
+          <w:color w:val="000000"/>
+          <w:sz w:val="24"/>
+          <w:szCs w:val="24"/>
+        </w:rPr>
+        <w:t>՝ տարբերվում են բարձր տվյալների փոխանցման արագությամբ, օգտագործվում են շատ արագ short-range կապերում և մասնագիտացված հետազոտական սարքերում։</w:t>
+      </w:r>
+    </w:p>
+    <w:p>
+      <w:pPr>
+        <w:pStyle w:val="HorizontalLine"/>
         <w:rPr>
           <w:b w:val="false"/>
           <w:b w:val="false"/>
@@ -1726,6 +2040,7 @@
     <w:p>
       <w:pPr>
         <w:pStyle w:val="Heading2"/>
+        <w:spacing w:before="200" w:after="283"/>
         <w:rPr>
           <w:b w:val="false"/>
           <w:b w:val="false"/>
@@ -1743,22 +2058,34 @@
           <w:sz w:val="24"/>
           <w:szCs w:val="24"/>
         </w:rPr>
-        <w:t>Հիմնական հավասարումներ</w:t>
+        <w:t>5. Ռադարային և imaging կիրառություններ</w:t>
       </w:r>
     </w:p>
     <w:p>
       <w:pPr>
-        <w:pStyle w:val="Heading3"/>
-        <w:spacing w:before="200" w:after="283"/>
+        <w:pStyle w:val="TextBody"/>
+        <w:numPr>
+          <w:ilvl w:val="0"/>
+          <w:numId w:val="11"/>
+        </w:numPr>
+        <w:tabs>
+          <w:tab w:val="clear" w:pos="720"/>
+          <w:tab w:val="left" w:pos="0" w:leader="none"/>
+        </w:tabs>
+        <w:ind w:left="709" w:hanging="283"/>
+        <w:rPr/>
+      </w:pPr>
+      <w:r>
         <w:rPr>
-          <w:b w:val="false"/>
+          <w:rStyle w:val="StrongEmphasis"/>
           <w:b w:val="false"/>
           <w:bCs w:val="false"/>
           <w:color w:val="000000"/>
           <w:sz w:val="24"/>
           <w:szCs w:val="24"/>
         </w:rPr>
-      </w:pPr>
+        <w:t>Միկրոալիքներ</w:t>
+      </w:r>
       <w:r>
         <w:rPr>
           <w:b w:val="false"/>
@@ -1767,21 +2094,34 @@
           <w:sz w:val="24"/>
           <w:szCs w:val="24"/>
         </w:rPr>
-        <w:t>Ռադարային հավասարումը (Monostatic Radar)</w:t>
+        <w:t>՝ ավիացիոն, ռազմական, օդային և ծովային ռադարներ, հեռահաղորդակցում, microwave ovens։</w:t>
       </w:r>
     </w:p>
     <w:p>
       <w:pPr>
         <w:pStyle w:val="TextBody"/>
+        <w:numPr>
+          <w:ilvl w:val="0"/>
+          <w:numId w:val="11"/>
+        </w:numPr>
+        <w:tabs>
+          <w:tab w:val="clear" w:pos="720"/>
+          <w:tab w:val="left" w:pos="0" w:leader="none"/>
+        </w:tabs>
+        <w:ind w:left="709" w:hanging="283"/>
+        <w:rPr/>
+      </w:pPr>
+      <w:r>
         <w:rPr>
-          <w:b w:val="false"/>
+          <w:rStyle w:val="StrongEmphasis"/>
           <w:b w:val="false"/>
           <w:bCs w:val="false"/>
           <w:color w:val="000000"/>
           <w:sz w:val="24"/>
           <w:szCs w:val="24"/>
         </w:rPr>
-      </w:pPr>
+        <w:t>THz ալիքներ</w:t>
+      </w:r>
       <w:r>
         <w:rPr>
           <w:b w:val="false"/>
@@ -1790,364 +2130,7 @@
           <w:sz w:val="24"/>
           <w:szCs w:val="24"/>
         </w:rPr>
-        <w:t xml:space="preserve">Pr​=(4π)3R4LPt​Gt​Gr​λ2σ​ </w:t>
-      </w:r>
-    </w:p>
-    <w:p>
-      <w:pPr>
-        <w:pStyle w:val="TextBody"/>
-        <w:rPr>
-          <w:b w:val="false"/>
-          <w:b w:val="false"/>
-          <w:bCs w:val="false"/>
-          <w:color w:val="000000"/>
-          <w:sz w:val="24"/>
-          <w:szCs w:val="24"/>
-        </w:rPr>
-      </w:pPr>
-      <w:r>
-        <w:rPr>
-          <w:b w:val="false"/>
-          <w:bCs w:val="false"/>
-          <w:color w:val="000000"/>
-          <w:sz w:val="24"/>
-          <w:szCs w:val="24"/>
-        </w:rPr>
-        <w:t>որտեղ</w:t>
-      </w:r>
-    </w:p>
-    <w:p>
-      <w:pPr>
-        <w:pStyle w:val="TextBody"/>
-        <w:numPr>
-          <w:ilvl w:val="0"/>
-          <w:numId w:val="8"/>
-        </w:numPr>
-        <w:tabs>
-          <w:tab w:val="clear" w:pos="720"/>
-          <w:tab w:val="left" w:pos="0" w:leader="none"/>
-        </w:tabs>
-        <w:ind w:left="709" w:hanging="283"/>
-        <w:rPr>
-          <w:b w:val="false"/>
-          <w:b w:val="false"/>
-          <w:bCs w:val="false"/>
-          <w:color w:val="000000"/>
-          <w:sz w:val="24"/>
-          <w:szCs w:val="24"/>
-        </w:rPr>
-      </w:pPr>
-      <w:r>
-        <w:rPr>
-          <w:b w:val="false"/>
-          <w:bCs w:val="false"/>
-          <w:color w:val="000000"/>
-          <w:sz w:val="24"/>
-          <w:szCs w:val="24"/>
-        </w:rPr>
-        <w:t>Pt​ – փոխանցման հզորություն,</w:t>
-      </w:r>
-    </w:p>
-    <w:p>
-      <w:pPr>
-        <w:pStyle w:val="TextBody"/>
-        <w:numPr>
-          <w:ilvl w:val="0"/>
-          <w:numId w:val="8"/>
-        </w:numPr>
-        <w:tabs>
-          <w:tab w:val="clear" w:pos="720"/>
-          <w:tab w:val="left" w:pos="0" w:leader="none"/>
-        </w:tabs>
-        <w:ind w:left="709" w:hanging="283"/>
-        <w:rPr>
-          <w:b w:val="false"/>
-          <w:b w:val="false"/>
-          <w:bCs w:val="false"/>
-          <w:color w:val="000000"/>
-          <w:sz w:val="24"/>
-          <w:szCs w:val="24"/>
-        </w:rPr>
-      </w:pPr>
-      <w:r>
-        <w:rPr>
-          <w:b w:val="false"/>
-          <w:bCs w:val="false"/>
-          <w:color w:val="000000"/>
-          <w:sz w:val="24"/>
-          <w:szCs w:val="24"/>
-        </w:rPr>
-        <w:t>Gt​,Gr​ – փոխանցողի և ընդունիչի gain,</w:t>
-      </w:r>
-    </w:p>
-    <w:p>
-      <w:pPr>
-        <w:pStyle w:val="TextBody"/>
-        <w:numPr>
-          <w:ilvl w:val="0"/>
-          <w:numId w:val="8"/>
-        </w:numPr>
-        <w:tabs>
-          <w:tab w:val="clear" w:pos="720"/>
-          <w:tab w:val="left" w:pos="0" w:leader="none"/>
-        </w:tabs>
-        <w:ind w:left="709" w:hanging="283"/>
-        <w:rPr>
-          <w:b w:val="false"/>
-          <w:b w:val="false"/>
-          <w:bCs w:val="false"/>
-          <w:color w:val="000000"/>
-          <w:sz w:val="24"/>
-          <w:szCs w:val="24"/>
-        </w:rPr>
-      </w:pPr>
-      <w:r>
-        <w:rPr>
-          <w:b w:val="false"/>
-          <w:bCs w:val="false"/>
-          <w:color w:val="000000"/>
-          <w:sz w:val="24"/>
-          <w:szCs w:val="24"/>
-        </w:rPr>
-        <w:t>λ – ալիքի երկարություն,</w:t>
-      </w:r>
-    </w:p>
-    <w:p>
-      <w:pPr>
-        <w:pStyle w:val="TextBody"/>
-        <w:numPr>
-          <w:ilvl w:val="0"/>
-          <w:numId w:val="8"/>
-        </w:numPr>
-        <w:tabs>
-          <w:tab w:val="clear" w:pos="720"/>
-          <w:tab w:val="left" w:pos="0" w:leader="none"/>
-        </w:tabs>
-        <w:ind w:left="709" w:hanging="283"/>
-        <w:rPr>
-          <w:b w:val="false"/>
-          <w:b w:val="false"/>
-          <w:bCs w:val="false"/>
-          <w:color w:val="000000"/>
-          <w:sz w:val="24"/>
-          <w:szCs w:val="24"/>
-        </w:rPr>
-      </w:pPr>
-      <w:r>
-        <w:rPr>
-          <w:b w:val="false"/>
-          <w:bCs w:val="false"/>
-          <w:color w:val="000000"/>
-          <w:sz w:val="24"/>
-          <w:szCs w:val="24"/>
-        </w:rPr>
-        <w:t>σ – թիրախի ռադիո-խաչաչափ (RCS),</w:t>
-      </w:r>
-    </w:p>
-    <w:p>
-      <w:pPr>
-        <w:pStyle w:val="TextBody"/>
-        <w:numPr>
-          <w:ilvl w:val="0"/>
-          <w:numId w:val="8"/>
-        </w:numPr>
-        <w:tabs>
-          <w:tab w:val="clear" w:pos="720"/>
-          <w:tab w:val="left" w:pos="0" w:leader="none"/>
-        </w:tabs>
-        <w:ind w:left="709" w:hanging="283"/>
-        <w:rPr>
-          <w:b w:val="false"/>
-          <w:b w:val="false"/>
-          <w:bCs w:val="false"/>
-          <w:color w:val="000000"/>
-          <w:sz w:val="24"/>
-          <w:szCs w:val="24"/>
-        </w:rPr>
-      </w:pPr>
-      <w:r>
-        <w:rPr>
-          <w:b w:val="false"/>
-          <w:bCs w:val="false"/>
-          <w:color w:val="000000"/>
-          <w:sz w:val="24"/>
-          <w:szCs w:val="24"/>
-        </w:rPr>
-        <w:t>R – հեռավորություն,</w:t>
-      </w:r>
-    </w:p>
-    <w:p>
-      <w:pPr>
-        <w:pStyle w:val="TextBody"/>
-        <w:numPr>
-          <w:ilvl w:val="0"/>
-          <w:numId w:val="8"/>
-        </w:numPr>
-        <w:tabs>
-          <w:tab w:val="clear" w:pos="720"/>
-          <w:tab w:val="left" w:pos="0" w:leader="none"/>
-        </w:tabs>
-        <w:ind w:left="709" w:hanging="283"/>
-        <w:rPr>
-          <w:b w:val="false"/>
-          <w:b w:val="false"/>
-          <w:bCs w:val="false"/>
-          <w:color w:val="000000"/>
-          <w:sz w:val="24"/>
-          <w:szCs w:val="24"/>
-        </w:rPr>
-      </w:pPr>
-      <w:r>
-        <w:rPr>
-          <w:b w:val="false"/>
-          <w:bCs w:val="false"/>
-          <w:color w:val="000000"/>
-          <w:sz w:val="24"/>
-          <w:szCs w:val="24"/>
-        </w:rPr>
-        <w:t>L – համակարգի կորուստներ։</w:t>
-      </w:r>
-    </w:p>
-    <w:p>
-      <w:pPr>
-        <w:pStyle w:val="Heading3"/>
-        <w:spacing w:before="200" w:after="283"/>
-        <w:rPr>
-          <w:b w:val="false"/>
-          <w:b w:val="false"/>
-          <w:bCs w:val="false"/>
-          <w:color w:val="000000"/>
-          <w:sz w:val="24"/>
-          <w:szCs w:val="24"/>
-        </w:rPr>
-      </w:pPr>
-      <w:r>
-        <w:rPr>
-          <w:b w:val="false"/>
-          <w:bCs w:val="false"/>
-          <w:color w:val="000000"/>
-          <w:sz w:val="24"/>
-          <w:szCs w:val="24"/>
-        </w:rPr>
-        <w:t>Հեռավորության լուծվածություն</w:t>
-      </w:r>
-    </w:p>
-    <w:p>
-      <w:pPr>
-        <w:pStyle w:val="TextBody"/>
-        <w:rPr>
-          <w:b w:val="false"/>
-          <w:b w:val="false"/>
-          <w:bCs w:val="false"/>
-          <w:color w:val="000000"/>
-          <w:sz w:val="24"/>
-          <w:szCs w:val="24"/>
-        </w:rPr>
-      </w:pPr>
-      <w:r>
-        <w:rPr>
-          <w:b w:val="false"/>
-          <w:bCs w:val="false"/>
-          <w:color w:val="000000"/>
-          <w:sz w:val="24"/>
-          <w:szCs w:val="24"/>
-        </w:rPr>
-        <w:t xml:space="preserve">ΔR=2Bc​ </w:t>
-      </w:r>
-    </w:p>
-    <w:p>
-      <w:pPr>
-        <w:pStyle w:val="Heading3"/>
-        <w:spacing w:before="200" w:after="283"/>
-        <w:rPr>
-          <w:b w:val="false"/>
-          <w:b w:val="false"/>
-          <w:bCs w:val="false"/>
-          <w:color w:val="000000"/>
-          <w:sz w:val="24"/>
-          <w:szCs w:val="24"/>
-        </w:rPr>
-      </w:pPr>
-      <w:r>
-        <w:rPr>
-          <w:b w:val="false"/>
-          <w:bCs w:val="false"/>
-          <w:color w:val="000000"/>
-          <w:sz w:val="24"/>
-          <w:szCs w:val="24"/>
-        </w:rPr>
-        <w:t>Դոպլերային տեղաշարժ</w:t>
-      </w:r>
-    </w:p>
-    <w:p>
-      <w:pPr>
-        <w:pStyle w:val="TextBody"/>
-        <w:rPr>
-          <w:b w:val="false"/>
-          <w:b w:val="false"/>
-          <w:bCs w:val="false"/>
-          <w:color w:val="000000"/>
-          <w:sz w:val="24"/>
-          <w:szCs w:val="24"/>
-        </w:rPr>
-      </w:pPr>
-      <w:r>
-        <w:rPr>
-          <w:b w:val="false"/>
-          <w:bCs w:val="false"/>
-          <w:color w:val="000000"/>
-          <w:sz w:val="24"/>
-          <w:szCs w:val="24"/>
-        </w:rPr>
-        <w:t xml:space="preserve">fd​=λ2v​ </w:t>
-      </w:r>
-    </w:p>
-    <w:p>
-      <w:pPr>
-        <w:pStyle w:val="Heading3"/>
-        <w:spacing w:before="200" w:after="283"/>
-        <w:rPr>
-          <w:b w:val="false"/>
-          <w:b w:val="false"/>
-          <w:bCs w:val="false"/>
-          <w:color w:val="000000"/>
-          <w:sz w:val="24"/>
-          <w:szCs w:val="24"/>
-        </w:rPr>
-      </w:pPr>
-      <w:r>
-        <w:rPr>
-          <w:b w:val="false"/>
-          <w:bCs w:val="false"/>
-          <w:color w:val="000000"/>
-          <w:sz w:val="24"/>
-          <w:szCs w:val="24"/>
-        </w:rPr>
-        <w:t>Անկյունային լուծվածություն</w:t>
-      </w:r>
-    </w:p>
-    <w:p>
-      <w:pPr>
-        <w:pStyle w:val="TextBody"/>
-        <w:spacing w:before="0" w:after="0"/>
-        <w:rPr>
-          <w:b w:val="false"/>
-          <w:b w:val="false"/>
-          <w:bCs w:val="false"/>
-          <w:color w:val="000000"/>
-          <w:sz w:val="24"/>
-          <w:szCs w:val="24"/>
-        </w:rPr>
-      </w:pPr>
-      <w:r>
-        <w:rPr>
-          <w:b w:val="false"/>
-          <w:bCs w:val="false"/>
-          <w:color w:val="000000"/>
-          <w:sz w:val="24"/>
-          <w:szCs w:val="24"/>
-        </w:rPr>
-        <w:t xml:space="preserve">θ≈Dλ​ </w:t>
+        <w:t>՝ կենսաբանական imaging, նյութերի ուսումնասիրություն, անվտանգության սկաներներ օդանավակայաններում, նոր սերնդի THz radar։</w:t>
       </w:r>
     </w:p>
     <w:p>
@@ -2193,244 +2176,318 @@
           <w:sz w:val="24"/>
           <w:szCs w:val="24"/>
         </w:rPr>
-        <w:t>Ռադարների տեսակների մանրամասն</w:t>
+        <w:t>6. Առավելություններ և թերություններ</w:t>
       </w:r>
     </w:p>
-    <w:p>
-      <w:pPr>
-        <w:pStyle w:val="Heading3"/>
-        <w:spacing w:before="200" w:after="283"/>
-        <w:rPr>
-          <w:b w:val="false"/>
-          <w:b w:val="false"/>
-          <w:bCs w:val="false"/>
-          <w:color w:val="000000"/>
-          <w:sz w:val="24"/>
-          <w:szCs w:val="24"/>
-        </w:rPr>
-      </w:pPr>
-      <w:r>
-        <w:rPr>
-          <w:b w:val="false"/>
-          <w:bCs w:val="false"/>
-          <w:color w:val="000000"/>
-          <w:sz w:val="24"/>
-          <w:szCs w:val="24"/>
-        </w:rPr>
-        <w:t>1. Պուլսային ռադարներ</w:t>
-      </w:r>
-    </w:p>
-    <w:p>
-      <w:pPr>
-        <w:pStyle w:val="TextBody"/>
-        <w:rPr>
-          <w:b w:val="false"/>
-          <w:b w:val="false"/>
-          <w:bCs w:val="false"/>
-          <w:color w:val="000000"/>
-          <w:sz w:val="24"/>
-          <w:szCs w:val="24"/>
-        </w:rPr>
-      </w:pPr>
-      <w:r>
-        <w:rPr>
-          <w:b w:val="false"/>
-          <w:bCs w:val="false"/>
-          <w:color w:val="000000"/>
-          <w:sz w:val="24"/>
-          <w:szCs w:val="24"/>
-        </w:rPr>
-        <w:t>Օգտագործում են կարճ, բարձր հզորության պուլսեր, որոնք թույլ են տալիս չափել մեծ հեռավորություններ՝ բարձր ճշգրտությամբ։</w:t>
-      </w:r>
-    </w:p>
-    <w:p>
-      <w:pPr>
-        <w:pStyle w:val="Heading3"/>
-        <w:spacing w:before="200" w:after="283"/>
-        <w:rPr>
-          <w:b w:val="false"/>
-          <w:b w:val="false"/>
-          <w:bCs w:val="false"/>
-          <w:color w:val="000000"/>
-          <w:sz w:val="24"/>
-          <w:szCs w:val="24"/>
-        </w:rPr>
-      </w:pPr>
-      <w:r>
-        <w:rPr>
-          <w:b w:val="false"/>
-          <w:bCs w:val="false"/>
-          <w:color w:val="000000"/>
-          <w:sz w:val="24"/>
-          <w:szCs w:val="24"/>
-        </w:rPr>
-        <w:t>2. FMCW ռադարներ</w:t>
-      </w:r>
-    </w:p>
-    <w:p>
-      <w:pPr>
-        <w:pStyle w:val="TextBody"/>
-        <w:rPr>
-          <w:b w:val="false"/>
-          <w:b w:val="false"/>
-          <w:bCs w:val="false"/>
-          <w:color w:val="000000"/>
-          <w:sz w:val="24"/>
-          <w:szCs w:val="24"/>
-        </w:rPr>
-      </w:pPr>
-      <w:r>
-        <w:rPr>
-          <w:b w:val="false"/>
-          <w:bCs w:val="false"/>
-          <w:color w:val="000000"/>
-          <w:sz w:val="24"/>
-          <w:szCs w:val="24"/>
-        </w:rPr>
-        <w:t>Հաճախականությունը փոփոխվող ալիք (chirp) ուղարկվում է՝ թույլ տալով փոքր էներգիայով բարձր ճշգրտությամբ հեռավորության և արագության չափում։</w:t>
-      </w:r>
-    </w:p>
-    <w:p>
-      <w:pPr>
-        <w:pStyle w:val="Heading3"/>
-        <w:spacing w:before="200" w:after="283"/>
-        <w:rPr>
-          <w:b w:val="false"/>
-          <w:b w:val="false"/>
-          <w:bCs w:val="false"/>
-          <w:color w:val="000000"/>
-          <w:sz w:val="24"/>
-          <w:szCs w:val="24"/>
-        </w:rPr>
-      </w:pPr>
-      <w:r>
-        <w:rPr>
-          <w:b w:val="false"/>
-          <w:bCs w:val="false"/>
-          <w:color w:val="000000"/>
-          <w:sz w:val="24"/>
-          <w:szCs w:val="24"/>
-        </w:rPr>
-        <w:t>3. Դոպլերային և MTI ռադարներ</w:t>
-      </w:r>
-    </w:p>
-    <w:p>
-      <w:pPr>
-        <w:pStyle w:val="TextBody"/>
-        <w:rPr>
-          <w:b w:val="false"/>
-          <w:b w:val="false"/>
-          <w:bCs w:val="false"/>
-          <w:color w:val="000000"/>
-          <w:sz w:val="24"/>
-          <w:szCs w:val="24"/>
-        </w:rPr>
-      </w:pPr>
-      <w:r>
-        <w:rPr>
-          <w:b w:val="false"/>
-          <w:bCs w:val="false"/>
-          <w:color w:val="000000"/>
-          <w:sz w:val="24"/>
-          <w:szCs w:val="24"/>
-        </w:rPr>
-        <w:t>Օգտագործվում են շարժվող թիրախների տարբերակման համար՝ կանգնած օբյեկտների ազդանշանը ֆիլտրելու միջոցով։</w:t>
-      </w:r>
-    </w:p>
-    <w:p>
-      <w:pPr>
-        <w:pStyle w:val="Heading3"/>
-        <w:spacing w:before="200" w:after="283"/>
-        <w:rPr>
-          <w:b w:val="false"/>
-          <w:b w:val="false"/>
-          <w:bCs w:val="false"/>
-          <w:color w:val="000000"/>
-          <w:sz w:val="24"/>
-          <w:szCs w:val="24"/>
-        </w:rPr>
-      </w:pPr>
-      <w:r>
-        <w:rPr>
-          <w:b w:val="false"/>
-          <w:bCs w:val="false"/>
-          <w:color w:val="000000"/>
-          <w:sz w:val="24"/>
-          <w:szCs w:val="24"/>
-        </w:rPr>
-        <w:t>4. Ֆազային զանգվածներ (Phased Array)</w:t>
-      </w:r>
-    </w:p>
-    <w:p>
-      <w:pPr>
-        <w:pStyle w:val="TextBody"/>
-        <w:rPr>
-          <w:b w:val="false"/>
-          <w:b w:val="false"/>
-          <w:bCs w:val="false"/>
-          <w:color w:val="000000"/>
-          <w:sz w:val="24"/>
-          <w:szCs w:val="24"/>
-        </w:rPr>
-      </w:pPr>
-      <w:r>
-        <w:rPr>
-          <w:b w:val="false"/>
-          <w:bCs w:val="false"/>
-          <w:color w:val="000000"/>
-          <w:sz w:val="24"/>
-          <w:szCs w:val="24"/>
-        </w:rPr>
-        <w:t>Թվային վերահսկվող ճառագայթ, արագ ուղղորդում և multibeam հնարավորություններ, լայնորեն կիրառվում են պաշտպանական համակարգերում։</w:t>
-      </w:r>
-    </w:p>
-    <w:p>
-      <w:pPr>
-        <w:pStyle w:val="Heading3"/>
-        <w:spacing w:before="200" w:after="283"/>
-        <w:rPr>
-          <w:b w:val="false"/>
-          <w:b w:val="false"/>
-          <w:bCs w:val="false"/>
-          <w:color w:val="000000"/>
-          <w:sz w:val="24"/>
-          <w:szCs w:val="24"/>
-        </w:rPr>
-      </w:pPr>
-      <w:r>
-        <w:rPr>
-          <w:b w:val="false"/>
-          <w:bCs w:val="false"/>
-          <w:color w:val="000000"/>
-          <w:sz w:val="24"/>
-          <w:szCs w:val="24"/>
-        </w:rPr>
-        <w:t>5. SAR / ISAR</w:t>
-      </w:r>
-    </w:p>
-    <w:p>
-      <w:pPr>
-        <w:pStyle w:val="TextBody"/>
-        <w:rPr>
-          <w:b w:val="false"/>
-          <w:b w:val="false"/>
-          <w:bCs w:val="false"/>
-          <w:color w:val="000000"/>
-          <w:sz w:val="24"/>
-          <w:szCs w:val="24"/>
-        </w:rPr>
-      </w:pPr>
-      <w:r>
-        <w:rPr>
-          <w:b w:val="false"/>
-          <w:bCs w:val="false"/>
-          <w:color w:val="000000"/>
-          <w:sz w:val="24"/>
-          <w:szCs w:val="24"/>
-        </w:rPr>
-        <w:t>Սինթետիկ ապերտուրա՝ շարժվող պլատֆորմների վրա՝ բարձր լուծողականությամբ պատկերներ ստանալու համար, օգտագործվում է երկրաբանության, քարտեզագրման և հետախուզության մեջ։</w:t>
-      </w:r>
-    </w:p>
+    <w:tbl>
+      <w:tblPr>
+        <w:tblW w:w="8640" w:type="dxa"/>
+        <w:jc w:val="left"/>
+        <w:tblInd w:w="28" w:type="dxa"/>
+        <w:tblLayout w:type="fixed"/>
+        <w:tblCellMar>
+          <w:top w:w="28" w:type="dxa"/>
+          <w:left w:w="28" w:type="dxa"/>
+          <w:bottom w:w="28" w:type="dxa"/>
+          <w:right w:w="28" w:type="dxa"/>
+        </w:tblCellMar>
+      </w:tblPr>
+      <w:tblGrid>
+        <w:gridCol w:w="2575"/>
+        <w:gridCol w:w="2691"/>
+        <w:gridCol w:w="3374"/>
+      </w:tblGrid>
+      <w:tr>
+        <w:trPr>
+          <w:tblHeader w:val="true"/>
+        </w:trPr>
+        <w:tc>
+          <w:tcPr>
+            <w:tcW w:w="2575" w:type="dxa"/>
+            <w:tcBorders/>
+            <w:vAlign w:val="center"/>
+          </w:tcPr>
+          <w:p>
+            <w:pPr>
+              <w:pStyle w:val="TableHeading"/>
+              <w:spacing w:before="0" w:after="200"/>
+              <w:rPr>
+                <w:b w:val="false"/>
+                <w:b w:val="false"/>
+                <w:bCs w:val="false"/>
+                <w:color w:val="000000"/>
+                <w:sz w:val="24"/>
+                <w:szCs w:val="24"/>
+              </w:rPr>
+            </w:pPr>
+            <w:r>
+              <w:rPr>
+                <w:b w:val="false"/>
+                <w:bCs w:val="false"/>
+                <w:color w:val="000000"/>
+                <w:sz w:val="24"/>
+                <w:szCs w:val="24"/>
+              </w:rPr>
+              <w:t>Արձանագրություն</w:t>
+            </w:r>
+          </w:p>
+        </w:tc>
+        <w:tc>
+          <w:tcPr>
+            <w:tcW w:w="2691" w:type="dxa"/>
+            <w:tcBorders/>
+            <w:vAlign w:val="center"/>
+          </w:tcPr>
+          <w:p>
+            <w:pPr>
+              <w:pStyle w:val="TableHeading"/>
+              <w:spacing w:before="0" w:after="200"/>
+              <w:rPr>
+                <w:b w:val="false"/>
+                <w:b w:val="false"/>
+                <w:bCs w:val="false"/>
+                <w:color w:val="000000"/>
+                <w:sz w:val="24"/>
+                <w:szCs w:val="24"/>
+              </w:rPr>
+            </w:pPr>
+            <w:r>
+              <w:rPr>
+                <w:b w:val="false"/>
+                <w:bCs w:val="false"/>
+                <w:color w:val="000000"/>
+                <w:sz w:val="24"/>
+                <w:szCs w:val="24"/>
+              </w:rPr>
+              <w:t>Միկրոալիքներ</w:t>
+            </w:r>
+          </w:p>
+        </w:tc>
+        <w:tc>
+          <w:tcPr>
+            <w:tcW w:w="3374" w:type="dxa"/>
+            <w:tcBorders/>
+            <w:vAlign w:val="center"/>
+          </w:tcPr>
+          <w:p>
+            <w:pPr>
+              <w:pStyle w:val="TableHeading"/>
+              <w:spacing w:before="0" w:after="200"/>
+              <w:rPr>
+                <w:b w:val="false"/>
+                <w:b w:val="false"/>
+                <w:bCs w:val="false"/>
+                <w:color w:val="000000"/>
+                <w:sz w:val="24"/>
+                <w:szCs w:val="24"/>
+              </w:rPr>
+            </w:pPr>
+            <w:r>
+              <w:rPr>
+                <w:b w:val="false"/>
+                <w:bCs w:val="false"/>
+                <w:color w:val="000000"/>
+                <w:sz w:val="24"/>
+                <w:szCs w:val="24"/>
+              </w:rPr>
+              <w:t>THz ալիքներ</w:t>
+            </w:r>
+          </w:p>
+        </w:tc>
+      </w:tr>
+      <w:tr>
+        <w:trPr/>
+        <w:tc>
+          <w:tcPr>
+            <w:tcW w:w="2575" w:type="dxa"/>
+            <w:tcBorders/>
+            <w:vAlign w:val="center"/>
+          </w:tcPr>
+          <w:p>
+            <w:pPr>
+              <w:pStyle w:val="TableContents"/>
+              <w:spacing w:before="0" w:after="200"/>
+              <w:rPr>
+                <w:b w:val="false"/>
+                <w:b w:val="false"/>
+                <w:bCs w:val="false"/>
+                <w:color w:val="000000"/>
+                <w:sz w:val="24"/>
+                <w:szCs w:val="24"/>
+              </w:rPr>
+            </w:pPr>
+            <w:r>
+              <w:rPr>
+                <w:b w:val="false"/>
+                <w:bCs w:val="false"/>
+                <w:color w:val="000000"/>
+                <w:sz w:val="24"/>
+                <w:szCs w:val="24"/>
+              </w:rPr>
+              <w:t>Առավելություն</w:t>
+            </w:r>
+          </w:p>
+        </w:tc>
+        <w:tc>
+          <w:tcPr>
+            <w:tcW w:w="2691" w:type="dxa"/>
+            <w:tcBorders/>
+            <w:vAlign w:val="center"/>
+          </w:tcPr>
+          <w:p>
+            <w:pPr>
+              <w:pStyle w:val="TableContents"/>
+              <w:spacing w:before="0" w:after="200"/>
+              <w:rPr>
+                <w:b w:val="false"/>
+                <w:b w:val="false"/>
+                <w:bCs w:val="false"/>
+                <w:color w:val="000000"/>
+                <w:sz w:val="24"/>
+                <w:szCs w:val="24"/>
+              </w:rPr>
+            </w:pPr>
+            <w:r>
+              <w:rPr>
+                <w:b w:val="false"/>
+                <w:bCs w:val="false"/>
+                <w:color w:val="000000"/>
+                <w:sz w:val="24"/>
+                <w:szCs w:val="24"/>
+              </w:rPr>
+              <w:t>Լայն տարածում, լավ ներթափանցում</w:t>
+            </w:r>
+          </w:p>
+        </w:tc>
+        <w:tc>
+          <w:tcPr>
+            <w:tcW w:w="3374" w:type="dxa"/>
+            <w:tcBorders/>
+            <w:vAlign w:val="center"/>
+          </w:tcPr>
+          <w:p>
+            <w:pPr>
+              <w:pStyle w:val="TableContents"/>
+              <w:spacing w:before="0" w:after="200"/>
+              <w:rPr>
+                <w:b w:val="false"/>
+                <w:b w:val="false"/>
+                <w:bCs w:val="false"/>
+                <w:color w:val="000000"/>
+                <w:sz w:val="24"/>
+                <w:szCs w:val="24"/>
+              </w:rPr>
+            </w:pPr>
+            <w:r>
+              <w:rPr>
+                <w:b w:val="false"/>
+                <w:bCs w:val="false"/>
+                <w:color w:val="000000"/>
+                <w:sz w:val="24"/>
+                <w:szCs w:val="24"/>
+              </w:rPr>
+              <w:t>Բարձր լուծողականություն, մեծ բանդվիդթ</w:t>
+            </w:r>
+          </w:p>
+        </w:tc>
+      </w:tr>
+      <w:tr>
+        <w:trPr/>
+        <w:tc>
+          <w:tcPr>
+            <w:tcW w:w="2575" w:type="dxa"/>
+            <w:tcBorders/>
+            <w:vAlign w:val="center"/>
+          </w:tcPr>
+          <w:p>
+            <w:pPr>
+              <w:pStyle w:val="TableContents"/>
+              <w:spacing w:before="0" w:after="200"/>
+              <w:rPr>
+                <w:b w:val="false"/>
+                <w:b w:val="false"/>
+                <w:bCs w:val="false"/>
+                <w:color w:val="000000"/>
+                <w:sz w:val="24"/>
+                <w:szCs w:val="24"/>
+              </w:rPr>
+            </w:pPr>
+            <w:r>
+              <w:rPr>
+                <w:b w:val="false"/>
+                <w:bCs w:val="false"/>
+                <w:color w:val="000000"/>
+                <w:sz w:val="24"/>
+                <w:szCs w:val="24"/>
+              </w:rPr>
+              <w:t>Թերություն</w:t>
+            </w:r>
+          </w:p>
+        </w:tc>
+        <w:tc>
+          <w:tcPr>
+            <w:tcW w:w="2691" w:type="dxa"/>
+            <w:tcBorders/>
+            <w:vAlign w:val="center"/>
+          </w:tcPr>
+          <w:p>
+            <w:pPr>
+              <w:pStyle w:val="TableContents"/>
+              <w:spacing w:before="0" w:after="200"/>
+              <w:rPr>
+                <w:b w:val="false"/>
+                <w:b w:val="false"/>
+                <w:bCs w:val="false"/>
+                <w:color w:val="000000"/>
+                <w:sz w:val="24"/>
+                <w:szCs w:val="24"/>
+              </w:rPr>
+            </w:pPr>
+            <w:r>
+              <w:rPr>
+                <w:b w:val="false"/>
+                <w:bCs w:val="false"/>
+                <w:color w:val="000000"/>
+                <w:sz w:val="24"/>
+                <w:szCs w:val="24"/>
+              </w:rPr>
+              <w:t>Սահմանափակ տվյալների փոխանցման արագություն</w:t>
+            </w:r>
+          </w:p>
+        </w:tc>
+        <w:tc>
+          <w:tcPr>
+            <w:tcW w:w="3374" w:type="dxa"/>
+            <w:tcBorders/>
+            <w:vAlign w:val="center"/>
+          </w:tcPr>
+          <w:p>
+            <w:pPr>
+              <w:pStyle w:val="TableContents"/>
+              <w:spacing w:before="0" w:after="200"/>
+              <w:rPr>
+                <w:b w:val="false"/>
+                <w:b w:val="false"/>
+                <w:bCs w:val="false"/>
+                <w:color w:val="000000"/>
+                <w:sz w:val="24"/>
+                <w:szCs w:val="24"/>
+              </w:rPr>
+            </w:pPr>
+            <w:r>
+              <w:rPr>
+                <w:b w:val="false"/>
+                <w:bCs w:val="false"/>
+                <w:color w:val="000000"/>
+                <w:sz w:val="24"/>
+                <w:szCs w:val="24"/>
+              </w:rPr>
+              <w:t>Սահմանափակ տարածության ներթափանցում, ջրային զգայունություն</w:t>
+            </w:r>
+          </w:p>
+        </w:tc>
+      </w:tr>
+    </w:tbl>
     <w:p>
       <w:pPr>
         <w:pStyle w:val="HorizontalLine"/>
@@ -2474,30 +2531,18 @@
           <w:sz w:val="24"/>
           <w:szCs w:val="24"/>
         </w:rPr>
-        <w:t>Սիգնալային մշակում և կիրառություններ</w:t>
+        <w:t xml:space="preserve">2. THz ալիքներ </w:t>
       </w:r>
-    </w:p>
-    <w:p>
-      <w:pPr>
-        <w:pStyle w:val="TextBody"/>
-        <w:numPr>
-          <w:ilvl w:val="0"/>
-          <w:numId w:val="9"/>
-        </w:numPr>
-        <w:tabs>
-          <w:tab w:val="clear" w:pos="720"/>
-          <w:tab w:val="left" w:pos="0" w:leader="none"/>
-        </w:tabs>
-        <w:ind w:left="709" w:hanging="283"/>
+      <w:r>
         <w:rPr>
-          <w:b w:val="false"/>
           <w:b w:val="false"/>
           <w:bCs w:val="false"/>
           <w:color w:val="000000"/>
           <w:sz w:val="24"/>
           <w:szCs w:val="24"/>
         </w:rPr>
-      </w:pPr>
+        <w:t>vs</w:t>
+      </w:r>
       <w:r>
         <w:rPr>
           <w:b w:val="false"/>
@@ -2506,127 +2551,137 @@
           <w:sz w:val="24"/>
           <w:szCs w:val="24"/>
         </w:rPr>
-        <w:t>Matched filtering, pulse compression</w:t>
+        <w:t xml:space="preserve"> Infrared</w:t>
       </w:r>
     </w:p>
     <w:p>
       <w:pPr>
         <w:pStyle w:val="TextBody"/>
-        <w:numPr>
-          <w:ilvl w:val="0"/>
-          <w:numId w:val="9"/>
-        </w:numPr>
-        <w:tabs>
-          <w:tab w:val="clear" w:pos="720"/>
-          <w:tab w:val="left" w:pos="0" w:leader="none"/>
-        </w:tabs>
-        <w:ind w:left="709" w:hanging="283"/>
+        <w:rPr/>
+      </w:pPr>
+      <w:r>
         <w:rPr>
-          <w:b w:val="false"/>
+          <w:rStyle w:val="StrongEmphasis"/>
           <w:b w:val="false"/>
           <w:bCs w:val="false"/>
           <w:color w:val="000000"/>
           <w:sz w:val="24"/>
           <w:szCs w:val="24"/>
         </w:rPr>
-      </w:pPr>
-      <w:r>
+        <w:t>THz ալիքներ</w:t>
+      </w:r>
+    </w:p>
+    <w:p>
+      <w:pPr>
+        <w:pStyle w:val="TextBody"/>
+        <w:numPr>
+          <w:ilvl w:val="0"/>
+          <w:numId w:val="13"/>
+        </w:numPr>
+        <w:tabs>
+          <w:tab w:val="clear" w:pos="720"/>
+          <w:tab w:val="left" w:pos="0" w:leader="none"/>
+        </w:tabs>
+        <w:ind w:left="709" w:hanging="283"/>
         <w:rPr>
+          <w:b w:val="false"/>
           <w:b w:val="false"/>
           <w:bCs w:val="false"/>
           <w:color w:val="000000"/>
           <w:sz w:val="24"/>
           <w:szCs w:val="24"/>
         </w:rPr>
-        <w:t>FFT Doppler վերլուծություն</w:t>
-      </w:r>
-    </w:p>
-    <w:p>
-      <w:pPr>
-        <w:pStyle w:val="TextBody"/>
-        <w:numPr>
-          <w:ilvl w:val="0"/>
-          <w:numId w:val="9"/>
-        </w:numPr>
-        <w:tabs>
-          <w:tab w:val="clear" w:pos="720"/>
-          <w:tab w:val="left" w:pos="0" w:leader="none"/>
-        </w:tabs>
-        <w:ind w:left="709" w:hanging="283"/>
+      </w:pPr>
+      <w:r>
         <w:rPr>
-          <w:b w:val="false"/>
           <w:b w:val="false"/>
           <w:bCs w:val="false"/>
           <w:color w:val="000000"/>
           <w:sz w:val="24"/>
           <w:szCs w:val="24"/>
         </w:rPr>
-      </w:pPr>
-      <w:r>
+        <w:t>Բարձր հաճախականությամբ, բայց ոչ այնքան բարձր, որքան Infrared։</w:t>
+      </w:r>
+    </w:p>
+    <w:p>
+      <w:pPr>
+        <w:pStyle w:val="TextBody"/>
+        <w:numPr>
+          <w:ilvl w:val="0"/>
+          <w:numId w:val="13"/>
+        </w:numPr>
+        <w:tabs>
+          <w:tab w:val="clear" w:pos="720"/>
+          <w:tab w:val="left" w:pos="0" w:leader="none"/>
+        </w:tabs>
+        <w:ind w:left="709" w:hanging="283"/>
         <w:rPr>
+          <w:b w:val="false"/>
           <w:b w:val="false"/>
           <w:bCs w:val="false"/>
           <w:color w:val="000000"/>
           <w:sz w:val="24"/>
           <w:szCs w:val="24"/>
         </w:rPr>
-        <w:t>CFAR (Constant False Alarm Rate)</w:t>
-      </w:r>
-    </w:p>
-    <w:p>
-      <w:pPr>
-        <w:pStyle w:val="TextBody"/>
-        <w:numPr>
-          <w:ilvl w:val="0"/>
-          <w:numId w:val="9"/>
-        </w:numPr>
-        <w:tabs>
-          <w:tab w:val="clear" w:pos="720"/>
-          <w:tab w:val="left" w:pos="0" w:leader="none"/>
-        </w:tabs>
-        <w:ind w:left="709" w:hanging="283"/>
+      </w:pPr>
+      <w:r>
         <w:rPr>
-          <w:b w:val="false"/>
           <w:b w:val="false"/>
           <w:bCs w:val="false"/>
           <w:color w:val="000000"/>
           <w:sz w:val="24"/>
           <w:szCs w:val="24"/>
         </w:rPr>
-      </w:pPr>
-      <w:r>
+        <w:t>Կարող են ներթափանցել որոշ նյութերի (քարաքար, թուղթ, գործվածքներ), բայց զգայուն են ջրային միջավայրին։</w:t>
+      </w:r>
+    </w:p>
+    <w:p>
+      <w:pPr>
+        <w:pStyle w:val="TextBody"/>
+        <w:numPr>
+          <w:ilvl w:val="0"/>
+          <w:numId w:val="13"/>
+        </w:numPr>
+        <w:tabs>
+          <w:tab w:val="clear" w:pos="720"/>
+          <w:tab w:val="left" w:pos="0" w:leader="none"/>
+        </w:tabs>
+        <w:ind w:left="709" w:hanging="283"/>
         <w:rPr>
+          <w:b w:val="false"/>
           <w:b w:val="false"/>
           <w:bCs w:val="false"/>
           <w:color w:val="000000"/>
           <w:sz w:val="24"/>
           <w:szCs w:val="24"/>
         </w:rPr>
-        <w:t>Հակաճնշման մեթոդներ</w:t>
-      </w:r>
-    </w:p>
-    <w:p>
-      <w:pPr>
-        <w:pStyle w:val="Heading3"/>
-        <w:spacing w:before="200" w:after="283"/>
+      </w:pPr>
+      <w:r>
         <w:rPr>
-          <w:b w:val="false"/>
           <w:b w:val="false"/>
           <w:bCs w:val="false"/>
           <w:color w:val="000000"/>
           <w:sz w:val="24"/>
           <w:szCs w:val="24"/>
         </w:rPr>
+        <w:t>Օգտագործվում են՝ կենսաբանական imaging, անվտանգության սկաներներ, նյութերի անալիզ, հեռահար կապեր (short-range high-speed communications)։</w:t>
+      </w:r>
+    </w:p>
+    <w:p>
+      <w:pPr>
+        <w:pStyle w:val="TextBody"/>
+        <w:rPr/>
       </w:pPr>
       <w:r>
         <w:rPr>
+          <w:rStyle w:val="StrongEmphasis"/>
           <w:b w:val="false"/>
           <w:bCs w:val="false"/>
           <w:color w:val="000000"/>
           <w:sz w:val="24"/>
           <w:szCs w:val="24"/>
         </w:rPr>
-        <w:t>Կիրառություններ</w:t>
+        <w:t>Infrared ալիքներ (IR)</w:t>
       </w:r>
     </w:p>
     <w:p>
@@ -2634,7 +2689,7 @@
         <w:pStyle w:val="TextBody"/>
         <w:numPr>
           <w:ilvl w:val="0"/>
-          <w:numId w:val="10"/>
+          <w:numId w:val="14"/>
         </w:numPr>
         <w:tabs>
           <w:tab w:val="clear" w:pos="720"/>
@@ -2658,7 +2713,7 @@
           <w:sz w:val="24"/>
           <w:szCs w:val="24"/>
         </w:rPr>
-        <w:t>Ավտոմոբիլային ռադարներ (ADAS)</w:t>
+        <w:t>Հիմնականում օգտագործվում է ջերմային պատկերացման համար (thermal imaging) և հեռահարության չափման համար (remote sensing)։</w:t>
       </w:r>
     </w:p>
     <w:p>
@@ -2666,7 +2721,7 @@
         <w:pStyle w:val="TextBody"/>
         <w:numPr>
           <w:ilvl w:val="0"/>
-          <w:numId w:val="10"/>
+          <w:numId w:val="14"/>
         </w:numPr>
         <w:tabs>
           <w:tab w:val="clear" w:pos="720"/>
@@ -2690,7 +2745,7 @@
           <w:sz w:val="24"/>
           <w:szCs w:val="24"/>
         </w:rPr>
-        <w:t>Եղանակագիտական ռադարներ</w:t>
+        <w:t>Infrared ճառագայթը հիմնականում միայն մակերևույթից արտացոլվում է և ուժեղորեն ներծծվում է ջրի և մթնոլորտի կողմից։</w:t>
       </w:r>
     </w:p>
     <w:p>
@@ -2698,7 +2753,7 @@
         <w:pStyle w:val="TextBody"/>
         <w:numPr>
           <w:ilvl w:val="0"/>
-          <w:numId w:val="10"/>
+          <w:numId w:val="14"/>
         </w:numPr>
         <w:tabs>
           <w:tab w:val="clear" w:pos="720"/>
@@ -2722,44 +2777,102 @@
           <w:sz w:val="24"/>
           <w:szCs w:val="24"/>
         </w:rPr>
-        <w:t>MIMO և բազմաչան համակարգեր</w:t>
+        <w:t>Օգտագործվում է՝ գիշերային տեսադիտարկում, ջերմաչափում, հաղորդակցություն լազերով (fiber optics, short-range free-space)։</w:t>
       </w:r>
     </w:p>
     <w:p>
       <w:pPr>
         <w:pStyle w:val="TextBody"/>
-        <w:numPr>
-          <w:ilvl w:val="0"/>
-          <w:numId w:val="10"/>
-        </w:numPr>
-        <w:tabs>
-          <w:tab w:val="clear" w:pos="720"/>
-          <w:tab w:val="left" w:pos="0" w:leader="none"/>
-        </w:tabs>
-        <w:ind w:left="709" w:hanging="283"/>
+        <w:rPr/>
+      </w:pPr>
+      <w:r>
         <w:rPr>
-          <w:b w:val="false"/>
+          <w:rStyle w:val="StrongEmphasis"/>
           <w:b w:val="false"/>
           <w:bCs w:val="false"/>
           <w:color w:val="000000"/>
           <w:sz w:val="24"/>
           <w:szCs w:val="24"/>
         </w:rPr>
+        <w:t>Ներկայացված տարբերություն՝ օգտագործման տեսանկյունից</w:t>
+      </w:r>
+    </w:p>
+    <w:p>
+      <w:pPr>
+        <w:pStyle w:val="TextBody"/>
+        <w:numPr>
+          <w:ilvl w:val="0"/>
+          <w:numId w:val="15"/>
+        </w:numPr>
+        <w:tabs>
+          <w:tab w:val="clear" w:pos="720"/>
+          <w:tab w:val="left" w:pos="0" w:leader="none"/>
+        </w:tabs>
+        <w:ind w:left="709" w:hanging="283"/>
+        <w:rPr/>
       </w:pPr>
       <w:r>
         <w:rPr>
+          <w:rStyle w:val="StrongEmphasis"/>
           <w:b w:val="false"/>
           <w:bCs w:val="false"/>
           <w:color w:val="000000"/>
           <w:sz w:val="24"/>
           <w:szCs w:val="24"/>
         </w:rPr>
-        <w:t>Տիեզերական հետազոտություններ</w:t>
+        <w:t>THz ալիքներ</w:t>
+      </w:r>
+      <w:r>
+        <w:rPr>
+          <w:b w:val="false"/>
+          <w:bCs w:val="false"/>
+          <w:color w:val="000000"/>
+          <w:sz w:val="24"/>
+          <w:szCs w:val="24"/>
+        </w:rPr>
+        <w:t xml:space="preserve"> – թույլ են տալիս հետազոտել նյութերի ներսը առանց վնասելու օրինակները, կիրառվում է անվտանգության և բժշկական սկաներներում։</w:t>
       </w:r>
     </w:p>
     <w:p>
       <w:pPr>
+        <w:pStyle w:val="TextBody"/>
+        <w:numPr>
+          <w:ilvl w:val="0"/>
+          <w:numId w:val="15"/>
+        </w:numPr>
+        <w:tabs>
+          <w:tab w:val="clear" w:pos="720"/>
+          <w:tab w:val="left" w:pos="0" w:leader="none"/>
+        </w:tabs>
+        <w:ind w:left="709" w:hanging="283"/>
+        <w:rPr/>
+      </w:pPr>
+      <w:r>
+        <w:rPr>
+          <w:rStyle w:val="StrongEmphasis"/>
+          <w:b w:val="false"/>
+          <w:bCs w:val="false"/>
+          <w:color w:val="000000"/>
+          <w:sz w:val="24"/>
+          <w:szCs w:val="24"/>
+        </w:rPr>
+        <w:t>Infrared</w:t>
+      </w:r>
+      <w:r>
+        <w:rPr>
+          <w:b w:val="false"/>
+          <w:bCs w:val="false"/>
+          <w:color w:val="000000"/>
+          <w:sz w:val="24"/>
+          <w:szCs w:val="24"/>
+        </w:rPr>
+        <w:t xml:space="preserve"> – հիմնականում օգտագործվում է մակերևույթի ջերմային վերլուծության համար, ինչպես նաև հեռահարության և գիշերային տեսադիտարկման համար։</w:t>
+      </w:r>
+    </w:p>
+    <w:p>
+      <w:pPr>
         <w:pStyle w:val="Normal"/>
+        <w:spacing w:before="200" w:after="283"/>
         <w:rPr>
           <w:b w:val="false"/>
           <w:b w:val="false"/>
@@ -2781,1100 +2894,8 @@
     </w:p>
     <w:p>
       <w:pPr>
-        <w:pStyle w:val="TextBody"/>
-        <w:rPr>
-          <w:b w:val="false"/>
-          <w:b w:val="false"/>
-          <w:bCs w:val="false"/>
-          <w:color w:val="000000"/>
-          <w:sz w:val="24"/>
-          <w:szCs w:val="24"/>
-        </w:rPr>
-      </w:pPr>
-      <w:r>
-        <w:rPr>
-          <w:b w:val="false"/>
-          <w:bCs w:val="false"/>
-          <w:color w:val="000000"/>
-          <w:sz w:val="24"/>
-          <w:szCs w:val="24"/>
-        </w:rPr>
-        <w:t>Ռազմական ռադարները նախագծված են հակաօդային, հակահրթիռային, ծովային և ցամաքային պաշտպանության համար՝ աղբյուրը հայտնաբերելու, թիրախները տիրայնելու, դրանց արագությունը/դիրքը չափելու, նպատակներին համապատասխան հրամաններ հղելու և հակակառավարում (C2) ապահովելու համար։ Նրանք հաճախ համադրում են երկար թռիչք բացահայտման (early</w:t>
-        <w:noBreakHyphen/>
-        <w:t>warning), հետախուզման (surveillance), հետևման (tracking) և հրամանավարման (fire</w:t>
-        <w:noBreakHyphen/>
-        <w:t xml:space="preserve">control) գործառույթներ։ </w:t>
-      </w:r>
-    </w:p>
-    <w:p>
-      <w:pPr>
         <w:pStyle w:val="Heading2"/>
         <w:spacing w:before="200" w:after="283"/>
-        <w:rPr>
-          <w:b w:val="false"/>
-          <w:b w:val="false"/>
-          <w:bCs w:val="false"/>
-          <w:sz w:val="24"/>
-          <w:szCs w:val="24"/>
-        </w:rPr>
-      </w:pPr>
-      <w:r>
-        <w:rPr>
-          <w:b w:val="false"/>
-          <w:bCs w:val="false"/>
-          <w:sz w:val="24"/>
-          <w:szCs w:val="24"/>
-        </w:rPr>
-        <w:t xml:space="preserve">Տարբեր տեսակներ ըստ կիրառության </w:t>
-      </w:r>
-    </w:p>
-    <w:p>
-      <w:pPr>
-        <w:pStyle w:val="TextBody"/>
-        <w:numPr>
-          <w:ilvl w:val="0"/>
-          <w:numId w:val="22"/>
-        </w:numPr>
-        <w:tabs>
-          <w:tab w:val="clear" w:pos="720"/>
-          <w:tab w:val="left" w:pos="0" w:leader="none"/>
-        </w:tabs>
-        <w:ind w:left="709" w:hanging="283"/>
-        <w:rPr/>
-      </w:pPr>
-      <w:r>
-        <w:rPr>
-          <w:rStyle w:val="StrongEmphasis"/>
-          <w:b w:val="false"/>
-          <w:bCs w:val="false"/>
-          <w:sz w:val="24"/>
-          <w:szCs w:val="24"/>
-        </w:rPr>
-        <w:t>Early</w:t>
-        <w:noBreakHyphen/>
-        <w:t>warning / long</w:t>
-        <w:noBreakHyphen/>
-        <w:t>range surveillance</w:t>
-      </w:r>
-      <w:r>
-        <w:rPr>
-          <w:b w:val="false"/>
-          <w:bCs w:val="false"/>
-          <w:sz w:val="24"/>
-          <w:szCs w:val="24"/>
-        </w:rPr>
-        <w:t xml:space="preserve"> — փնտրում են հեռավոր օդային կամ հրթիռային թիրախներ նախնական փոխանցման համար (օրինակ՝ երկիր-to</w:t>
-        <w:noBreakHyphen/>
-        <w:t>օդ հրթիռային համակարգերի երկարոհաս թարմացումներ)։</w:t>
-      </w:r>
-    </w:p>
-    <w:p>
-      <w:pPr>
-        <w:pStyle w:val="TextBody"/>
-        <w:numPr>
-          <w:ilvl w:val="0"/>
-          <w:numId w:val="22"/>
-        </w:numPr>
-        <w:tabs>
-          <w:tab w:val="clear" w:pos="720"/>
-          <w:tab w:val="left" w:pos="0" w:leader="none"/>
-        </w:tabs>
-        <w:ind w:left="709" w:hanging="283"/>
-        <w:rPr/>
-      </w:pPr>
-      <w:r>
-        <w:rPr>
-          <w:rStyle w:val="StrongEmphasis"/>
-          <w:b w:val="false"/>
-          <w:bCs w:val="false"/>
-          <w:sz w:val="24"/>
-          <w:szCs w:val="24"/>
-        </w:rPr>
-        <w:t>3D air</w:t>
-        <w:noBreakHyphen/>
-        <w:t>search / surveillance radars</w:t>
-      </w:r>
-      <w:r>
-        <w:rPr>
-          <w:b w:val="false"/>
-          <w:bCs w:val="false"/>
-          <w:sz w:val="24"/>
-          <w:szCs w:val="24"/>
-        </w:rPr>
-        <w:t xml:space="preserve"> — տրամադրում են հեռավորություն, ուղղություն և բարձրություն (range/azimuth/elevation)՝ միաժամանակ շատ թիրախներ հետևելու համար (արտաքին օրինակ՝ AN/SPY</w:t>
-        <w:noBreakHyphen/>
-        <w:t xml:space="preserve">1 ընտանիքը՝ Aegis համակարգում։). </w:t>
-      </w:r>
-    </w:p>
-    <w:p>
-      <w:pPr>
-        <w:pStyle w:val="TextBody"/>
-        <w:numPr>
-          <w:ilvl w:val="0"/>
-          <w:numId w:val="22"/>
-        </w:numPr>
-        <w:tabs>
-          <w:tab w:val="clear" w:pos="720"/>
-          <w:tab w:val="left" w:pos="0" w:leader="none"/>
-        </w:tabs>
-        <w:ind w:left="709" w:hanging="283"/>
-        <w:rPr/>
-      </w:pPr>
-      <w:r>
-        <w:rPr>
-          <w:rStyle w:val="StrongEmphasis"/>
-          <w:b w:val="false"/>
-          <w:bCs w:val="false"/>
-          <w:sz w:val="24"/>
-          <w:szCs w:val="24"/>
-        </w:rPr>
-        <w:t>Fire</w:t>
-        <w:noBreakHyphen/>
-        <w:t>control / tracking radars</w:t>
-      </w:r>
-      <w:r>
-        <w:rPr>
-          <w:b w:val="false"/>
-          <w:bCs w:val="false"/>
-          <w:sz w:val="24"/>
-          <w:szCs w:val="24"/>
-        </w:rPr>
-        <w:t xml:space="preserve"> — ապահովում են շատ բարձր ճշգրտությամբ տվյալներ հրաձգությունից առաջ՝ ուղորդվող զենքի համար (միրախի ճշգրիտ՝ angle/range/velocity measurement): այս ռադարները հաճախ ունեն կարճ</w:t>
-        <w:noBreakHyphen/>
-        <w:t xml:space="preserve">միջին ռեֆլեկտիվության փոխհարաբերություններ և փաթեթային ազդանշանային պրոցեսինգ։ </w:t>
-      </w:r>
-      <w:hyperlink r:id="rId2" w:tgtFrame="_blank">
-        <w:r>
-          <w:rPr>
-            <w:rStyle w:val="InternetLink"/>
-            <w:b w:val="false"/>
-            <w:bCs w:val="false"/>
-            <w:sz w:val="24"/>
-            <w:szCs w:val="24"/>
-          </w:rPr>
-          <w:t>ftp.idu.ac.id</w:t>
-        </w:r>
-      </w:hyperlink>
-    </w:p>
-    <w:p>
-      <w:pPr>
-        <w:pStyle w:val="TextBody"/>
-        <w:numPr>
-          <w:ilvl w:val="0"/>
-          <w:numId w:val="22"/>
-        </w:numPr>
-        <w:tabs>
-          <w:tab w:val="clear" w:pos="720"/>
-          <w:tab w:val="left" w:pos="0" w:leader="none"/>
-        </w:tabs>
-        <w:ind w:left="709" w:hanging="283"/>
-        <w:rPr/>
-      </w:pPr>
-      <w:r>
-        <w:rPr>
-          <w:rStyle w:val="StrongEmphasis"/>
-          <w:b w:val="false"/>
-          <w:bCs w:val="false"/>
-          <w:sz w:val="24"/>
-          <w:szCs w:val="24"/>
-        </w:rPr>
-        <w:t>Missile</w:t>
-        <w:noBreakHyphen/>
-        <w:t>guidance radars / target illumination</w:t>
-      </w:r>
-      <w:r>
-        <w:rPr>
-          <w:b w:val="false"/>
-          <w:bCs w:val="false"/>
-          <w:sz w:val="24"/>
-          <w:szCs w:val="24"/>
-        </w:rPr>
-        <w:t xml:space="preserve"> — մոդ էլի նման մոդուլներ են, որոնք աշխատում են semi</w:t>
-        <w:noBreakHyphen/>
-        <w:t>active կամ active homing ռեժիմներով։ Semi</w:t>
-        <w:noBreakHyphen/>
-        <w:t xml:space="preserve">active-ում հրթիռը ընդունում է աջակցության ռադարից արտացոլված ազդանշանը, active-ում հրթիռի սեփական գլխիկը ունի ռադար (active radar homing)։ </w:t>
-      </w:r>
-      <w:hyperlink r:id="rId3" w:tgtFrame="_blank">
-        <w:r>
-          <w:rPr>
-            <w:rStyle w:val="InternetLink"/>
-            <w:b w:val="false"/>
-            <w:bCs w:val="false"/>
-            <w:sz w:val="24"/>
-            <w:szCs w:val="24"/>
-          </w:rPr>
-          <w:t>secwww.jhuapl.edu+1</w:t>
-        </w:r>
-      </w:hyperlink>
-    </w:p>
-    <w:p>
-      <w:pPr>
-        <w:pStyle w:val="Heading2"/>
-        <w:spacing w:before="200" w:after="283"/>
-        <w:rPr>
-          <w:b w:val="false"/>
-          <w:b w:val="false"/>
-          <w:bCs w:val="false"/>
-          <w:sz w:val="24"/>
-          <w:szCs w:val="24"/>
-        </w:rPr>
-      </w:pPr>
-      <w:r>
-        <w:rPr>
-          <w:b w:val="false"/>
-          <w:bCs w:val="false"/>
-          <w:sz w:val="24"/>
-          <w:szCs w:val="24"/>
-        </w:rPr>
-        <w:t>Կենտրոնական տեխնիկական առանձնահատկություններ (ինչը հաշվի է առնվում)</w:t>
-      </w:r>
-    </w:p>
-    <w:p>
-      <w:pPr>
-        <w:pStyle w:val="TextBody"/>
-        <w:numPr>
-          <w:ilvl w:val="0"/>
-          <w:numId w:val="23"/>
-        </w:numPr>
-        <w:tabs>
-          <w:tab w:val="clear" w:pos="720"/>
-          <w:tab w:val="left" w:pos="0" w:leader="none"/>
-        </w:tabs>
-        <w:ind w:left="709" w:hanging="283"/>
-        <w:rPr/>
-      </w:pPr>
-      <w:r>
-        <w:rPr>
-          <w:rStyle w:val="StrongEmphasis"/>
-          <w:b w:val="false"/>
-          <w:bCs w:val="false"/>
-          <w:sz w:val="24"/>
-          <w:szCs w:val="24"/>
-        </w:rPr>
-        <w:t>Շքեղություն (range, R):</w:t>
-      </w:r>
-      <w:r>
-        <w:rPr>
-          <w:b w:val="false"/>
-          <w:bCs w:val="false"/>
-          <w:sz w:val="24"/>
-          <w:szCs w:val="24"/>
-        </w:rPr>
-        <w:t xml:space="preserve"> ռազմատեխնիկական ռադարների alcance</w:t>
-        <w:noBreakHyphen/>
-        <w:t>ն կարող է լինել հազար килոմետրեր (early</w:t>
-        <w:noBreakHyphen/>
-        <w:t>warning) կամ մի քանի տասնյակ կիլոմետր (fire</w:t>
-        <w:noBreakHyphen/>
-        <w:t xml:space="preserve">control vs. naval CIWS)՝ կախված ալիքի ռեժիմից, փոխանցման հզորությունից և համակարգի բարդությունից։ (ռադարային ճարպկության գնահատումը՝ radar range equation). </w:t>
-      </w:r>
-      <w:hyperlink r:id="rId4" w:tgtFrame="_blank">
-        <w:r>
-          <w:rPr>
-            <w:rStyle w:val="InternetLink"/>
-            <w:b w:val="false"/>
-            <w:bCs w:val="false"/>
-            <w:sz w:val="24"/>
-            <w:szCs w:val="24"/>
-          </w:rPr>
-          <w:t>ftp.idu.ac.id</w:t>
-        </w:r>
-      </w:hyperlink>
-    </w:p>
-    <w:p>
-      <w:pPr>
-        <w:pStyle w:val="TextBody"/>
-        <w:numPr>
-          <w:ilvl w:val="0"/>
-          <w:numId w:val="23"/>
-        </w:numPr>
-        <w:tabs>
-          <w:tab w:val="clear" w:pos="720"/>
-          <w:tab w:val="left" w:pos="0" w:leader="none"/>
-        </w:tabs>
-        <w:ind w:left="709" w:hanging="283"/>
-        <w:rPr/>
-      </w:pPr>
-      <w:r>
-        <w:rPr>
-          <w:rStyle w:val="StrongEmphasis"/>
-          <w:b w:val="false"/>
-          <w:bCs w:val="false"/>
-          <w:sz w:val="24"/>
-          <w:szCs w:val="24"/>
-        </w:rPr>
-        <w:t>Դյուրություն՝ բազմացառելի նպատակների (multi</w:t>
-        <w:noBreakHyphen/>
-        <w:t>target tracking capacity)</w:t>
-      </w:r>
-      <w:r>
-        <w:rPr>
-          <w:b w:val="false"/>
-          <w:bCs w:val="false"/>
-          <w:sz w:val="24"/>
-          <w:szCs w:val="24"/>
-        </w:rPr>
-        <w:t xml:space="preserve"> — ժամանակակից համակարգերը հնարավորություն ունեն միաժամանակ հարյուրավոր թիրախներ track անել (օր. AN/SPY</w:t>
-        <w:noBreakHyphen/>
-        <w:t xml:space="preserve">1 ընտանիքը կարող է մի քանի հարյուր թիրախ միաժամանակ), ինչը կարևոր է նավային/հետախուզական օրինաչափությունների համար։ </w:t>
-      </w:r>
-      <w:hyperlink r:id="rId5" w:tgtFrame="_blank">
-        <w:r>
-          <w:rPr>
-            <w:rStyle w:val="InternetLink"/>
-            <w:b w:val="false"/>
-            <w:bCs w:val="false"/>
-            <w:sz w:val="24"/>
-            <w:szCs w:val="24"/>
-          </w:rPr>
-          <w:t>Վիկիպեդիա+1</w:t>
-        </w:r>
-      </w:hyperlink>
-    </w:p>
-    <w:p>
-      <w:pPr>
-        <w:pStyle w:val="TextBody"/>
-        <w:numPr>
-          <w:ilvl w:val="0"/>
-          <w:numId w:val="23"/>
-        </w:numPr>
-        <w:tabs>
-          <w:tab w:val="clear" w:pos="720"/>
-          <w:tab w:val="left" w:pos="0" w:leader="none"/>
-        </w:tabs>
-        <w:ind w:left="709" w:hanging="283"/>
-        <w:rPr/>
-      </w:pPr>
-      <w:r>
-        <w:rPr>
-          <w:rStyle w:val="StrongEmphasis"/>
-          <w:b w:val="false"/>
-          <w:bCs w:val="false"/>
-          <w:sz w:val="24"/>
-          <w:szCs w:val="24"/>
-        </w:rPr>
-        <w:t>Անտենայի տեսակն ու ճառագայթի կառավարումը (PESA vs AESA)</w:t>
-      </w:r>
-      <w:r>
-        <w:rPr>
-          <w:b w:val="false"/>
-          <w:bCs w:val="false"/>
-          <w:sz w:val="24"/>
-          <w:szCs w:val="24"/>
-        </w:rPr>
-        <w:t xml:space="preserve"> — AESA (Active Electronically Scanned Array)</w:t>
-        <w:noBreakHyphen/>
-        <w:t>ները ունեն յուրաքանչյուր տարրին հանձնարարված TRM (Transmit/Receive Module), տալիս են արագ ճառագայթավարման վերահսկում, multibeam հնարավորություններ, ավելի լավ հակաճնշման հարմարվողականություն և մեծ պահուստային ունակություն՝ քան ավանդական PESA</w:t>
-        <w:noBreakHyphen/>
-        <w:t>ները։ AESA</w:t>
-        <w:noBreakHyphen/>
-        <w:t xml:space="preserve">ի ծառայողական արժեցումը և կիրառությունը զինվորական օդանավերում և պայմաններում լայնորեն աճում են։ </w:t>
-      </w:r>
-      <w:hyperlink r:id="rId6" w:tgtFrame="_blank">
-        <w:r>
-          <w:rPr>
-            <w:rStyle w:val="InternetLink"/>
-            <w:b w:val="false"/>
-            <w:bCs w:val="false"/>
-            <w:sz w:val="24"/>
-            <w:szCs w:val="24"/>
-          </w:rPr>
-          <w:t>Վիկիպեդիա+1</w:t>
-        </w:r>
-      </w:hyperlink>
-    </w:p>
-    <w:p>
-      <w:pPr>
-        <w:pStyle w:val="Heading2"/>
-        <w:spacing w:before="200" w:after="283"/>
-        <w:rPr>
-          <w:b w:val="false"/>
-          <w:b w:val="false"/>
-          <w:bCs w:val="false"/>
-          <w:sz w:val="24"/>
-          <w:szCs w:val="24"/>
-        </w:rPr>
-      </w:pPr>
-      <w:r>
-        <w:rPr>
-          <w:b w:val="false"/>
-          <w:bCs w:val="false"/>
-          <w:sz w:val="24"/>
-          <w:szCs w:val="24"/>
-        </w:rPr>
-        <w:t>Հակառադարային (ECM) և հակա</w:t>
-        <w:noBreakHyphen/>
-        <w:t>ECM (ECCM) մեթոդներ</w:t>
-      </w:r>
-    </w:p>
-    <w:p>
-      <w:pPr>
-        <w:pStyle w:val="TextBody"/>
-        <w:rPr>
-          <w:b w:val="false"/>
-          <w:b w:val="false"/>
-          <w:bCs w:val="false"/>
-          <w:sz w:val="24"/>
-          <w:szCs w:val="24"/>
-        </w:rPr>
-      </w:pPr>
-      <w:r>
-        <w:rPr>
-          <w:b w:val="false"/>
-          <w:bCs w:val="false"/>
-          <w:sz w:val="24"/>
-          <w:szCs w:val="24"/>
-        </w:rPr>
-        <w:t>Ռազմական ռադարների մեծ խնդիրն է դիմակայել հակառակորդի էլեկտրոնային ճնշմանը (jamming, deception, DRFM տիպի հմտություններ)։ Որոշ ECCM տեխնիկաներ՝</w:t>
-      </w:r>
-    </w:p>
-    <w:p>
-      <w:pPr>
-        <w:pStyle w:val="TextBody"/>
-        <w:numPr>
-          <w:ilvl w:val="0"/>
-          <w:numId w:val="24"/>
-        </w:numPr>
-        <w:tabs>
-          <w:tab w:val="clear" w:pos="720"/>
-          <w:tab w:val="left" w:pos="0" w:leader="none"/>
-        </w:tabs>
-        <w:ind w:left="709" w:hanging="283"/>
-        <w:rPr/>
-      </w:pPr>
-      <w:r>
-        <w:rPr>
-          <w:rStyle w:val="StrongEmphasis"/>
-          <w:b w:val="false"/>
-          <w:bCs w:val="false"/>
-          <w:sz w:val="24"/>
-          <w:szCs w:val="24"/>
-        </w:rPr>
-        <w:t>Frequency agility / hopping</w:t>
-      </w:r>
-      <w:r>
-        <w:rPr>
-          <w:b w:val="false"/>
-          <w:bCs w:val="false"/>
-          <w:sz w:val="24"/>
-          <w:szCs w:val="24"/>
-        </w:rPr>
-        <w:t xml:space="preserve"> — արագ հաճախականությունների փոփոխություն՝ jammer</w:t>
-        <w:noBreakHyphen/>
-        <w:t>ին դժվարացնելու համար։</w:t>
-      </w:r>
-    </w:p>
-    <w:p>
-      <w:pPr>
-        <w:pStyle w:val="TextBody"/>
-        <w:numPr>
-          <w:ilvl w:val="0"/>
-          <w:numId w:val="24"/>
-        </w:numPr>
-        <w:tabs>
-          <w:tab w:val="clear" w:pos="720"/>
-          <w:tab w:val="left" w:pos="0" w:leader="none"/>
-        </w:tabs>
-        <w:ind w:left="709" w:hanging="283"/>
-        <w:rPr/>
-      </w:pPr>
-      <w:r>
-        <w:rPr>
-          <w:rStyle w:val="StrongEmphasis"/>
-          <w:b w:val="false"/>
-          <w:bCs w:val="false"/>
-          <w:sz w:val="24"/>
-          <w:szCs w:val="24"/>
-        </w:rPr>
-        <w:t>Pulse</w:t>
-        <w:noBreakHyphen/>
-        <w:t>Doppler և MTI պրոցեսինգ</w:t>
-      </w:r>
-      <w:r>
-        <w:rPr>
-          <w:b w:val="false"/>
-          <w:bCs w:val="false"/>
-          <w:sz w:val="24"/>
-          <w:szCs w:val="24"/>
-        </w:rPr>
-        <w:t xml:space="preserve"> — շարժվող թիրախները առանձնացնելու համար՝ նվազեցնելով կայուն ֆոնի (clutter) ազդեցությունը։</w:t>
-      </w:r>
-    </w:p>
-    <w:p>
-      <w:pPr>
-        <w:pStyle w:val="TextBody"/>
-        <w:numPr>
-          <w:ilvl w:val="0"/>
-          <w:numId w:val="24"/>
-        </w:numPr>
-        <w:tabs>
-          <w:tab w:val="clear" w:pos="720"/>
-          <w:tab w:val="left" w:pos="0" w:leader="none"/>
-        </w:tabs>
-        <w:ind w:left="709" w:hanging="283"/>
-        <w:rPr/>
-      </w:pPr>
-      <w:r>
-        <w:rPr>
-          <w:rStyle w:val="StrongEmphasis"/>
-          <w:b w:val="false"/>
-          <w:bCs w:val="false"/>
-          <w:sz w:val="24"/>
-          <w:szCs w:val="24"/>
-        </w:rPr>
-        <w:t>Adaptive beamforming / spatial nulling</w:t>
-      </w:r>
-      <w:r>
-        <w:rPr>
-          <w:b w:val="false"/>
-          <w:bCs w:val="false"/>
-          <w:sz w:val="24"/>
-          <w:szCs w:val="24"/>
-        </w:rPr>
-        <w:t xml:space="preserve"> — ուղղությունները, որտեղից հրահրվում է խանգարումը, ֆիզիկապես կամ թվային կերպով ճնշել։</w:t>
-      </w:r>
-    </w:p>
-    <w:p>
-      <w:pPr>
-        <w:pStyle w:val="TextBody"/>
-        <w:numPr>
-          <w:ilvl w:val="0"/>
-          <w:numId w:val="24"/>
-        </w:numPr>
-        <w:tabs>
-          <w:tab w:val="clear" w:pos="720"/>
-          <w:tab w:val="left" w:pos="0" w:leader="none"/>
-        </w:tabs>
-        <w:ind w:left="709" w:hanging="283"/>
-        <w:rPr/>
-      </w:pPr>
-      <w:r>
-        <w:rPr>
-          <w:rStyle w:val="StrongEmphasis"/>
-          <w:b w:val="false"/>
-          <w:bCs w:val="false"/>
-          <w:sz w:val="24"/>
-          <w:szCs w:val="24"/>
-        </w:rPr>
-        <w:t>Higher waveform/code complexity և DRFM detection techniques</w:t>
-      </w:r>
-      <w:hyperlink r:id="rId7" w:tgtFrame="_blank">
-        <w:r>
-          <w:rPr>
-            <w:b w:val="false"/>
-            <w:bCs w:val="false"/>
-            <w:sz w:val="24"/>
-            <w:szCs w:val="24"/>
-          </w:rPr>
-          <w:t xml:space="preserve">՝ կրկնօրինակող տեխնիկայից պաշտպանվելու համար։ </w:t>
-        </w:r>
-      </w:hyperlink>
-    </w:p>
-    <w:p>
-      <w:pPr>
-        <w:pStyle w:val="Heading2"/>
-        <w:spacing w:before="200" w:after="283"/>
-        <w:rPr>
-          <w:b w:val="false"/>
-          <w:b w:val="false"/>
-          <w:bCs w:val="false"/>
-          <w:sz w:val="24"/>
-          <w:szCs w:val="24"/>
-        </w:rPr>
-      </w:pPr>
-      <w:r>
-        <w:rPr>
-          <w:b w:val="false"/>
-          <w:bCs w:val="false"/>
-          <w:sz w:val="24"/>
-          <w:szCs w:val="24"/>
-        </w:rPr>
-        <w:t>Մասնավորապես՝ AESA-ի ռազմական առավելությունները</w:t>
-      </w:r>
-    </w:p>
-    <w:p>
-      <w:pPr>
-        <w:pStyle w:val="TextBody"/>
-        <w:numPr>
-          <w:ilvl w:val="0"/>
-          <w:numId w:val="25"/>
-        </w:numPr>
-        <w:tabs>
-          <w:tab w:val="clear" w:pos="720"/>
-          <w:tab w:val="left" w:pos="0" w:leader="none"/>
-        </w:tabs>
-        <w:ind w:left="709" w:hanging="283"/>
-        <w:rPr>
-          <w:b w:val="false"/>
-          <w:b w:val="false"/>
-          <w:bCs w:val="false"/>
-          <w:sz w:val="24"/>
-          <w:szCs w:val="24"/>
-        </w:rPr>
-      </w:pPr>
-      <w:r>
-        <w:rPr>
-          <w:b w:val="false"/>
-          <w:bCs w:val="false"/>
-          <w:sz w:val="24"/>
-          <w:szCs w:val="24"/>
-        </w:rPr>
-        <w:t>Էլեկտրոնային արագ ուղղորդում (no moving parts)՝ փոքր ռեակցիայի ժամանակ։</w:t>
-      </w:r>
-    </w:p>
-    <w:p>
-      <w:pPr>
-        <w:pStyle w:val="TextBody"/>
-        <w:numPr>
-          <w:ilvl w:val="0"/>
-          <w:numId w:val="25"/>
-        </w:numPr>
-        <w:tabs>
-          <w:tab w:val="clear" w:pos="720"/>
-          <w:tab w:val="left" w:pos="0" w:leader="none"/>
-        </w:tabs>
-        <w:ind w:left="709" w:hanging="283"/>
-        <w:rPr>
-          <w:b w:val="false"/>
-          <w:b w:val="false"/>
-          <w:bCs w:val="false"/>
-          <w:sz w:val="24"/>
-          <w:szCs w:val="24"/>
-        </w:rPr>
-      </w:pPr>
-      <w:r>
-        <w:rPr>
-          <w:b w:val="false"/>
-          <w:bCs w:val="false"/>
-          <w:sz w:val="24"/>
-          <w:szCs w:val="24"/>
-        </w:rPr>
-        <w:t>Մեծ ճկունություն՝ միաժամանակ multibeam և T/R module զոհաբերումներով կարող է կատարել չընթեռնելի/էմուլյացվող առաջադրանքներ (search + track + IFF սեգմենտ)։</w:t>
-      </w:r>
-    </w:p>
-    <w:p>
-      <w:pPr>
-        <w:pStyle w:val="TextBody"/>
-        <w:numPr>
-          <w:ilvl w:val="0"/>
-          <w:numId w:val="25"/>
-        </w:numPr>
-        <w:tabs>
-          <w:tab w:val="clear" w:pos="720"/>
-          <w:tab w:val="left" w:pos="0" w:leader="none"/>
-        </w:tabs>
-        <w:ind w:left="709" w:hanging="283"/>
-        <w:rPr/>
-      </w:pPr>
-      <w:r>
-        <w:rPr>
-          <w:b w:val="false"/>
-          <w:bCs w:val="false"/>
-          <w:sz w:val="24"/>
-          <w:szCs w:val="24"/>
-        </w:rPr>
-        <w:t xml:space="preserve">Լոկալ չաշխատող մոդուլները չեն փչացնում ամբողջ համակարգը (degradation resilience)։ </w:t>
-      </w:r>
-      <w:hyperlink r:id="rId8" w:tgtFrame="_blank">
-        <w:r>
-          <w:rPr>
-            <w:rStyle w:val="InternetLink"/>
-            <w:b w:val="false"/>
-            <w:bCs w:val="false"/>
-            <w:sz w:val="24"/>
-            <w:szCs w:val="24"/>
-          </w:rPr>
-          <w:t>Վիկիպեդիա+1</w:t>
-        </w:r>
-      </w:hyperlink>
-    </w:p>
-    <w:p>
-      <w:pPr>
-        <w:pStyle w:val="Heading2"/>
-        <w:spacing w:before="200" w:after="283"/>
-        <w:rPr>
-          <w:b w:val="false"/>
-          <w:b w:val="false"/>
-          <w:bCs w:val="false"/>
-          <w:sz w:val="24"/>
-          <w:szCs w:val="24"/>
-        </w:rPr>
-      </w:pPr>
-      <w:r>
-        <w:rPr>
-          <w:b w:val="false"/>
-          <w:bCs w:val="false"/>
-          <w:sz w:val="24"/>
-          <w:szCs w:val="24"/>
-        </w:rPr>
-        <w:t>Ռադարներով οδηγվող հրթիռների հիմնական ռեժիմներ (հակիրճ)</w:t>
-      </w:r>
-    </w:p>
-    <w:p>
-      <w:pPr>
-        <w:pStyle w:val="TextBody"/>
-        <w:numPr>
-          <w:ilvl w:val="0"/>
-          <w:numId w:val="26"/>
-        </w:numPr>
-        <w:tabs>
-          <w:tab w:val="clear" w:pos="720"/>
-          <w:tab w:val="left" w:pos="0" w:leader="none"/>
-        </w:tabs>
-        <w:ind w:left="709" w:hanging="283"/>
-        <w:rPr/>
-      </w:pPr>
-      <w:r>
-        <w:rPr>
-          <w:rStyle w:val="StrongEmphasis"/>
-          <w:b w:val="false"/>
-          <w:bCs w:val="false"/>
-          <w:sz w:val="24"/>
-          <w:szCs w:val="24"/>
-        </w:rPr>
-        <w:t>Command guidance</w:t>
-      </w:r>
-      <w:r>
-        <w:rPr>
-          <w:b w:val="false"/>
-          <w:bCs w:val="false"/>
-          <w:sz w:val="24"/>
-          <w:szCs w:val="24"/>
-        </w:rPr>
-        <w:t xml:space="preserve"> — </w:t>
-      </w:r>
-      <w:r>
-        <w:rPr>
-          <w:b w:val="false"/>
-          <w:b w:val="false"/>
-          <w:bCs w:val="false"/>
-          <w:sz w:val="24"/>
-          <w:sz w:val="24"/>
-          <w:szCs w:val="24"/>
-          <w:rtl w:val="true"/>
-        </w:rPr>
-        <w:t>زم</w:t>
-      </w:r>
-      <w:r>
-        <w:rPr>
-          <w:b w:val="false"/>
-          <w:bCs w:val="false"/>
-          <w:sz w:val="24"/>
-          <w:szCs w:val="24"/>
-        </w:rPr>
-        <w:t>նային/նավային C2 համակարգը հաշվարկում է տիրախի դիրքը և ուղարկում հրամաններ հրթիռին։</w:t>
-      </w:r>
-    </w:p>
-    <w:p>
-      <w:pPr>
-        <w:pStyle w:val="TextBody"/>
-        <w:numPr>
-          <w:ilvl w:val="0"/>
-          <w:numId w:val="26"/>
-        </w:numPr>
-        <w:tabs>
-          <w:tab w:val="clear" w:pos="720"/>
-          <w:tab w:val="left" w:pos="0" w:leader="none"/>
-        </w:tabs>
-        <w:ind w:left="709" w:hanging="283"/>
-        <w:rPr/>
-      </w:pPr>
-      <w:r>
-        <w:rPr>
-          <w:rStyle w:val="StrongEmphasis"/>
-          <w:b w:val="false"/>
-          <w:bCs w:val="false"/>
-          <w:sz w:val="24"/>
-          <w:szCs w:val="24"/>
-        </w:rPr>
-        <w:t>Beam</w:t>
-        <w:noBreakHyphen/>
-        <w:t>riding</w:t>
-      </w:r>
-      <w:r>
-        <w:rPr>
-          <w:b w:val="false"/>
-          <w:bCs w:val="false"/>
-          <w:sz w:val="24"/>
-          <w:szCs w:val="24"/>
-        </w:rPr>
-        <w:t xml:space="preserve"> — հրթիռը հետևում է ռադարային լազերի/ռադիո շտրիխին, որը ուղարկվում է դեպի թիրախ։</w:t>
-      </w:r>
-    </w:p>
-    <w:p>
-      <w:pPr>
-        <w:pStyle w:val="TextBody"/>
-        <w:numPr>
-          <w:ilvl w:val="0"/>
-          <w:numId w:val="26"/>
-        </w:numPr>
-        <w:tabs>
-          <w:tab w:val="clear" w:pos="720"/>
-          <w:tab w:val="left" w:pos="0" w:leader="none"/>
-        </w:tabs>
-        <w:ind w:left="709" w:hanging="283"/>
-        <w:rPr/>
-      </w:pPr>
-      <w:r>
-        <w:rPr>
-          <w:rStyle w:val="StrongEmphasis"/>
-          <w:b w:val="false"/>
-          <w:bCs w:val="false"/>
-          <w:sz w:val="24"/>
-          <w:szCs w:val="24"/>
-        </w:rPr>
-        <w:t>Semi</w:t>
-        <w:noBreakHyphen/>
-        <w:t>active radar homing (SARH)</w:t>
-      </w:r>
-      <w:r>
-        <w:rPr>
-          <w:b w:val="false"/>
-          <w:bCs w:val="false"/>
-          <w:sz w:val="24"/>
-          <w:szCs w:val="24"/>
-        </w:rPr>
-        <w:t xml:space="preserve"> — հրթիռի գլուխը ընդունում է երկրից/նավից արտացոլված ազդանշանը, որով ուղղորդվում է մինչև զարկ։</w:t>
-      </w:r>
-    </w:p>
-    <w:p>
-      <w:pPr>
-        <w:pStyle w:val="TextBody"/>
-        <w:numPr>
-          <w:ilvl w:val="0"/>
-          <w:numId w:val="26"/>
-        </w:numPr>
-        <w:tabs>
-          <w:tab w:val="clear" w:pos="720"/>
-          <w:tab w:val="left" w:pos="0" w:leader="none"/>
-        </w:tabs>
-        <w:ind w:left="709" w:hanging="283"/>
-        <w:rPr/>
-      </w:pPr>
-      <w:r>
-        <w:rPr>
-          <w:rStyle w:val="StrongEmphasis"/>
-          <w:b w:val="false"/>
-          <w:bCs w:val="false"/>
-          <w:sz w:val="24"/>
-          <w:szCs w:val="24"/>
-        </w:rPr>
-        <w:t>Active radar homing (ARH)</w:t>
-      </w:r>
-      <w:r>
-        <w:rPr>
-          <w:b w:val="false"/>
-          <w:bCs w:val="false"/>
-          <w:sz w:val="24"/>
-          <w:szCs w:val="24"/>
-        </w:rPr>
-        <w:t xml:space="preserve"> — հրթիռի սեփական ռադարն ինքնուրույն որոնում/փնտրում և ճեղքում է թիրախը։ </w:t>
-      </w:r>
-      <w:hyperlink r:id="rId9" w:tgtFrame="_blank">
-        <w:r>
-          <w:rPr>
-            <w:rStyle w:val="InternetLink"/>
-            <w:b w:val="false"/>
-            <w:bCs w:val="false"/>
-            <w:sz w:val="24"/>
-            <w:szCs w:val="24"/>
-          </w:rPr>
-          <w:t>secwww.jhuapl.edu+1</w:t>
-        </w:r>
-      </w:hyperlink>
-    </w:p>
-    <w:p>
-      <w:pPr>
-        <w:pStyle w:val="Heading2"/>
-        <w:spacing w:before="200" w:after="283"/>
-        <w:rPr>
-          <w:b w:val="false"/>
-          <w:b w:val="false"/>
-          <w:bCs w:val="false"/>
-          <w:sz w:val="24"/>
-          <w:szCs w:val="24"/>
-        </w:rPr>
-      </w:pPr>
-      <w:r>
-        <w:rPr>
-          <w:b w:val="false"/>
-          <w:bCs w:val="false"/>
-          <w:sz w:val="24"/>
-          <w:szCs w:val="24"/>
-        </w:rPr>
-        <w:t>Մոդերն ու զարգացող մոտեցումներ</w:t>
-      </w:r>
-    </w:p>
-    <w:p>
-      <w:pPr>
-        <w:pStyle w:val="TextBody"/>
-        <w:numPr>
-          <w:ilvl w:val="0"/>
-          <w:numId w:val="27"/>
-        </w:numPr>
-        <w:tabs>
-          <w:tab w:val="clear" w:pos="720"/>
-          <w:tab w:val="left" w:pos="0" w:leader="none"/>
-        </w:tabs>
-        <w:ind w:left="709" w:hanging="283"/>
-        <w:rPr/>
-      </w:pPr>
-      <w:r>
-        <w:rPr>
-          <w:rStyle w:val="StrongEmphasis"/>
-          <w:b w:val="false"/>
-          <w:bCs w:val="false"/>
-          <w:sz w:val="24"/>
-          <w:szCs w:val="24"/>
-        </w:rPr>
-        <w:t>MIMO ռադարներ, cognitive radar, եւ թվային RF (DRFM) տեխնոլոգիաներ</w:t>
-      </w:r>
-      <w:r>
-        <w:rPr>
-          <w:b w:val="false"/>
-          <w:bCs w:val="false"/>
-          <w:sz w:val="24"/>
-          <w:szCs w:val="24"/>
-        </w:rPr>
-        <w:t xml:space="preserve"> — ավելի լավ էներգետիկ օգտագործում, միաժամանակ multi</w:t>
-        <w:noBreakHyphen/>
-        <w:t xml:space="preserve">aspect պատկերացում և ավելի խելացի ազդանշանային պրոցեսինգ՝ հակաճնշման դիմակայության և փոքր նշանավորությամբ թիրախների հայտնաբերման համար։ </w:t>
-      </w:r>
-    </w:p>
-    <w:p>
-      <w:pPr>
-        <w:pStyle w:val="Heading2"/>
-        <w:spacing w:before="200" w:after="283"/>
-        <w:rPr>
-          <w:b w:val="false"/>
-          <w:b w:val="false"/>
-          <w:bCs w:val="false"/>
-          <w:sz w:val="24"/>
-          <w:szCs w:val="24"/>
-        </w:rPr>
-      </w:pPr>
-      <w:r>
-        <w:rPr>
-          <w:b w:val="false"/>
-          <w:bCs w:val="false"/>
-          <w:sz w:val="24"/>
-          <w:szCs w:val="24"/>
-        </w:rPr>
-        <w:t>Օրինակներ (ռազմական ռադարների հայտնի համակարգերից)</w:t>
-      </w:r>
-    </w:p>
-    <w:p>
-      <w:pPr>
-        <w:pStyle w:val="TextBody"/>
-        <w:numPr>
-          <w:ilvl w:val="0"/>
-          <w:numId w:val="28"/>
-        </w:numPr>
-        <w:tabs>
-          <w:tab w:val="clear" w:pos="720"/>
-          <w:tab w:val="left" w:pos="0" w:leader="none"/>
-        </w:tabs>
-        <w:ind w:left="709" w:hanging="283"/>
-        <w:rPr/>
-      </w:pPr>
-      <w:r>
-        <w:rPr>
-          <w:rStyle w:val="StrongEmphasis"/>
-          <w:b w:val="false"/>
-          <w:bCs w:val="false"/>
-          <w:sz w:val="24"/>
-          <w:szCs w:val="24"/>
-        </w:rPr>
-        <w:t>AN/SPY</w:t>
-        <w:noBreakHyphen/>
-        <w:t>1</w:t>
-      </w:r>
-      <w:r>
-        <w:rPr>
-          <w:b w:val="false"/>
-          <w:bCs w:val="false"/>
-          <w:sz w:val="24"/>
-          <w:szCs w:val="24"/>
-        </w:rPr>
-        <w:t xml:space="preserve"> (Aegis) — լավ հայտնի PESA ծայրանոց՝ ծովային 3D search/track որոշումներ, որը կարող է միաժամանակ բազմաթիվ թիրախներ դարձնել։ </w:t>
-      </w:r>
-      <w:hyperlink r:id="rId10" w:tgtFrame="_blank">
-        <w:r>
-          <w:rPr>
-            <w:rStyle w:val="InternetLink"/>
-            <w:b w:val="false"/>
-            <w:bCs w:val="false"/>
-            <w:sz w:val="24"/>
-            <w:szCs w:val="24"/>
-          </w:rPr>
-          <w:t>Վիկիպեդիա+1</w:t>
-        </w:r>
-      </w:hyperlink>
-    </w:p>
-    <w:p>
-      <w:pPr>
-        <w:pStyle w:val="TextBody"/>
-        <w:numPr>
-          <w:ilvl w:val="0"/>
-          <w:numId w:val="28"/>
-        </w:numPr>
-        <w:tabs>
-          <w:tab w:val="clear" w:pos="720"/>
-          <w:tab w:val="left" w:pos="0" w:leader="none"/>
-        </w:tabs>
-        <w:ind w:left="709" w:hanging="283"/>
-        <w:rPr/>
-      </w:pPr>
-      <w:r>
-        <w:rPr>
-          <w:rStyle w:val="StrongEmphasis"/>
-          <w:b w:val="false"/>
-          <w:bCs w:val="false"/>
-          <w:sz w:val="24"/>
-          <w:szCs w:val="24"/>
-        </w:rPr>
-        <w:t>S</w:t>
-        <w:noBreakHyphen/>
-        <w:t>400 համակարգի ռադարներ</w:t>
-      </w:r>
-      <w:r>
-        <w:rPr>
-          <w:b w:val="false"/>
-          <w:bCs w:val="false"/>
-          <w:sz w:val="24"/>
-          <w:szCs w:val="24"/>
-        </w:rPr>
-        <w:t xml:space="preserve"> — համալիր (long</w:t>
-        <w:noBreakHyphen/>
-        <w:t xml:space="preserve">range surveillance + engagement radars)՝ հարուստ ու բազմաֆունկցիոնալ հրամանային և դարապաշտական ենթակառուցվածքով։ </w:t>
-      </w:r>
-      <w:hyperlink r:id="rId11" w:tgtFrame="_blank">
-        <w:r>
-          <w:rPr>
-            <w:rStyle w:val="InternetLink"/>
-            <w:b w:val="false"/>
-            <w:bCs w:val="false"/>
-            <w:sz w:val="24"/>
-            <w:szCs w:val="24"/>
-          </w:rPr>
-          <w:t>Վիկիպեդիա</w:t>
-        </w:r>
-      </w:hyperlink>
-      <w:r>
-        <w:rPr>
-          <w:b w:val="false"/>
-          <w:bCs w:val="false"/>
-          <w:sz w:val="24"/>
-          <w:szCs w:val="24"/>
-        </w:rPr>
-        <w:br/>
-        <w:t>(Եթե ուզում ես, կարող եմ ավելացնել կոնկրետ մոդելների տեխնիկական տիպային բնութագրություններ և մատչելի ուղու տվյալներ՝ յուրաքանչյուրի համար)</w:t>
-      </w:r>
-    </w:p>
-    <w:p>
-      <w:pPr>
-        <w:pStyle w:val="Normal"/>
         <w:rPr>
           <w:b w:val="false"/>
           <w:b w:val="false"/>
@@ -3896,7 +2917,54 @@
     </w:p>
     <w:p>
       <w:pPr>
-        <w:pStyle w:val="Normal"/>
+        <w:pStyle w:val="Heading2"/>
+        <w:spacing w:before="200" w:after="283"/>
+        <w:rPr>
+          <w:b w:val="false"/>
+          <w:b w:val="false"/>
+          <w:bCs w:val="false"/>
+          <w:color w:val="000000"/>
+          <w:sz w:val="24"/>
+          <w:szCs w:val="24"/>
+        </w:rPr>
+      </w:pPr>
+      <w:r>
+        <w:rPr>
+          <w:b w:val="false"/>
+          <w:bCs w:val="false"/>
+          <w:color w:val="000000"/>
+          <w:sz w:val="24"/>
+          <w:szCs w:val="24"/>
+        </w:rPr>
+        <w:t>7. Եզրակացություն</w:t>
+      </w:r>
+    </w:p>
+    <w:p>
+      <w:pPr>
+        <w:pStyle w:val="TextBody"/>
+        <w:rPr>
+          <w:b w:val="false"/>
+          <w:b w:val="false"/>
+          <w:bCs w:val="false"/>
+          <w:color w:val="000000"/>
+          <w:sz w:val="24"/>
+          <w:szCs w:val="24"/>
+        </w:rPr>
+      </w:pPr>
+      <w:r>
+        <w:rPr>
+          <w:b w:val="false"/>
+          <w:bCs w:val="false"/>
+          <w:color w:val="000000"/>
+          <w:sz w:val="24"/>
+          <w:szCs w:val="24"/>
+        </w:rPr>
+        <w:t>Միկրոալիքները և THz ալիքները լրացնում են իրար՝ միկրոալիքները գերազանցում են հեռահարությունը և ներթափանցումը, THz ալիքները՝ լուծողականությունն ու տվյալների արագությունը։ Ժամանակակից տեխնոլոգիաներում երկու տեսակի ալիքներն էլ ունեն իրենց կարևոր դերը՝ կախված կիրառությունից։</w:t>
+      </w:r>
+    </w:p>
+    <w:p>
+      <w:pPr>
+        <w:pStyle w:val="HorizontalLine"/>
         <w:rPr>
           <w:b w:val="false"/>
           <w:b w:val="false"/>
@@ -3918,79 +2986,8 @@
     </w:p>
     <w:p>
       <w:pPr>
-        <w:pStyle w:val="Normal"/>
-        <w:rPr>
-          <w:b w:val="false"/>
-          <w:b w:val="false"/>
-          <w:bCs w:val="false"/>
-          <w:color w:val="000000"/>
-          <w:sz w:val="24"/>
-          <w:szCs w:val="24"/>
-        </w:rPr>
-      </w:pPr>
-      <w:r>
-        <w:rPr>
-          <w:b w:val="false"/>
-          <w:bCs w:val="false"/>
-          <w:color w:val="000000"/>
-          <w:sz w:val="24"/>
-          <w:szCs w:val="24"/>
-        </w:rPr>
-        <w:br/>
-      </w:r>
-    </w:p>
-    <w:p>
-      <w:pPr>
-        <w:pStyle w:val="Normal"/>
-        <w:rPr>
-          <w:b w:val="false"/>
-          <w:b w:val="false"/>
-          <w:bCs w:val="false"/>
-          <w:color w:val="000000"/>
-          <w:sz w:val="24"/>
-          <w:szCs w:val="24"/>
-        </w:rPr>
-      </w:pPr>
-      <w:r>
-        <w:rPr>
-          <w:b w:val="false"/>
-          <w:bCs w:val="false"/>
-          <w:color w:val="000000"/>
-          <w:sz w:val="24"/>
-          <w:szCs w:val="24"/>
-        </w:rPr>
-        <w:t>Եզրակացություն</w:t>
-        <w:br/>
-        <w:t>--------------------</w:t>
-        <w:br/>
-        <w:t>Ռադարային տեխնոլոգիաները ապացուցել են իրենց անփոխարինելի դերը տարբեր ոլորտներում։ Դրանք հնարավորություն են տալիս մարդուն տեսնել տեսանելիից այն կողմ՝ ապահովելով անվտանգություն, ճշգրտություն և վերահսկողություն։ Ռադարների զարգացման հետ միասին մարդկությունը շարժվում է դեպի ավելի անվտանգ և տեխնոլոգիապես զարգացած ապագա։</w:t>
-      </w:r>
-    </w:p>
-    <w:p>
-      <w:pPr>
-        <w:pStyle w:val="Normal"/>
-        <w:rPr>
-          <w:b w:val="false"/>
-          <w:b w:val="false"/>
-          <w:bCs w:val="false"/>
-          <w:color w:val="000000"/>
-          <w:sz w:val="24"/>
-          <w:szCs w:val="24"/>
-        </w:rPr>
-      </w:pPr>
-      <w:r>
-        <w:rPr>
-          <w:b w:val="false"/>
-          <w:bCs w:val="false"/>
-          <w:color w:val="000000"/>
-          <w:sz w:val="24"/>
-          <w:szCs w:val="24"/>
-        </w:rPr>
-      </w:r>
-    </w:p>
-    <w:p>
-      <w:pPr>
         <w:pStyle w:val="Heading2"/>
+        <w:spacing w:before="200" w:after="283"/>
         <w:rPr>
           <w:b w:val="false"/>
           <w:b w:val="false"/>
@@ -4016,7 +3013,7 @@
         <w:pStyle w:val="TextBody"/>
         <w:numPr>
           <w:ilvl w:val="0"/>
-          <w:numId w:val="11"/>
+          <w:numId w:val="12"/>
         </w:numPr>
         <w:tabs>
           <w:tab w:val="clear" w:pos="720"/>
@@ -4062,7 +3059,53 @@
         <w:pStyle w:val="TextBody"/>
         <w:numPr>
           <w:ilvl w:val="0"/>
-          <w:numId w:val="11"/>
+          <w:numId w:val="12"/>
+        </w:numPr>
+        <w:tabs>
+          <w:tab w:val="clear" w:pos="720"/>
+          <w:tab w:val="left" w:pos="0" w:leader="none"/>
+        </w:tabs>
+        <w:ind w:left="709" w:hanging="283"/>
+        <w:rPr/>
+      </w:pPr>
+      <w:r>
+        <w:rPr>
+          <w:b w:val="false"/>
+          <w:bCs w:val="false"/>
+          <w:color w:val="000000"/>
+          <w:sz w:val="24"/>
+          <w:szCs w:val="24"/>
+        </w:rPr>
+        <w:t xml:space="preserve">P. H. Siegel, </w:t>
+      </w:r>
+      <w:r>
+        <w:rPr>
+          <w:rStyle w:val="Emphasis"/>
+          <w:b w:val="false"/>
+          <w:bCs w:val="false"/>
+          <w:color w:val="000000"/>
+          <w:sz w:val="24"/>
+          <w:szCs w:val="24"/>
+        </w:rPr>
+        <w:t>Terahertz Technology</w:t>
+      </w:r>
+      <w:r>
+        <w:rPr>
+          <w:b w:val="false"/>
+          <w:bCs w:val="false"/>
+          <w:color w:val="000000"/>
+          <w:sz w:val="24"/>
+          <w:szCs w:val="24"/>
+        </w:rPr>
+        <w:t>, IEEE Transactions.</w:t>
+      </w:r>
+    </w:p>
+    <w:p>
+      <w:pPr>
+        <w:pStyle w:val="TextBody"/>
+        <w:numPr>
+          <w:ilvl w:val="0"/>
+          <w:numId w:val="12"/>
         </w:numPr>
         <w:tabs>
           <w:tab w:val="clear" w:pos="720"/>
@@ -4108,7 +3151,7 @@
         <w:pStyle w:val="TextBody"/>
         <w:numPr>
           <w:ilvl w:val="0"/>
-          <w:numId w:val="11"/>
+          <w:numId w:val="12"/>
         </w:numPr>
         <w:tabs>
           <w:tab w:val="clear" w:pos="720"/>
@@ -4132,7 +3175,7 @@
           <w:sz w:val="24"/>
           <w:szCs w:val="24"/>
         </w:rPr>
-        <w:t>MIT Radar Course Notes — Radar Range Equation</w:t>
+        <w:t>IEEE THz Science and Technology Conference Proceedings.</w:t>
       </w:r>
     </w:p>
     <w:p>
@@ -4140,7 +3183,7 @@
         <w:pStyle w:val="TextBody"/>
         <w:numPr>
           <w:ilvl w:val="0"/>
-          <w:numId w:val="11"/>
+          <w:numId w:val="12"/>
         </w:numPr>
         <w:tabs>
           <w:tab w:val="clear" w:pos="720"/>
@@ -4164,21 +3207,13 @@
           <w:sz w:val="24"/>
           <w:szCs w:val="24"/>
         </w:rPr>
-        <w:t>Keysight Technologies, "Automotive Radar Basics"</w:t>
+        <w:t>Keysight Technologies, "Microwave vs THz Communications".</w:t>
       </w:r>
     </w:p>
     <w:p>
       <w:pPr>
-        <w:pStyle w:val="TextBody"/>
-        <w:numPr>
-          <w:ilvl w:val="0"/>
-          <w:numId w:val="11"/>
-        </w:numPr>
-        <w:tabs>
-          <w:tab w:val="clear" w:pos="720"/>
-          <w:tab w:val="left" w:pos="0" w:leader="none"/>
-        </w:tabs>
-        <w:ind w:left="709" w:hanging="283"/>
+        <w:pStyle w:val="Normal"/>
+        <w:spacing w:before="480" w:after="0"/>
         <w:rPr>
           <w:b w:val="false"/>
           <w:b w:val="false"/>
@@ -4196,31 +3231,6 @@
           <w:sz w:val="24"/>
           <w:szCs w:val="24"/>
         </w:rPr>
-        <w:t>IEEE Radar Conference Proceedings, "MIMO and Phased Array Developments"</w:t>
-      </w:r>
-    </w:p>
-    <w:p>
-      <w:pPr>
-        <w:pStyle w:val="Normal"/>
-        <w:spacing w:before="0" w:after="200"/>
-        <w:rPr>
-          <w:b w:val="false"/>
-          <w:b w:val="false"/>
-          <w:bCs w:val="false"/>
-          <w:color w:val="000000"/>
-          <w:sz w:val="24"/>
-          <w:szCs w:val="24"/>
-        </w:rPr>
-      </w:pPr>
-      <w:r>
-        <w:rPr>
-          <w:b w:val="false"/>
-          <w:bCs w:val="false"/>
-          <w:color w:val="000000"/>
-          <w:sz w:val="24"/>
-          <w:szCs w:val="24"/>
-        </w:rPr>
-        <w:br/>
       </w:r>
     </w:p>
     <w:sectPr>
@@ -4265,6 +3275,7 @@
         </w:tabs>
         <w:ind w:left="1080" w:hanging="360"/>
       </w:pPr>
+      <w:rPr/>
     </w:lvl>
     <w:lvl w:ilvl="2">
       <w:start w:val="1"/>
@@ -4277,6 +3288,7 @@
         </w:tabs>
         <w:ind w:left="1440" w:hanging="360"/>
       </w:pPr>
+      <w:rPr/>
     </w:lvl>
     <w:lvl w:ilvl="3">
       <w:start w:val="1"/>
@@ -4289,6 +3301,7 @@
         </w:tabs>
         <w:ind w:left="1800" w:hanging="360"/>
       </w:pPr>
+      <w:rPr/>
     </w:lvl>
     <w:lvl w:ilvl="4">
       <w:start w:val="1"/>
@@ -4301,6 +3314,7 @@
         </w:tabs>
         <w:ind w:left="2160" w:hanging="360"/>
       </w:pPr>
+      <w:rPr/>
     </w:lvl>
     <w:lvl w:ilvl="5">
       <w:start w:val="1"/>
@@ -4313,6 +3327,7 @@
         </w:tabs>
         <w:ind w:left="2520" w:hanging="360"/>
       </w:pPr>
+      <w:rPr/>
     </w:lvl>
     <w:lvl w:ilvl="6">
       <w:start w:val="1"/>
@@ -4325,6 +3340,7 @@
         </w:tabs>
         <w:ind w:left="2880" w:hanging="360"/>
       </w:pPr>
+      <w:rPr/>
     </w:lvl>
     <w:lvl w:ilvl="7">
       <w:start w:val="1"/>
@@ -4337,6 +3353,7 @@
         </w:tabs>
         <w:ind w:left="3240" w:hanging="360"/>
       </w:pPr>
+      <w:rPr/>
     </w:lvl>
     <w:lvl w:ilvl="8">
       <w:start w:val="1"/>
@@ -4349,6 +3366,7 @@
         </w:tabs>
         <w:ind w:left="3600" w:hanging="360"/>
       </w:pPr>
+      <w:rPr/>
     </w:lvl>
   </w:abstractNum>
   <w:abstractNum w:abstractNumId="2">
@@ -4378,6 +3396,7 @@
         </w:tabs>
         <w:ind w:left="1080" w:hanging="360"/>
       </w:pPr>
+      <w:rPr/>
     </w:lvl>
     <w:lvl w:ilvl="2">
       <w:start w:val="1"/>
@@ -4390,6 +3409,7 @@
         </w:tabs>
         <w:ind w:left="1440" w:hanging="360"/>
       </w:pPr>
+      <w:rPr/>
     </w:lvl>
     <w:lvl w:ilvl="3">
       <w:start w:val="1"/>
@@ -4402,6 +3422,7 @@
         </w:tabs>
         <w:ind w:left="1800" w:hanging="360"/>
       </w:pPr>
+      <w:rPr/>
     </w:lvl>
     <w:lvl w:ilvl="4">
       <w:start w:val="1"/>
@@ -4414,6 +3435,7 @@
         </w:tabs>
         <w:ind w:left="2160" w:hanging="360"/>
       </w:pPr>
+      <w:rPr/>
     </w:lvl>
     <w:lvl w:ilvl="5">
       <w:start w:val="1"/>
@@ -4426,6 +3448,7 @@
         </w:tabs>
         <w:ind w:left="2520" w:hanging="360"/>
       </w:pPr>
+      <w:rPr/>
     </w:lvl>
     <w:lvl w:ilvl="6">
       <w:start w:val="1"/>
@@ -4438,6 +3461,7 @@
         </w:tabs>
         <w:ind w:left="2880" w:hanging="360"/>
       </w:pPr>
+      <w:rPr/>
     </w:lvl>
     <w:lvl w:ilvl="7">
       <w:start w:val="1"/>
@@ -4450,6 +3474,7 @@
         </w:tabs>
         <w:ind w:left="3240" w:hanging="360"/>
       </w:pPr>
+      <w:rPr/>
     </w:lvl>
     <w:lvl w:ilvl="8">
       <w:start w:val="1"/>
@@ -4462,6 +3487,7 @@
         </w:tabs>
         <w:ind w:left="3600" w:hanging="360"/>
       </w:pPr>
+      <w:rPr/>
     </w:lvl>
   </w:abstractNum>
   <w:abstractNum w:abstractNumId="3">
@@ -4491,6 +3517,7 @@
         </w:tabs>
         <w:ind w:left="1080" w:hanging="360"/>
       </w:pPr>
+      <w:rPr/>
     </w:lvl>
     <w:lvl w:ilvl="2">
       <w:start w:val="1"/>
@@ -4503,6 +3530,7 @@
         </w:tabs>
         <w:ind w:left="1440" w:hanging="360"/>
       </w:pPr>
+      <w:rPr/>
     </w:lvl>
     <w:lvl w:ilvl="3">
       <w:start w:val="1"/>
@@ -4515,6 +3543,7 @@
         </w:tabs>
         <w:ind w:left="1800" w:hanging="360"/>
       </w:pPr>
+      <w:rPr/>
     </w:lvl>
     <w:lvl w:ilvl="4">
       <w:start w:val="1"/>
@@ -4527,6 +3556,7 @@
         </w:tabs>
         <w:ind w:left="2160" w:hanging="360"/>
       </w:pPr>
+      <w:rPr/>
     </w:lvl>
     <w:lvl w:ilvl="5">
       <w:start w:val="1"/>
@@ -4539,6 +3569,7 @@
         </w:tabs>
         <w:ind w:left="2520" w:hanging="360"/>
       </w:pPr>
+      <w:rPr/>
     </w:lvl>
     <w:lvl w:ilvl="6">
       <w:start w:val="1"/>
@@ -4551,6 +3582,7 @@
         </w:tabs>
         <w:ind w:left="2880" w:hanging="360"/>
       </w:pPr>
+      <w:rPr/>
     </w:lvl>
     <w:lvl w:ilvl="7">
       <w:start w:val="1"/>
@@ -4563,6 +3595,7 @@
         </w:tabs>
         <w:ind w:left="3240" w:hanging="360"/>
       </w:pPr>
+      <w:rPr/>
     </w:lvl>
     <w:lvl w:ilvl="8">
       <w:start w:val="1"/>
@@ -4575,6 +3608,7 @@
         </w:tabs>
         <w:ind w:left="3600" w:hanging="360"/>
       </w:pPr>
+      <w:rPr/>
     </w:lvl>
   </w:abstractNum>
   <w:abstractNum w:abstractNumId="4">
@@ -4602,6 +3636,7 @@
         </w:tabs>
         <w:ind w:left="1080" w:hanging="360"/>
       </w:pPr>
+      <w:rPr/>
     </w:lvl>
     <w:lvl w:ilvl="2">
       <w:start w:val="1"/>
@@ -4614,6 +3649,7 @@
         </w:tabs>
         <w:ind w:left="1440" w:hanging="360"/>
       </w:pPr>
+      <w:rPr/>
     </w:lvl>
     <w:lvl w:ilvl="3">
       <w:start w:val="1"/>
@@ -4626,6 +3662,7 @@
         </w:tabs>
         <w:ind w:left="1800" w:hanging="360"/>
       </w:pPr>
+      <w:rPr/>
     </w:lvl>
     <w:lvl w:ilvl="4">
       <w:start w:val="1"/>
@@ -4638,6 +3675,7 @@
         </w:tabs>
         <w:ind w:left="2160" w:hanging="360"/>
       </w:pPr>
+      <w:rPr/>
     </w:lvl>
     <w:lvl w:ilvl="5">
       <w:start w:val="1"/>
@@ -4650,6 +3688,7 @@
         </w:tabs>
         <w:ind w:left="2520" w:hanging="360"/>
       </w:pPr>
+      <w:rPr/>
     </w:lvl>
     <w:lvl w:ilvl="6">
       <w:start w:val="1"/>
@@ -4662,6 +3701,7 @@
         </w:tabs>
         <w:ind w:left="2880" w:hanging="360"/>
       </w:pPr>
+      <w:rPr/>
     </w:lvl>
     <w:lvl w:ilvl="7">
       <w:start w:val="1"/>
@@ -4674,6 +3714,7 @@
         </w:tabs>
         <w:ind w:left="3240" w:hanging="360"/>
       </w:pPr>
+      <w:rPr/>
     </w:lvl>
     <w:lvl w:ilvl="8">
       <w:start w:val="1"/>
@@ -4686,6 +3727,7 @@
         </w:tabs>
         <w:ind w:left="3600" w:hanging="360"/>
       </w:pPr>
+      <w:rPr/>
     </w:lvl>
   </w:abstractNum>
   <w:abstractNum w:abstractNumId="5">
@@ -4713,6 +3755,7 @@
         </w:tabs>
         <w:ind w:left="1080" w:hanging="360"/>
       </w:pPr>
+      <w:rPr/>
     </w:lvl>
     <w:lvl w:ilvl="2">
       <w:start w:val="1"/>
@@ -4725,6 +3768,7 @@
         </w:tabs>
         <w:ind w:left="1440" w:hanging="360"/>
       </w:pPr>
+      <w:rPr/>
     </w:lvl>
     <w:lvl w:ilvl="3">
       <w:start w:val="1"/>
@@ -4737,6 +3781,7 @@
         </w:tabs>
         <w:ind w:left="1800" w:hanging="360"/>
       </w:pPr>
+      <w:rPr/>
     </w:lvl>
     <w:lvl w:ilvl="4">
       <w:start w:val="1"/>
@@ -4749,6 +3794,7 @@
         </w:tabs>
         <w:ind w:left="2160" w:hanging="360"/>
       </w:pPr>
+      <w:rPr/>
     </w:lvl>
     <w:lvl w:ilvl="5">
       <w:start w:val="1"/>
@@ -4761,6 +3807,7 @@
         </w:tabs>
         <w:ind w:left="2520" w:hanging="360"/>
       </w:pPr>
+      <w:rPr/>
     </w:lvl>
     <w:lvl w:ilvl="6">
       <w:start w:val="1"/>
@@ -4773,6 +3820,7 @@
         </w:tabs>
         <w:ind w:left="2880" w:hanging="360"/>
       </w:pPr>
+      <w:rPr/>
     </w:lvl>
     <w:lvl w:ilvl="7">
       <w:start w:val="1"/>
@@ -4785,6 +3833,7 @@
         </w:tabs>
         <w:ind w:left="3240" w:hanging="360"/>
       </w:pPr>
+      <w:rPr/>
     </w:lvl>
     <w:lvl w:ilvl="8">
       <w:start w:val="1"/>
@@ -4797,6 +3846,7 @@
         </w:tabs>
         <w:ind w:left="3600" w:hanging="360"/>
       </w:pPr>
+      <w:rPr/>
     </w:lvl>
   </w:abstractNum>
   <w:abstractNum w:abstractNumId="6">
@@ -4824,117 +3874,6 @@
         </w:tabs>
         <w:ind w:left="1080" w:hanging="360"/>
       </w:pPr>
-    </w:lvl>
-    <w:lvl w:ilvl="2">
-      <w:start w:val="1"/>
-      <w:numFmt w:val="decimal"/>
-      <w:lvlText w:val="%3."/>
-      <w:lvlJc w:val="left"/>
-      <w:pPr>
-        <w:tabs>
-          <w:tab w:val="num" w:pos="1440"/>
-        </w:tabs>
-        <w:ind w:left="1440" w:hanging="360"/>
-      </w:pPr>
-    </w:lvl>
-    <w:lvl w:ilvl="3">
-      <w:start w:val="1"/>
-      <w:numFmt w:val="decimal"/>
-      <w:lvlText w:val="%4."/>
-      <w:lvlJc w:val="left"/>
-      <w:pPr>
-        <w:tabs>
-          <w:tab w:val="num" w:pos="1800"/>
-        </w:tabs>
-        <w:ind w:left="1800" w:hanging="360"/>
-      </w:pPr>
-    </w:lvl>
-    <w:lvl w:ilvl="4">
-      <w:start w:val="1"/>
-      <w:numFmt w:val="decimal"/>
-      <w:lvlText w:val="%5."/>
-      <w:lvlJc w:val="left"/>
-      <w:pPr>
-        <w:tabs>
-          <w:tab w:val="num" w:pos="2160"/>
-        </w:tabs>
-        <w:ind w:left="2160" w:hanging="360"/>
-      </w:pPr>
-    </w:lvl>
-    <w:lvl w:ilvl="5">
-      <w:start w:val="1"/>
-      <w:numFmt w:val="decimal"/>
-      <w:lvlText w:val="%6."/>
-      <w:lvlJc w:val="left"/>
-      <w:pPr>
-        <w:tabs>
-          <w:tab w:val="num" w:pos="2520"/>
-        </w:tabs>
-        <w:ind w:left="2520" w:hanging="360"/>
-      </w:pPr>
-    </w:lvl>
-    <w:lvl w:ilvl="6">
-      <w:start w:val="1"/>
-      <w:numFmt w:val="decimal"/>
-      <w:lvlText w:val="%7."/>
-      <w:lvlJc w:val="left"/>
-      <w:pPr>
-        <w:tabs>
-          <w:tab w:val="num" w:pos="2880"/>
-        </w:tabs>
-        <w:ind w:left="2880" w:hanging="360"/>
-      </w:pPr>
-    </w:lvl>
-    <w:lvl w:ilvl="7">
-      <w:start w:val="1"/>
-      <w:numFmt w:val="decimal"/>
-      <w:lvlText w:val="%8."/>
-      <w:lvlJc w:val="left"/>
-      <w:pPr>
-        <w:tabs>
-          <w:tab w:val="num" w:pos="3240"/>
-        </w:tabs>
-        <w:ind w:left="3240" w:hanging="360"/>
-      </w:pPr>
-    </w:lvl>
-    <w:lvl w:ilvl="8">
-      <w:start w:val="1"/>
-      <w:numFmt w:val="decimal"/>
-      <w:lvlText w:val="%9."/>
-      <w:lvlJc w:val="left"/>
-      <w:pPr>
-        <w:tabs>
-          <w:tab w:val="num" w:pos="3600"/>
-        </w:tabs>
-        <w:ind w:left="3600" w:hanging="360"/>
-      </w:pPr>
-    </w:lvl>
-  </w:abstractNum>
-  <w:abstractNum w:abstractNumId="7">
-    <w:lvl w:ilvl="0">
-      <w:start w:val="1"/>
-      <w:numFmt w:val="decimal"/>
-      <w:lvlText w:val="%1."/>
-      <w:lvlJc w:val="left"/>
-      <w:pPr>
-        <w:tabs>
-          <w:tab w:val="num" w:pos="709"/>
-        </w:tabs>
-        <w:ind w:left="709" w:hanging="283"/>
-      </w:pPr>
-      <w:rPr/>
-    </w:lvl>
-    <w:lvl w:ilvl="1">
-      <w:start w:val="1"/>
-      <w:numFmt w:val="decimal"/>
-      <w:lvlText w:val="%2."/>
-      <w:lvlJc w:val="left"/>
-      <w:pPr>
-        <w:tabs>
-          <w:tab w:val="num" w:pos="1418"/>
-        </w:tabs>
-        <w:ind w:left="1418" w:hanging="283"/>
-      </w:pPr>
       <w:rPr/>
     </w:lvl>
     <w:lvl w:ilvl="2">
@@ -4944,9 +3883,9 @@
       <w:lvlJc w:val="left"/>
       <w:pPr>
         <w:tabs>
-          <w:tab w:val="num" w:pos="2127"/>
-        </w:tabs>
-        <w:ind w:left="2127" w:hanging="283"/>
+          <w:tab w:val="num" w:pos="1440"/>
+        </w:tabs>
+        <w:ind w:left="1440" w:hanging="360"/>
       </w:pPr>
       <w:rPr/>
     </w:lvl>
@@ -4957,9 +3896,9 @@
       <w:lvlJc w:val="left"/>
       <w:pPr>
         <w:tabs>
-          <w:tab w:val="num" w:pos="2836"/>
-        </w:tabs>
-        <w:ind w:left="2836" w:hanging="283"/>
+          <w:tab w:val="num" w:pos="1800"/>
+        </w:tabs>
+        <w:ind w:left="1800" w:hanging="360"/>
       </w:pPr>
       <w:rPr/>
     </w:lvl>
@@ -4970,9 +3909,9 @@
       <w:lvlJc w:val="left"/>
       <w:pPr>
         <w:tabs>
-          <w:tab w:val="num" w:pos="3545"/>
-        </w:tabs>
-        <w:ind w:left="3545" w:hanging="283"/>
+          <w:tab w:val="num" w:pos="2160"/>
+        </w:tabs>
+        <w:ind w:left="2160" w:hanging="360"/>
       </w:pPr>
       <w:rPr/>
     </w:lvl>
@@ -4983,9 +3922,9 @@
       <w:lvlJc w:val="left"/>
       <w:pPr>
         <w:tabs>
-          <w:tab w:val="num" w:pos="4254"/>
-        </w:tabs>
-        <w:ind w:left="4254" w:hanging="283"/>
+          <w:tab w:val="num" w:pos="2520"/>
+        </w:tabs>
+        <w:ind w:left="2520" w:hanging="360"/>
       </w:pPr>
       <w:rPr/>
     </w:lvl>
@@ -4996,9 +3935,9 @@
       <w:lvlJc w:val="left"/>
       <w:pPr>
         <w:tabs>
-          <w:tab w:val="num" w:pos="4963"/>
-        </w:tabs>
-        <w:ind w:left="4963" w:hanging="283"/>
+          <w:tab w:val="num" w:pos="2880"/>
+        </w:tabs>
+        <w:ind w:left="2880" w:hanging="360"/>
       </w:pPr>
       <w:rPr/>
     </w:lvl>
@@ -5009,9 +3948,9 @@
       <w:lvlJc w:val="left"/>
       <w:pPr>
         <w:tabs>
-          <w:tab w:val="num" w:pos="5672"/>
-        </w:tabs>
-        <w:ind w:left="5672" w:hanging="283"/>
+          <w:tab w:val="num" w:pos="3240"/>
+        </w:tabs>
+        <w:ind w:left="3240" w:hanging="360"/>
       </w:pPr>
       <w:rPr/>
     </w:lvl>
@@ -5022,11 +3961,148 @@
       <w:lvlJc w:val="left"/>
       <w:pPr>
         <w:tabs>
+          <w:tab w:val="num" w:pos="3600"/>
+        </w:tabs>
+        <w:ind w:left="3600" w:hanging="360"/>
+      </w:pPr>
+      <w:rPr/>
+    </w:lvl>
+  </w:abstractNum>
+  <w:abstractNum w:abstractNumId="7">
+    <w:lvl w:ilvl="0">
+      <w:start w:val="1"/>
+      <w:numFmt w:val="bullet"/>
+      <w:lvlText w:val=""/>
+      <w:lvlJc w:val="left"/>
+      <w:pPr>
+        <w:tabs>
+          <w:tab w:val="num" w:pos="709"/>
+        </w:tabs>
+        <w:ind w:left="709" w:hanging="283"/>
+      </w:pPr>
+      <w:rPr>
+        <w:rFonts w:ascii="Symbol" w:hAnsi="Symbol" w:cs="Symbol" w:hint="default"/>
+      </w:rPr>
+    </w:lvl>
+    <w:lvl w:ilvl="1">
+      <w:start w:val="1"/>
+      <w:numFmt w:val="bullet"/>
+      <w:lvlText w:val=""/>
+      <w:lvlJc w:val="left"/>
+      <w:pPr>
+        <w:tabs>
+          <w:tab w:val="num" w:pos="1418"/>
+        </w:tabs>
+        <w:ind w:left="1418" w:hanging="283"/>
+      </w:pPr>
+      <w:rPr>
+        <w:rFonts w:ascii="Symbol" w:hAnsi="Symbol" w:cs="Symbol" w:hint="default"/>
+      </w:rPr>
+    </w:lvl>
+    <w:lvl w:ilvl="2">
+      <w:start w:val="1"/>
+      <w:numFmt w:val="bullet"/>
+      <w:lvlText w:val=""/>
+      <w:lvlJc w:val="left"/>
+      <w:pPr>
+        <w:tabs>
+          <w:tab w:val="num" w:pos="2127"/>
+        </w:tabs>
+        <w:ind w:left="2127" w:hanging="283"/>
+      </w:pPr>
+      <w:rPr>
+        <w:rFonts w:ascii="Symbol" w:hAnsi="Symbol" w:cs="Symbol" w:hint="default"/>
+      </w:rPr>
+    </w:lvl>
+    <w:lvl w:ilvl="3">
+      <w:start w:val="1"/>
+      <w:numFmt w:val="bullet"/>
+      <w:lvlText w:val=""/>
+      <w:lvlJc w:val="left"/>
+      <w:pPr>
+        <w:tabs>
+          <w:tab w:val="num" w:pos="2836"/>
+        </w:tabs>
+        <w:ind w:left="2836" w:hanging="283"/>
+      </w:pPr>
+      <w:rPr>
+        <w:rFonts w:ascii="Symbol" w:hAnsi="Symbol" w:cs="Symbol" w:hint="default"/>
+      </w:rPr>
+    </w:lvl>
+    <w:lvl w:ilvl="4">
+      <w:start w:val="1"/>
+      <w:numFmt w:val="bullet"/>
+      <w:lvlText w:val=""/>
+      <w:lvlJc w:val="left"/>
+      <w:pPr>
+        <w:tabs>
+          <w:tab w:val="num" w:pos="3545"/>
+        </w:tabs>
+        <w:ind w:left="3545" w:hanging="283"/>
+      </w:pPr>
+      <w:rPr>
+        <w:rFonts w:ascii="Symbol" w:hAnsi="Symbol" w:cs="Symbol" w:hint="default"/>
+      </w:rPr>
+    </w:lvl>
+    <w:lvl w:ilvl="5">
+      <w:start w:val="1"/>
+      <w:numFmt w:val="bullet"/>
+      <w:lvlText w:val=""/>
+      <w:lvlJc w:val="left"/>
+      <w:pPr>
+        <w:tabs>
+          <w:tab w:val="num" w:pos="4254"/>
+        </w:tabs>
+        <w:ind w:left="4254" w:hanging="283"/>
+      </w:pPr>
+      <w:rPr>
+        <w:rFonts w:ascii="Symbol" w:hAnsi="Symbol" w:cs="Symbol" w:hint="default"/>
+      </w:rPr>
+    </w:lvl>
+    <w:lvl w:ilvl="6">
+      <w:start w:val="1"/>
+      <w:numFmt w:val="bullet"/>
+      <w:lvlText w:val=""/>
+      <w:lvlJc w:val="left"/>
+      <w:pPr>
+        <w:tabs>
+          <w:tab w:val="num" w:pos="4963"/>
+        </w:tabs>
+        <w:ind w:left="4963" w:hanging="283"/>
+      </w:pPr>
+      <w:rPr>
+        <w:rFonts w:ascii="Symbol" w:hAnsi="Symbol" w:cs="Symbol" w:hint="default"/>
+      </w:rPr>
+    </w:lvl>
+    <w:lvl w:ilvl="7">
+      <w:start w:val="1"/>
+      <w:numFmt w:val="bullet"/>
+      <w:lvlText w:val=""/>
+      <w:lvlJc w:val="left"/>
+      <w:pPr>
+        <w:tabs>
+          <w:tab w:val="num" w:pos="5672"/>
+        </w:tabs>
+        <w:ind w:left="5672" w:hanging="283"/>
+      </w:pPr>
+      <w:rPr>
+        <w:rFonts w:ascii="Symbol" w:hAnsi="Symbol" w:cs="Symbol" w:hint="default"/>
+      </w:rPr>
+    </w:lvl>
+    <w:lvl w:ilvl="8">
+      <w:start w:val="1"/>
+      <w:numFmt w:val="bullet"/>
+      <w:lvlText w:val=""/>
+      <w:lvlJc w:val="left"/>
+      <w:pPr>
+        <w:tabs>
           <w:tab w:val="num" w:pos="6381"/>
         </w:tabs>
         <w:ind w:left="6381" w:hanging="283"/>
       </w:pPr>
-      <w:rPr/>
+      <w:rPr>
+        <w:rFonts w:ascii="Symbol" w:hAnsi="Symbol" w:cs="Symbol" w:hint="default"/>
+      </w:rPr>
     </w:lvl>
   </w:abstractNum>
   <w:abstractNum w:abstractNumId="8">
@@ -5443,6 +4519,143 @@
   <w:abstractNum w:abstractNumId="11">
     <w:lvl w:ilvl="0">
       <w:start w:val="1"/>
+      <w:numFmt w:val="bullet"/>
+      <w:lvlText w:val=""/>
+      <w:lvlJc w:val="left"/>
+      <w:pPr>
+        <w:tabs>
+          <w:tab w:val="num" w:pos="709"/>
+        </w:tabs>
+        <w:ind w:left="709" w:hanging="283"/>
+      </w:pPr>
+      <w:rPr>
+        <w:rFonts w:ascii="Symbol" w:hAnsi="Symbol" w:cs="Symbol" w:hint="default"/>
+      </w:rPr>
+    </w:lvl>
+    <w:lvl w:ilvl="1">
+      <w:start w:val="1"/>
+      <w:numFmt w:val="bullet"/>
+      <w:lvlText w:val=""/>
+      <w:lvlJc w:val="left"/>
+      <w:pPr>
+        <w:tabs>
+          <w:tab w:val="num" w:pos="1418"/>
+        </w:tabs>
+        <w:ind w:left="1418" w:hanging="283"/>
+      </w:pPr>
+      <w:rPr>
+        <w:rFonts w:ascii="Symbol" w:hAnsi="Symbol" w:cs="Symbol" w:hint="default"/>
+      </w:rPr>
+    </w:lvl>
+    <w:lvl w:ilvl="2">
+      <w:start w:val="1"/>
+      <w:numFmt w:val="bullet"/>
+      <w:lvlText w:val=""/>
+      <w:lvlJc w:val="left"/>
+      <w:pPr>
+        <w:tabs>
+          <w:tab w:val="num" w:pos="2127"/>
+        </w:tabs>
+        <w:ind w:left="2127" w:hanging="283"/>
+      </w:pPr>
+      <w:rPr>
+        <w:rFonts w:ascii="Symbol" w:hAnsi="Symbol" w:cs="Symbol" w:hint="default"/>
+      </w:rPr>
+    </w:lvl>
+    <w:lvl w:ilvl="3">
+      <w:start w:val="1"/>
+      <w:numFmt w:val="bullet"/>
+      <w:lvlText w:val=""/>
+      <w:lvlJc w:val="left"/>
+      <w:pPr>
+        <w:tabs>
+          <w:tab w:val="num" w:pos="2836"/>
+        </w:tabs>
+        <w:ind w:left="2836" w:hanging="283"/>
+      </w:pPr>
+      <w:rPr>
+        <w:rFonts w:ascii="Symbol" w:hAnsi="Symbol" w:cs="Symbol" w:hint="default"/>
+      </w:rPr>
+    </w:lvl>
+    <w:lvl w:ilvl="4">
+      <w:start w:val="1"/>
+      <w:numFmt w:val="bullet"/>
+      <w:lvlText w:val=""/>
+      <w:lvlJc w:val="left"/>
+      <w:pPr>
+        <w:tabs>
+          <w:tab w:val="num" w:pos="3545"/>
+        </w:tabs>
+        <w:ind w:left="3545" w:hanging="283"/>
+      </w:pPr>
+      <w:rPr>
+        <w:rFonts w:ascii="Symbol" w:hAnsi="Symbol" w:cs="Symbol" w:hint="default"/>
+      </w:rPr>
+    </w:lvl>
+    <w:lvl w:ilvl="5">
+      <w:start w:val="1"/>
+      <w:numFmt w:val="bullet"/>
+      <w:lvlText w:val=""/>
+      <w:lvlJc w:val="left"/>
+      <w:pPr>
+        <w:tabs>
+          <w:tab w:val="num" w:pos="4254"/>
+        </w:tabs>
+        <w:ind w:left="4254" w:hanging="283"/>
+      </w:pPr>
+      <w:rPr>
+        <w:rFonts w:ascii="Symbol" w:hAnsi="Symbol" w:cs="Symbol" w:hint="default"/>
+      </w:rPr>
+    </w:lvl>
+    <w:lvl w:ilvl="6">
+      <w:start w:val="1"/>
+      <w:numFmt w:val="bullet"/>
+      <w:lvlText w:val=""/>
+      <w:lvlJc w:val="left"/>
+      <w:pPr>
+        <w:tabs>
+          <w:tab w:val="num" w:pos="4963"/>
+        </w:tabs>
+        <w:ind w:left="4963" w:hanging="283"/>
+      </w:pPr>
+      <w:rPr>
+        <w:rFonts w:ascii="Symbol" w:hAnsi="Symbol" w:cs="Symbol" w:hint="default"/>
+      </w:rPr>
+    </w:lvl>
+    <w:lvl w:ilvl="7">
+      <w:start w:val="1"/>
+      <w:numFmt w:val="bullet"/>
+      <w:lvlText w:val=""/>
+      <w:lvlJc w:val="left"/>
+      <w:pPr>
+        <w:tabs>
+          <w:tab w:val="num" w:pos="5672"/>
+        </w:tabs>
+        <w:ind w:left="5672" w:hanging="283"/>
+      </w:pPr>
+      <w:rPr>
+        <w:rFonts w:ascii="Symbol" w:hAnsi="Symbol" w:cs="Symbol" w:hint="default"/>
+      </w:rPr>
+    </w:lvl>
+    <w:lvl w:ilvl="8">
+      <w:start w:val="1"/>
+      <w:numFmt w:val="bullet"/>
+      <w:lvlText w:val=""/>
+      <w:lvlJc w:val="left"/>
+      <w:pPr>
+        <w:tabs>
+          <w:tab w:val="num" w:pos="6381"/>
+        </w:tabs>
+        <w:ind w:left="6381" w:hanging="283"/>
+      </w:pPr>
+      <w:rPr>
+        <w:rFonts w:ascii="Symbol" w:hAnsi="Symbol" w:cs="Symbol" w:hint="default"/>
+      </w:rPr>
+    </w:lvl>
+  </w:abstractNum>
+  <w:abstractNum w:abstractNumId="12">
+    <w:lvl w:ilvl="0">
+      <w:start w:val="1"/>
       <w:numFmt w:val="decimal"/>
       <w:lvlText w:val="%1."/>
       <w:lvlJc w:val="left"/>
@@ -5557,143 +4770,6 @@
         <w:ind w:left="6381" w:hanging="283"/>
       </w:pPr>
       <w:rPr/>
-    </w:lvl>
-  </w:abstractNum>
-  <w:abstractNum w:abstractNumId="12">
-    <w:lvl w:ilvl="0">
-      <w:start w:val="1"/>
-      <w:numFmt w:val="bullet"/>
-      <w:lvlText w:val=""/>
-      <w:lvlJc w:val="left"/>
-      <w:pPr>
-        <w:tabs>
-          <w:tab w:val="num" w:pos="709"/>
-        </w:tabs>
-        <w:ind w:left="709" w:hanging="283"/>
-      </w:pPr>
-      <w:rPr>
-        <w:rFonts w:ascii="Symbol" w:hAnsi="Symbol" w:cs="Symbol" w:hint="default"/>
-      </w:rPr>
-    </w:lvl>
-    <w:lvl w:ilvl="1">
-      <w:start w:val="1"/>
-      <w:numFmt w:val="bullet"/>
-      <w:lvlText w:val=""/>
-      <w:lvlJc w:val="left"/>
-      <w:pPr>
-        <w:tabs>
-          <w:tab w:val="num" w:pos="1418"/>
-        </w:tabs>
-        <w:ind w:left="1418" w:hanging="283"/>
-      </w:pPr>
-      <w:rPr>
-        <w:rFonts w:ascii="Symbol" w:hAnsi="Symbol" w:cs="Symbol" w:hint="default"/>
-      </w:rPr>
-    </w:lvl>
-    <w:lvl w:ilvl="2">
-      <w:start w:val="1"/>
-      <w:numFmt w:val="bullet"/>
-      <w:lvlText w:val=""/>
-      <w:lvlJc w:val="left"/>
-      <w:pPr>
-        <w:tabs>
-          <w:tab w:val="num" w:pos="2127"/>
-        </w:tabs>
-        <w:ind w:left="2127" w:hanging="283"/>
-      </w:pPr>
-      <w:rPr>
-        <w:rFonts w:ascii="Symbol" w:hAnsi="Symbol" w:cs="Symbol" w:hint="default"/>
-      </w:rPr>
-    </w:lvl>
-    <w:lvl w:ilvl="3">
-      <w:start w:val="1"/>
-      <w:numFmt w:val="bullet"/>
-      <w:lvlText w:val=""/>
-      <w:lvlJc w:val="left"/>
-      <w:pPr>
-        <w:tabs>
-          <w:tab w:val="num" w:pos="2836"/>
-        </w:tabs>
-        <w:ind w:left="2836" w:hanging="283"/>
-      </w:pPr>
-      <w:rPr>
-        <w:rFonts w:ascii="Symbol" w:hAnsi="Symbol" w:cs="Symbol" w:hint="default"/>
-      </w:rPr>
-    </w:lvl>
-    <w:lvl w:ilvl="4">
-      <w:start w:val="1"/>
-      <w:numFmt w:val="bullet"/>
-      <w:lvlText w:val=""/>
-      <w:lvlJc w:val="left"/>
-      <w:pPr>
-        <w:tabs>
-          <w:tab w:val="num" w:pos="3545"/>
-        </w:tabs>
-        <w:ind w:left="3545" w:hanging="283"/>
-      </w:pPr>
-      <w:rPr>
-        <w:rFonts w:ascii="Symbol" w:hAnsi="Symbol" w:cs="Symbol" w:hint="default"/>
-      </w:rPr>
-    </w:lvl>
-    <w:lvl w:ilvl="5">
-      <w:start w:val="1"/>
-      <w:numFmt w:val="bullet"/>
-      <w:lvlText w:val=""/>
-      <w:lvlJc w:val="left"/>
-      <w:pPr>
-        <w:tabs>
-          <w:tab w:val="num" w:pos="4254"/>
-        </w:tabs>
-        <w:ind w:left="4254" w:hanging="283"/>
-      </w:pPr>
-      <w:rPr>
-        <w:rFonts w:ascii="Symbol" w:hAnsi="Symbol" w:cs="Symbol" w:hint="default"/>
-      </w:rPr>
-    </w:lvl>
-    <w:lvl w:ilvl="6">
-      <w:start w:val="1"/>
-      <w:numFmt w:val="bullet"/>
-      <w:lvlText w:val=""/>
-      <w:lvlJc w:val="left"/>
-      <w:pPr>
-        <w:tabs>
-          <w:tab w:val="num" w:pos="4963"/>
-        </w:tabs>
-        <w:ind w:left="4963" w:hanging="283"/>
-      </w:pPr>
-      <w:rPr>
-        <w:rFonts w:ascii="Symbol" w:hAnsi="Symbol" w:cs="Symbol" w:hint="default"/>
-      </w:rPr>
-    </w:lvl>
-    <w:lvl w:ilvl="7">
-      <w:start w:val="1"/>
-      <w:numFmt w:val="bullet"/>
-      <w:lvlText w:val=""/>
-      <w:lvlJc w:val="left"/>
-      <w:pPr>
-        <w:tabs>
-          <w:tab w:val="num" w:pos="5672"/>
-        </w:tabs>
-        <w:ind w:left="5672" w:hanging="283"/>
-      </w:pPr>
-      <w:rPr>
-        <w:rFonts w:ascii="Symbol" w:hAnsi="Symbol" w:cs="Symbol" w:hint="default"/>
-      </w:rPr>
-    </w:lvl>
-    <w:lvl w:ilvl="8">
-      <w:start w:val="1"/>
-      <w:numFmt w:val="bullet"/>
-      <w:lvlText w:val=""/>
-      <w:lvlJc w:val="left"/>
-      <w:pPr>
-        <w:tabs>
-          <w:tab w:val="num" w:pos="6381"/>
-        </w:tabs>
-        <w:ind w:left="6381" w:hanging="283"/>
-      </w:pPr>
-      <w:rPr>
-        <w:rFonts w:ascii="Symbol" w:hAnsi="Symbol" w:cs="Symbol" w:hint="default"/>
-      </w:rPr>
     </w:lvl>
   </w:abstractNum>
   <w:abstractNum w:abstractNumId="13">
@@ -6384,8 +5460,8 @@
   <w:abstractNum w:abstractNumId="18">
     <w:lvl w:ilvl="0">
       <w:start w:val="1"/>
-      <w:numFmt w:val="bullet"/>
-      <w:lvlText w:val=""/>
+      <w:numFmt w:val="decimal"/>
+      <w:lvlText w:val="%1."/>
       <w:lvlJc w:val="left"/>
       <w:pPr>
         <w:tabs>
@@ -6393,14 +5469,12 @@
         </w:tabs>
         <w:ind w:left="709" w:hanging="283"/>
       </w:pPr>
-      <w:rPr>
-        <w:rFonts w:ascii="Symbol" w:hAnsi="Symbol" w:cs="Symbol" w:hint="default"/>
-      </w:rPr>
+      <w:rPr/>
     </w:lvl>
     <w:lvl w:ilvl="1">
       <w:start w:val="1"/>
-      <w:numFmt w:val="bullet"/>
-      <w:lvlText w:val=""/>
+      <w:numFmt w:val="decimal"/>
+      <w:lvlText w:val="%2."/>
       <w:lvlJc w:val="left"/>
       <w:pPr>
         <w:tabs>
@@ -6408,14 +5482,12 @@
         </w:tabs>
         <w:ind w:left="1418" w:hanging="283"/>
       </w:pPr>
-      <w:rPr>
-        <w:rFonts w:ascii="Symbol" w:hAnsi="Symbol" w:cs="Symbol" w:hint="default"/>
-      </w:rPr>
+      <w:rPr/>
     </w:lvl>
     <w:lvl w:ilvl="2">
       <w:start w:val="1"/>
-      <w:numFmt w:val="bullet"/>
-      <w:lvlText w:val=""/>
+      <w:numFmt w:val="decimal"/>
+      <w:lvlText w:val="%3."/>
       <w:lvlJc w:val="left"/>
       <w:pPr>
         <w:tabs>
@@ -6423,14 +5495,12 @@
         </w:tabs>
         <w:ind w:left="2127" w:hanging="283"/>
       </w:pPr>
-      <w:rPr>
-        <w:rFonts w:ascii="Symbol" w:hAnsi="Symbol" w:cs="Symbol" w:hint="default"/>
-      </w:rPr>
+      <w:rPr/>
     </w:lvl>
     <w:lvl w:ilvl="3">
       <w:start w:val="1"/>
-      <w:numFmt w:val="bullet"/>
-      <w:lvlText w:val=""/>
+      <w:numFmt w:val="decimal"/>
+      <w:lvlText w:val="%4."/>
       <w:lvlJc w:val="left"/>
       <w:pPr>
         <w:tabs>
@@ -6438,14 +5508,12 @@
         </w:tabs>
         <w:ind w:left="2836" w:hanging="283"/>
       </w:pPr>
-      <w:rPr>
-        <w:rFonts w:ascii="Symbol" w:hAnsi="Symbol" w:cs="Symbol" w:hint="default"/>
-      </w:rPr>
+      <w:rPr/>
     </w:lvl>
     <w:lvl w:ilvl="4">
       <w:start w:val="1"/>
-      <w:numFmt w:val="bullet"/>
-      <w:lvlText w:val=""/>
+      <w:numFmt w:val="decimal"/>
+      <w:lvlText w:val="%5."/>
       <w:lvlJc w:val="left"/>
       <w:pPr>
         <w:tabs>
@@ -6453,14 +5521,12 @@
         </w:tabs>
         <w:ind w:left="3545" w:hanging="283"/>
       </w:pPr>
-      <w:rPr>
-        <w:rFonts w:ascii="Symbol" w:hAnsi="Symbol" w:cs="Symbol" w:hint="default"/>
-      </w:rPr>
+      <w:rPr/>
     </w:lvl>
     <w:lvl w:ilvl="5">
       <w:start w:val="1"/>
-      <w:numFmt w:val="bullet"/>
-      <w:lvlText w:val=""/>
+      <w:numFmt w:val="decimal"/>
+      <w:lvlText w:val="%6."/>
       <w:lvlJc w:val="left"/>
       <w:pPr>
         <w:tabs>
@@ -6468,14 +5534,12 @@
         </w:tabs>
         <w:ind w:left="4254" w:hanging="283"/>
       </w:pPr>
-      <w:rPr>
-        <w:rFonts w:ascii="Symbol" w:hAnsi="Symbol" w:cs="Symbol" w:hint="default"/>
-      </w:rPr>
+      <w:rPr/>
     </w:lvl>
     <w:lvl w:ilvl="6">
       <w:start w:val="1"/>
-      <w:numFmt w:val="bullet"/>
-      <w:lvlText w:val=""/>
+      <w:numFmt w:val="decimal"/>
+      <w:lvlText w:val="%7."/>
       <w:lvlJc w:val="left"/>
       <w:pPr>
         <w:tabs>
@@ -6483,14 +5547,12 @@
         </w:tabs>
         <w:ind w:left="4963" w:hanging="283"/>
       </w:pPr>
-      <w:rPr>
-        <w:rFonts w:ascii="Symbol" w:hAnsi="Symbol" w:cs="Symbol" w:hint="default"/>
-      </w:rPr>
+      <w:rPr/>
     </w:lvl>
     <w:lvl w:ilvl="7">
       <w:start w:val="1"/>
-      <w:numFmt w:val="bullet"/>
-      <w:lvlText w:val=""/>
+      <w:numFmt w:val="decimal"/>
+      <w:lvlText w:val="%8."/>
       <w:lvlJc w:val="left"/>
       <w:pPr>
         <w:tabs>
@@ -6498,14 +5560,12 @@
         </w:tabs>
         <w:ind w:left="5672" w:hanging="283"/>
       </w:pPr>
-      <w:rPr>
-        <w:rFonts w:ascii="Symbol" w:hAnsi="Symbol" w:cs="Symbol" w:hint="default"/>
-      </w:rPr>
+      <w:rPr/>
     </w:lvl>
     <w:lvl w:ilvl="8">
       <w:start w:val="1"/>
-      <w:numFmt w:val="bullet"/>
-      <w:lvlText w:val=""/>
+      <w:numFmt w:val="decimal"/>
+      <w:lvlText w:val="%9."/>
       <w:lvlJc w:val="left"/>
       <w:pPr>
         <w:tabs>
@@ -6513,16 +5573,14 @@
         </w:tabs>
         <w:ind w:left="6381" w:hanging="283"/>
       </w:pPr>
-      <w:rPr>
-        <w:rFonts w:ascii="Symbol" w:hAnsi="Symbol" w:cs="Symbol" w:hint="default"/>
-      </w:rPr>
+      <w:rPr/>
     </w:lvl>
   </w:abstractNum>
   <w:abstractNum w:abstractNumId="19">
     <w:lvl w:ilvl="0">
       <w:start w:val="1"/>
-      <w:numFmt w:val="bullet"/>
-      <w:lvlText w:val=""/>
+      <w:numFmt w:val="decimal"/>
+      <w:lvlText w:val="%1."/>
       <w:lvlJc w:val="left"/>
       <w:pPr>
         <w:tabs>
@@ -6530,14 +5588,12 @@
         </w:tabs>
         <w:ind w:left="709" w:hanging="283"/>
       </w:pPr>
-      <w:rPr>
-        <w:rFonts w:ascii="Symbol" w:hAnsi="Symbol" w:cs="Symbol" w:hint="default"/>
-      </w:rPr>
+      <w:rPr/>
     </w:lvl>
     <w:lvl w:ilvl="1">
       <w:start w:val="1"/>
-      <w:numFmt w:val="bullet"/>
-      <w:lvlText w:val=""/>
+      <w:numFmt w:val="decimal"/>
+      <w:lvlText w:val="%2."/>
       <w:lvlJc w:val="left"/>
       <w:pPr>
         <w:tabs>
@@ -6545,14 +5601,12 @@
         </w:tabs>
         <w:ind w:left="1418" w:hanging="283"/>
       </w:pPr>
-      <w:rPr>
-        <w:rFonts w:ascii="Symbol" w:hAnsi="Symbol" w:cs="Symbol" w:hint="default"/>
-      </w:rPr>
+      <w:rPr/>
     </w:lvl>
     <w:lvl w:ilvl="2">
       <w:start w:val="1"/>
-      <w:numFmt w:val="bullet"/>
-      <w:lvlText w:val=""/>
+      <w:numFmt w:val="decimal"/>
+      <w:lvlText w:val="%3."/>
       <w:lvlJc w:val="left"/>
       <w:pPr>
         <w:tabs>
@@ -6560,14 +5614,12 @@
         </w:tabs>
         <w:ind w:left="2127" w:hanging="283"/>
       </w:pPr>
-      <w:rPr>
-        <w:rFonts w:ascii="Symbol" w:hAnsi="Symbol" w:cs="Symbol" w:hint="default"/>
-      </w:rPr>
+      <w:rPr/>
     </w:lvl>
     <w:lvl w:ilvl="3">
       <w:start w:val="1"/>
-      <w:numFmt w:val="bullet"/>
-      <w:lvlText w:val=""/>
+      <w:numFmt w:val="decimal"/>
+      <w:lvlText w:val="%4."/>
       <w:lvlJc w:val="left"/>
       <w:pPr>
         <w:tabs>
@@ -6575,14 +5627,12 @@
         </w:tabs>
         <w:ind w:left="2836" w:hanging="283"/>
       </w:pPr>
-      <w:rPr>
-        <w:rFonts w:ascii="Symbol" w:hAnsi="Symbol" w:cs="Symbol" w:hint="default"/>
-      </w:rPr>
+      <w:rPr/>
     </w:lvl>
     <w:lvl w:ilvl="4">
       <w:start w:val="1"/>
-      <w:numFmt w:val="bullet"/>
-      <w:lvlText w:val=""/>
+      <w:numFmt w:val="decimal"/>
+      <w:lvlText w:val="%5."/>
       <w:lvlJc w:val="left"/>
       <w:pPr>
         <w:tabs>
@@ -6590,14 +5640,12 @@
         </w:tabs>
         <w:ind w:left="3545" w:hanging="283"/>
       </w:pPr>
-      <w:rPr>
-        <w:rFonts w:ascii="Symbol" w:hAnsi="Symbol" w:cs="Symbol" w:hint="default"/>
-      </w:rPr>
+      <w:rPr/>
     </w:lvl>
     <w:lvl w:ilvl="5">
       <w:start w:val="1"/>
-      <w:numFmt w:val="bullet"/>
-      <w:lvlText w:val=""/>
+      <w:numFmt w:val="decimal"/>
+      <w:lvlText w:val="%6."/>
       <w:lvlJc w:val="left"/>
       <w:pPr>
         <w:tabs>
@@ -6605,14 +5653,12 @@
         </w:tabs>
         <w:ind w:left="4254" w:hanging="283"/>
       </w:pPr>
-      <w:rPr>
-        <w:rFonts w:ascii="Symbol" w:hAnsi="Symbol" w:cs="Symbol" w:hint="default"/>
-      </w:rPr>
+      <w:rPr/>
     </w:lvl>
     <w:lvl w:ilvl="6">
       <w:start w:val="1"/>
-      <w:numFmt w:val="bullet"/>
-      <w:lvlText w:val=""/>
+      <w:numFmt w:val="decimal"/>
+      <w:lvlText w:val="%7."/>
       <w:lvlJc w:val="left"/>
       <w:pPr>
         <w:tabs>
@@ -6620,14 +5666,12 @@
         </w:tabs>
         <w:ind w:left="4963" w:hanging="283"/>
       </w:pPr>
-      <w:rPr>
-        <w:rFonts w:ascii="Symbol" w:hAnsi="Symbol" w:cs="Symbol" w:hint="default"/>
-      </w:rPr>
+      <w:rPr/>
     </w:lvl>
     <w:lvl w:ilvl="7">
       <w:start w:val="1"/>
-      <w:numFmt w:val="bullet"/>
-      <w:lvlText w:val=""/>
+      <w:numFmt w:val="decimal"/>
+      <w:lvlText w:val="%8."/>
       <w:lvlJc w:val="left"/>
       <w:pPr>
         <w:tabs>
@@ -6635,14 +5679,12 @@
         </w:tabs>
         <w:ind w:left="5672" w:hanging="283"/>
       </w:pPr>
-      <w:rPr>
-        <w:rFonts w:ascii="Symbol" w:hAnsi="Symbol" w:cs="Symbol" w:hint="default"/>
-      </w:rPr>
+      <w:rPr/>
     </w:lvl>
     <w:lvl w:ilvl="8">
       <w:start w:val="1"/>
-      <w:numFmt w:val="bullet"/>
-      <w:lvlText w:val=""/>
+      <w:numFmt w:val="decimal"/>
+      <w:lvlText w:val="%9."/>
       <w:lvlJc w:val="left"/>
       <w:pPr>
         <w:tabs>
@@ -6650,1245 +5692,10 @@
         </w:tabs>
         <w:ind w:left="6381" w:hanging="283"/>
       </w:pPr>
-      <w:rPr>
-        <w:rFonts w:ascii="Symbol" w:hAnsi="Symbol" w:cs="Symbol" w:hint="default"/>
-      </w:rPr>
+      <w:rPr/>
     </w:lvl>
   </w:abstractNum>
   <w:abstractNum w:abstractNumId="20">
-    <w:lvl w:ilvl="0">
-      <w:start w:val="1"/>
-      <w:numFmt w:val="bullet"/>
-      <w:lvlText w:val=""/>
-      <w:lvlJc w:val="left"/>
-      <w:pPr>
-        <w:tabs>
-          <w:tab w:val="num" w:pos="709"/>
-        </w:tabs>
-        <w:ind w:left="709" w:hanging="283"/>
-      </w:pPr>
-      <w:rPr>
-        <w:rFonts w:ascii="Symbol" w:hAnsi="Symbol" w:cs="Symbol" w:hint="default"/>
-      </w:rPr>
-    </w:lvl>
-    <w:lvl w:ilvl="1">
-      <w:start w:val="1"/>
-      <w:numFmt w:val="bullet"/>
-      <w:lvlText w:val=""/>
-      <w:lvlJc w:val="left"/>
-      <w:pPr>
-        <w:tabs>
-          <w:tab w:val="num" w:pos="1418"/>
-        </w:tabs>
-        <w:ind w:left="1418" w:hanging="283"/>
-      </w:pPr>
-      <w:rPr>
-        <w:rFonts w:ascii="Symbol" w:hAnsi="Symbol" w:cs="Symbol" w:hint="default"/>
-      </w:rPr>
-    </w:lvl>
-    <w:lvl w:ilvl="2">
-      <w:start w:val="1"/>
-      <w:numFmt w:val="bullet"/>
-      <w:lvlText w:val=""/>
-      <w:lvlJc w:val="left"/>
-      <w:pPr>
-        <w:tabs>
-          <w:tab w:val="num" w:pos="2127"/>
-        </w:tabs>
-        <w:ind w:left="2127" w:hanging="283"/>
-      </w:pPr>
-      <w:rPr>
-        <w:rFonts w:ascii="Symbol" w:hAnsi="Symbol" w:cs="Symbol" w:hint="default"/>
-      </w:rPr>
-    </w:lvl>
-    <w:lvl w:ilvl="3">
-      <w:start w:val="1"/>
-      <w:numFmt w:val="bullet"/>
-      <w:lvlText w:val=""/>
-      <w:lvlJc w:val="left"/>
-      <w:pPr>
-        <w:tabs>
-          <w:tab w:val="num" w:pos="2836"/>
-        </w:tabs>
-        <w:ind w:left="2836" w:hanging="283"/>
-      </w:pPr>
-      <w:rPr>
-        <w:rFonts w:ascii="Symbol" w:hAnsi="Symbol" w:cs="Symbol" w:hint="default"/>
-      </w:rPr>
-    </w:lvl>
-    <w:lvl w:ilvl="4">
-      <w:start w:val="1"/>
-      <w:numFmt w:val="bullet"/>
-      <w:lvlText w:val=""/>
-      <w:lvlJc w:val="left"/>
-      <w:pPr>
-        <w:tabs>
-          <w:tab w:val="num" w:pos="3545"/>
-        </w:tabs>
-        <w:ind w:left="3545" w:hanging="283"/>
-      </w:pPr>
-      <w:rPr>
-        <w:rFonts w:ascii="Symbol" w:hAnsi="Symbol" w:cs="Symbol" w:hint="default"/>
-      </w:rPr>
-    </w:lvl>
-    <w:lvl w:ilvl="5">
-      <w:start w:val="1"/>
-      <w:numFmt w:val="bullet"/>
-      <w:lvlText w:val=""/>
-      <w:lvlJc w:val="left"/>
-      <w:pPr>
-        <w:tabs>
-          <w:tab w:val="num" w:pos="4254"/>
-        </w:tabs>
-        <w:ind w:left="4254" w:hanging="283"/>
-      </w:pPr>
-      <w:rPr>
-        <w:rFonts w:ascii="Symbol" w:hAnsi="Symbol" w:cs="Symbol" w:hint="default"/>
-      </w:rPr>
-    </w:lvl>
-    <w:lvl w:ilvl="6">
-      <w:start w:val="1"/>
-      <w:numFmt w:val="bullet"/>
-      <w:lvlText w:val=""/>
-      <w:lvlJc w:val="left"/>
-      <w:pPr>
-        <w:tabs>
-          <w:tab w:val="num" w:pos="4963"/>
-        </w:tabs>
-        <w:ind w:left="4963" w:hanging="283"/>
-      </w:pPr>
-      <w:rPr>
-        <w:rFonts w:ascii="Symbol" w:hAnsi="Symbol" w:cs="Symbol" w:hint="default"/>
-      </w:rPr>
-    </w:lvl>
-    <w:lvl w:ilvl="7">
-      <w:start w:val="1"/>
-      <w:numFmt w:val="bullet"/>
-      <w:lvlText w:val=""/>
-      <w:lvlJc w:val="left"/>
-      <w:pPr>
-        <w:tabs>
-          <w:tab w:val="num" w:pos="5672"/>
-        </w:tabs>
-        <w:ind w:left="5672" w:hanging="283"/>
-      </w:pPr>
-      <w:rPr>
-        <w:rFonts w:ascii="Symbol" w:hAnsi="Symbol" w:cs="Symbol" w:hint="default"/>
-      </w:rPr>
-    </w:lvl>
-    <w:lvl w:ilvl="8">
-      <w:start w:val="1"/>
-      <w:numFmt w:val="bullet"/>
-      <w:lvlText w:val=""/>
-      <w:lvlJc w:val="left"/>
-      <w:pPr>
-        <w:tabs>
-          <w:tab w:val="num" w:pos="6381"/>
-        </w:tabs>
-        <w:ind w:left="6381" w:hanging="283"/>
-      </w:pPr>
-      <w:rPr>
-        <w:rFonts w:ascii="Symbol" w:hAnsi="Symbol" w:cs="Symbol" w:hint="default"/>
-      </w:rPr>
-    </w:lvl>
-  </w:abstractNum>
-  <w:abstractNum w:abstractNumId="21">
-    <w:lvl w:ilvl="0">
-      <w:start w:val="1"/>
-      <w:numFmt w:val="bullet"/>
-      <w:lvlText w:val=""/>
-      <w:lvlJc w:val="left"/>
-      <w:pPr>
-        <w:tabs>
-          <w:tab w:val="num" w:pos="709"/>
-        </w:tabs>
-        <w:ind w:left="709" w:hanging="283"/>
-      </w:pPr>
-      <w:rPr>
-        <w:rFonts w:ascii="Symbol" w:hAnsi="Symbol" w:cs="Symbol" w:hint="default"/>
-      </w:rPr>
-    </w:lvl>
-    <w:lvl w:ilvl="1">
-      <w:start w:val="1"/>
-      <w:numFmt w:val="bullet"/>
-      <w:lvlText w:val=""/>
-      <w:lvlJc w:val="left"/>
-      <w:pPr>
-        <w:tabs>
-          <w:tab w:val="num" w:pos="1418"/>
-        </w:tabs>
-        <w:ind w:left="1418" w:hanging="283"/>
-      </w:pPr>
-      <w:rPr>
-        <w:rFonts w:ascii="Symbol" w:hAnsi="Symbol" w:cs="Symbol" w:hint="default"/>
-      </w:rPr>
-    </w:lvl>
-    <w:lvl w:ilvl="2">
-      <w:start w:val="1"/>
-      <w:numFmt w:val="bullet"/>
-      <w:lvlText w:val=""/>
-      <w:lvlJc w:val="left"/>
-      <w:pPr>
-        <w:tabs>
-          <w:tab w:val="num" w:pos="2127"/>
-        </w:tabs>
-        <w:ind w:left="2127" w:hanging="283"/>
-      </w:pPr>
-      <w:rPr>
-        <w:rFonts w:ascii="Symbol" w:hAnsi="Symbol" w:cs="Symbol" w:hint="default"/>
-      </w:rPr>
-    </w:lvl>
-    <w:lvl w:ilvl="3">
-      <w:start w:val="1"/>
-      <w:numFmt w:val="bullet"/>
-      <w:lvlText w:val=""/>
-      <w:lvlJc w:val="left"/>
-      <w:pPr>
-        <w:tabs>
-          <w:tab w:val="num" w:pos="2836"/>
-        </w:tabs>
-        <w:ind w:left="2836" w:hanging="283"/>
-      </w:pPr>
-      <w:rPr>
-        <w:rFonts w:ascii="Symbol" w:hAnsi="Symbol" w:cs="Symbol" w:hint="default"/>
-      </w:rPr>
-    </w:lvl>
-    <w:lvl w:ilvl="4">
-      <w:start w:val="1"/>
-      <w:numFmt w:val="bullet"/>
-      <w:lvlText w:val=""/>
-      <w:lvlJc w:val="left"/>
-      <w:pPr>
-        <w:tabs>
-          <w:tab w:val="num" w:pos="3545"/>
-        </w:tabs>
-        <w:ind w:left="3545" w:hanging="283"/>
-      </w:pPr>
-      <w:rPr>
-        <w:rFonts w:ascii="Symbol" w:hAnsi="Symbol" w:cs="Symbol" w:hint="default"/>
-      </w:rPr>
-    </w:lvl>
-    <w:lvl w:ilvl="5">
-      <w:start w:val="1"/>
-      <w:numFmt w:val="bullet"/>
-      <w:lvlText w:val=""/>
-      <w:lvlJc w:val="left"/>
-      <w:pPr>
-        <w:tabs>
-          <w:tab w:val="num" w:pos="4254"/>
-        </w:tabs>
-        <w:ind w:left="4254" w:hanging="283"/>
-      </w:pPr>
-      <w:rPr>
-        <w:rFonts w:ascii="Symbol" w:hAnsi="Symbol" w:cs="Symbol" w:hint="default"/>
-      </w:rPr>
-    </w:lvl>
-    <w:lvl w:ilvl="6">
-      <w:start w:val="1"/>
-      <w:numFmt w:val="bullet"/>
-      <w:lvlText w:val=""/>
-      <w:lvlJc w:val="left"/>
-      <w:pPr>
-        <w:tabs>
-          <w:tab w:val="num" w:pos="4963"/>
-        </w:tabs>
-        <w:ind w:left="4963" w:hanging="283"/>
-      </w:pPr>
-      <w:rPr>
-        <w:rFonts w:ascii="Symbol" w:hAnsi="Symbol" w:cs="Symbol" w:hint="default"/>
-      </w:rPr>
-    </w:lvl>
-    <w:lvl w:ilvl="7">
-      <w:start w:val="1"/>
-      <w:numFmt w:val="bullet"/>
-      <w:lvlText w:val=""/>
-      <w:lvlJc w:val="left"/>
-      <w:pPr>
-        <w:tabs>
-          <w:tab w:val="num" w:pos="5672"/>
-        </w:tabs>
-        <w:ind w:left="5672" w:hanging="283"/>
-      </w:pPr>
-      <w:rPr>
-        <w:rFonts w:ascii="Symbol" w:hAnsi="Symbol" w:cs="Symbol" w:hint="default"/>
-      </w:rPr>
-    </w:lvl>
-    <w:lvl w:ilvl="8">
-      <w:start w:val="1"/>
-      <w:numFmt w:val="bullet"/>
-      <w:lvlText w:val=""/>
-      <w:lvlJc w:val="left"/>
-      <w:pPr>
-        <w:tabs>
-          <w:tab w:val="num" w:pos="6381"/>
-        </w:tabs>
-        <w:ind w:left="6381" w:hanging="283"/>
-      </w:pPr>
-      <w:rPr>
-        <w:rFonts w:ascii="Symbol" w:hAnsi="Symbol" w:cs="Symbol" w:hint="default"/>
-      </w:rPr>
-    </w:lvl>
-  </w:abstractNum>
-  <w:abstractNum w:abstractNumId="22">
-    <w:lvl w:ilvl="0">
-      <w:start w:val="1"/>
-      <w:numFmt w:val="bullet"/>
-      <w:lvlText w:val=""/>
-      <w:lvlJc w:val="left"/>
-      <w:pPr>
-        <w:tabs>
-          <w:tab w:val="num" w:pos="709"/>
-        </w:tabs>
-        <w:ind w:left="709" w:hanging="283"/>
-      </w:pPr>
-      <w:rPr>
-        <w:rFonts w:ascii="Symbol" w:hAnsi="Symbol" w:cs="Symbol" w:hint="default"/>
-      </w:rPr>
-    </w:lvl>
-    <w:lvl w:ilvl="1">
-      <w:start w:val="1"/>
-      <w:numFmt w:val="bullet"/>
-      <w:lvlText w:val=""/>
-      <w:lvlJc w:val="left"/>
-      <w:pPr>
-        <w:tabs>
-          <w:tab w:val="num" w:pos="1418"/>
-        </w:tabs>
-        <w:ind w:left="1418" w:hanging="283"/>
-      </w:pPr>
-      <w:rPr>
-        <w:rFonts w:ascii="Symbol" w:hAnsi="Symbol" w:cs="Symbol" w:hint="default"/>
-      </w:rPr>
-    </w:lvl>
-    <w:lvl w:ilvl="2">
-      <w:start w:val="1"/>
-      <w:numFmt w:val="bullet"/>
-      <w:lvlText w:val=""/>
-      <w:lvlJc w:val="left"/>
-      <w:pPr>
-        <w:tabs>
-          <w:tab w:val="num" w:pos="2127"/>
-        </w:tabs>
-        <w:ind w:left="2127" w:hanging="283"/>
-      </w:pPr>
-      <w:rPr>
-        <w:rFonts w:ascii="Symbol" w:hAnsi="Symbol" w:cs="Symbol" w:hint="default"/>
-      </w:rPr>
-    </w:lvl>
-    <w:lvl w:ilvl="3">
-      <w:start w:val="1"/>
-      <w:numFmt w:val="bullet"/>
-      <w:lvlText w:val=""/>
-      <w:lvlJc w:val="left"/>
-      <w:pPr>
-        <w:tabs>
-          <w:tab w:val="num" w:pos="2836"/>
-        </w:tabs>
-        <w:ind w:left="2836" w:hanging="283"/>
-      </w:pPr>
-      <w:rPr>
-        <w:rFonts w:ascii="Symbol" w:hAnsi="Symbol" w:cs="Symbol" w:hint="default"/>
-      </w:rPr>
-    </w:lvl>
-    <w:lvl w:ilvl="4">
-      <w:start w:val="1"/>
-      <w:numFmt w:val="bullet"/>
-      <w:lvlText w:val=""/>
-      <w:lvlJc w:val="left"/>
-      <w:pPr>
-        <w:tabs>
-          <w:tab w:val="num" w:pos="3545"/>
-        </w:tabs>
-        <w:ind w:left="3545" w:hanging="283"/>
-      </w:pPr>
-      <w:rPr>
-        <w:rFonts w:ascii="Symbol" w:hAnsi="Symbol" w:cs="Symbol" w:hint="default"/>
-      </w:rPr>
-    </w:lvl>
-    <w:lvl w:ilvl="5">
-      <w:start w:val="1"/>
-      <w:numFmt w:val="bullet"/>
-      <w:lvlText w:val=""/>
-      <w:lvlJc w:val="left"/>
-      <w:pPr>
-        <w:tabs>
-          <w:tab w:val="num" w:pos="4254"/>
-        </w:tabs>
-        <w:ind w:left="4254" w:hanging="283"/>
-      </w:pPr>
-      <w:rPr>
-        <w:rFonts w:ascii="Symbol" w:hAnsi="Symbol" w:cs="Symbol" w:hint="default"/>
-      </w:rPr>
-    </w:lvl>
-    <w:lvl w:ilvl="6">
-      <w:start w:val="1"/>
-      <w:numFmt w:val="bullet"/>
-      <w:lvlText w:val=""/>
-      <w:lvlJc w:val="left"/>
-      <w:pPr>
-        <w:tabs>
-          <w:tab w:val="num" w:pos="4963"/>
-        </w:tabs>
-        <w:ind w:left="4963" w:hanging="283"/>
-      </w:pPr>
-      <w:rPr>
-        <w:rFonts w:ascii="Symbol" w:hAnsi="Symbol" w:cs="Symbol" w:hint="default"/>
-      </w:rPr>
-    </w:lvl>
-    <w:lvl w:ilvl="7">
-      <w:start w:val="1"/>
-      <w:numFmt w:val="bullet"/>
-      <w:lvlText w:val=""/>
-      <w:lvlJc w:val="left"/>
-      <w:pPr>
-        <w:tabs>
-          <w:tab w:val="num" w:pos="5672"/>
-        </w:tabs>
-        <w:ind w:left="5672" w:hanging="283"/>
-      </w:pPr>
-      <w:rPr>
-        <w:rFonts w:ascii="Symbol" w:hAnsi="Symbol" w:cs="Symbol" w:hint="default"/>
-      </w:rPr>
-    </w:lvl>
-    <w:lvl w:ilvl="8">
-      <w:start w:val="1"/>
-      <w:numFmt w:val="bullet"/>
-      <w:lvlText w:val=""/>
-      <w:lvlJc w:val="left"/>
-      <w:pPr>
-        <w:tabs>
-          <w:tab w:val="num" w:pos="6381"/>
-        </w:tabs>
-        <w:ind w:left="6381" w:hanging="283"/>
-      </w:pPr>
-      <w:rPr>
-        <w:rFonts w:ascii="Symbol" w:hAnsi="Symbol" w:cs="Symbol" w:hint="default"/>
-      </w:rPr>
-    </w:lvl>
-  </w:abstractNum>
-  <w:abstractNum w:abstractNumId="23">
-    <w:lvl w:ilvl="0">
-      <w:start w:val="1"/>
-      <w:numFmt w:val="bullet"/>
-      <w:lvlText w:val=""/>
-      <w:lvlJc w:val="left"/>
-      <w:pPr>
-        <w:tabs>
-          <w:tab w:val="num" w:pos="709"/>
-        </w:tabs>
-        <w:ind w:left="709" w:hanging="283"/>
-      </w:pPr>
-      <w:rPr>
-        <w:rFonts w:ascii="Symbol" w:hAnsi="Symbol" w:cs="Symbol" w:hint="default"/>
-      </w:rPr>
-    </w:lvl>
-    <w:lvl w:ilvl="1">
-      <w:start w:val="1"/>
-      <w:numFmt w:val="bullet"/>
-      <w:lvlText w:val=""/>
-      <w:lvlJc w:val="left"/>
-      <w:pPr>
-        <w:tabs>
-          <w:tab w:val="num" w:pos="1418"/>
-        </w:tabs>
-        <w:ind w:left="1418" w:hanging="283"/>
-      </w:pPr>
-      <w:rPr>
-        <w:rFonts w:ascii="Symbol" w:hAnsi="Symbol" w:cs="Symbol" w:hint="default"/>
-      </w:rPr>
-    </w:lvl>
-    <w:lvl w:ilvl="2">
-      <w:start w:val="1"/>
-      <w:numFmt w:val="bullet"/>
-      <w:lvlText w:val=""/>
-      <w:lvlJc w:val="left"/>
-      <w:pPr>
-        <w:tabs>
-          <w:tab w:val="num" w:pos="2127"/>
-        </w:tabs>
-        <w:ind w:left="2127" w:hanging="283"/>
-      </w:pPr>
-      <w:rPr>
-        <w:rFonts w:ascii="Symbol" w:hAnsi="Symbol" w:cs="Symbol" w:hint="default"/>
-      </w:rPr>
-    </w:lvl>
-    <w:lvl w:ilvl="3">
-      <w:start w:val="1"/>
-      <w:numFmt w:val="bullet"/>
-      <w:lvlText w:val=""/>
-      <w:lvlJc w:val="left"/>
-      <w:pPr>
-        <w:tabs>
-          <w:tab w:val="num" w:pos="2836"/>
-        </w:tabs>
-        <w:ind w:left="2836" w:hanging="283"/>
-      </w:pPr>
-      <w:rPr>
-        <w:rFonts w:ascii="Symbol" w:hAnsi="Symbol" w:cs="Symbol" w:hint="default"/>
-      </w:rPr>
-    </w:lvl>
-    <w:lvl w:ilvl="4">
-      <w:start w:val="1"/>
-      <w:numFmt w:val="bullet"/>
-      <w:lvlText w:val=""/>
-      <w:lvlJc w:val="left"/>
-      <w:pPr>
-        <w:tabs>
-          <w:tab w:val="num" w:pos="3545"/>
-        </w:tabs>
-        <w:ind w:left="3545" w:hanging="283"/>
-      </w:pPr>
-      <w:rPr>
-        <w:rFonts w:ascii="Symbol" w:hAnsi="Symbol" w:cs="Symbol" w:hint="default"/>
-      </w:rPr>
-    </w:lvl>
-    <w:lvl w:ilvl="5">
-      <w:start w:val="1"/>
-      <w:numFmt w:val="bullet"/>
-      <w:lvlText w:val=""/>
-      <w:lvlJc w:val="left"/>
-      <w:pPr>
-        <w:tabs>
-          <w:tab w:val="num" w:pos="4254"/>
-        </w:tabs>
-        <w:ind w:left="4254" w:hanging="283"/>
-      </w:pPr>
-      <w:rPr>
-        <w:rFonts w:ascii="Symbol" w:hAnsi="Symbol" w:cs="Symbol" w:hint="default"/>
-      </w:rPr>
-    </w:lvl>
-    <w:lvl w:ilvl="6">
-      <w:start w:val="1"/>
-      <w:numFmt w:val="bullet"/>
-      <w:lvlText w:val=""/>
-      <w:lvlJc w:val="left"/>
-      <w:pPr>
-        <w:tabs>
-          <w:tab w:val="num" w:pos="4963"/>
-        </w:tabs>
-        <w:ind w:left="4963" w:hanging="283"/>
-      </w:pPr>
-      <w:rPr>
-        <w:rFonts w:ascii="Symbol" w:hAnsi="Symbol" w:cs="Symbol" w:hint="default"/>
-      </w:rPr>
-    </w:lvl>
-    <w:lvl w:ilvl="7">
-      <w:start w:val="1"/>
-      <w:numFmt w:val="bullet"/>
-      <w:lvlText w:val=""/>
-      <w:lvlJc w:val="left"/>
-      <w:pPr>
-        <w:tabs>
-          <w:tab w:val="num" w:pos="5672"/>
-        </w:tabs>
-        <w:ind w:left="5672" w:hanging="283"/>
-      </w:pPr>
-      <w:rPr>
-        <w:rFonts w:ascii="Symbol" w:hAnsi="Symbol" w:cs="Symbol" w:hint="default"/>
-      </w:rPr>
-    </w:lvl>
-    <w:lvl w:ilvl="8">
-      <w:start w:val="1"/>
-      <w:numFmt w:val="bullet"/>
-      <w:lvlText w:val=""/>
-      <w:lvlJc w:val="left"/>
-      <w:pPr>
-        <w:tabs>
-          <w:tab w:val="num" w:pos="6381"/>
-        </w:tabs>
-        <w:ind w:left="6381" w:hanging="283"/>
-      </w:pPr>
-      <w:rPr>
-        <w:rFonts w:ascii="Symbol" w:hAnsi="Symbol" w:cs="Symbol" w:hint="default"/>
-      </w:rPr>
-    </w:lvl>
-  </w:abstractNum>
-  <w:abstractNum w:abstractNumId="24">
-    <w:lvl w:ilvl="0">
-      <w:start w:val="1"/>
-      <w:numFmt w:val="bullet"/>
-      <w:lvlText w:val=""/>
-      <w:lvlJc w:val="left"/>
-      <w:pPr>
-        <w:tabs>
-          <w:tab w:val="num" w:pos="709"/>
-        </w:tabs>
-        <w:ind w:left="709" w:hanging="283"/>
-      </w:pPr>
-      <w:rPr>
-        <w:rFonts w:ascii="Symbol" w:hAnsi="Symbol" w:cs="Symbol" w:hint="default"/>
-      </w:rPr>
-    </w:lvl>
-    <w:lvl w:ilvl="1">
-      <w:start w:val="1"/>
-      <w:numFmt w:val="bullet"/>
-      <w:lvlText w:val=""/>
-      <w:lvlJc w:val="left"/>
-      <w:pPr>
-        <w:tabs>
-          <w:tab w:val="num" w:pos="1418"/>
-        </w:tabs>
-        <w:ind w:left="1418" w:hanging="283"/>
-      </w:pPr>
-      <w:rPr>
-        <w:rFonts w:ascii="Symbol" w:hAnsi="Symbol" w:cs="Symbol" w:hint="default"/>
-      </w:rPr>
-    </w:lvl>
-    <w:lvl w:ilvl="2">
-      <w:start w:val="1"/>
-      <w:numFmt w:val="bullet"/>
-      <w:lvlText w:val=""/>
-      <w:lvlJc w:val="left"/>
-      <w:pPr>
-        <w:tabs>
-          <w:tab w:val="num" w:pos="2127"/>
-        </w:tabs>
-        <w:ind w:left="2127" w:hanging="283"/>
-      </w:pPr>
-      <w:rPr>
-        <w:rFonts w:ascii="Symbol" w:hAnsi="Symbol" w:cs="Symbol" w:hint="default"/>
-      </w:rPr>
-    </w:lvl>
-    <w:lvl w:ilvl="3">
-      <w:start w:val="1"/>
-      <w:numFmt w:val="bullet"/>
-      <w:lvlText w:val=""/>
-      <w:lvlJc w:val="left"/>
-      <w:pPr>
-        <w:tabs>
-          <w:tab w:val="num" w:pos="2836"/>
-        </w:tabs>
-        <w:ind w:left="2836" w:hanging="283"/>
-      </w:pPr>
-      <w:rPr>
-        <w:rFonts w:ascii="Symbol" w:hAnsi="Symbol" w:cs="Symbol" w:hint="default"/>
-      </w:rPr>
-    </w:lvl>
-    <w:lvl w:ilvl="4">
-      <w:start w:val="1"/>
-      <w:numFmt w:val="bullet"/>
-      <w:lvlText w:val=""/>
-      <w:lvlJc w:val="left"/>
-      <w:pPr>
-        <w:tabs>
-          <w:tab w:val="num" w:pos="3545"/>
-        </w:tabs>
-        <w:ind w:left="3545" w:hanging="283"/>
-      </w:pPr>
-      <w:rPr>
-        <w:rFonts w:ascii="Symbol" w:hAnsi="Symbol" w:cs="Symbol" w:hint="default"/>
-      </w:rPr>
-    </w:lvl>
-    <w:lvl w:ilvl="5">
-      <w:start w:val="1"/>
-      <w:numFmt w:val="bullet"/>
-      <w:lvlText w:val=""/>
-      <w:lvlJc w:val="left"/>
-      <w:pPr>
-        <w:tabs>
-          <w:tab w:val="num" w:pos="4254"/>
-        </w:tabs>
-        <w:ind w:left="4254" w:hanging="283"/>
-      </w:pPr>
-      <w:rPr>
-        <w:rFonts w:ascii="Symbol" w:hAnsi="Symbol" w:cs="Symbol" w:hint="default"/>
-      </w:rPr>
-    </w:lvl>
-    <w:lvl w:ilvl="6">
-      <w:start w:val="1"/>
-      <w:numFmt w:val="bullet"/>
-      <w:lvlText w:val=""/>
-      <w:lvlJc w:val="left"/>
-      <w:pPr>
-        <w:tabs>
-          <w:tab w:val="num" w:pos="4963"/>
-        </w:tabs>
-        <w:ind w:left="4963" w:hanging="283"/>
-      </w:pPr>
-      <w:rPr>
-        <w:rFonts w:ascii="Symbol" w:hAnsi="Symbol" w:cs="Symbol" w:hint="default"/>
-      </w:rPr>
-    </w:lvl>
-    <w:lvl w:ilvl="7">
-      <w:start w:val="1"/>
-      <w:numFmt w:val="bullet"/>
-      <w:lvlText w:val=""/>
-      <w:lvlJc w:val="left"/>
-      <w:pPr>
-        <w:tabs>
-          <w:tab w:val="num" w:pos="5672"/>
-        </w:tabs>
-        <w:ind w:left="5672" w:hanging="283"/>
-      </w:pPr>
-      <w:rPr>
-        <w:rFonts w:ascii="Symbol" w:hAnsi="Symbol" w:cs="Symbol" w:hint="default"/>
-      </w:rPr>
-    </w:lvl>
-    <w:lvl w:ilvl="8">
-      <w:start w:val="1"/>
-      <w:numFmt w:val="bullet"/>
-      <w:lvlText w:val=""/>
-      <w:lvlJc w:val="left"/>
-      <w:pPr>
-        <w:tabs>
-          <w:tab w:val="num" w:pos="6381"/>
-        </w:tabs>
-        <w:ind w:left="6381" w:hanging="283"/>
-      </w:pPr>
-      <w:rPr>
-        <w:rFonts w:ascii="Symbol" w:hAnsi="Symbol" w:cs="Symbol" w:hint="default"/>
-      </w:rPr>
-    </w:lvl>
-  </w:abstractNum>
-  <w:abstractNum w:abstractNumId="25">
-    <w:lvl w:ilvl="0">
-      <w:start w:val="1"/>
-      <w:numFmt w:val="bullet"/>
-      <w:lvlText w:val=""/>
-      <w:lvlJc w:val="left"/>
-      <w:pPr>
-        <w:tabs>
-          <w:tab w:val="num" w:pos="709"/>
-        </w:tabs>
-        <w:ind w:left="709" w:hanging="283"/>
-      </w:pPr>
-      <w:rPr>
-        <w:rFonts w:ascii="Symbol" w:hAnsi="Symbol" w:cs="Symbol" w:hint="default"/>
-      </w:rPr>
-    </w:lvl>
-    <w:lvl w:ilvl="1">
-      <w:start w:val="1"/>
-      <w:numFmt w:val="bullet"/>
-      <w:lvlText w:val=""/>
-      <w:lvlJc w:val="left"/>
-      <w:pPr>
-        <w:tabs>
-          <w:tab w:val="num" w:pos="1418"/>
-        </w:tabs>
-        <w:ind w:left="1418" w:hanging="283"/>
-      </w:pPr>
-      <w:rPr>
-        <w:rFonts w:ascii="Symbol" w:hAnsi="Symbol" w:cs="Symbol" w:hint="default"/>
-      </w:rPr>
-    </w:lvl>
-    <w:lvl w:ilvl="2">
-      <w:start w:val="1"/>
-      <w:numFmt w:val="bullet"/>
-      <w:lvlText w:val=""/>
-      <w:lvlJc w:val="left"/>
-      <w:pPr>
-        <w:tabs>
-          <w:tab w:val="num" w:pos="2127"/>
-        </w:tabs>
-        <w:ind w:left="2127" w:hanging="283"/>
-      </w:pPr>
-      <w:rPr>
-        <w:rFonts w:ascii="Symbol" w:hAnsi="Symbol" w:cs="Symbol" w:hint="default"/>
-      </w:rPr>
-    </w:lvl>
-    <w:lvl w:ilvl="3">
-      <w:start w:val="1"/>
-      <w:numFmt w:val="bullet"/>
-      <w:lvlText w:val=""/>
-      <w:lvlJc w:val="left"/>
-      <w:pPr>
-        <w:tabs>
-          <w:tab w:val="num" w:pos="2836"/>
-        </w:tabs>
-        <w:ind w:left="2836" w:hanging="283"/>
-      </w:pPr>
-      <w:rPr>
-        <w:rFonts w:ascii="Symbol" w:hAnsi="Symbol" w:cs="Symbol" w:hint="default"/>
-      </w:rPr>
-    </w:lvl>
-    <w:lvl w:ilvl="4">
-      <w:start w:val="1"/>
-      <w:numFmt w:val="bullet"/>
-      <w:lvlText w:val=""/>
-      <w:lvlJc w:val="left"/>
-      <w:pPr>
-        <w:tabs>
-          <w:tab w:val="num" w:pos="3545"/>
-        </w:tabs>
-        <w:ind w:left="3545" w:hanging="283"/>
-      </w:pPr>
-      <w:rPr>
-        <w:rFonts w:ascii="Symbol" w:hAnsi="Symbol" w:cs="Symbol" w:hint="default"/>
-      </w:rPr>
-    </w:lvl>
-    <w:lvl w:ilvl="5">
-      <w:start w:val="1"/>
-      <w:numFmt w:val="bullet"/>
-      <w:lvlText w:val=""/>
-      <w:lvlJc w:val="left"/>
-      <w:pPr>
-        <w:tabs>
-          <w:tab w:val="num" w:pos="4254"/>
-        </w:tabs>
-        <w:ind w:left="4254" w:hanging="283"/>
-      </w:pPr>
-      <w:rPr>
-        <w:rFonts w:ascii="Symbol" w:hAnsi="Symbol" w:cs="Symbol" w:hint="default"/>
-      </w:rPr>
-    </w:lvl>
-    <w:lvl w:ilvl="6">
-      <w:start w:val="1"/>
-      <w:numFmt w:val="bullet"/>
-      <w:lvlText w:val=""/>
-      <w:lvlJc w:val="left"/>
-      <w:pPr>
-        <w:tabs>
-          <w:tab w:val="num" w:pos="4963"/>
-        </w:tabs>
-        <w:ind w:left="4963" w:hanging="283"/>
-      </w:pPr>
-      <w:rPr>
-        <w:rFonts w:ascii="Symbol" w:hAnsi="Symbol" w:cs="Symbol" w:hint="default"/>
-      </w:rPr>
-    </w:lvl>
-    <w:lvl w:ilvl="7">
-      <w:start w:val="1"/>
-      <w:numFmt w:val="bullet"/>
-      <w:lvlText w:val=""/>
-      <w:lvlJc w:val="left"/>
-      <w:pPr>
-        <w:tabs>
-          <w:tab w:val="num" w:pos="5672"/>
-        </w:tabs>
-        <w:ind w:left="5672" w:hanging="283"/>
-      </w:pPr>
-      <w:rPr>
-        <w:rFonts w:ascii="Symbol" w:hAnsi="Symbol" w:cs="Symbol" w:hint="default"/>
-      </w:rPr>
-    </w:lvl>
-    <w:lvl w:ilvl="8">
-      <w:start w:val="1"/>
-      <w:numFmt w:val="bullet"/>
-      <w:lvlText w:val=""/>
-      <w:lvlJc w:val="left"/>
-      <w:pPr>
-        <w:tabs>
-          <w:tab w:val="num" w:pos="6381"/>
-        </w:tabs>
-        <w:ind w:left="6381" w:hanging="283"/>
-      </w:pPr>
-      <w:rPr>
-        <w:rFonts w:ascii="Symbol" w:hAnsi="Symbol" w:cs="Symbol" w:hint="default"/>
-      </w:rPr>
-    </w:lvl>
-  </w:abstractNum>
-  <w:abstractNum w:abstractNumId="26">
-    <w:lvl w:ilvl="0">
-      <w:start w:val="1"/>
-      <w:numFmt w:val="bullet"/>
-      <w:lvlText w:val=""/>
-      <w:lvlJc w:val="left"/>
-      <w:pPr>
-        <w:tabs>
-          <w:tab w:val="num" w:pos="709"/>
-        </w:tabs>
-        <w:ind w:left="709" w:hanging="283"/>
-      </w:pPr>
-      <w:rPr>
-        <w:rFonts w:ascii="Symbol" w:hAnsi="Symbol" w:cs="Symbol" w:hint="default"/>
-      </w:rPr>
-    </w:lvl>
-    <w:lvl w:ilvl="1">
-      <w:start w:val="1"/>
-      <w:numFmt w:val="bullet"/>
-      <w:lvlText w:val=""/>
-      <w:lvlJc w:val="left"/>
-      <w:pPr>
-        <w:tabs>
-          <w:tab w:val="num" w:pos="1418"/>
-        </w:tabs>
-        <w:ind w:left="1418" w:hanging="283"/>
-      </w:pPr>
-      <w:rPr>
-        <w:rFonts w:ascii="Symbol" w:hAnsi="Symbol" w:cs="Symbol" w:hint="default"/>
-      </w:rPr>
-    </w:lvl>
-    <w:lvl w:ilvl="2">
-      <w:start w:val="1"/>
-      <w:numFmt w:val="bullet"/>
-      <w:lvlText w:val=""/>
-      <w:lvlJc w:val="left"/>
-      <w:pPr>
-        <w:tabs>
-          <w:tab w:val="num" w:pos="2127"/>
-        </w:tabs>
-        <w:ind w:left="2127" w:hanging="283"/>
-      </w:pPr>
-      <w:rPr>
-        <w:rFonts w:ascii="Symbol" w:hAnsi="Symbol" w:cs="Symbol" w:hint="default"/>
-      </w:rPr>
-    </w:lvl>
-    <w:lvl w:ilvl="3">
-      <w:start w:val="1"/>
-      <w:numFmt w:val="bullet"/>
-      <w:lvlText w:val=""/>
-      <w:lvlJc w:val="left"/>
-      <w:pPr>
-        <w:tabs>
-          <w:tab w:val="num" w:pos="2836"/>
-        </w:tabs>
-        <w:ind w:left="2836" w:hanging="283"/>
-      </w:pPr>
-      <w:rPr>
-        <w:rFonts w:ascii="Symbol" w:hAnsi="Symbol" w:cs="Symbol" w:hint="default"/>
-      </w:rPr>
-    </w:lvl>
-    <w:lvl w:ilvl="4">
-      <w:start w:val="1"/>
-      <w:numFmt w:val="bullet"/>
-      <w:lvlText w:val=""/>
-      <w:lvlJc w:val="left"/>
-      <w:pPr>
-        <w:tabs>
-          <w:tab w:val="num" w:pos="3545"/>
-        </w:tabs>
-        <w:ind w:left="3545" w:hanging="283"/>
-      </w:pPr>
-      <w:rPr>
-        <w:rFonts w:ascii="Symbol" w:hAnsi="Symbol" w:cs="Symbol" w:hint="default"/>
-      </w:rPr>
-    </w:lvl>
-    <w:lvl w:ilvl="5">
-      <w:start w:val="1"/>
-      <w:numFmt w:val="bullet"/>
-      <w:lvlText w:val=""/>
-      <w:lvlJc w:val="left"/>
-      <w:pPr>
-        <w:tabs>
-          <w:tab w:val="num" w:pos="4254"/>
-        </w:tabs>
-        <w:ind w:left="4254" w:hanging="283"/>
-      </w:pPr>
-      <w:rPr>
-        <w:rFonts w:ascii="Symbol" w:hAnsi="Symbol" w:cs="Symbol" w:hint="default"/>
-      </w:rPr>
-    </w:lvl>
-    <w:lvl w:ilvl="6">
-      <w:start w:val="1"/>
-      <w:numFmt w:val="bullet"/>
-      <w:lvlText w:val=""/>
-      <w:lvlJc w:val="left"/>
-      <w:pPr>
-        <w:tabs>
-          <w:tab w:val="num" w:pos="4963"/>
-        </w:tabs>
-        <w:ind w:left="4963" w:hanging="283"/>
-      </w:pPr>
-      <w:rPr>
-        <w:rFonts w:ascii="Symbol" w:hAnsi="Symbol" w:cs="Symbol" w:hint="default"/>
-      </w:rPr>
-    </w:lvl>
-    <w:lvl w:ilvl="7">
-      <w:start w:val="1"/>
-      <w:numFmt w:val="bullet"/>
-      <w:lvlText w:val=""/>
-      <w:lvlJc w:val="left"/>
-      <w:pPr>
-        <w:tabs>
-          <w:tab w:val="num" w:pos="5672"/>
-        </w:tabs>
-        <w:ind w:left="5672" w:hanging="283"/>
-      </w:pPr>
-      <w:rPr>
-        <w:rFonts w:ascii="Symbol" w:hAnsi="Symbol" w:cs="Symbol" w:hint="default"/>
-      </w:rPr>
-    </w:lvl>
-    <w:lvl w:ilvl="8">
-      <w:start w:val="1"/>
-      <w:numFmt w:val="bullet"/>
-      <w:lvlText w:val=""/>
-      <w:lvlJc w:val="left"/>
-      <w:pPr>
-        <w:tabs>
-          <w:tab w:val="num" w:pos="6381"/>
-        </w:tabs>
-        <w:ind w:left="6381" w:hanging="283"/>
-      </w:pPr>
-      <w:rPr>
-        <w:rFonts w:ascii="Symbol" w:hAnsi="Symbol" w:cs="Symbol" w:hint="default"/>
-      </w:rPr>
-    </w:lvl>
-  </w:abstractNum>
-  <w:abstractNum w:abstractNumId="27">
-    <w:lvl w:ilvl="0">
-      <w:start w:val="1"/>
-      <w:numFmt w:val="bullet"/>
-      <w:lvlText w:val=""/>
-      <w:lvlJc w:val="left"/>
-      <w:pPr>
-        <w:tabs>
-          <w:tab w:val="num" w:pos="709"/>
-        </w:tabs>
-        <w:ind w:left="709" w:hanging="283"/>
-      </w:pPr>
-      <w:rPr>
-        <w:rFonts w:ascii="Symbol" w:hAnsi="Symbol" w:cs="Symbol" w:hint="default"/>
-      </w:rPr>
-    </w:lvl>
-    <w:lvl w:ilvl="1">
-      <w:start w:val="1"/>
-      <w:numFmt w:val="bullet"/>
-      <w:lvlText w:val=""/>
-      <w:lvlJc w:val="left"/>
-      <w:pPr>
-        <w:tabs>
-          <w:tab w:val="num" w:pos="1418"/>
-        </w:tabs>
-        <w:ind w:left="1418" w:hanging="283"/>
-      </w:pPr>
-      <w:rPr>
-        <w:rFonts w:ascii="Symbol" w:hAnsi="Symbol" w:cs="Symbol" w:hint="default"/>
-      </w:rPr>
-    </w:lvl>
-    <w:lvl w:ilvl="2">
-      <w:start w:val="1"/>
-      <w:numFmt w:val="bullet"/>
-      <w:lvlText w:val=""/>
-      <w:lvlJc w:val="left"/>
-      <w:pPr>
-        <w:tabs>
-          <w:tab w:val="num" w:pos="2127"/>
-        </w:tabs>
-        <w:ind w:left="2127" w:hanging="283"/>
-      </w:pPr>
-      <w:rPr>
-        <w:rFonts w:ascii="Symbol" w:hAnsi="Symbol" w:cs="Symbol" w:hint="default"/>
-      </w:rPr>
-    </w:lvl>
-    <w:lvl w:ilvl="3">
-      <w:start w:val="1"/>
-      <w:numFmt w:val="bullet"/>
-      <w:lvlText w:val=""/>
-      <w:lvlJc w:val="left"/>
-      <w:pPr>
-        <w:tabs>
-          <w:tab w:val="num" w:pos="2836"/>
-        </w:tabs>
-        <w:ind w:left="2836" w:hanging="283"/>
-      </w:pPr>
-      <w:rPr>
-        <w:rFonts w:ascii="Symbol" w:hAnsi="Symbol" w:cs="Symbol" w:hint="default"/>
-      </w:rPr>
-    </w:lvl>
-    <w:lvl w:ilvl="4">
-      <w:start w:val="1"/>
-      <w:numFmt w:val="bullet"/>
-      <w:lvlText w:val=""/>
-      <w:lvlJc w:val="left"/>
-      <w:pPr>
-        <w:tabs>
-          <w:tab w:val="num" w:pos="3545"/>
-        </w:tabs>
-        <w:ind w:left="3545" w:hanging="283"/>
-      </w:pPr>
-      <w:rPr>
-        <w:rFonts w:ascii="Symbol" w:hAnsi="Symbol" w:cs="Symbol" w:hint="default"/>
-      </w:rPr>
-    </w:lvl>
-    <w:lvl w:ilvl="5">
-      <w:start w:val="1"/>
-      <w:numFmt w:val="bullet"/>
-      <w:lvlText w:val=""/>
-      <w:lvlJc w:val="left"/>
-      <w:pPr>
-        <w:tabs>
-          <w:tab w:val="num" w:pos="4254"/>
-        </w:tabs>
-        <w:ind w:left="4254" w:hanging="283"/>
-      </w:pPr>
-      <w:rPr>
-        <w:rFonts w:ascii="Symbol" w:hAnsi="Symbol" w:cs="Symbol" w:hint="default"/>
-      </w:rPr>
-    </w:lvl>
-    <w:lvl w:ilvl="6">
-      <w:start w:val="1"/>
-      <w:numFmt w:val="bullet"/>
-      <w:lvlText w:val=""/>
-      <w:lvlJc w:val="left"/>
-      <w:pPr>
-        <w:tabs>
-          <w:tab w:val="num" w:pos="4963"/>
-        </w:tabs>
-        <w:ind w:left="4963" w:hanging="283"/>
-      </w:pPr>
-      <w:rPr>
-        <w:rFonts w:ascii="Symbol" w:hAnsi="Symbol" w:cs="Symbol" w:hint="default"/>
-      </w:rPr>
-    </w:lvl>
-    <w:lvl w:ilvl="7">
-      <w:start w:val="1"/>
-      <w:numFmt w:val="bullet"/>
-      <w:lvlText w:val=""/>
-      <w:lvlJc w:val="left"/>
-      <w:pPr>
-        <w:tabs>
-          <w:tab w:val="num" w:pos="5672"/>
-        </w:tabs>
-        <w:ind w:left="5672" w:hanging="283"/>
-      </w:pPr>
-      <w:rPr>
-        <w:rFonts w:ascii="Symbol" w:hAnsi="Symbol" w:cs="Symbol" w:hint="default"/>
-      </w:rPr>
-    </w:lvl>
-    <w:lvl w:ilvl="8">
-      <w:start w:val="1"/>
-      <w:numFmt w:val="bullet"/>
-      <w:lvlText w:val=""/>
-      <w:lvlJc w:val="left"/>
-      <w:pPr>
-        <w:tabs>
-          <w:tab w:val="num" w:pos="6381"/>
-        </w:tabs>
-        <w:ind w:left="6381" w:hanging="283"/>
-      </w:pPr>
-      <w:rPr>
-        <w:rFonts w:ascii="Symbol" w:hAnsi="Symbol" w:cs="Symbol" w:hint="default"/>
-      </w:rPr>
-    </w:lvl>
-  </w:abstractNum>
-  <w:abstractNum w:abstractNumId="28">
-    <w:lvl w:ilvl="0">
-      <w:start w:val="1"/>
-      <w:numFmt w:val="bullet"/>
-      <w:lvlText w:val=""/>
-      <w:lvlJc w:val="left"/>
-      <w:pPr>
-        <w:tabs>
-          <w:tab w:val="num" w:pos="709"/>
-        </w:tabs>
-        <w:ind w:left="709" w:hanging="283"/>
-      </w:pPr>
-      <w:rPr>
-        <w:rFonts w:ascii="Symbol" w:hAnsi="Symbol" w:cs="Symbol" w:hint="default"/>
-      </w:rPr>
-    </w:lvl>
-    <w:lvl w:ilvl="1">
-      <w:start w:val="1"/>
-      <w:numFmt w:val="bullet"/>
-      <w:lvlText w:val=""/>
-      <w:lvlJc w:val="left"/>
-      <w:pPr>
-        <w:tabs>
-          <w:tab w:val="num" w:pos="1418"/>
-        </w:tabs>
-        <w:ind w:left="1418" w:hanging="283"/>
-      </w:pPr>
-      <w:rPr>
-        <w:rFonts w:ascii="Symbol" w:hAnsi="Symbol" w:cs="Symbol" w:hint="default"/>
-      </w:rPr>
-    </w:lvl>
-    <w:lvl w:ilvl="2">
-      <w:start w:val="1"/>
-      <w:numFmt w:val="bullet"/>
-      <w:lvlText w:val=""/>
-      <w:lvlJc w:val="left"/>
-      <w:pPr>
-        <w:tabs>
-          <w:tab w:val="num" w:pos="2127"/>
-        </w:tabs>
-        <w:ind w:left="2127" w:hanging="283"/>
-      </w:pPr>
-      <w:rPr>
-        <w:rFonts w:ascii="Symbol" w:hAnsi="Symbol" w:cs="Symbol" w:hint="default"/>
-      </w:rPr>
-    </w:lvl>
-    <w:lvl w:ilvl="3">
-      <w:start w:val="1"/>
-      <w:numFmt w:val="bullet"/>
-      <w:lvlText w:val=""/>
-      <w:lvlJc w:val="left"/>
-      <w:pPr>
-        <w:tabs>
-          <w:tab w:val="num" w:pos="2836"/>
-        </w:tabs>
-        <w:ind w:left="2836" w:hanging="283"/>
-      </w:pPr>
-      <w:rPr>
-        <w:rFonts w:ascii="Symbol" w:hAnsi="Symbol" w:cs="Symbol" w:hint="default"/>
-      </w:rPr>
-    </w:lvl>
-    <w:lvl w:ilvl="4">
-      <w:start w:val="1"/>
-      <w:numFmt w:val="bullet"/>
-      <w:lvlText w:val=""/>
-      <w:lvlJc w:val="left"/>
-      <w:pPr>
-        <w:tabs>
-          <w:tab w:val="num" w:pos="3545"/>
-        </w:tabs>
-        <w:ind w:left="3545" w:hanging="283"/>
-      </w:pPr>
-      <w:rPr>
-        <w:rFonts w:ascii="Symbol" w:hAnsi="Symbol" w:cs="Symbol" w:hint="default"/>
-      </w:rPr>
-    </w:lvl>
-    <w:lvl w:ilvl="5">
-      <w:start w:val="1"/>
-      <w:numFmt w:val="bullet"/>
-      <w:lvlText w:val=""/>
-      <w:lvlJc w:val="left"/>
-      <w:pPr>
-        <w:tabs>
-          <w:tab w:val="num" w:pos="4254"/>
-        </w:tabs>
-        <w:ind w:left="4254" w:hanging="283"/>
-      </w:pPr>
-      <w:rPr>
-        <w:rFonts w:ascii="Symbol" w:hAnsi="Symbol" w:cs="Symbol" w:hint="default"/>
-      </w:rPr>
-    </w:lvl>
-    <w:lvl w:ilvl="6">
-      <w:start w:val="1"/>
-      <w:numFmt w:val="bullet"/>
-      <w:lvlText w:val=""/>
-      <w:lvlJc w:val="left"/>
-      <w:pPr>
-        <w:tabs>
-          <w:tab w:val="num" w:pos="4963"/>
-        </w:tabs>
-        <w:ind w:left="4963" w:hanging="283"/>
-      </w:pPr>
-      <w:rPr>
-        <w:rFonts w:ascii="Symbol" w:hAnsi="Symbol" w:cs="Symbol" w:hint="default"/>
-      </w:rPr>
-    </w:lvl>
-    <w:lvl w:ilvl="7">
-      <w:start w:val="1"/>
-      <w:numFmt w:val="bullet"/>
-      <w:lvlText w:val=""/>
-      <w:lvlJc w:val="left"/>
-      <w:pPr>
-        <w:tabs>
-          <w:tab w:val="num" w:pos="5672"/>
-        </w:tabs>
-        <w:ind w:left="5672" w:hanging="283"/>
-      </w:pPr>
-      <w:rPr>
-        <w:rFonts w:ascii="Symbol" w:hAnsi="Symbol" w:cs="Symbol" w:hint="default"/>
-      </w:rPr>
-    </w:lvl>
-    <w:lvl w:ilvl="8">
-      <w:start w:val="1"/>
-      <w:numFmt w:val="bullet"/>
-      <w:lvlText w:val=""/>
-      <w:lvlJc w:val="left"/>
-      <w:pPr>
-        <w:tabs>
-          <w:tab w:val="num" w:pos="6381"/>
-        </w:tabs>
-        <w:ind w:left="6381" w:hanging="283"/>
-      </w:pPr>
-      <w:rPr>
-        <w:rFonts w:ascii="Symbol" w:hAnsi="Symbol" w:cs="Symbol" w:hint="default"/>
-      </w:rPr>
-    </w:lvl>
-  </w:abstractNum>
-  <w:abstractNum w:abstractNumId="29">
     <w:lvl w:ilvl="0">
       <w:start w:val="1"/>
       <w:numFmt w:val="none"/>
@@ -8066,33 +5873,6 @@
   </w:num>
   <w:num w:numId="20">
     <w:abstractNumId w:val="20"/>
-  </w:num>
-  <w:num w:numId="21">
-    <w:abstractNumId w:val="21"/>
-  </w:num>
-  <w:num w:numId="22">
-    <w:abstractNumId w:val="22"/>
-  </w:num>
-  <w:num w:numId="23">
-    <w:abstractNumId w:val="23"/>
-  </w:num>
-  <w:num w:numId="24">
-    <w:abstractNumId w:val="24"/>
-  </w:num>
-  <w:num w:numId="25">
-    <w:abstractNumId w:val="25"/>
-  </w:num>
-  <w:num w:numId="26">
-    <w:abstractNumId w:val="26"/>
-  </w:num>
-  <w:num w:numId="27">
-    <w:abstractNumId w:val="27"/>
-  </w:num>
-  <w:num w:numId="28">
-    <w:abstractNumId w:val="28"/>
-  </w:num>
-  <w:num w:numId="29">
-    <w:abstractNumId w:val="29"/>
   </w:num>
 </w:numbering>
 </file>
@@ -8259,6 +6039,7 @@
     <w:rsid w:val="00fc693f"/>
     <w:pPr>
       <w:widowControl/>
+      <w:suppressAutoHyphens w:val="true"/>
       <w:bidi w:val="0"/>
       <w:spacing w:lineRule="auto" w:line="276" w:before="0" w:after="200"/>
       <w:jc w:val="left"/>
@@ -8978,6 +6759,7 @@
     <w:rsid w:val="00fc693f"/>
     <w:pPr>
       <w:widowControl/>
+      <w:suppressAutoHyphens w:val="true"/>
       <w:bidi w:val="0"/>
       <w:spacing w:lineRule="auto" w:line="240" w:before="0" w:after="0"/>
       <w:jc w:val="left"/>
@@ -9076,24 +6858,29 @@
       <w:szCs w:val="16"/>
     </w:rPr>
   </w:style>
-  <w:style w:type="paragraph" w:styleId="List2">
+  <w:style w:type="paragraph" w:styleId="ListBullet3">
     <w:name w:val="List Bullet 3"/>
     <w:basedOn w:val="Normal"/>
     <w:uiPriority w:val="99"/>
     <w:unhideWhenUsed/>
+    <w:qFormat/>
     <w:rsid w:val="00326f90"/>
     <w:pPr>
+      <w:numPr>
+        <w:ilvl w:val="0"/>
+        <w:numId w:val="3"/>
+      </w:numPr>
       <w:spacing w:before="0" w:after="200"/>
-      <w:ind w:left="720" w:hanging="360"/>
       <w:contextualSpacing/>
     </w:pPr>
     <w:rPr/>
   </w:style>
-  <w:style w:type="paragraph" w:styleId="List3">
+  <w:style w:type="paragraph" w:styleId="ListBullet4">
     <w:name w:val="List Bullet 4"/>
     <w:basedOn w:val="Normal"/>
     <w:uiPriority w:val="99"/>
     <w:unhideWhenUsed/>
+    <w:qFormat/>
     <w:rsid w:val="00326f90"/>
     <w:pPr>
       <w:spacing w:before="0" w:after="200"/>
@@ -9130,23 +6917,6 @@
       <w:numPr>
         <w:ilvl w:val="0"/>
         <w:numId w:val="2"/>
-      </w:numPr>
-      <w:spacing w:before="0" w:after="200"/>
-      <w:contextualSpacing/>
-    </w:pPr>
-    <w:rPr/>
-  </w:style>
-  <w:style w:type="paragraph" w:styleId="ListBullet3">
-    <w:name w:val="List Bullet 3"/>
-    <w:basedOn w:val="Normal"/>
-    <w:uiPriority w:val="99"/>
-    <w:unhideWhenUsed/>
-    <w:qFormat/>
-    <w:rsid w:val="00326f90"/>
-    <w:pPr>
-      <w:numPr>
-        <w:ilvl w:val="0"/>
-        <w:numId w:val="3"/>
       </w:numPr>
       <w:spacing w:before="0" w:after="200"/>
       <w:contextualSpacing/>
@@ -9265,6 +7035,7 @@
         <w:tab w:val="left" w:pos="3456" w:leader="none"/>
         <w:tab w:val="left" w:pos="4032" w:leader="none"/>
       </w:tabs>
+      <w:suppressAutoHyphens w:val="true"/>
       <w:bidi w:val="0"/>
       <w:spacing w:lineRule="auto" w:line="276" w:before="0" w:after="200"/>
       <w:jc w:val="left"/>
@@ -9371,6 +7142,29 @@
     <w:rPr>
       <w:sz w:val="12"/>
       <w:szCs w:val="12"/>
+    </w:rPr>
+  </w:style>
+  <w:style w:type="paragraph" w:styleId="TableContents">
+    <w:name w:val="Table Contents"/>
+    <w:basedOn w:val="Normal"/>
+    <w:qFormat/>
+    <w:pPr>
+      <w:widowControl w:val="false"/>
+      <w:suppressLineNumbers/>
+    </w:pPr>
+    <w:rPr/>
+  </w:style>
+  <w:style w:type="paragraph" w:styleId="TableHeading">
+    <w:name w:val="Table Heading"/>
+    <w:basedOn w:val="TableContents"/>
+    <w:qFormat/>
+    <w:pPr>
+      <w:suppressLineNumbers/>
+      <w:jc w:val="center"/>
+    </w:pPr>
+    <w:rPr>
+      <w:b/>
+      <w:bCs/>
     </w:rPr>
   </w:style>
   <w:style w:type="numbering" w:styleId="NoList" w:default="1">

--- a/Ռադարների_տեսակները_ռեֆերատ.docx
+++ b/Ռադարների_տեսակները_ռեֆերատ.docx
@@ -23,1569 +23,107 @@
           <w:sz w:val="24"/>
           <w:szCs w:val="24"/>
         </w:rPr>
-        <w:t>Թերահիրկ ալիքներ (THz) ընդդեմ Միկրոալիքների (Microwave)</w:t>
+        <w:t>THz ալիքների առանձնահատկությունները (խորացված ուսումնասիացում)</w:t>
       </w:r>
     </w:p>
     <w:p>
       <w:pPr>
         <w:pStyle w:val="Heading2"/>
         <w:spacing w:before="200" w:after="283"/>
-        <w:rPr>
-          <w:b w:val="false"/>
-          <w:b w:val="false"/>
-          <w:bCs w:val="false"/>
-          <w:color w:val="000000"/>
-          <w:sz w:val="24"/>
-          <w:szCs w:val="24"/>
-        </w:rPr>
+        <w:rPr/>
       </w:pPr>
       <w:r>
-        <w:rPr>
-          <w:b w:val="false"/>
-          <w:bCs w:val="false"/>
-          <w:color w:val="000000"/>
-          <w:sz w:val="24"/>
-          <w:szCs w:val="24"/>
-        </w:rPr>
+        <w:rPr/>
+        <w:t>1. Տիրույթը, հիմնական բնական բանաձևերը և ֆոտոնի էներգիան</w:t>
       </w:r>
     </w:p>
     <w:p>
       <w:pPr>
-        <w:pStyle w:val="Heading2"/>
-        <w:spacing w:before="200" w:after="283"/>
-        <w:rPr>
-          <w:b w:val="false"/>
-          <w:b w:val="false"/>
-          <w:bCs w:val="false"/>
-          <w:color w:val="000000"/>
-          <w:sz w:val="24"/>
-          <w:szCs w:val="24"/>
-        </w:rPr>
-      </w:pPr>
-      <w:r>
-        <w:rPr>
-          <w:rStyle w:val="StrongEmphasis"/>
-          <w:b w:val="false"/>
-          <w:bCs w:val="false"/>
-          <w:color w:val="000000"/>
-          <w:sz w:val="24"/>
-          <w:szCs w:val="24"/>
-        </w:rPr>
-        <w:t>THz ալիքների առանձնահատկությունները</w:t>
-      </w:r>
-    </w:p>
-    <w:p>
-      <w:pPr>
         <w:pStyle w:val="TextBody"/>
         <w:rPr/>
       </w:pPr>
       <w:r>
-        <w:rPr>
-          <w:b w:val="false"/>
-          <w:bCs w:val="false"/>
-          <w:color w:val="000000"/>
-          <w:sz w:val="24"/>
-          <w:szCs w:val="24"/>
-        </w:rPr>
-        <w:t xml:space="preserve">THz (տերահերցային) ալիքները զբաղեցնում են էլեկտրամագնիսական սպեկտրի այն հատվածը, որը գտնվում է միկրոալիքների և ինֆրակարմիր ճառագայթման միջև՝ </w:t>
+        <w:rPr/>
+        <w:t xml:space="preserve">THz (տերահերցային) ալիքները ուներ հաճախականությունների տիրույթ՝ մոտ </w:t>
       </w:r>
       <w:r>
         <w:rPr>
           <w:rStyle w:val="StrongEmphasis"/>
-          <w:b w:val="false"/>
-          <w:bCs w:val="false"/>
-          <w:color w:val="000000"/>
-          <w:sz w:val="24"/>
-          <w:szCs w:val="24"/>
         </w:rPr>
-        <w:t>0.1 THz – 10 THz (10¹¹ – 10¹³ Hz)</w:t>
+        <w:t>0.1–10 THz</w:t>
       </w:r>
       <w:r>
-        <w:rPr>
-          <w:b w:val="false"/>
-          <w:bCs w:val="false"/>
-          <w:color w:val="000000"/>
-          <w:sz w:val="24"/>
-          <w:szCs w:val="24"/>
-        </w:rPr>
-        <w:t xml:space="preserve"> միջակայքում։ Այ</w:t>
-      </w:r>
-      <w:r>
-        <w:rPr>
-          <w:b w:val="false"/>
-          <w:bCs w:val="false"/>
-          <w:color w:val="000000"/>
-          <w:sz w:val="24"/>
-          <w:szCs w:val="24"/>
-        </w:rPr>
-        <w:t>ա</w:t>
-      </w:r>
-      <w:r>
-        <w:rPr>
-          <w:b w:val="false"/>
-          <w:bCs w:val="false"/>
-          <w:color w:val="000000"/>
-          <w:sz w:val="24"/>
-          <w:szCs w:val="24"/>
-        </w:rPr>
-        <w:t xml:space="preserve">ս տիրույթը հաճախ անվանում են նաև </w:t>
-      </w:r>
-      <w:r>
-        <w:rPr>
-          <w:rStyle w:val="Emphasis"/>
-          <w:b w:val="false"/>
-          <w:bCs w:val="false"/>
-          <w:color w:val="000000"/>
-          <w:sz w:val="24"/>
-          <w:szCs w:val="24"/>
-        </w:rPr>
-        <w:t>“THz gap”</w:t>
-      </w:r>
-      <w:r>
-        <w:rPr>
-          <w:b w:val="false"/>
-          <w:bCs w:val="false"/>
-          <w:color w:val="000000"/>
-          <w:sz w:val="24"/>
-          <w:szCs w:val="24"/>
-        </w:rPr>
-        <w:t>, քանի որ երկար ժամանակ տեխնոլոգիապես դժվար էր ստեղծել և հայտնաբերել այդ միջակայքի ճառագայթները։</w:t>
-      </w:r>
-    </w:p>
-    <w:p>
-      <w:pPr>
-        <w:pStyle w:val="Heading3"/>
-        <w:spacing w:before="200" w:after="283"/>
         <w:rPr/>
-      </w:pPr>
-      <w:r>
-        <w:rPr>
-          <w:rStyle w:val="StrongEmphasis"/>
-          <w:b w:val="false"/>
-          <w:bCs w:val="false"/>
-          <w:color w:val="000000"/>
-          <w:sz w:val="24"/>
-          <w:szCs w:val="24"/>
-        </w:rPr>
-        <w:t>Հիմնական ֆիզիկական հատկությունները</w:t>
-      </w:r>
-    </w:p>
-    <w:p>
-      <w:pPr>
-        <w:pStyle w:val="TextBody"/>
-        <w:numPr>
-          <w:ilvl w:val="0"/>
-          <w:numId w:val="16"/>
-        </w:numPr>
-        <w:tabs>
-          <w:tab w:val="clear" w:pos="720"/>
-          <w:tab w:val="left" w:pos="0" w:leader="none"/>
-        </w:tabs>
-        <w:ind w:left="709" w:hanging="283"/>
-        <w:rPr/>
-      </w:pPr>
-      <w:r>
-        <w:rPr>
-          <w:rStyle w:val="StrongEmphasis"/>
-          <w:b w:val="false"/>
-          <w:bCs w:val="false"/>
-          <w:color w:val="000000"/>
-          <w:sz w:val="24"/>
-          <w:szCs w:val="24"/>
-        </w:rPr>
-        <w:t>Ալիքի երկարություն</w:t>
-      </w:r>
-      <w:r>
-        <w:rPr>
-          <w:b w:val="false"/>
-          <w:bCs w:val="false"/>
-          <w:color w:val="000000"/>
-          <w:sz w:val="24"/>
-          <w:szCs w:val="24"/>
-        </w:rPr>
-        <w:t>՝ մոտ 30 μm – 3 mm։</w:t>
-      </w:r>
-    </w:p>
-    <w:p>
-      <w:pPr>
-        <w:pStyle w:val="TextBody"/>
-        <w:numPr>
-          <w:ilvl w:val="0"/>
-          <w:numId w:val="16"/>
-        </w:numPr>
-        <w:tabs>
-          <w:tab w:val="clear" w:pos="720"/>
-          <w:tab w:val="left" w:pos="0" w:leader="none"/>
-        </w:tabs>
-        <w:ind w:left="709" w:hanging="283"/>
-        <w:rPr/>
-      </w:pPr>
-      <w:r>
-        <w:rPr>
-          <w:rStyle w:val="StrongEmphasis"/>
-          <w:b w:val="false"/>
-          <w:bCs w:val="false"/>
-          <w:color w:val="000000"/>
-          <w:sz w:val="24"/>
-          <w:szCs w:val="24"/>
-        </w:rPr>
-        <w:t>Ֆոտոնի էներգիա</w:t>
-      </w:r>
-      <w:r>
-        <w:rPr>
-          <w:b w:val="false"/>
-          <w:bCs w:val="false"/>
-          <w:color w:val="000000"/>
-          <w:sz w:val="24"/>
-          <w:szCs w:val="24"/>
-        </w:rPr>
-        <w:t>՝ 0.4 – 40 meV, ինչը շատ փոքր է իոնիզացնող ճառագայթների համեմատությամբ։</w:t>
-      </w:r>
-    </w:p>
-    <w:p>
-      <w:pPr>
-        <w:pStyle w:val="TextBody"/>
-        <w:numPr>
-          <w:ilvl w:val="0"/>
-          <w:numId w:val="16"/>
-        </w:numPr>
-        <w:tabs>
-          <w:tab w:val="clear" w:pos="720"/>
-          <w:tab w:val="left" w:pos="0" w:leader="none"/>
-        </w:tabs>
-        <w:ind w:left="709" w:hanging="283"/>
-        <w:rPr/>
-      </w:pPr>
-      <w:r>
-        <w:rPr>
-          <w:rStyle w:val="StrongEmphasis"/>
-          <w:b w:val="false"/>
-          <w:bCs w:val="false"/>
-          <w:color w:val="000000"/>
-          <w:sz w:val="24"/>
-          <w:szCs w:val="24"/>
-        </w:rPr>
-        <w:t>Չի վնասում կենդանի հյուսվածքներին</w:t>
-      </w:r>
-      <w:r>
-        <w:rPr>
-          <w:b w:val="false"/>
-          <w:bCs w:val="false"/>
-          <w:color w:val="000000"/>
-          <w:sz w:val="24"/>
-          <w:szCs w:val="24"/>
-        </w:rPr>
-        <w:t>, հետևաբար անվտանգ է բժշկական և կենսաբանական կիրառությունների համար։</w:t>
-      </w:r>
-    </w:p>
-    <w:p>
-      <w:pPr>
-        <w:pStyle w:val="TextBody"/>
-        <w:numPr>
-          <w:ilvl w:val="0"/>
-          <w:numId w:val="16"/>
-        </w:numPr>
-        <w:tabs>
-          <w:tab w:val="clear" w:pos="720"/>
-          <w:tab w:val="left" w:pos="0" w:leader="none"/>
-        </w:tabs>
-        <w:ind w:left="709" w:hanging="283"/>
-        <w:rPr/>
-      </w:pPr>
-      <w:r>
-        <w:rPr>
-          <w:rStyle w:val="StrongEmphasis"/>
-          <w:b w:val="false"/>
-          <w:bCs w:val="false"/>
-          <w:color w:val="000000"/>
-          <w:sz w:val="24"/>
-          <w:szCs w:val="24"/>
-        </w:rPr>
-        <w:t>Զգայուն է մոլեկուլային ռոտացիոն և թրթռային շարժումների նկատմամբ</w:t>
-      </w:r>
-      <w:r>
-        <w:rPr>
-          <w:b w:val="false"/>
-          <w:bCs w:val="false"/>
-          <w:color w:val="000000"/>
-          <w:sz w:val="24"/>
-          <w:szCs w:val="24"/>
-        </w:rPr>
-        <w:t>, ինչը թույլ է տալիս ճանաչել նյութերի քիմիական կազմը։</w:t>
-      </w:r>
-    </w:p>
-    <w:p>
-      <w:pPr>
-        <w:pStyle w:val="Heading3"/>
-        <w:spacing w:before="200" w:after="283"/>
-        <w:rPr/>
-      </w:pPr>
-      <w:r>
-        <w:rPr>
-          <w:rStyle w:val="StrongEmphasis"/>
-          <w:b w:val="false"/>
-          <w:bCs w:val="false"/>
-          <w:color w:val="000000"/>
-          <w:sz w:val="24"/>
-          <w:szCs w:val="24"/>
-        </w:rPr>
-        <w:t>Տեխնիկական առանձնահատկություններ</w:t>
-      </w:r>
-    </w:p>
-    <w:p>
-      <w:pPr>
-        <w:pStyle w:val="TextBody"/>
-        <w:numPr>
-          <w:ilvl w:val="0"/>
-          <w:numId w:val="17"/>
-        </w:numPr>
-        <w:tabs>
-          <w:tab w:val="clear" w:pos="720"/>
-          <w:tab w:val="left" w:pos="0" w:leader="none"/>
-        </w:tabs>
-        <w:ind w:left="709" w:hanging="283"/>
-        <w:rPr>
-          <w:b w:val="false"/>
-          <w:b w:val="false"/>
-          <w:bCs w:val="false"/>
-          <w:color w:val="000000"/>
-          <w:sz w:val="24"/>
-          <w:szCs w:val="24"/>
-        </w:rPr>
-      </w:pPr>
-      <w:r>
-        <w:rPr>
-          <w:b w:val="false"/>
-          <w:bCs w:val="false"/>
-          <w:color w:val="000000"/>
-          <w:sz w:val="24"/>
-          <w:szCs w:val="24"/>
-        </w:rPr>
-        <w:t>THz ալիքների ստեղծման համար հաճախ օգտագործվում են՝</w:t>
-      </w:r>
-    </w:p>
-    <w:p>
-      <w:pPr>
-        <w:pStyle w:val="TextBody"/>
-        <w:numPr>
-          <w:ilvl w:val="1"/>
-          <w:numId w:val="17"/>
-        </w:numPr>
-        <w:tabs>
-          <w:tab w:val="clear" w:pos="720"/>
-          <w:tab w:val="left" w:pos="0" w:leader="none"/>
-        </w:tabs>
-        <w:ind w:left="1418" w:hanging="283"/>
-        <w:rPr/>
-      </w:pPr>
-      <w:r>
-        <w:rPr>
-          <w:rStyle w:val="StrongEmphasis"/>
-          <w:b w:val="false"/>
-          <w:bCs w:val="false"/>
-          <w:color w:val="000000"/>
-          <w:sz w:val="24"/>
-          <w:szCs w:val="24"/>
-        </w:rPr>
-        <w:t>Ֆոտոնային աղբյուրներ</w:t>
-      </w:r>
-      <w:r>
-        <w:rPr>
-          <w:b w:val="false"/>
-          <w:bCs w:val="false"/>
-          <w:color w:val="000000"/>
-          <w:sz w:val="24"/>
-          <w:szCs w:val="24"/>
-        </w:rPr>
-        <w:t>՝ լազերային difference-frequency generation, photoconductive antennas, quantum cascade lasers (QCLs)։</w:t>
-      </w:r>
-    </w:p>
-    <w:p>
-      <w:pPr>
-        <w:pStyle w:val="TextBody"/>
-        <w:numPr>
-          <w:ilvl w:val="1"/>
-          <w:numId w:val="17"/>
-        </w:numPr>
-        <w:tabs>
-          <w:tab w:val="clear" w:pos="720"/>
-          <w:tab w:val="left" w:pos="0" w:leader="none"/>
-        </w:tabs>
-        <w:ind w:left="1418" w:hanging="283"/>
-        <w:rPr/>
-      </w:pPr>
-      <w:r>
-        <w:rPr>
-          <w:rStyle w:val="StrongEmphasis"/>
-          <w:b w:val="false"/>
-          <w:bCs w:val="false"/>
-          <w:color w:val="000000"/>
-          <w:sz w:val="24"/>
-          <w:szCs w:val="24"/>
-        </w:rPr>
-        <w:t>Էլեկտրոնային աղբյուրներ</w:t>
-      </w:r>
-      <w:r>
-        <w:rPr>
-          <w:b w:val="false"/>
-          <w:bCs w:val="false"/>
-          <w:color w:val="000000"/>
-          <w:sz w:val="24"/>
-          <w:szCs w:val="24"/>
-        </w:rPr>
-        <w:t>՝ backward-wave oscillators (BWOs), multiplier chains։</w:t>
-      </w:r>
-    </w:p>
-    <w:p>
-      <w:pPr>
-        <w:pStyle w:val="TextBody"/>
-        <w:numPr>
-          <w:ilvl w:val="0"/>
-          <w:numId w:val="17"/>
-        </w:numPr>
-        <w:tabs>
-          <w:tab w:val="clear" w:pos="720"/>
-          <w:tab w:val="left" w:pos="0" w:leader="none"/>
-        </w:tabs>
-        <w:ind w:left="709" w:hanging="283"/>
-        <w:rPr/>
-      </w:pPr>
-      <w:r>
-        <w:rPr>
-          <w:b w:val="false"/>
-          <w:bCs w:val="false"/>
-          <w:color w:val="000000"/>
-          <w:sz w:val="24"/>
-          <w:szCs w:val="24"/>
-        </w:rPr>
-        <w:t xml:space="preserve">Ընդունման համար կիրառվում են </w:t>
+        <w:t xml:space="preserve"> (10¹¹–10¹³ Hz)՝ ալիքի երկարություններ՝ </w:t>
       </w:r>
       <w:r>
         <w:rPr>
           <w:rStyle w:val="StrongEmphasis"/>
-          <w:b w:val="false"/>
-          <w:bCs w:val="false"/>
-          <w:color w:val="000000"/>
-          <w:sz w:val="24"/>
-          <w:szCs w:val="24"/>
         </w:rPr>
-        <w:t>bolometer-ներ</w:t>
+        <w:t>≈30 μm – 3 mm</w:t>
       </w:r>
       <w:r>
-        <w:rPr>
-          <w:b w:val="false"/>
-          <w:bCs w:val="false"/>
-          <w:color w:val="000000"/>
-          <w:sz w:val="24"/>
-          <w:szCs w:val="24"/>
-        </w:rPr>
-        <w:t xml:space="preserve">, </w:t>
+        <w:rPr/>
+        <w:t>։ Ֆոտոնի էներգիան և ալիքի-տերինյան հարաբերությունները տրվում են՝</w:t>
+      </w:r>
+    </w:p>
+    <w:p>
+      <w:pPr>
+        <w:pStyle w:val="TextBody"/>
+        <w:rPr/>
+      </w:pPr>
+      <w:r>
+        <w:rPr/>
+        <w:t xml:space="preserve">E=hf,λ=fc​, </w:t>
+      </w:r>
+    </w:p>
+    <w:p>
+      <w:pPr>
+        <w:pStyle w:val="TextBody"/>
+        <w:rPr/>
+      </w:pPr>
+      <w:r>
+        <w:rPr/>
+        <w:t xml:space="preserve">որտեղ h — Փլանկի ստանդարտը, f — հաճախականությունը, c — լույսի արագությունը։ Այս արժեքները ցույց են տալիս, որ THz-ի ֆոտոնների էներգիան </w:t>
       </w:r>
       <w:r>
         <w:rPr>
           <w:rStyle w:val="StrongEmphasis"/>
-          <w:b w:val="false"/>
-          <w:bCs w:val="false"/>
-          <w:color w:val="000000"/>
-          <w:sz w:val="24"/>
-          <w:szCs w:val="24"/>
         </w:rPr>
-        <w:t>Schottky detectors</w:t>
+        <w:t>չի լինի իոնիզացնող</w:t>
       </w:r>
       <w:r>
-        <w:rPr>
-          <w:b w:val="false"/>
-          <w:bCs w:val="false"/>
-          <w:color w:val="000000"/>
-          <w:sz w:val="24"/>
-          <w:szCs w:val="24"/>
-        </w:rPr>
-        <w:t xml:space="preserve">, </w:t>
+        <w:rPr/>
+        <w:t xml:space="preserve"> (ոչ վտանգավոր կենսաբանորեն նման X-ճառագայթին), ուստի THz-ը համարվում է հիմնականում անվտանգ փոքր հզորությունների դեպքում։ </w:t>
       </w:r>
+      <w:hyperlink r:id="rId2" w:tgtFrame="_blank">
+        <w:r>
+          <w:rPr>
+            <w:rStyle w:val="InternetLink"/>
+          </w:rPr>
+          <w:t>pmc.ncbi.nlm.nih.gov+1</w:t>
+        </w:r>
+      </w:hyperlink>
+    </w:p>
+    <w:p>
+      <w:pPr>
+        <w:pStyle w:val="Heading2"/>
+        <w:spacing w:before="200" w:after="283"/>
+        <w:rPr/>
+      </w:pPr>
       <w:r>
-        <w:rPr>
-          <w:rStyle w:val="StrongEmphasis"/>
-          <w:b w:val="false"/>
-          <w:bCs w:val="false"/>
-          <w:color w:val="000000"/>
-          <w:sz w:val="24"/>
-          <w:szCs w:val="24"/>
-        </w:rPr>
-        <w:t>electro-optic sampling</w:t>
-      </w:r>
-      <w:r>
-        <w:rPr>
-          <w:b w:val="false"/>
-          <w:bCs w:val="false"/>
-          <w:color w:val="000000"/>
-          <w:sz w:val="24"/>
-          <w:szCs w:val="24"/>
-        </w:rPr>
-        <w:t xml:space="preserve"> մեթոդներ։</w:t>
+        <w:rPr/>
+        <w:t>2. Գեներացիա և ընդունում (sources &amp; detectors)</w:t>
       </w:r>
     </w:p>
     <w:p>
       <w:pPr>
         <w:pStyle w:val="TextBody"/>
-        <w:numPr>
-          <w:ilvl w:val="0"/>
-          <w:numId w:val="17"/>
-        </w:numPr>
-        <w:tabs>
-          <w:tab w:val="clear" w:pos="720"/>
-          <w:tab w:val="left" w:pos="0" w:leader="none"/>
-        </w:tabs>
-        <w:ind w:left="709" w:hanging="283"/>
         <w:rPr/>
       </w:pPr>
       <w:r>
-        <w:rPr>
-          <w:b w:val="false"/>
-          <w:bCs w:val="false"/>
-          <w:color w:val="000000"/>
-          <w:sz w:val="24"/>
-          <w:szCs w:val="24"/>
-        </w:rPr>
-        <w:t xml:space="preserve">Տարբերակվում են </w:t>
-      </w:r>
-      <w:r>
-        <w:rPr>
-          <w:rStyle w:val="StrongEmphasis"/>
-          <w:b w:val="false"/>
-          <w:bCs w:val="false"/>
-          <w:color w:val="000000"/>
-          <w:sz w:val="24"/>
-          <w:szCs w:val="24"/>
-        </w:rPr>
-        <w:t>Time-Domain Spectroscopy (TDS)</w:t>
-      </w:r>
-      <w:r>
-        <w:rPr>
-          <w:b w:val="false"/>
-          <w:bCs w:val="false"/>
-          <w:color w:val="000000"/>
-          <w:sz w:val="24"/>
-          <w:szCs w:val="24"/>
-        </w:rPr>
-        <w:t xml:space="preserve"> և </w:t>
-      </w:r>
-      <w:r>
-        <w:rPr>
-          <w:rStyle w:val="StrongEmphasis"/>
-          <w:b w:val="false"/>
-          <w:bCs w:val="false"/>
-          <w:color w:val="000000"/>
-          <w:sz w:val="24"/>
-          <w:szCs w:val="24"/>
-        </w:rPr>
-        <w:t>Frequency-Domain Spectroscopy (FDS)</w:t>
-      </w:r>
-      <w:r>
-        <w:rPr>
-          <w:b w:val="false"/>
-          <w:bCs w:val="false"/>
-          <w:color w:val="000000"/>
-          <w:sz w:val="24"/>
-          <w:szCs w:val="24"/>
-        </w:rPr>
-        <w:t xml:space="preserve"> տեխնիկաներ՝ ըստ չափման մոտեցման։</w:t>
-      </w:r>
-    </w:p>
-    <w:p>
-      <w:pPr>
-        <w:pStyle w:val="Heading3"/>
-        <w:spacing w:before="200" w:after="283"/>
         <w:rPr/>
-      </w:pPr>
-      <w:r>
-        <w:rPr>
-          <w:rStyle w:val="StrongEmphasis"/>
-          <w:b w:val="false"/>
-          <w:bCs w:val="false"/>
-          <w:color w:val="000000"/>
-          <w:sz w:val="24"/>
-          <w:szCs w:val="24"/>
-        </w:rPr>
-        <w:t>Առավելություններ</w:t>
-      </w:r>
-    </w:p>
-    <w:p>
-      <w:pPr>
-        <w:pStyle w:val="TextBody"/>
-        <w:numPr>
-          <w:ilvl w:val="0"/>
-          <w:numId w:val="18"/>
-        </w:numPr>
-        <w:tabs>
-          <w:tab w:val="clear" w:pos="720"/>
-          <w:tab w:val="left" w:pos="0" w:leader="none"/>
-        </w:tabs>
-        <w:ind w:left="709" w:hanging="283"/>
-        <w:rPr>
-          <w:b w:val="false"/>
-          <w:b w:val="false"/>
-          <w:bCs w:val="false"/>
-          <w:color w:val="000000"/>
-          <w:sz w:val="24"/>
-          <w:szCs w:val="24"/>
-        </w:rPr>
-      </w:pPr>
-      <w:r>
-        <w:rPr>
-          <w:b w:val="false"/>
-          <w:bCs w:val="false"/>
-          <w:color w:val="000000"/>
-          <w:sz w:val="24"/>
-          <w:szCs w:val="24"/>
-        </w:rPr>
-        <w:t>Ոչ-ինվազիվ և ոչ-այրվող ուսումնասիրություն։</w:t>
-      </w:r>
-    </w:p>
-    <w:p>
-      <w:pPr>
-        <w:pStyle w:val="TextBody"/>
-        <w:numPr>
-          <w:ilvl w:val="0"/>
-          <w:numId w:val="18"/>
-        </w:numPr>
-        <w:tabs>
-          <w:tab w:val="clear" w:pos="720"/>
-          <w:tab w:val="left" w:pos="0" w:leader="none"/>
-        </w:tabs>
-        <w:ind w:left="709" w:hanging="283"/>
-        <w:rPr>
-          <w:b w:val="false"/>
-          <w:b w:val="false"/>
-          <w:bCs w:val="false"/>
-          <w:color w:val="000000"/>
-          <w:sz w:val="24"/>
-          <w:szCs w:val="24"/>
-        </w:rPr>
-      </w:pPr>
-      <w:r>
-        <w:rPr>
-          <w:b w:val="false"/>
-          <w:bCs w:val="false"/>
-          <w:color w:val="000000"/>
-          <w:sz w:val="24"/>
-          <w:szCs w:val="24"/>
-        </w:rPr>
-        <w:t>Բարձր ընտրողականություն՝ նյութերի տարբերակման ժամանակ։</w:t>
-      </w:r>
-    </w:p>
-    <w:p>
-      <w:pPr>
-        <w:pStyle w:val="TextBody"/>
-        <w:numPr>
-          <w:ilvl w:val="0"/>
-          <w:numId w:val="18"/>
-        </w:numPr>
-        <w:tabs>
-          <w:tab w:val="clear" w:pos="720"/>
-          <w:tab w:val="left" w:pos="0" w:leader="none"/>
-        </w:tabs>
-        <w:ind w:left="709" w:hanging="283"/>
-        <w:rPr>
-          <w:b w:val="false"/>
-          <w:b w:val="false"/>
-          <w:bCs w:val="false"/>
-          <w:color w:val="000000"/>
-          <w:sz w:val="24"/>
-          <w:szCs w:val="24"/>
-        </w:rPr>
-      </w:pPr>
-      <w:r>
-        <w:rPr>
-          <w:b w:val="false"/>
-          <w:bCs w:val="false"/>
-          <w:color w:val="000000"/>
-          <w:sz w:val="24"/>
-          <w:szCs w:val="24"/>
-        </w:rPr>
-        <w:t>Կարող է ներթափանցել որոշ ոչ մետաղական և ոչ ջրային նյութերի միջով (թուղթ, պլաստիկ, հագուստ)։</w:t>
-      </w:r>
-    </w:p>
-    <w:p>
-      <w:pPr>
-        <w:pStyle w:val="TextBody"/>
-        <w:numPr>
-          <w:ilvl w:val="0"/>
-          <w:numId w:val="18"/>
-        </w:numPr>
-        <w:tabs>
-          <w:tab w:val="clear" w:pos="720"/>
-          <w:tab w:val="left" w:pos="0" w:leader="none"/>
-        </w:tabs>
-        <w:ind w:left="709" w:hanging="283"/>
-        <w:rPr/>
-      </w:pPr>
-      <w:r>
-        <w:rPr>
-          <w:b w:val="false"/>
-          <w:bCs w:val="false"/>
-          <w:color w:val="000000"/>
-          <w:sz w:val="24"/>
-          <w:szCs w:val="24"/>
-        </w:rPr>
-        <w:t xml:space="preserve">Հարմար է </w:t>
-      </w:r>
-      <w:r>
-        <w:rPr>
-          <w:rStyle w:val="StrongEmphasis"/>
-          <w:b w:val="false"/>
-          <w:bCs w:val="false"/>
-          <w:color w:val="000000"/>
-          <w:sz w:val="24"/>
-          <w:szCs w:val="24"/>
-        </w:rPr>
-        <w:t>imaging</w:t>
-      </w:r>
-      <w:r>
-        <w:rPr>
-          <w:b w:val="false"/>
-          <w:bCs w:val="false"/>
-          <w:color w:val="000000"/>
-          <w:sz w:val="24"/>
-          <w:szCs w:val="24"/>
-        </w:rPr>
-        <w:t xml:space="preserve">, </w:t>
-      </w:r>
-      <w:r>
-        <w:rPr>
-          <w:rStyle w:val="StrongEmphasis"/>
-          <w:b w:val="false"/>
-          <w:bCs w:val="false"/>
-          <w:color w:val="000000"/>
-          <w:sz w:val="24"/>
-          <w:szCs w:val="24"/>
-        </w:rPr>
-        <w:t>spectroscopy</w:t>
-      </w:r>
-      <w:r>
-        <w:rPr>
-          <w:b w:val="false"/>
-          <w:bCs w:val="false"/>
-          <w:color w:val="000000"/>
-          <w:sz w:val="24"/>
-          <w:szCs w:val="24"/>
-        </w:rPr>
-        <w:t xml:space="preserve">, և </w:t>
-      </w:r>
-      <w:r>
-        <w:rPr>
-          <w:rStyle w:val="StrongEmphasis"/>
-          <w:b w:val="false"/>
-          <w:bCs w:val="false"/>
-          <w:color w:val="000000"/>
-          <w:sz w:val="24"/>
-          <w:szCs w:val="24"/>
-        </w:rPr>
-        <w:t>security scanning</w:t>
-      </w:r>
-      <w:r>
-        <w:rPr>
-          <w:b w:val="false"/>
-          <w:bCs w:val="false"/>
-          <w:color w:val="000000"/>
-          <w:sz w:val="24"/>
-          <w:szCs w:val="24"/>
-        </w:rPr>
-        <w:t xml:space="preserve"> կիրառությունների համար։</w:t>
-      </w:r>
-    </w:p>
-    <w:p>
-      <w:pPr>
-        <w:pStyle w:val="Heading3"/>
-        <w:spacing w:before="200" w:after="283"/>
-        <w:rPr/>
-      </w:pPr>
-      <w:r>
-        <w:rPr>
-          <w:rStyle w:val="StrongEmphasis"/>
-          <w:b w:val="false"/>
-          <w:bCs w:val="false"/>
-          <w:color w:val="000000"/>
-          <w:sz w:val="24"/>
-          <w:szCs w:val="24"/>
-        </w:rPr>
-        <w:t>Թերություններ</w:t>
-      </w:r>
-    </w:p>
-    <w:p>
-      <w:pPr>
-        <w:pStyle w:val="TextBody"/>
-        <w:numPr>
-          <w:ilvl w:val="0"/>
-          <w:numId w:val="19"/>
-        </w:numPr>
-        <w:tabs>
-          <w:tab w:val="clear" w:pos="720"/>
-          <w:tab w:val="left" w:pos="0" w:leader="none"/>
-        </w:tabs>
-        <w:ind w:left="709" w:hanging="283"/>
-        <w:rPr>
-          <w:b w:val="false"/>
-          <w:b w:val="false"/>
-          <w:bCs w:val="false"/>
-          <w:color w:val="000000"/>
-          <w:sz w:val="24"/>
-          <w:szCs w:val="24"/>
-        </w:rPr>
-      </w:pPr>
-      <w:r>
-        <w:rPr>
-          <w:b w:val="false"/>
-          <w:bCs w:val="false"/>
-          <w:color w:val="000000"/>
-          <w:sz w:val="24"/>
-          <w:szCs w:val="24"/>
-        </w:rPr>
-        <w:t>Խիստ կլանում ջրային միջավայրում՝ խոնավության ազդեցությամբ։</w:t>
-      </w:r>
-    </w:p>
-    <w:p>
-      <w:pPr>
-        <w:pStyle w:val="TextBody"/>
-        <w:numPr>
-          <w:ilvl w:val="0"/>
-          <w:numId w:val="19"/>
-        </w:numPr>
-        <w:tabs>
-          <w:tab w:val="clear" w:pos="720"/>
-          <w:tab w:val="left" w:pos="0" w:leader="none"/>
-        </w:tabs>
-        <w:ind w:left="709" w:hanging="283"/>
-        <w:rPr>
-          <w:b w:val="false"/>
-          <w:b w:val="false"/>
-          <w:bCs w:val="false"/>
-          <w:color w:val="000000"/>
-          <w:sz w:val="24"/>
-          <w:szCs w:val="24"/>
-        </w:rPr>
-      </w:pPr>
-      <w:r>
-        <w:rPr>
-          <w:b w:val="false"/>
-          <w:bCs w:val="false"/>
-          <w:color w:val="000000"/>
-          <w:sz w:val="24"/>
-          <w:szCs w:val="24"/>
-        </w:rPr>
-        <w:t>Սահմանափակ ճառագայթման ուժ (մինչև վերջին տարիները)։</w:t>
-      </w:r>
-    </w:p>
-    <w:p>
-      <w:pPr>
-        <w:pStyle w:val="TextBody"/>
-        <w:numPr>
-          <w:ilvl w:val="0"/>
-          <w:numId w:val="19"/>
-        </w:numPr>
-        <w:tabs>
-          <w:tab w:val="clear" w:pos="720"/>
-          <w:tab w:val="left" w:pos="0" w:leader="none"/>
-        </w:tabs>
-        <w:ind w:left="709" w:hanging="283"/>
-        <w:rPr>
-          <w:b w:val="false"/>
-          <w:b w:val="false"/>
-          <w:bCs w:val="false"/>
-          <w:color w:val="000000"/>
-          <w:sz w:val="24"/>
-          <w:szCs w:val="24"/>
-        </w:rPr>
-      </w:pPr>
-      <w:r>
-        <w:rPr>
-          <w:b w:val="false"/>
-          <w:bCs w:val="false"/>
-          <w:color w:val="000000"/>
-          <w:sz w:val="24"/>
-          <w:szCs w:val="24"/>
-        </w:rPr>
-        <w:t>Բարձր արժեք՝ THz գեներատորների և դետեկտորների համար։</w:t>
-      </w:r>
-    </w:p>
-    <w:p>
-      <w:pPr>
-        <w:pStyle w:val="Normal"/>
-        <w:spacing w:before="200" w:after="283"/>
-        <w:rPr>
-          <w:b w:val="false"/>
-          <w:b w:val="false"/>
-          <w:bCs w:val="false"/>
-          <w:color w:val="000000"/>
-          <w:sz w:val="24"/>
-          <w:szCs w:val="24"/>
-        </w:rPr>
-      </w:pPr>
-      <w:r>
-        <w:rPr>
-          <w:b w:val="false"/>
-          <w:bCs w:val="false"/>
-          <w:color w:val="000000"/>
-          <w:sz w:val="24"/>
-          <w:szCs w:val="24"/>
-        </w:rPr>
-      </w:r>
-    </w:p>
-    <w:p>
-      <w:pPr>
-        <w:pStyle w:val="TextBody"/>
-        <w:rPr>
-          <w:b w:val="false"/>
-          <w:b w:val="false"/>
-          <w:bCs w:val="false"/>
-          <w:color w:val="000000"/>
-          <w:sz w:val="24"/>
-          <w:szCs w:val="24"/>
-        </w:rPr>
-      </w:pPr>
-      <w:r>
-        <w:rPr>
-          <w:b w:val="false"/>
-          <w:bCs w:val="false"/>
-          <w:color w:val="000000"/>
-          <w:sz w:val="24"/>
-          <w:szCs w:val="24"/>
-        </w:rPr>
-        <w:t>Թերահիրկ ալիքներն ու միկրոալիքները հանդիսանում են էլեկտրամագնիսական ալիքների բարձր հաճախականության սեգմենտներ։ Նրանք ունեն տարբեր կիրառություններ՝ գիտական հետազոտություններում, հեռահաղորդակցության մեջ, ռադիոֆիզիկայում, բժշկության և ռազմական տեխնոլոգիաներում։</w:t>
-      </w:r>
-    </w:p>
-    <w:p>
-      <w:pPr>
-        <w:pStyle w:val="TextBody"/>
-        <w:rPr>
-          <w:b w:val="false"/>
-          <w:b w:val="false"/>
-          <w:bCs w:val="false"/>
-          <w:color w:val="000000"/>
-          <w:sz w:val="24"/>
-          <w:szCs w:val="24"/>
-        </w:rPr>
-      </w:pPr>
-      <w:r>
-        <w:rPr>
-          <w:b w:val="false"/>
-          <w:bCs w:val="false"/>
-          <w:color w:val="000000"/>
-          <w:sz w:val="24"/>
-          <w:szCs w:val="24"/>
-        </w:rPr>
-        <w:t>Միկրոալիքները (Microwave, 1GHz–300GHz) լայնորեն օգտագործվում են ռադարներում, հեռահաղորդակցության համակարգերում, կոսմոսային հաղորդակցության մեջ։</w:t>
-        <w:br/>
-        <w:t>Թերահիրկ ալիքները (THz, 0.1–10THz) նոր սերնդի տեխնոլոգիա են, որը կապում է միկրոալիքների և ինֆրակարմիր ճառագայթների առավելությունները՝ բարձր լուծողականություն ու մեծ բանդվիդթ ապահովելով։</w:t>
-      </w:r>
-    </w:p>
-    <w:p>
-      <w:pPr>
-        <w:pStyle w:val="HorizontalLine"/>
-        <w:rPr>
-          <w:b w:val="false"/>
-          <w:b w:val="false"/>
-          <w:bCs w:val="false"/>
-          <w:color w:val="000000"/>
-          <w:sz w:val="24"/>
-          <w:szCs w:val="24"/>
-        </w:rPr>
-      </w:pPr>
-      <w:r>
-        <w:rPr>
-          <w:b w:val="false"/>
-          <w:bCs w:val="false"/>
-          <w:color w:val="000000"/>
-          <w:sz w:val="24"/>
-          <w:szCs w:val="24"/>
-        </w:rPr>
-      </w:r>
-    </w:p>
-    <w:p>
-      <w:pPr>
-        <w:pStyle w:val="Heading2"/>
-        <w:spacing w:before="200" w:after="283"/>
-        <w:rPr>
-          <w:b w:val="false"/>
-          <w:b w:val="false"/>
-          <w:bCs w:val="false"/>
-          <w:color w:val="000000"/>
-          <w:sz w:val="24"/>
-          <w:szCs w:val="24"/>
-        </w:rPr>
-      </w:pPr>
-      <w:r>
-        <w:rPr>
-          <w:b w:val="false"/>
-          <w:bCs w:val="false"/>
-          <w:color w:val="000000"/>
-          <w:sz w:val="24"/>
-          <w:szCs w:val="24"/>
-        </w:rPr>
-        <w:t>1. Հաճախականության և ալիքների առանձնահատկություններ</w:t>
-      </w:r>
-    </w:p>
-    <w:tbl>
-      <w:tblPr>
-        <w:tblW w:w="8640" w:type="dxa"/>
-        <w:jc w:val="left"/>
-        <w:tblInd w:w="28" w:type="dxa"/>
-        <w:tblLayout w:type="fixed"/>
-        <w:tblCellMar>
-          <w:top w:w="28" w:type="dxa"/>
-          <w:left w:w="28" w:type="dxa"/>
-          <w:bottom w:w="28" w:type="dxa"/>
-          <w:right w:w="28" w:type="dxa"/>
-        </w:tblCellMar>
-      </w:tblPr>
-      <w:tblGrid>
-        <w:gridCol w:w="3439"/>
-        <w:gridCol w:w="2092"/>
-        <w:gridCol w:w="3109"/>
-      </w:tblGrid>
-      <w:tr>
-        <w:trPr>
-          <w:tblHeader w:val="true"/>
-        </w:trPr>
-        <w:tc>
-          <w:tcPr>
-            <w:tcW w:w="3439" w:type="dxa"/>
-            <w:tcBorders/>
-            <w:vAlign w:val="center"/>
-          </w:tcPr>
-          <w:p>
-            <w:pPr>
-              <w:pStyle w:val="TableHeading"/>
-              <w:spacing w:before="0" w:after="200"/>
-              <w:rPr>
-                <w:b w:val="false"/>
-                <w:b w:val="false"/>
-                <w:bCs w:val="false"/>
-                <w:color w:val="000000"/>
-                <w:sz w:val="24"/>
-                <w:szCs w:val="24"/>
-              </w:rPr>
-            </w:pPr>
-            <w:r>
-              <w:rPr>
-                <w:b w:val="false"/>
-                <w:bCs w:val="false"/>
-                <w:color w:val="000000"/>
-                <w:sz w:val="24"/>
-                <w:szCs w:val="24"/>
-              </w:rPr>
-              <w:t>Փոխառվող պարամետր</w:t>
-            </w:r>
-          </w:p>
-        </w:tc>
-        <w:tc>
-          <w:tcPr>
-            <w:tcW w:w="2092" w:type="dxa"/>
-            <w:tcBorders/>
-            <w:vAlign w:val="center"/>
-          </w:tcPr>
-          <w:p>
-            <w:pPr>
-              <w:pStyle w:val="TableHeading"/>
-              <w:spacing w:before="0" w:after="200"/>
-              <w:rPr>
-                <w:b w:val="false"/>
-                <w:b w:val="false"/>
-                <w:bCs w:val="false"/>
-                <w:color w:val="000000"/>
-                <w:sz w:val="24"/>
-                <w:szCs w:val="24"/>
-              </w:rPr>
-            </w:pPr>
-            <w:r>
-              <w:rPr>
-                <w:b w:val="false"/>
-                <w:bCs w:val="false"/>
-                <w:color w:val="000000"/>
-                <w:sz w:val="24"/>
-                <w:szCs w:val="24"/>
-              </w:rPr>
-              <w:t>Միկրոալիքներ</w:t>
-            </w:r>
-          </w:p>
-        </w:tc>
-        <w:tc>
-          <w:tcPr>
-            <w:tcW w:w="3109" w:type="dxa"/>
-            <w:tcBorders/>
-            <w:vAlign w:val="center"/>
-          </w:tcPr>
-          <w:p>
-            <w:pPr>
-              <w:pStyle w:val="TableHeading"/>
-              <w:spacing w:before="0" w:after="200"/>
-              <w:rPr>
-                <w:b w:val="false"/>
-                <w:b w:val="false"/>
-                <w:bCs w:val="false"/>
-                <w:color w:val="000000"/>
-                <w:sz w:val="24"/>
-                <w:szCs w:val="24"/>
-              </w:rPr>
-            </w:pPr>
-            <w:r>
-              <w:rPr>
-                <w:b w:val="false"/>
-                <w:bCs w:val="false"/>
-                <w:color w:val="000000"/>
-                <w:sz w:val="24"/>
-                <w:szCs w:val="24"/>
-              </w:rPr>
-              <w:t>THz ալիքներ</w:t>
-            </w:r>
-          </w:p>
-        </w:tc>
-      </w:tr>
-      <w:tr>
-        <w:trPr/>
-        <w:tc>
-          <w:tcPr>
-            <w:tcW w:w="3439" w:type="dxa"/>
-            <w:tcBorders/>
-            <w:vAlign w:val="center"/>
-          </w:tcPr>
-          <w:p>
-            <w:pPr>
-              <w:pStyle w:val="TableContents"/>
-              <w:spacing w:before="0" w:after="200"/>
-              <w:rPr>
-                <w:b w:val="false"/>
-                <w:b w:val="false"/>
-                <w:bCs w:val="false"/>
-                <w:color w:val="000000"/>
-                <w:sz w:val="24"/>
-                <w:szCs w:val="24"/>
-              </w:rPr>
-            </w:pPr>
-            <w:r>
-              <w:rPr>
-                <w:b w:val="false"/>
-                <w:bCs w:val="false"/>
-                <w:color w:val="000000"/>
-                <w:sz w:val="24"/>
-                <w:szCs w:val="24"/>
-              </w:rPr>
-              <w:t>Հաճախականություն</w:t>
-            </w:r>
-          </w:p>
-        </w:tc>
-        <w:tc>
-          <w:tcPr>
-            <w:tcW w:w="2092" w:type="dxa"/>
-            <w:tcBorders/>
-            <w:vAlign w:val="center"/>
-          </w:tcPr>
-          <w:p>
-            <w:pPr>
-              <w:pStyle w:val="TableContents"/>
-              <w:spacing w:before="0" w:after="200"/>
-              <w:rPr>
-                <w:b w:val="false"/>
-                <w:b w:val="false"/>
-                <w:bCs w:val="false"/>
-                <w:color w:val="000000"/>
-                <w:sz w:val="24"/>
-                <w:szCs w:val="24"/>
-              </w:rPr>
-            </w:pPr>
-            <w:r>
-              <w:rPr>
-                <w:b w:val="false"/>
-                <w:bCs w:val="false"/>
-                <w:color w:val="000000"/>
-                <w:sz w:val="24"/>
-                <w:szCs w:val="24"/>
-              </w:rPr>
-              <w:t>1–300 GHz</w:t>
-            </w:r>
-          </w:p>
-        </w:tc>
-        <w:tc>
-          <w:tcPr>
-            <w:tcW w:w="3109" w:type="dxa"/>
-            <w:tcBorders/>
-            <w:vAlign w:val="center"/>
-          </w:tcPr>
-          <w:p>
-            <w:pPr>
-              <w:pStyle w:val="TableContents"/>
-              <w:spacing w:before="0" w:after="200"/>
-              <w:rPr>
-                <w:b w:val="false"/>
-                <w:b w:val="false"/>
-                <w:bCs w:val="false"/>
-                <w:color w:val="000000"/>
-                <w:sz w:val="24"/>
-                <w:szCs w:val="24"/>
-              </w:rPr>
-            </w:pPr>
-            <w:r>
-              <w:rPr>
-                <w:b w:val="false"/>
-                <w:bCs w:val="false"/>
-                <w:color w:val="000000"/>
-                <w:sz w:val="24"/>
-                <w:szCs w:val="24"/>
-              </w:rPr>
-              <w:t>0.1–10 THz</w:t>
-            </w:r>
-          </w:p>
-        </w:tc>
-      </w:tr>
-      <w:tr>
-        <w:trPr/>
-        <w:tc>
-          <w:tcPr>
-            <w:tcW w:w="3439" w:type="dxa"/>
-            <w:tcBorders/>
-            <w:vAlign w:val="center"/>
-          </w:tcPr>
-          <w:p>
-            <w:pPr>
-              <w:pStyle w:val="TableContents"/>
-              <w:spacing w:before="0" w:after="200"/>
-              <w:rPr>
-                <w:b w:val="false"/>
-                <w:b w:val="false"/>
-                <w:bCs w:val="false"/>
-                <w:color w:val="000000"/>
-                <w:sz w:val="24"/>
-                <w:szCs w:val="24"/>
-              </w:rPr>
-            </w:pPr>
-            <w:r>
-              <w:rPr>
-                <w:b w:val="false"/>
-                <w:bCs w:val="false"/>
-                <w:color w:val="000000"/>
-                <w:sz w:val="24"/>
-                <w:szCs w:val="24"/>
-              </w:rPr>
-              <w:t>Բառդվիդթ</w:t>
-            </w:r>
-          </w:p>
-        </w:tc>
-        <w:tc>
-          <w:tcPr>
-            <w:tcW w:w="2092" w:type="dxa"/>
-            <w:tcBorders/>
-            <w:vAlign w:val="center"/>
-          </w:tcPr>
-          <w:p>
-            <w:pPr>
-              <w:pStyle w:val="TableContents"/>
-              <w:spacing w:before="0" w:after="200"/>
-              <w:rPr>
-                <w:b w:val="false"/>
-                <w:b w:val="false"/>
-                <w:bCs w:val="false"/>
-                <w:color w:val="000000"/>
-                <w:sz w:val="24"/>
-                <w:szCs w:val="24"/>
-              </w:rPr>
-            </w:pPr>
-            <w:r>
-              <w:rPr>
-                <w:b w:val="false"/>
-                <w:bCs w:val="false"/>
-                <w:color w:val="000000"/>
-                <w:sz w:val="24"/>
-                <w:szCs w:val="24"/>
-              </w:rPr>
-              <w:t>Նեղ</w:t>
-            </w:r>
-          </w:p>
-        </w:tc>
-        <w:tc>
-          <w:tcPr>
-            <w:tcW w:w="3109" w:type="dxa"/>
-            <w:tcBorders/>
-            <w:vAlign w:val="center"/>
-          </w:tcPr>
-          <w:p>
-            <w:pPr>
-              <w:pStyle w:val="TableContents"/>
-              <w:spacing w:before="0" w:after="200"/>
-              <w:rPr>
-                <w:b w:val="false"/>
-                <w:b w:val="false"/>
-                <w:bCs w:val="false"/>
-                <w:color w:val="000000"/>
-                <w:sz w:val="24"/>
-                <w:szCs w:val="24"/>
-              </w:rPr>
-            </w:pPr>
-            <w:r>
-              <w:rPr>
-                <w:b w:val="false"/>
-                <w:bCs w:val="false"/>
-                <w:color w:val="000000"/>
-                <w:sz w:val="24"/>
-                <w:szCs w:val="24"/>
-              </w:rPr>
-              <w:t>Շատ լայն</w:t>
-            </w:r>
-          </w:p>
-        </w:tc>
-      </w:tr>
-      <w:tr>
-        <w:trPr/>
-        <w:tc>
-          <w:tcPr>
-            <w:tcW w:w="3439" w:type="dxa"/>
-            <w:tcBorders/>
-            <w:vAlign w:val="center"/>
-          </w:tcPr>
-          <w:p>
-            <w:pPr>
-              <w:pStyle w:val="TableContents"/>
-              <w:spacing w:before="0" w:after="200"/>
-              <w:rPr>
-                <w:b w:val="false"/>
-                <w:b w:val="false"/>
-                <w:bCs w:val="false"/>
-                <w:color w:val="000000"/>
-                <w:sz w:val="24"/>
-                <w:szCs w:val="24"/>
-              </w:rPr>
-            </w:pPr>
-            <w:r>
-              <w:rPr>
-                <w:b w:val="false"/>
-                <w:bCs w:val="false"/>
-                <w:color w:val="000000"/>
-                <w:sz w:val="24"/>
-                <w:szCs w:val="24"/>
-              </w:rPr>
-              <w:t>Ալիքի երկարություն</w:t>
-            </w:r>
-          </w:p>
-        </w:tc>
-        <w:tc>
-          <w:tcPr>
-            <w:tcW w:w="2092" w:type="dxa"/>
-            <w:tcBorders/>
-            <w:vAlign w:val="center"/>
-          </w:tcPr>
-          <w:p>
-            <w:pPr>
-              <w:pStyle w:val="TableContents"/>
-              <w:spacing w:before="0" w:after="200"/>
-              <w:rPr>
-                <w:b w:val="false"/>
-                <w:b w:val="false"/>
-                <w:bCs w:val="false"/>
-                <w:color w:val="000000"/>
-                <w:sz w:val="24"/>
-                <w:szCs w:val="24"/>
-              </w:rPr>
-            </w:pPr>
-            <w:r>
-              <w:rPr>
-                <w:b w:val="false"/>
-                <w:bCs w:val="false"/>
-                <w:color w:val="000000"/>
-                <w:sz w:val="24"/>
-                <w:szCs w:val="24"/>
-              </w:rPr>
-              <w:t>1 mm – 30 cm</w:t>
-            </w:r>
-          </w:p>
-        </w:tc>
-        <w:tc>
-          <w:tcPr>
-            <w:tcW w:w="3109" w:type="dxa"/>
-            <w:tcBorders/>
-            <w:vAlign w:val="center"/>
-          </w:tcPr>
-          <w:p>
-            <w:pPr>
-              <w:pStyle w:val="TableContents"/>
-              <w:spacing w:before="0" w:after="200"/>
-              <w:rPr>
-                <w:b w:val="false"/>
-                <w:b w:val="false"/>
-                <w:bCs w:val="false"/>
-                <w:color w:val="000000"/>
-                <w:sz w:val="24"/>
-                <w:szCs w:val="24"/>
-              </w:rPr>
-            </w:pPr>
-            <w:r>
-              <w:rPr>
-                <w:b w:val="false"/>
-                <w:bCs w:val="false"/>
-                <w:color w:val="000000"/>
-                <w:sz w:val="24"/>
-                <w:szCs w:val="24"/>
-              </w:rPr>
-              <w:t>30 μm – 3 mm</w:t>
-            </w:r>
-          </w:p>
-        </w:tc>
-      </w:tr>
-      <w:tr>
-        <w:trPr/>
-        <w:tc>
-          <w:tcPr>
-            <w:tcW w:w="3439" w:type="dxa"/>
-            <w:tcBorders/>
-            <w:vAlign w:val="center"/>
-          </w:tcPr>
-          <w:p>
-            <w:pPr>
-              <w:pStyle w:val="TableContents"/>
-              <w:spacing w:before="0" w:after="200"/>
-              <w:rPr>
-                <w:b w:val="false"/>
-                <w:b w:val="false"/>
-                <w:bCs w:val="false"/>
-                <w:color w:val="000000"/>
-                <w:sz w:val="24"/>
-                <w:szCs w:val="24"/>
-              </w:rPr>
-            </w:pPr>
-            <w:r>
-              <w:rPr>
-                <w:b w:val="false"/>
-                <w:bCs w:val="false"/>
-                <w:color w:val="000000"/>
-                <w:sz w:val="24"/>
-                <w:szCs w:val="24"/>
-              </w:rPr>
-              <w:t>Շրջակա միջավայրի ներթափանցում</w:t>
-            </w:r>
-          </w:p>
-        </w:tc>
-        <w:tc>
-          <w:tcPr>
-            <w:tcW w:w="2092" w:type="dxa"/>
-            <w:tcBorders/>
-            <w:vAlign w:val="center"/>
-          </w:tcPr>
-          <w:p>
-            <w:pPr>
-              <w:pStyle w:val="TableContents"/>
-              <w:spacing w:before="0" w:after="200"/>
-              <w:rPr>
-                <w:b w:val="false"/>
-                <w:b w:val="false"/>
-                <w:bCs w:val="false"/>
-                <w:color w:val="000000"/>
-                <w:sz w:val="24"/>
-                <w:szCs w:val="24"/>
-              </w:rPr>
-            </w:pPr>
-            <w:r>
-              <w:rPr>
-                <w:b w:val="false"/>
-                <w:bCs w:val="false"/>
-                <w:color w:val="000000"/>
-                <w:sz w:val="24"/>
-                <w:szCs w:val="24"/>
-              </w:rPr>
-              <w:t>Լավ</w:t>
-            </w:r>
-          </w:p>
-        </w:tc>
-        <w:tc>
-          <w:tcPr>
-            <w:tcW w:w="3109" w:type="dxa"/>
-            <w:tcBorders/>
-            <w:vAlign w:val="center"/>
-          </w:tcPr>
-          <w:p>
-            <w:pPr>
-              <w:pStyle w:val="TableContents"/>
-              <w:spacing w:before="0" w:after="200"/>
-              <w:rPr>
-                <w:b w:val="false"/>
-                <w:b w:val="false"/>
-                <w:bCs w:val="false"/>
-                <w:color w:val="000000"/>
-                <w:sz w:val="24"/>
-                <w:szCs w:val="24"/>
-              </w:rPr>
-            </w:pPr>
-            <w:r>
-              <w:rPr>
-                <w:b w:val="false"/>
-                <w:bCs w:val="false"/>
-                <w:color w:val="000000"/>
-                <w:sz w:val="24"/>
-                <w:szCs w:val="24"/>
-              </w:rPr>
-              <w:t>Սահմանափակ (ջրի, օդի պատճառով)</w:t>
-            </w:r>
-          </w:p>
-        </w:tc>
-      </w:tr>
-    </w:tbl>
-    <w:p>
-      <w:pPr>
-        <w:pStyle w:val="HorizontalLine"/>
-        <w:rPr>
-          <w:b w:val="false"/>
-          <w:b w:val="false"/>
-          <w:bCs w:val="false"/>
-          <w:color w:val="000000"/>
-          <w:sz w:val="24"/>
-          <w:szCs w:val="24"/>
-        </w:rPr>
-      </w:pPr>
-      <w:r>
-        <w:rPr>
-          <w:b w:val="false"/>
-          <w:bCs w:val="false"/>
-          <w:color w:val="000000"/>
-          <w:sz w:val="24"/>
-          <w:szCs w:val="24"/>
-        </w:rPr>
-      </w:r>
-    </w:p>
-    <w:p>
-      <w:pPr>
-        <w:pStyle w:val="Heading2"/>
-        <w:spacing w:before="200" w:after="283"/>
-        <w:rPr>
-          <w:b w:val="false"/>
-          <w:b w:val="false"/>
-          <w:bCs w:val="false"/>
-          <w:color w:val="000000"/>
-          <w:sz w:val="24"/>
-          <w:szCs w:val="24"/>
-        </w:rPr>
-      </w:pPr>
-      <w:r>
-        <w:rPr>
-          <w:b w:val="false"/>
-          <w:bCs w:val="false"/>
-          <w:color w:val="000000"/>
-          <w:sz w:val="24"/>
-          <w:szCs w:val="24"/>
-        </w:rPr>
-        <w:t>2. Աշխատանքային սկզբունքներ</w:t>
-      </w:r>
-    </w:p>
-    <w:p>
-      <w:pPr>
-        <w:pStyle w:val="TextBody"/>
-        <w:rPr/>
-      </w:pPr>
-      <w:r>
-        <w:rPr>
-          <w:rStyle w:val="StrongEmphasis"/>
-          <w:b w:val="false"/>
-          <w:bCs w:val="false"/>
-          <w:color w:val="000000"/>
-          <w:sz w:val="24"/>
-          <w:szCs w:val="24"/>
-        </w:rPr>
-        <w:t>Միկրոալիքներ</w:t>
+        <w:t>THz-ը գտնվում է «էլեկտրոնիկայի» և «օպտիկայի» օկուպացիայի միջակայքում, այդ պատճառով դրա արդյունավետ ստեղծումն ու հայտնաբերումը պահանջել են երկու մոտեցումների խաչ:</w:t>
       </w:r>
     </w:p>
     <w:p>
@@ -1600,25 +138,36 @@
           <w:tab w:val="left" w:pos="0" w:leader="none"/>
         </w:tabs>
         <w:ind w:left="709" w:hanging="283"/>
-        <w:rPr>
-          <w:b w:val="false"/>
-          <w:b w:val="false"/>
-          <w:bCs w:val="false"/>
-          <w:color w:val="000000"/>
-          <w:sz w:val="24"/>
-          <w:szCs w:val="24"/>
-        </w:rPr>
+        <w:rPr/>
       </w:pPr>
       <w:r>
         <w:rPr>
-          <w:b w:val="false"/>
-          <w:bCs w:val="false"/>
-          <w:color w:val="000000"/>
-          <w:sz w:val="24"/>
-          <w:szCs w:val="24"/>
+          <w:rStyle w:val="StrongEmphasis"/>
         </w:rPr>
-        <w:t>Հիմնականում օգտագործվում են ռադարներում ու հաղորդակցման համակարգերում՝ ալիքի լայն տարածում ու ուժեղ ներթափանցում ապահովելու համար։</w:t>
+        <w:t>Գեներացիա</w:t>
       </w:r>
+      <w:r>
+        <w:rPr/>
+        <w:t xml:space="preserve"> — հիմնական մեթոդներ՝ photoconductive antennas (femtosecond լազերների հետ pump-probe TDS սուցիկներում), optical rectification, difference-frequency generation, և էլեկտրոնային լուծումներ՝ backward-wave oscillators (BWOs), multiplier chains և </w:t>
+      </w:r>
+      <w:r>
+        <w:rPr>
+          <w:rStyle w:val="StrongEmphasis"/>
+        </w:rPr>
+        <w:t>quantum cascade lasers (QCLs)</w:t>
+      </w:r>
+      <w:r>
+        <w:rPr/>
+        <w:t xml:space="preserve"> (continuous-wave աղբյուրներ THz-ի համար)։ </w:t>
+      </w:r>
+      <w:hyperlink r:id="rId3" w:tgtFrame="_blank">
+        <w:r>
+          <w:rPr>
+            <w:rStyle w:val="InternetLink"/>
+          </w:rPr>
+          <w:t>spiedigitallibrary.org+1</w:t>
+        </w:r>
+      </w:hyperlink>
     </w:p>
     <w:p>
       <w:pPr>
@@ -1632,87 +181,64 @@
           <w:tab w:val="left" w:pos="0" w:leader="none"/>
         </w:tabs>
         <w:ind w:left="709" w:hanging="283"/>
-        <w:rPr>
-          <w:b w:val="false"/>
-          <w:b w:val="false"/>
-          <w:bCs w:val="false"/>
-          <w:color w:val="000000"/>
-          <w:sz w:val="24"/>
-          <w:szCs w:val="24"/>
-        </w:rPr>
-      </w:pPr>
-      <w:r>
-        <w:rPr>
-          <w:b w:val="false"/>
-          <w:bCs w:val="false"/>
-          <w:color w:val="000000"/>
-          <w:sz w:val="24"/>
-          <w:szCs w:val="24"/>
-        </w:rPr>
-        <w:t>Ռադարային հեռավորության հաշվարկի բանաձև՝</w:t>
-      </w:r>
-    </w:p>
-    <w:p>
-      <w:pPr>
-        <w:pStyle w:val="TextBody"/>
-        <w:rPr>
-          <w:b w:val="false"/>
-          <w:b w:val="false"/>
-          <w:bCs w:val="false"/>
-          <w:color w:val="000000"/>
-          <w:sz w:val="24"/>
-          <w:szCs w:val="24"/>
-        </w:rPr>
-      </w:pPr>
-      <w:r>
-        <w:rPr>
-          <w:b w:val="false"/>
-          <w:bCs w:val="false"/>
-          <w:color w:val="000000"/>
-          <w:sz w:val="24"/>
-          <w:szCs w:val="24"/>
-        </w:rPr>
-        <w:t xml:space="preserve">R=2c⋅t​ </w:t>
-      </w:r>
-    </w:p>
-    <w:p>
-      <w:pPr>
-        <w:pStyle w:val="TextBody"/>
-        <w:rPr>
-          <w:b w:val="false"/>
-          <w:b w:val="false"/>
-          <w:bCs w:val="false"/>
-          <w:color w:val="000000"/>
-          <w:sz w:val="24"/>
-          <w:szCs w:val="24"/>
-        </w:rPr>
-      </w:pPr>
-      <w:r>
-        <w:rPr>
-          <w:b w:val="false"/>
-          <w:bCs w:val="false"/>
-          <w:color w:val="000000"/>
-          <w:sz w:val="24"/>
-          <w:szCs w:val="24"/>
-        </w:rPr>
-        <w:t>որտեղ R — հեռավորություն, c — լույսի արագություն, t — ազդանշանի ուղևորության ժամանակը։</w:t>
-      </w:r>
-    </w:p>
-    <w:p>
-      <w:pPr>
-        <w:pStyle w:val="TextBody"/>
         <w:rPr/>
       </w:pPr>
       <w:r>
         <w:rPr>
           <w:rStyle w:val="StrongEmphasis"/>
-          <w:b w:val="false"/>
-          <w:bCs w:val="false"/>
-          <w:color w:val="000000"/>
-          <w:sz w:val="24"/>
-          <w:szCs w:val="24"/>
         </w:rPr>
-        <w:t>THz ալիքներ</w:t>
+        <w:t>Ընդունիչներ</w:t>
+      </w:r>
+      <w:r>
+        <w:rPr/>
+        <w:t xml:space="preserve"> — </w:t>
+      </w:r>
+      <w:r>
+        <w:rPr>
+          <w:rStyle w:val="SourceText"/>
+        </w:rPr>
+        <w:t>electro-optic sampling</w:t>
+      </w:r>
+      <w:r>
+        <w:rPr/>
+        <w:t xml:space="preserve">, photoconductive detection, Schottky-diode mixers, bolometers և առաջացող սենսորային մատրիցաներ (microbolometer arrays կամ շուկայի նոր անքուլթիվ տեխնիկա)։ Վերջին տարիներին ակտիվ են նաև 2D նյութերի վրա հիմնված և սենսորներ ընդլայնող տեխնոլոգիաները։ </w:t>
+      </w:r>
+      <w:hyperlink r:id="rId4" w:tgtFrame="_blank">
+        <w:r>
+          <w:rPr>
+            <w:rStyle w:val="InternetLink"/>
+          </w:rPr>
+          <w:t>mdpi.com+1</w:t>
+        </w:r>
+      </w:hyperlink>
+    </w:p>
+    <w:p>
+      <w:pPr>
+        <w:pStyle w:val="TextBody"/>
+        <w:rPr/>
+      </w:pPr>
+      <w:r>
+        <w:rPr/>
+        <w:t xml:space="preserve">Այս տեխնիկային վերաբերող մանրամասներ ազդում են համակարգի ամբողջական արագության, ճշգրտության և զգայունության վրա՝ ուստի կայանների ընտրությունը կախված է նպատակային կիրառությունից (spectroscopy vs imaging vs communications)։ </w:t>
+      </w:r>
+      <w:hyperlink r:id="rId5" w:tgtFrame="_blank">
+        <w:r>
+          <w:rPr>
+            <w:rStyle w:val="InternetLink"/>
+          </w:rPr>
+          <w:t>pmc.ncbi.nlm.nih.gov</w:t>
+        </w:r>
+      </w:hyperlink>
+    </w:p>
+    <w:p>
+      <w:pPr>
+        <w:pStyle w:val="Heading2"/>
+        <w:spacing w:before="200" w:after="283"/>
+        <w:rPr/>
+      </w:pPr>
+      <w:r>
+        <w:rPr/>
+        <w:t>3. Փորձարարական մեթոդներ՝ TDS vs Frequency-domain</w:t>
       </w:r>
     </w:p>
     <w:p>
@@ -1727,25 +253,26 @@
           <w:tab w:val="left" w:pos="0" w:leader="none"/>
         </w:tabs>
         <w:ind w:left="709" w:hanging="283"/>
-        <w:rPr>
-          <w:b w:val="false"/>
-          <w:b w:val="false"/>
-          <w:bCs w:val="false"/>
-          <w:color w:val="000000"/>
-          <w:sz w:val="24"/>
-          <w:szCs w:val="24"/>
-        </w:rPr>
+        <w:rPr/>
       </w:pPr>
       <w:r>
         <w:rPr>
-          <w:b w:val="false"/>
-          <w:bCs w:val="false"/>
-          <w:color w:val="000000"/>
-          <w:sz w:val="24"/>
-          <w:szCs w:val="24"/>
+          <w:rStyle w:val="StrongEmphasis"/>
         </w:rPr>
-        <w:t>Հիմնված են բարձր հաճախականության ալիքների վրա, որոնք հնարավորություն են տալիս բարձր լուծողականությամբ պատկերներ ստանալ (imaging) և նյութերի հատկանիշներ ուսումնասիրել (spectroscopy)։</w:t>
+        <w:t>Time-Domain Spectroscopy (TDS)</w:t>
       </w:r>
+      <w:r>
+        <w:rPr/>
+        <w:t xml:space="preserve"> — յուղոտ pump-probe սցեն՝ կարճ լազերային փուլով ստեղծվող THz-ա և ժամանակային տիրույթում չափվող պիկերի ֆազա-և ամպլիտուդային ինֆորմացիայով։ TDS-ը հարմար է արագ, լայնաբանդվիդթային սպեկտրալ չափումների և imaging-ի համար։ </w:t>
+      </w:r>
+      <w:hyperlink r:id="rId6" w:tgtFrame="_blank">
+        <w:r>
+          <w:rPr>
+            <w:rStyle w:val="InternetLink"/>
+          </w:rPr>
+          <w:t>pmc.ncbi.nlm.nih.gov</w:t>
+        </w:r>
+      </w:hyperlink>
     </w:p>
     <w:p>
       <w:pPr>
@@ -1759,70 +286,95 @@
           <w:tab w:val="left" w:pos="0" w:leader="none"/>
         </w:tabs>
         <w:ind w:left="709" w:hanging="283"/>
-        <w:rPr>
-          <w:b w:val="false"/>
-          <w:b w:val="false"/>
-          <w:bCs w:val="false"/>
-          <w:color w:val="000000"/>
-          <w:sz w:val="24"/>
-          <w:szCs w:val="24"/>
-        </w:rPr>
+        <w:rPr/>
       </w:pPr>
       <w:r>
         <w:rPr>
-          <w:b w:val="false"/>
-          <w:bCs w:val="false"/>
-          <w:color w:val="000000"/>
-          <w:sz w:val="24"/>
-          <w:szCs w:val="24"/>
+          <w:rStyle w:val="StrongEmphasis"/>
         </w:rPr>
-        <w:t>Ապրանքների կամ կենսաբանական նմուշների մանրամասն վերլուծություն՝ օրինակ՝ անոթների պատկերներ, թաքնված նյութերի հայտնաբերում։</w:t>
+        <w:t>Frequency-domain (CW, heterodyne) մեթոդներ</w:t>
+      </w:r>
+      <w:r>
+        <w:rPr/>
+        <w:t xml:space="preserve"> — աղմկաչափական կամ լազերային փոքր-զգայուն տեսք՝ լավ հաճախականական լուծմամբ (narrow-line studies)։ Երկու մոտեցումների համակցումը հաճախ տալիս է լավագույն ելք՝ նկարչական և սպեկտրալ պարզ տարբերակների համար։ </w:t>
+      </w:r>
+      <w:hyperlink r:id="rId7" w:tgtFrame="_blank">
+        <w:r>
+          <w:rPr>
+            <w:rStyle w:val="InternetLink"/>
+          </w:rPr>
+          <w:t>onlinelibrary.wiley.com</w:t>
+        </w:r>
+      </w:hyperlink>
+    </w:p>
+    <w:p>
+      <w:pPr>
+        <w:pStyle w:val="Heading2"/>
+        <w:spacing w:before="200" w:after="283"/>
+        <w:rPr/>
+      </w:pPr>
+      <w:r>
+        <w:rPr/>
+        <w:t>4. Նյութերի հետ փոխազդեցությունը և կլանումը (material interactions &amp; absorption)</w:t>
       </w:r>
     </w:p>
     <w:p>
       <w:pPr>
-        <w:pStyle w:val="HorizontalLine"/>
-        <w:rPr>
-          <w:b w:val="false"/>
-          <w:b w:val="false"/>
-          <w:bCs w:val="false"/>
-          <w:color w:val="000000"/>
-          <w:sz w:val="24"/>
-          <w:szCs w:val="24"/>
-        </w:rPr>
-      </w:pPr>
+        <w:pStyle w:val="TextBody"/>
+        <w:rPr/>
+      </w:pPr>
+      <w:r>
+        <w:rPr/>
+        <w:t xml:space="preserve">THz ալիքների հիմնական «խնայողությունն» այն է, որ շատ ոչ-փոլար, չլցված (non-polar) նյութեր (օր. չոր թուղթ, պլաստիկ, որոշ կոմպոզիտներ) թույլ են տալիս partial penetration, երբ նույն պահին ջրազգայուն նյութերը՝ և հատկապես գթաբուրգած մակերևույթները, են </w:t>
+      </w:r>
       <w:r>
         <w:rPr>
-          <w:b w:val="false"/>
-          <w:bCs w:val="false"/>
-          <w:color w:val="000000"/>
-          <w:sz w:val="24"/>
-          <w:szCs w:val="24"/>
+          <w:rStyle w:val="StrongEmphasis"/>
         </w:rPr>
+        <w:t>խիստ կլանումով</w:t>
+      </w:r>
+      <w:r>
+        <w:rPr/>
+        <w:t xml:space="preserve"> (strong absorption) սահմանափակում տարածումը։ Շարունակական ընդունված մոդելը տարածման համար՝ Beer–Lambert տեսքով է՝</w:t>
       </w:r>
     </w:p>
     <w:p>
       <w:pPr>
+        <w:pStyle w:val="TextBody"/>
+        <w:rPr/>
+      </w:pPr>
+      <w:r>
+        <w:rPr/>
+        <w:t xml:space="preserve">I(x)=I0​e−α(f)x, </w:t>
+      </w:r>
+    </w:p>
+    <w:p>
+      <w:pPr>
+        <w:pStyle w:val="TextBody"/>
+        <w:rPr/>
+      </w:pPr>
+      <w:r>
+        <w:rPr/>
+        <w:t xml:space="preserve">որտեղ α(f) — հաճախականության կախված կլանում/կորյակը (attenuation coefficient)։ Արդյունքում՝ բարձր խոնավության կամ ջրի պարունակության պայմաններում THz ճառագայթը արագ կորցնում է ուժը՝ սահմանափակելով դաշտային կիրառությունները՝ հատկապես բաց երկնքում։ Այս երևույթը մանրամասն ուսումնասիրվել է վերջին տարիների հետազոտություններում (վերջին աշխատանքները ցույց են տալիս տեսակի և խոնավության բարձր ազդակումների մեծ ազդեցությունը)։ </w:t>
+      </w:r>
+      <w:hyperlink r:id="rId8" w:tgtFrame="_blank">
+        <w:r>
+          <w:rPr>
+            <w:rStyle w:val="InternetLink"/>
+          </w:rPr>
+          <w:t>PubMed+1</w:t>
+        </w:r>
+      </w:hyperlink>
+    </w:p>
+    <w:p>
+      <w:pPr>
         <w:pStyle w:val="Heading2"/>
         <w:spacing w:before="200" w:after="283"/>
-        <w:rPr>
-          <w:b w:val="false"/>
-          <w:b w:val="false"/>
-          <w:bCs w:val="false"/>
-          <w:color w:val="000000"/>
-          <w:sz w:val="24"/>
-          <w:szCs w:val="24"/>
-        </w:rPr>
+        <w:rPr/>
       </w:pPr>
       <w:r>
-        <w:rPr>
-          <w:b w:val="false"/>
-          <w:bCs w:val="false"/>
-          <w:color w:val="000000"/>
-          <w:sz w:val="24"/>
-          <w:szCs w:val="24"/>
-        </w:rPr>
-        <w:t>3. Նյութերի ներթափանցման տարբերություն</w:t>
+        <w:rPr/>
+        <w:t>5. Տիրույթային և տարածական լուծվածություն (Resolution &amp; imaging metrics)</w:t>
       </w:r>
     </w:p>
     <w:p>
@@ -1842,106 +394,41 @@
       <w:r>
         <w:rPr>
           <w:rStyle w:val="StrongEmphasis"/>
-          <w:b w:val="false"/>
-          <w:bCs w:val="false"/>
-          <w:color w:val="000000"/>
-          <w:sz w:val="24"/>
-          <w:szCs w:val="24"/>
         </w:rPr>
-        <w:t>Միկրոալիքներ</w:t>
+        <w:t>Լայնաշերտ/ախնդիր լուծվածություն (axial/range resolution)</w:t>
       </w:r>
       <w:r>
-        <w:rPr>
-          <w:b w:val="false"/>
-          <w:bCs w:val="false"/>
-          <w:color w:val="000000"/>
-          <w:sz w:val="24"/>
-          <w:szCs w:val="24"/>
-        </w:rPr>
-        <w:t xml:space="preserve"> կարող են հեշտ անցնել ամպերի, ծխի, մառախուղի միջով՝ օգտագործվում են ավիացիոն և ծովային ռադարներում։</w:t>
+        <w:rPr/>
+        <w:t xml:space="preserve"> կախված է օգտագործվող bandwidth-ից B՝ հաճախակիորեն կիրառվող բանաձևով</w:t>
       </w:r>
     </w:p>
     <w:p>
       <w:pPr>
         <w:pStyle w:val="TextBody"/>
-        <w:numPr>
-          <w:ilvl w:val="0"/>
-          <w:numId w:val="9"/>
-        </w:numPr>
-        <w:tabs>
-          <w:tab w:val="clear" w:pos="720"/>
-          <w:tab w:val="left" w:pos="0" w:leader="none"/>
-        </w:tabs>
-        <w:ind w:left="709" w:hanging="283"/>
         <w:rPr/>
       </w:pPr>
       <w:r>
-        <w:rPr>
-          <w:rStyle w:val="StrongEmphasis"/>
-          <w:b w:val="false"/>
-          <w:bCs w:val="false"/>
-          <w:color w:val="000000"/>
-          <w:sz w:val="24"/>
-          <w:szCs w:val="24"/>
-        </w:rPr>
-        <w:t>THz ալիքներ</w:t>
-      </w:r>
-      <w:r>
-        <w:rPr>
-          <w:b w:val="false"/>
-          <w:bCs w:val="false"/>
-          <w:color w:val="000000"/>
-          <w:sz w:val="24"/>
-          <w:szCs w:val="24"/>
-        </w:rPr>
-        <w:t xml:space="preserve"> սահմանափակ ներթափանցում ունեն ջրի, հումքի կամ խոնավության առկայության դեպքում։</w:t>
+        <w:rPr/>
+        <w:t xml:space="preserve">Δz≈2Bc​. </w:t>
       </w:r>
     </w:p>
     <w:p>
       <w:pPr>
-        <w:pStyle w:val="HorizontalLine"/>
-        <w:rPr>
-          <w:b w:val="false"/>
-          <w:b w:val="false"/>
-          <w:bCs w:val="false"/>
-          <w:color w:val="000000"/>
-          <w:sz w:val="24"/>
-          <w:szCs w:val="24"/>
-        </w:rPr>
+        <w:pStyle w:val="TextBody"/>
+        <w:rPr/>
       </w:pPr>
       <w:r>
-        <w:rPr>
-          <w:b w:val="false"/>
-          <w:bCs w:val="false"/>
-          <w:color w:val="000000"/>
-          <w:sz w:val="24"/>
-          <w:szCs w:val="24"/>
-        </w:rPr>
+        <w:rPr/>
+        <w:t xml:space="preserve">Օրինակ՝ եթե համակարգն օգտագործում է  THzB=1 THz (թվաբանական), ապա տեսականականապես  Δz≈150 μm։ Սա է պատճառը, որ THz-ը ունի գերազանց axial resolution (բարձր ֆրեքվենցիայի բանդվիդթը տալիս է շատ լավ անավասնական շերտային սարքը)։ </w:t>
       </w:r>
-    </w:p>
-    <w:p>
-      <w:pPr>
-        <w:pStyle w:val="Heading2"/>
-        <w:spacing w:before="200" w:after="283"/>
-        <w:rPr>
-          <w:b w:val="false"/>
-          <w:b w:val="false"/>
-          <w:bCs w:val="false"/>
-          <w:color w:val="000000"/>
-          <w:sz w:val="24"/>
-          <w:szCs w:val="24"/>
-        </w:rPr>
-      </w:pPr>
-      <w:r>
-        <w:rPr>
-          <w:b w:val="false"/>
-          <w:bCs w:val="false"/>
-          <w:color w:val="000000"/>
-          <w:sz w:val="24"/>
-          <w:szCs w:val="24"/>
-        </w:rPr>
-        <w:t>4. Հաղորդակցություն և տվյալների փոխանցում</w:t>
-      </w:r>
+      <w:hyperlink r:id="rId9" w:tgtFrame="_blank">
+        <w:r>
+          <w:rPr>
+            <w:rStyle w:val="InternetLink"/>
+          </w:rPr>
+          <w:t>pmc.ncbi.nlm.nih.gov</w:t>
+        </w:r>
+      </w:hyperlink>
     </w:p>
     <w:p>
       <w:pPr>
@@ -1960,105 +447,61 @@
       <w:r>
         <w:rPr>
           <w:rStyle w:val="StrongEmphasis"/>
-          <w:b w:val="false"/>
-          <w:bCs w:val="false"/>
-          <w:color w:val="000000"/>
-          <w:sz w:val="24"/>
-          <w:szCs w:val="24"/>
         </w:rPr>
-        <w:t>Միկրոալիքներ</w:t>
+        <w:t>Լարվածային/ lateral լուծվածություն</w:t>
       </w:r>
       <w:r>
-        <w:rPr>
-          <w:b w:val="false"/>
-          <w:bCs w:val="false"/>
-          <w:color w:val="000000"/>
-          <w:sz w:val="24"/>
-          <w:szCs w:val="24"/>
-        </w:rPr>
-        <w:t>՝ լայն կիրառություն հեռահաղորդակցության համակարգերում, WiFi, 4G/5G, սառնարանային ռադարներ։</w:t>
+        <w:rPr/>
+        <w:t xml:space="preserve"> սահմանափակվում է դիֆրակցիոն պայմաններով; անվանական մոտեցում արտահայտվում է՝ Rayleigh-ու մոտավորությամ.</w:t>
       </w:r>
     </w:p>
     <w:p>
       <w:pPr>
         <w:pStyle w:val="TextBody"/>
-        <w:numPr>
-          <w:ilvl w:val="0"/>
-          <w:numId w:val="10"/>
-        </w:numPr>
-        <w:tabs>
-          <w:tab w:val="clear" w:pos="720"/>
-          <w:tab w:val="left" w:pos="0" w:leader="none"/>
-        </w:tabs>
-        <w:ind w:left="709" w:hanging="283"/>
         <w:rPr/>
       </w:pPr>
       <w:r>
-        <w:rPr>
-          <w:rStyle w:val="StrongEmphasis"/>
-          <w:b w:val="false"/>
-          <w:bCs w:val="false"/>
-          <w:color w:val="000000"/>
-          <w:sz w:val="24"/>
-          <w:szCs w:val="24"/>
-        </w:rPr>
-        <w:t>THz ալիքներ</w:t>
-      </w:r>
-      <w:r>
-        <w:rPr>
-          <w:b w:val="false"/>
-          <w:bCs w:val="false"/>
-          <w:color w:val="000000"/>
-          <w:sz w:val="24"/>
-          <w:szCs w:val="24"/>
-        </w:rPr>
-        <w:t>՝ տարբերվում են բարձր տվյալների փոխանցման արագությամբ, օգտագործվում են շատ արագ short-range կապերում և մասնագիտացված հետազոտական սարքերում։</w:t>
+        <w:rPr/>
+        <w:t xml:space="preserve">θ≈1.22Dλ​, </w:t>
       </w:r>
     </w:p>
     <w:p>
       <w:pPr>
-        <w:pStyle w:val="HorizontalLine"/>
-        <w:rPr>
-          <w:b w:val="false"/>
-          <w:b w:val="false"/>
-          <w:bCs w:val="false"/>
-          <w:color w:val="000000"/>
-          <w:sz w:val="24"/>
-          <w:szCs w:val="24"/>
-        </w:rPr>
+        <w:pStyle w:val="TextBody"/>
+        <w:rPr/>
       </w:pPr>
       <w:r>
-        <w:rPr>
-          <w:b w:val="false"/>
-          <w:bCs w:val="false"/>
-          <w:color w:val="000000"/>
-          <w:sz w:val="24"/>
-          <w:szCs w:val="24"/>
-        </w:rPr>
+        <w:rPr/>
+        <w:t xml:space="preserve">որտեղ D — անտենա/օբյեկտիվի տրամագիծը։ Հետևաբար փոքրալիք 30 μm–ից մի քանի մմ ալիքի երկարությամբ ակնհայտորեն պահանջում են մանրակրկիտ օպտիկա՝ բարձր լամինար լուծվածության համար։ Շարքային imaging-ում lateral resolution-ը հաճախ գտնվում է մի քանի հարյուր միկրոմետրից մինչև մի քանի մմ՝ համակարգի կոնֆիգուրացիայից կախված։ </w:t>
+      </w:r>
+      <w:hyperlink r:id="rId10" w:tgtFrame="_blank">
+        <w:r>
+          <w:rPr>
+            <w:rStyle w:val="InternetLink"/>
+          </w:rPr>
+          <w:t>recendt.at</w:t>
+        </w:r>
+      </w:hyperlink>
+    </w:p>
+    <w:p>
+      <w:pPr>
+        <w:pStyle w:val="Heading2"/>
+        <w:spacing w:before="200" w:after="283"/>
+        <w:rPr/>
+      </w:pPr>
+      <w:r>
+        <w:rPr/>
+        <w:t>6. Սխալներ, ազդանշան/աղմուկ հարաբերություն (SNR) և համակարգչային մշակում</w:t>
       </w:r>
     </w:p>
     <w:p>
       <w:pPr>
-        <w:pStyle w:val="Heading2"/>
-        <w:spacing w:before="200" w:after="283"/>
-        <w:rPr>
-          <w:b w:val="false"/>
-          <w:b w:val="false"/>
-          <w:bCs w:val="false"/>
-          <w:color w:val="000000"/>
-          <w:sz w:val="24"/>
-          <w:szCs w:val="24"/>
-        </w:rPr>
+        <w:pStyle w:val="TextBody"/>
+        <w:rPr/>
       </w:pPr>
       <w:r>
-        <w:rPr>
-          <w:b w:val="false"/>
-          <w:bCs w:val="false"/>
-          <w:color w:val="000000"/>
-          <w:sz w:val="24"/>
-          <w:szCs w:val="24"/>
-        </w:rPr>
-        <w:t>5. Ռադարային և imaging կիրառություններ</w:t>
+        <w:rPr/>
+        <w:t>THz համակարգերի SNR-ը կախված է աղբյուրի ուժից, դետեկտորի զգայունությունից, բանդվիդթից և միջամտող կլանումից։ Հատկանշական դեր ունեն՝</w:t>
       </w:r>
     </w:p>
     <w:p>
@@ -2076,25 +519,8 @@
         <w:rPr/>
       </w:pPr>
       <w:r>
-        <w:rPr>
-          <w:rStyle w:val="StrongEmphasis"/>
-          <w:b w:val="false"/>
-          <w:bCs w:val="false"/>
-          <w:color w:val="000000"/>
-          <w:sz w:val="24"/>
-          <w:szCs w:val="24"/>
-        </w:rPr>
-        <w:t>Միկրոալիքներ</w:t>
-      </w:r>
-      <w:r>
-        <w:rPr>
-          <w:b w:val="false"/>
-          <w:bCs w:val="false"/>
-          <w:color w:val="000000"/>
-          <w:sz w:val="24"/>
-          <w:szCs w:val="24"/>
-        </w:rPr>
-        <w:t>՝ ավիացիոն, ռազմական, օդային և ծովային ռադարներ, հեռահաղորդակցում, microwave ovens։</w:t>
+        <w:rPr/>
+        <w:t>նմուշի պատրաստման ստանդարտները (pellet vs powder vs thin film)՝ ազդելով ազդանշանի ամպլիտուդի վրա,</w:t>
       </w:r>
     </w:p>
     <w:p>
@@ -2112,900 +538,27 @@
         <w:rPr/>
       </w:pPr>
       <w:r>
-        <w:rPr>
-          <w:rStyle w:val="StrongEmphasis"/>
-          <w:b w:val="false"/>
-          <w:bCs w:val="false"/>
-          <w:color w:val="000000"/>
-          <w:sz w:val="24"/>
-          <w:szCs w:val="24"/>
-        </w:rPr>
-        <w:t>THz ալիքներ</w:t>
+        <w:rPr/>
+        <w:t xml:space="preserve">հարկավոր է կիրառել spectral pre-processing (baseline correction, deconvolution), և մեթոդներ՝ overlapping peaks բաժանելու համար։ Մշակումում լայն կիրառություն ունի մեքենայական ուսուցումը (ML)՝ fingerprint extraction-ի համար՝ հատկապես երբ ռեակտիվ գծերը թեքվում են կամ գետնապտույտով են overlapped։ </w:t>
       </w:r>
-      <w:r>
-        <w:rPr>
-          <w:b w:val="false"/>
-          <w:bCs w:val="false"/>
-          <w:color w:val="000000"/>
-          <w:sz w:val="24"/>
-          <w:szCs w:val="24"/>
-        </w:rPr>
-        <w:t>՝ կենսաբանական imaging, նյութերի ուսումնասիրություն, անվտանգության սկաներներ օդանավակայաններում, նոր սերնդի THz radar։</w:t>
-      </w:r>
+      <w:hyperlink r:id="rId11" w:tgtFrame="_blank">
+        <w:r>
+          <w:rPr>
+            <w:rStyle w:val="InternetLink"/>
+          </w:rPr>
+          <w:t>sciencedirect.com+1</w:t>
+        </w:r>
+      </w:hyperlink>
     </w:p>
     <w:p>
       <w:pPr>
-        <w:pStyle w:val="HorizontalLine"/>
-        <w:rPr>
-          <w:b w:val="false"/>
-          <w:b w:val="false"/>
-          <w:bCs w:val="false"/>
-          <w:color w:val="000000"/>
-          <w:sz w:val="24"/>
-          <w:szCs w:val="24"/>
-        </w:rPr>
-      </w:pPr>
-      <w:r>
-        <w:rPr>
-          <w:b w:val="false"/>
-          <w:bCs w:val="false"/>
-          <w:color w:val="000000"/>
-          <w:sz w:val="24"/>
-          <w:szCs w:val="24"/>
-        </w:rPr>
-      </w:r>
-    </w:p>
-    <w:p>
-      <w:pPr>
         <w:pStyle w:val="Heading2"/>
         <w:spacing w:before="200" w:after="283"/>
-        <w:rPr>
-          <w:b w:val="false"/>
-          <w:b w:val="false"/>
-          <w:bCs w:val="false"/>
-          <w:color w:val="000000"/>
-          <w:sz w:val="24"/>
-          <w:szCs w:val="24"/>
-        </w:rPr>
+        <w:rPr/>
       </w:pPr>
       <w:r>
-        <w:rPr>
-          <w:b w:val="false"/>
-          <w:bCs w:val="false"/>
-          <w:color w:val="000000"/>
-          <w:sz w:val="24"/>
-          <w:szCs w:val="24"/>
-        </w:rPr>
-        <w:t>6. Առավելություններ և թերություններ</w:t>
-      </w:r>
-    </w:p>
-    <w:tbl>
-      <w:tblPr>
-        <w:tblW w:w="8640" w:type="dxa"/>
-        <w:jc w:val="left"/>
-        <w:tblInd w:w="28" w:type="dxa"/>
-        <w:tblLayout w:type="fixed"/>
-        <w:tblCellMar>
-          <w:top w:w="28" w:type="dxa"/>
-          <w:left w:w="28" w:type="dxa"/>
-          <w:bottom w:w="28" w:type="dxa"/>
-          <w:right w:w="28" w:type="dxa"/>
-        </w:tblCellMar>
-      </w:tblPr>
-      <w:tblGrid>
-        <w:gridCol w:w="2575"/>
-        <w:gridCol w:w="2691"/>
-        <w:gridCol w:w="3374"/>
-      </w:tblGrid>
-      <w:tr>
-        <w:trPr>
-          <w:tblHeader w:val="true"/>
-        </w:trPr>
-        <w:tc>
-          <w:tcPr>
-            <w:tcW w:w="2575" w:type="dxa"/>
-            <w:tcBorders/>
-            <w:vAlign w:val="center"/>
-          </w:tcPr>
-          <w:p>
-            <w:pPr>
-              <w:pStyle w:val="TableHeading"/>
-              <w:spacing w:before="0" w:after="200"/>
-              <w:rPr>
-                <w:b w:val="false"/>
-                <w:b w:val="false"/>
-                <w:bCs w:val="false"/>
-                <w:color w:val="000000"/>
-                <w:sz w:val="24"/>
-                <w:szCs w:val="24"/>
-              </w:rPr>
-            </w:pPr>
-            <w:r>
-              <w:rPr>
-                <w:b w:val="false"/>
-                <w:bCs w:val="false"/>
-                <w:color w:val="000000"/>
-                <w:sz w:val="24"/>
-                <w:szCs w:val="24"/>
-              </w:rPr>
-              <w:t>Արձանագրություն</w:t>
-            </w:r>
-          </w:p>
-        </w:tc>
-        <w:tc>
-          <w:tcPr>
-            <w:tcW w:w="2691" w:type="dxa"/>
-            <w:tcBorders/>
-            <w:vAlign w:val="center"/>
-          </w:tcPr>
-          <w:p>
-            <w:pPr>
-              <w:pStyle w:val="TableHeading"/>
-              <w:spacing w:before="0" w:after="200"/>
-              <w:rPr>
-                <w:b w:val="false"/>
-                <w:b w:val="false"/>
-                <w:bCs w:val="false"/>
-                <w:color w:val="000000"/>
-                <w:sz w:val="24"/>
-                <w:szCs w:val="24"/>
-              </w:rPr>
-            </w:pPr>
-            <w:r>
-              <w:rPr>
-                <w:b w:val="false"/>
-                <w:bCs w:val="false"/>
-                <w:color w:val="000000"/>
-                <w:sz w:val="24"/>
-                <w:szCs w:val="24"/>
-              </w:rPr>
-              <w:t>Միկրոալիքներ</w:t>
-            </w:r>
-          </w:p>
-        </w:tc>
-        <w:tc>
-          <w:tcPr>
-            <w:tcW w:w="3374" w:type="dxa"/>
-            <w:tcBorders/>
-            <w:vAlign w:val="center"/>
-          </w:tcPr>
-          <w:p>
-            <w:pPr>
-              <w:pStyle w:val="TableHeading"/>
-              <w:spacing w:before="0" w:after="200"/>
-              <w:rPr>
-                <w:b w:val="false"/>
-                <w:b w:val="false"/>
-                <w:bCs w:val="false"/>
-                <w:color w:val="000000"/>
-                <w:sz w:val="24"/>
-                <w:szCs w:val="24"/>
-              </w:rPr>
-            </w:pPr>
-            <w:r>
-              <w:rPr>
-                <w:b w:val="false"/>
-                <w:bCs w:val="false"/>
-                <w:color w:val="000000"/>
-                <w:sz w:val="24"/>
-                <w:szCs w:val="24"/>
-              </w:rPr>
-              <w:t>THz ալիքներ</w:t>
-            </w:r>
-          </w:p>
-        </w:tc>
-      </w:tr>
-      <w:tr>
-        <w:trPr/>
-        <w:tc>
-          <w:tcPr>
-            <w:tcW w:w="2575" w:type="dxa"/>
-            <w:tcBorders/>
-            <w:vAlign w:val="center"/>
-          </w:tcPr>
-          <w:p>
-            <w:pPr>
-              <w:pStyle w:val="TableContents"/>
-              <w:spacing w:before="0" w:after="200"/>
-              <w:rPr>
-                <w:b w:val="false"/>
-                <w:b w:val="false"/>
-                <w:bCs w:val="false"/>
-                <w:color w:val="000000"/>
-                <w:sz w:val="24"/>
-                <w:szCs w:val="24"/>
-              </w:rPr>
-            </w:pPr>
-            <w:r>
-              <w:rPr>
-                <w:b w:val="false"/>
-                <w:bCs w:val="false"/>
-                <w:color w:val="000000"/>
-                <w:sz w:val="24"/>
-                <w:szCs w:val="24"/>
-              </w:rPr>
-              <w:t>Առավելություն</w:t>
-            </w:r>
-          </w:p>
-        </w:tc>
-        <w:tc>
-          <w:tcPr>
-            <w:tcW w:w="2691" w:type="dxa"/>
-            <w:tcBorders/>
-            <w:vAlign w:val="center"/>
-          </w:tcPr>
-          <w:p>
-            <w:pPr>
-              <w:pStyle w:val="TableContents"/>
-              <w:spacing w:before="0" w:after="200"/>
-              <w:rPr>
-                <w:b w:val="false"/>
-                <w:b w:val="false"/>
-                <w:bCs w:val="false"/>
-                <w:color w:val="000000"/>
-                <w:sz w:val="24"/>
-                <w:szCs w:val="24"/>
-              </w:rPr>
-            </w:pPr>
-            <w:r>
-              <w:rPr>
-                <w:b w:val="false"/>
-                <w:bCs w:val="false"/>
-                <w:color w:val="000000"/>
-                <w:sz w:val="24"/>
-                <w:szCs w:val="24"/>
-              </w:rPr>
-              <w:t>Լայն տարածում, լավ ներթափանցում</w:t>
-            </w:r>
-          </w:p>
-        </w:tc>
-        <w:tc>
-          <w:tcPr>
-            <w:tcW w:w="3374" w:type="dxa"/>
-            <w:tcBorders/>
-            <w:vAlign w:val="center"/>
-          </w:tcPr>
-          <w:p>
-            <w:pPr>
-              <w:pStyle w:val="TableContents"/>
-              <w:spacing w:before="0" w:after="200"/>
-              <w:rPr>
-                <w:b w:val="false"/>
-                <w:b w:val="false"/>
-                <w:bCs w:val="false"/>
-                <w:color w:val="000000"/>
-                <w:sz w:val="24"/>
-                <w:szCs w:val="24"/>
-              </w:rPr>
-            </w:pPr>
-            <w:r>
-              <w:rPr>
-                <w:b w:val="false"/>
-                <w:bCs w:val="false"/>
-                <w:color w:val="000000"/>
-                <w:sz w:val="24"/>
-                <w:szCs w:val="24"/>
-              </w:rPr>
-              <w:t>Բարձր լուծողականություն, մեծ բանդվիդթ</w:t>
-            </w:r>
-          </w:p>
-        </w:tc>
-      </w:tr>
-      <w:tr>
-        <w:trPr/>
-        <w:tc>
-          <w:tcPr>
-            <w:tcW w:w="2575" w:type="dxa"/>
-            <w:tcBorders/>
-            <w:vAlign w:val="center"/>
-          </w:tcPr>
-          <w:p>
-            <w:pPr>
-              <w:pStyle w:val="TableContents"/>
-              <w:spacing w:before="0" w:after="200"/>
-              <w:rPr>
-                <w:b w:val="false"/>
-                <w:b w:val="false"/>
-                <w:bCs w:val="false"/>
-                <w:color w:val="000000"/>
-                <w:sz w:val="24"/>
-                <w:szCs w:val="24"/>
-              </w:rPr>
-            </w:pPr>
-            <w:r>
-              <w:rPr>
-                <w:b w:val="false"/>
-                <w:bCs w:val="false"/>
-                <w:color w:val="000000"/>
-                <w:sz w:val="24"/>
-                <w:szCs w:val="24"/>
-              </w:rPr>
-              <w:t>Թերություն</w:t>
-            </w:r>
-          </w:p>
-        </w:tc>
-        <w:tc>
-          <w:tcPr>
-            <w:tcW w:w="2691" w:type="dxa"/>
-            <w:tcBorders/>
-            <w:vAlign w:val="center"/>
-          </w:tcPr>
-          <w:p>
-            <w:pPr>
-              <w:pStyle w:val="TableContents"/>
-              <w:spacing w:before="0" w:after="200"/>
-              <w:rPr>
-                <w:b w:val="false"/>
-                <w:b w:val="false"/>
-                <w:bCs w:val="false"/>
-                <w:color w:val="000000"/>
-                <w:sz w:val="24"/>
-                <w:szCs w:val="24"/>
-              </w:rPr>
-            </w:pPr>
-            <w:r>
-              <w:rPr>
-                <w:b w:val="false"/>
-                <w:bCs w:val="false"/>
-                <w:color w:val="000000"/>
-                <w:sz w:val="24"/>
-                <w:szCs w:val="24"/>
-              </w:rPr>
-              <w:t>Սահմանափակ տվյալների փոխանցման արագություն</w:t>
-            </w:r>
-          </w:p>
-        </w:tc>
-        <w:tc>
-          <w:tcPr>
-            <w:tcW w:w="3374" w:type="dxa"/>
-            <w:tcBorders/>
-            <w:vAlign w:val="center"/>
-          </w:tcPr>
-          <w:p>
-            <w:pPr>
-              <w:pStyle w:val="TableContents"/>
-              <w:spacing w:before="0" w:after="200"/>
-              <w:rPr>
-                <w:b w:val="false"/>
-                <w:b w:val="false"/>
-                <w:bCs w:val="false"/>
-                <w:color w:val="000000"/>
-                <w:sz w:val="24"/>
-                <w:szCs w:val="24"/>
-              </w:rPr>
-            </w:pPr>
-            <w:r>
-              <w:rPr>
-                <w:b w:val="false"/>
-                <w:bCs w:val="false"/>
-                <w:color w:val="000000"/>
-                <w:sz w:val="24"/>
-                <w:szCs w:val="24"/>
-              </w:rPr>
-              <w:t>Սահմանափակ տարածության ներթափանցում, ջրային զգայունություն</w:t>
-            </w:r>
-          </w:p>
-        </w:tc>
-      </w:tr>
-    </w:tbl>
-    <w:p>
-      <w:pPr>
-        <w:pStyle w:val="HorizontalLine"/>
-        <w:rPr>
-          <w:b w:val="false"/>
-          <w:b w:val="false"/>
-          <w:bCs w:val="false"/>
-          <w:color w:val="000000"/>
-          <w:sz w:val="24"/>
-          <w:szCs w:val="24"/>
-        </w:rPr>
-      </w:pPr>
-      <w:r>
-        <w:rPr>
-          <w:b w:val="false"/>
-          <w:bCs w:val="false"/>
-          <w:color w:val="000000"/>
-          <w:sz w:val="24"/>
-          <w:szCs w:val="24"/>
-        </w:rPr>
-      </w:r>
-    </w:p>
-    <w:p>
-      <w:pPr>
-        <w:pStyle w:val="Heading2"/>
-        <w:spacing w:before="200" w:after="283"/>
-        <w:rPr>
-          <w:b w:val="false"/>
-          <w:b w:val="false"/>
-          <w:bCs w:val="false"/>
-          <w:color w:val="000000"/>
-          <w:sz w:val="24"/>
-          <w:szCs w:val="24"/>
-        </w:rPr>
-      </w:pPr>
-      <w:r>
-        <w:rPr>
-          <w:b w:val="false"/>
-          <w:bCs w:val="false"/>
-          <w:color w:val="000000"/>
-          <w:sz w:val="24"/>
-          <w:szCs w:val="24"/>
-        </w:rPr>
-        <w:t xml:space="preserve">2. THz ալիքներ </w:t>
-      </w:r>
-      <w:r>
-        <w:rPr>
-          <w:b w:val="false"/>
-          <w:bCs w:val="false"/>
-          <w:color w:val="000000"/>
-          <w:sz w:val="24"/>
-          <w:szCs w:val="24"/>
-        </w:rPr>
-        <w:t>vs</w:t>
-      </w:r>
-      <w:r>
-        <w:rPr>
-          <w:b w:val="false"/>
-          <w:bCs w:val="false"/>
-          <w:color w:val="000000"/>
-          <w:sz w:val="24"/>
-          <w:szCs w:val="24"/>
-        </w:rPr>
-        <w:t xml:space="preserve"> Infrared</w:t>
-      </w:r>
-    </w:p>
-    <w:p>
-      <w:pPr>
-        <w:pStyle w:val="TextBody"/>
         <w:rPr/>
-      </w:pPr>
-      <w:r>
-        <w:rPr>
-          <w:rStyle w:val="StrongEmphasis"/>
-          <w:b w:val="false"/>
-          <w:bCs w:val="false"/>
-          <w:color w:val="000000"/>
-          <w:sz w:val="24"/>
-          <w:szCs w:val="24"/>
-        </w:rPr>
-        <w:t>THz ալիքներ</w:t>
-      </w:r>
-    </w:p>
-    <w:p>
-      <w:pPr>
-        <w:pStyle w:val="TextBody"/>
-        <w:numPr>
-          <w:ilvl w:val="0"/>
-          <w:numId w:val="13"/>
-        </w:numPr>
-        <w:tabs>
-          <w:tab w:val="clear" w:pos="720"/>
-          <w:tab w:val="left" w:pos="0" w:leader="none"/>
-        </w:tabs>
-        <w:ind w:left="709" w:hanging="283"/>
-        <w:rPr>
-          <w:b w:val="false"/>
-          <w:b w:val="false"/>
-          <w:bCs w:val="false"/>
-          <w:color w:val="000000"/>
-          <w:sz w:val="24"/>
-          <w:szCs w:val="24"/>
-        </w:rPr>
-      </w:pPr>
-      <w:r>
-        <w:rPr>
-          <w:b w:val="false"/>
-          <w:bCs w:val="false"/>
-          <w:color w:val="000000"/>
-          <w:sz w:val="24"/>
-          <w:szCs w:val="24"/>
-        </w:rPr>
-        <w:t>Բարձր հաճախականությամբ, բայց ոչ այնքան բարձր, որքան Infrared։</w:t>
-      </w:r>
-    </w:p>
-    <w:p>
-      <w:pPr>
-        <w:pStyle w:val="TextBody"/>
-        <w:numPr>
-          <w:ilvl w:val="0"/>
-          <w:numId w:val="13"/>
-        </w:numPr>
-        <w:tabs>
-          <w:tab w:val="clear" w:pos="720"/>
-          <w:tab w:val="left" w:pos="0" w:leader="none"/>
-        </w:tabs>
-        <w:ind w:left="709" w:hanging="283"/>
-        <w:rPr>
-          <w:b w:val="false"/>
-          <w:b w:val="false"/>
-          <w:bCs w:val="false"/>
-          <w:color w:val="000000"/>
-          <w:sz w:val="24"/>
-          <w:szCs w:val="24"/>
-        </w:rPr>
-      </w:pPr>
-      <w:r>
-        <w:rPr>
-          <w:b w:val="false"/>
-          <w:bCs w:val="false"/>
-          <w:color w:val="000000"/>
-          <w:sz w:val="24"/>
-          <w:szCs w:val="24"/>
-        </w:rPr>
-        <w:t>Կարող են ներթափանցել որոշ նյութերի (քարաքար, թուղթ, գործվածքներ), բայց զգայուն են ջրային միջավայրին։</w:t>
-      </w:r>
-    </w:p>
-    <w:p>
-      <w:pPr>
-        <w:pStyle w:val="TextBody"/>
-        <w:numPr>
-          <w:ilvl w:val="0"/>
-          <w:numId w:val="13"/>
-        </w:numPr>
-        <w:tabs>
-          <w:tab w:val="clear" w:pos="720"/>
-          <w:tab w:val="left" w:pos="0" w:leader="none"/>
-        </w:tabs>
-        <w:ind w:left="709" w:hanging="283"/>
-        <w:rPr>
-          <w:b w:val="false"/>
-          <w:b w:val="false"/>
-          <w:bCs w:val="false"/>
-          <w:color w:val="000000"/>
-          <w:sz w:val="24"/>
-          <w:szCs w:val="24"/>
-        </w:rPr>
-      </w:pPr>
-      <w:r>
-        <w:rPr>
-          <w:b w:val="false"/>
-          <w:bCs w:val="false"/>
-          <w:color w:val="000000"/>
-          <w:sz w:val="24"/>
-          <w:szCs w:val="24"/>
-        </w:rPr>
-        <w:t>Օգտագործվում են՝ կենսաբանական imaging, անվտանգության սկաներներ, նյութերի անալիզ, հեռահար կապեր (short-range high-speed communications)։</w:t>
-      </w:r>
-    </w:p>
-    <w:p>
-      <w:pPr>
-        <w:pStyle w:val="TextBody"/>
-        <w:rPr/>
-      </w:pPr>
-      <w:r>
-        <w:rPr>
-          <w:rStyle w:val="StrongEmphasis"/>
-          <w:b w:val="false"/>
-          <w:bCs w:val="false"/>
-          <w:color w:val="000000"/>
-          <w:sz w:val="24"/>
-          <w:szCs w:val="24"/>
-        </w:rPr>
-        <w:t>Infrared ալիքներ (IR)</w:t>
-      </w:r>
-    </w:p>
-    <w:p>
-      <w:pPr>
-        <w:pStyle w:val="TextBody"/>
-        <w:numPr>
-          <w:ilvl w:val="0"/>
-          <w:numId w:val="14"/>
-        </w:numPr>
-        <w:tabs>
-          <w:tab w:val="clear" w:pos="720"/>
-          <w:tab w:val="left" w:pos="0" w:leader="none"/>
-        </w:tabs>
-        <w:ind w:left="709" w:hanging="283"/>
-        <w:rPr>
-          <w:b w:val="false"/>
-          <w:b w:val="false"/>
-          <w:bCs w:val="false"/>
-          <w:color w:val="000000"/>
-          <w:sz w:val="24"/>
-          <w:szCs w:val="24"/>
-        </w:rPr>
-      </w:pPr>
-      <w:r>
-        <w:rPr>
-          <w:b w:val="false"/>
-          <w:bCs w:val="false"/>
-          <w:color w:val="000000"/>
-          <w:sz w:val="24"/>
-          <w:szCs w:val="24"/>
-        </w:rPr>
-        <w:t>Հիմնականում օգտագործվում է ջերմային պատկերացման համար (thermal imaging) և հեռահարության չափման համար (remote sensing)։</w:t>
-      </w:r>
-    </w:p>
-    <w:p>
-      <w:pPr>
-        <w:pStyle w:val="TextBody"/>
-        <w:numPr>
-          <w:ilvl w:val="0"/>
-          <w:numId w:val="14"/>
-        </w:numPr>
-        <w:tabs>
-          <w:tab w:val="clear" w:pos="720"/>
-          <w:tab w:val="left" w:pos="0" w:leader="none"/>
-        </w:tabs>
-        <w:ind w:left="709" w:hanging="283"/>
-        <w:rPr>
-          <w:b w:val="false"/>
-          <w:b w:val="false"/>
-          <w:bCs w:val="false"/>
-          <w:color w:val="000000"/>
-          <w:sz w:val="24"/>
-          <w:szCs w:val="24"/>
-        </w:rPr>
-      </w:pPr>
-      <w:r>
-        <w:rPr>
-          <w:b w:val="false"/>
-          <w:bCs w:val="false"/>
-          <w:color w:val="000000"/>
-          <w:sz w:val="24"/>
-          <w:szCs w:val="24"/>
-        </w:rPr>
-        <w:t>Infrared ճառագայթը հիմնականում միայն մակերևույթից արտացոլվում է և ուժեղորեն ներծծվում է ջրի և մթնոլորտի կողմից։</w:t>
-      </w:r>
-    </w:p>
-    <w:p>
-      <w:pPr>
-        <w:pStyle w:val="TextBody"/>
-        <w:numPr>
-          <w:ilvl w:val="0"/>
-          <w:numId w:val="14"/>
-        </w:numPr>
-        <w:tabs>
-          <w:tab w:val="clear" w:pos="720"/>
-          <w:tab w:val="left" w:pos="0" w:leader="none"/>
-        </w:tabs>
-        <w:ind w:left="709" w:hanging="283"/>
-        <w:rPr>
-          <w:b w:val="false"/>
-          <w:b w:val="false"/>
-          <w:bCs w:val="false"/>
-          <w:color w:val="000000"/>
-          <w:sz w:val="24"/>
-          <w:szCs w:val="24"/>
-        </w:rPr>
-      </w:pPr>
-      <w:r>
-        <w:rPr>
-          <w:b w:val="false"/>
-          <w:bCs w:val="false"/>
-          <w:color w:val="000000"/>
-          <w:sz w:val="24"/>
-          <w:szCs w:val="24"/>
-        </w:rPr>
-        <w:t>Օգտագործվում է՝ գիշերային տեսադիտարկում, ջերմաչափում, հաղորդակցություն լազերով (fiber optics, short-range free-space)։</w:t>
-      </w:r>
-    </w:p>
-    <w:p>
-      <w:pPr>
-        <w:pStyle w:val="TextBody"/>
-        <w:rPr/>
-      </w:pPr>
-      <w:r>
-        <w:rPr>
-          <w:rStyle w:val="StrongEmphasis"/>
-          <w:b w:val="false"/>
-          <w:bCs w:val="false"/>
-          <w:color w:val="000000"/>
-          <w:sz w:val="24"/>
-          <w:szCs w:val="24"/>
-        </w:rPr>
-        <w:t>Ներկայացված տարբերություն՝ օգտագործման տեսանկյունից</w:t>
-      </w:r>
-    </w:p>
-    <w:p>
-      <w:pPr>
-        <w:pStyle w:val="TextBody"/>
-        <w:numPr>
-          <w:ilvl w:val="0"/>
-          <w:numId w:val="15"/>
-        </w:numPr>
-        <w:tabs>
-          <w:tab w:val="clear" w:pos="720"/>
-          <w:tab w:val="left" w:pos="0" w:leader="none"/>
-        </w:tabs>
-        <w:ind w:left="709" w:hanging="283"/>
-        <w:rPr/>
-      </w:pPr>
-      <w:r>
-        <w:rPr>
-          <w:rStyle w:val="StrongEmphasis"/>
-          <w:b w:val="false"/>
-          <w:bCs w:val="false"/>
-          <w:color w:val="000000"/>
-          <w:sz w:val="24"/>
-          <w:szCs w:val="24"/>
-        </w:rPr>
-        <w:t>THz ալիքներ</w:t>
-      </w:r>
-      <w:r>
-        <w:rPr>
-          <w:b w:val="false"/>
-          <w:bCs w:val="false"/>
-          <w:color w:val="000000"/>
-          <w:sz w:val="24"/>
-          <w:szCs w:val="24"/>
-        </w:rPr>
-        <w:t xml:space="preserve"> – թույլ են տալիս հետազոտել նյութերի ներսը առանց վնասելու օրինակները, կիրառվում է անվտանգության և բժշկական սկաներներում։</w:t>
-      </w:r>
-    </w:p>
-    <w:p>
-      <w:pPr>
-        <w:pStyle w:val="TextBody"/>
-        <w:numPr>
-          <w:ilvl w:val="0"/>
-          <w:numId w:val="15"/>
-        </w:numPr>
-        <w:tabs>
-          <w:tab w:val="clear" w:pos="720"/>
-          <w:tab w:val="left" w:pos="0" w:leader="none"/>
-        </w:tabs>
-        <w:ind w:left="709" w:hanging="283"/>
-        <w:rPr/>
-      </w:pPr>
-      <w:r>
-        <w:rPr>
-          <w:rStyle w:val="StrongEmphasis"/>
-          <w:b w:val="false"/>
-          <w:bCs w:val="false"/>
-          <w:color w:val="000000"/>
-          <w:sz w:val="24"/>
-          <w:szCs w:val="24"/>
-        </w:rPr>
-        <w:t>Infrared</w:t>
-      </w:r>
-      <w:r>
-        <w:rPr>
-          <w:b w:val="false"/>
-          <w:bCs w:val="false"/>
-          <w:color w:val="000000"/>
-          <w:sz w:val="24"/>
-          <w:szCs w:val="24"/>
-        </w:rPr>
-        <w:t xml:space="preserve"> – հիմնականում օգտագործվում է մակերևույթի ջերմային վերլուծության համար, ինչպես նաև հեռահարության և գիշերային տեսադիտարկման համար։</w:t>
-      </w:r>
-    </w:p>
-    <w:p>
-      <w:pPr>
-        <w:pStyle w:val="Normal"/>
-        <w:spacing w:before="200" w:after="283"/>
-        <w:rPr>
-          <w:b w:val="false"/>
-          <w:b w:val="false"/>
-          <w:bCs w:val="false"/>
-          <w:color w:val="000000"/>
-          <w:sz w:val="24"/>
-          <w:szCs w:val="24"/>
-        </w:rPr>
-      </w:pPr>
-      <w:r>
-        <w:rPr>
-          <w:b w:val="false"/>
-          <w:bCs w:val="false"/>
-          <w:color w:val="000000"/>
-          <w:sz w:val="24"/>
-          <w:szCs w:val="24"/>
-        </w:rPr>
-      </w:r>
-    </w:p>
-    <w:p>
-      <w:pPr>
-        <w:pStyle w:val="Heading2"/>
-        <w:spacing w:before="200" w:after="283"/>
-        <w:rPr>
-          <w:b w:val="false"/>
-          <w:b w:val="false"/>
-          <w:bCs w:val="false"/>
-          <w:color w:val="000000"/>
-          <w:sz w:val="24"/>
-          <w:szCs w:val="24"/>
-        </w:rPr>
-      </w:pPr>
-      <w:r>
-        <w:rPr>
-          <w:b w:val="false"/>
-          <w:bCs w:val="false"/>
-          <w:color w:val="000000"/>
-          <w:sz w:val="24"/>
-          <w:szCs w:val="24"/>
-        </w:rPr>
-      </w:r>
-    </w:p>
-    <w:p>
-      <w:pPr>
-        <w:pStyle w:val="Heading2"/>
-        <w:spacing w:before="200" w:after="283"/>
-        <w:rPr>
-          <w:b w:val="false"/>
-          <w:b w:val="false"/>
-          <w:bCs w:val="false"/>
-          <w:color w:val="000000"/>
-          <w:sz w:val="24"/>
-          <w:szCs w:val="24"/>
-        </w:rPr>
-      </w:pPr>
-      <w:r>
-        <w:rPr>
-          <w:b w:val="false"/>
-          <w:bCs w:val="false"/>
-          <w:color w:val="000000"/>
-          <w:sz w:val="24"/>
-          <w:szCs w:val="24"/>
-        </w:rPr>
-        <w:t>7. Եզրակացություն</w:t>
-      </w:r>
-    </w:p>
-    <w:p>
-      <w:pPr>
-        <w:pStyle w:val="TextBody"/>
-        <w:rPr>
-          <w:b w:val="false"/>
-          <w:b w:val="false"/>
-          <w:bCs w:val="false"/>
-          <w:color w:val="000000"/>
-          <w:sz w:val="24"/>
-          <w:szCs w:val="24"/>
-        </w:rPr>
-      </w:pPr>
-      <w:r>
-        <w:rPr>
-          <w:b w:val="false"/>
-          <w:bCs w:val="false"/>
-          <w:color w:val="000000"/>
-          <w:sz w:val="24"/>
-          <w:szCs w:val="24"/>
-        </w:rPr>
-        <w:t>Միկրոալիքները և THz ալիքները լրացնում են իրար՝ միկրոալիքները գերազանցում են հեռահարությունը և ներթափանցումը, THz ալիքները՝ լուծողականությունն ու տվյալների արագությունը։ Ժամանակակից տեխնոլոգիաներում երկու տեսակի ալիքներն էլ ունեն իրենց կարևոր դերը՝ կախված կիրառությունից։</w:t>
-      </w:r>
-    </w:p>
-    <w:p>
-      <w:pPr>
-        <w:pStyle w:val="HorizontalLine"/>
-        <w:rPr>
-          <w:b w:val="false"/>
-          <w:b w:val="false"/>
-          <w:bCs w:val="false"/>
-          <w:color w:val="000000"/>
-          <w:sz w:val="24"/>
-          <w:szCs w:val="24"/>
-        </w:rPr>
-      </w:pPr>
-      <w:r>
-        <w:rPr>
-          <w:b w:val="false"/>
-          <w:bCs w:val="false"/>
-          <w:color w:val="000000"/>
-          <w:sz w:val="24"/>
-          <w:szCs w:val="24"/>
-        </w:rPr>
-      </w:r>
-    </w:p>
-    <w:p>
-      <w:pPr>
-        <w:pStyle w:val="Heading2"/>
-        <w:spacing w:before="200" w:after="283"/>
-        <w:rPr>
-          <w:b w:val="false"/>
-          <w:b w:val="false"/>
-          <w:bCs w:val="false"/>
-          <w:color w:val="000000"/>
-          <w:sz w:val="24"/>
-          <w:szCs w:val="24"/>
-        </w:rPr>
-      </w:pPr>
-      <w:r>
-        <w:rPr>
-          <w:b w:val="false"/>
-          <w:bCs w:val="false"/>
-          <w:color w:val="000000"/>
-          <w:sz w:val="24"/>
-          <w:szCs w:val="24"/>
-        </w:rPr>
-        <w:t>Գրականության ցանկ</w:t>
+        <w:t>7. Անհատական կիրառություններ (strengths in applications)</w:t>
       </w:r>
     </w:p>
     <w:p>
@@ -3024,35 +577,22 @@
       </w:pPr>
       <w:r>
         <w:rPr>
-          <w:b w:val="false"/>
-          <w:bCs w:val="false"/>
-          <w:color w:val="000000"/>
-          <w:sz w:val="24"/>
-          <w:szCs w:val="24"/>
+          <w:rStyle w:val="StrongEmphasis"/>
         </w:rPr>
-        <w:t xml:space="preserve">M. I. Skolnik, </w:t>
+        <w:t>Spectroscopy</w:t>
       </w:r>
       <w:r>
-        <w:rPr>
-          <w:rStyle w:val="Emphasis"/>
-          <w:b w:val="false"/>
-          <w:bCs w:val="false"/>
-          <w:color w:val="000000"/>
-          <w:sz w:val="24"/>
-          <w:szCs w:val="24"/>
-        </w:rPr>
-        <w:t>Introduction to Radar Systems</w:t>
+        <w:rPr/>
+        <w:t xml:space="preserve"> — THz-ը լավ է սկանավորել ոչ-այրված մոլեկուլային ռոտացիոն/թրթռական համարները. explosives-ի և դեղանյութերի fingerprint-ների հայտնաբերման համար շատ կենսունակ է (տես ստորև «Explosives detection»): </w:t>
       </w:r>
-      <w:r>
-        <w:rPr>
-          <w:b w:val="false"/>
-          <w:bCs w:val="false"/>
-          <w:color w:val="000000"/>
-          <w:sz w:val="24"/>
-          <w:szCs w:val="24"/>
-        </w:rPr>
-        <w:t>, McGraw-Hill.</w:t>
-      </w:r>
+      <w:hyperlink r:id="rId12" w:tgtFrame="_blank">
+        <w:r>
+          <w:rPr>
+            <w:rStyle w:val="InternetLink"/>
+          </w:rPr>
+          <w:t>AIP Publishing+1</w:t>
+        </w:r>
+      </w:hyperlink>
     </w:p>
     <w:p>
       <w:pPr>
@@ -3070,35 +610,22 @@
       </w:pPr>
       <w:r>
         <w:rPr>
-          <w:b w:val="false"/>
-          <w:bCs w:val="false"/>
-          <w:color w:val="000000"/>
-          <w:sz w:val="24"/>
-          <w:szCs w:val="24"/>
+          <w:rStyle w:val="StrongEmphasis"/>
         </w:rPr>
-        <w:t xml:space="preserve">P. H. Siegel, </w:t>
+        <w:t>Biomedical imaging (superficial tissues, skin)</w:t>
       </w:r>
       <w:r>
-        <w:rPr>
-          <w:rStyle w:val="Emphasis"/>
-          <w:b w:val="false"/>
-          <w:bCs w:val="false"/>
-          <w:color w:val="000000"/>
-          <w:sz w:val="24"/>
-          <w:szCs w:val="24"/>
-        </w:rPr>
-        <w:t>Terahertz Technology</w:t>
+        <w:rPr/>
+        <w:t xml:space="preserve"> — ամենատարածված նպատակները՝ because THz չորատեսակում է ոչ-աղտոտիչ և շատ հարմար է մակերևույթային մաշկային imaging-ի համար (penetration limited to sub-mm scales due to water absorption)։ </w:t>
       </w:r>
-      <w:r>
-        <w:rPr>
-          <w:b w:val="false"/>
-          <w:bCs w:val="false"/>
-          <w:color w:val="000000"/>
-          <w:sz w:val="24"/>
-          <w:szCs w:val="24"/>
-        </w:rPr>
-        <w:t>, IEEE Transactions.</w:t>
-      </w:r>
+      <w:hyperlink r:id="rId13" w:tgtFrame="_blank">
+        <w:r>
+          <w:rPr>
+            <w:rStyle w:val="InternetLink"/>
+          </w:rPr>
+          <w:t>pmc.ncbi.nlm.nih.gov</w:t>
+        </w:r>
+      </w:hyperlink>
     </w:p>
     <w:p>
       <w:pPr>
@@ -3116,34 +643,32 @@
       </w:pPr>
       <w:r>
         <w:rPr>
-          <w:b w:val="false"/>
-          <w:bCs w:val="false"/>
-          <w:color w:val="000000"/>
-          <w:sz w:val="24"/>
-          <w:szCs w:val="24"/>
+          <w:rStyle w:val="StrongEmphasis"/>
         </w:rPr>
-        <w:t xml:space="preserve">M. A. Richards, </w:t>
+        <w:t>Security screening</w:t>
       </w:r>
       <w:r>
-        <w:rPr>
-          <w:rStyle w:val="Emphasis"/>
-          <w:b w:val="false"/>
-          <w:bCs w:val="false"/>
-          <w:color w:val="000000"/>
-          <w:sz w:val="24"/>
-          <w:szCs w:val="24"/>
-        </w:rPr>
-        <w:t>Fundamentals of Radar Signal Processing</w:t>
+        <w:rPr/>
+        <w:t xml:space="preserve"> — concealed objects detection (non-metallic threats): THz կարող է տեսնել յոթ–ոչ մետաղական առարկաներ տեքստիլների տակ՝ տարբերության դեպքում, թեեւ պաշտոնապես դաշտային կիրառությունը պահանջում է համալիր ընմփնջում՝ նվազեցնելու մթնոլորտային ազդեցությունները։ </w:t>
       </w:r>
+      <w:hyperlink r:id="rId14" w:tgtFrame="_blank">
+        <w:r>
+          <w:rPr>
+            <w:rStyle w:val="InternetLink"/>
+          </w:rPr>
+          <w:t>pmc.ncbi.nlm.nih.gov+1</w:t>
+        </w:r>
+      </w:hyperlink>
+    </w:p>
+    <w:p>
+      <w:pPr>
+        <w:pStyle w:val="Heading2"/>
+        <w:spacing w:before="200" w:after="283"/>
+        <w:rPr/>
+      </w:pPr>
       <w:r>
-        <w:rPr>
-          <w:b w:val="false"/>
-          <w:bCs w:val="false"/>
-          <w:color w:val="000000"/>
-          <w:sz w:val="24"/>
-          <w:szCs w:val="24"/>
-        </w:rPr>
-        <w:t>, McGraw-Hill.</w:t>
+        <w:rPr/>
+        <w:t>8. Սահմանափակումներ և գործող հակավերահաշվարկներ</w:t>
       </w:r>
     </w:p>
     <w:p>
@@ -3151,63 +676,211 @@
         <w:pStyle w:val="TextBody"/>
         <w:numPr>
           <w:ilvl w:val="0"/>
-          <w:numId w:val="12"/>
+          <w:numId w:val="13"/>
         </w:numPr>
         <w:tabs>
           <w:tab w:val="clear" w:pos="720"/>
           <w:tab w:val="left" w:pos="0" w:leader="none"/>
         </w:tabs>
         <w:ind w:left="709" w:hanging="283"/>
-        <w:rPr>
-          <w:b w:val="false"/>
-          <w:b w:val="false"/>
-          <w:bCs w:val="false"/>
-          <w:color w:val="000000"/>
-          <w:sz w:val="24"/>
-          <w:szCs w:val="24"/>
-        </w:rPr>
+        <w:rPr/>
       </w:pPr>
       <w:r>
         <w:rPr>
-          <w:b w:val="false"/>
-          <w:bCs w:val="false"/>
-          <w:color w:val="000000"/>
-          <w:sz w:val="24"/>
-          <w:szCs w:val="24"/>
+          <w:rStyle w:val="StrongEmphasis"/>
         </w:rPr>
-        <w:t>IEEE THz Science and Technology Conference Proceedings.</w:t>
+        <w:t>Atmospheric attenuation (water vapor lines)</w:t>
       </w:r>
+      <w:r>
+        <w:rPr/>
+        <w:t xml:space="preserve"> — ջրի մասնիկների կողմից ուժեղ կլանումը ստեղծում է «փոքր պատուհաններ» (transmission windows) THz-ում, որոնք թույլ են տալիս աշխատանք միայն որոշակի ենթաֆրենքվենցիական փողոցներում և ցածր խոնավության պայմաններում։ Արդյունքում այն ավելի՝ indoor/controlled-environment տեխնիկա է՝ քան բացօթյա երկար տիրույթների համար։ </w:t>
+      </w:r>
+      <w:hyperlink r:id="rId15" w:tgtFrame="_blank">
+        <w:r>
+          <w:rPr>
+            <w:rStyle w:val="InternetLink"/>
+          </w:rPr>
+          <w:t>PubMed+1</w:t>
+        </w:r>
+      </w:hyperlink>
     </w:p>
     <w:p>
       <w:pPr>
         <w:pStyle w:val="TextBody"/>
         <w:numPr>
           <w:ilvl w:val="0"/>
-          <w:numId w:val="12"/>
+          <w:numId w:val="13"/>
         </w:numPr>
         <w:tabs>
           <w:tab w:val="clear" w:pos="720"/>
           <w:tab w:val="left" w:pos="0" w:leader="none"/>
         </w:tabs>
         <w:ind w:left="709" w:hanging="283"/>
-        <w:rPr>
-          <w:b w:val="false"/>
-          <w:b w:val="false"/>
-          <w:bCs w:val="false"/>
-          <w:color w:val="000000"/>
-          <w:sz w:val="24"/>
-          <w:szCs w:val="24"/>
-        </w:rPr>
+        <w:rPr/>
       </w:pPr>
       <w:r>
         <w:rPr>
-          <w:b w:val="false"/>
-          <w:bCs w:val="false"/>
-          <w:color w:val="000000"/>
-          <w:sz w:val="24"/>
-          <w:szCs w:val="24"/>
+          <w:rStyle w:val="StrongEmphasis"/>
         </w:rPr>
-        <w:t>Keysight Technologies, "Microwave vs THz Communications".</w:t>
+        <w:t>Մատակարարներ/դետեկտորների հնարավորություններ</w:t>
+      </w:r>
+      <w:r>
+        <w:rPr/>
+        <w:t xml:space="preserve"> — մինչդեռ 2020-ականներից սկսած նկատվում է արագ առաջընթաց (QCLs, room-temperature Schottky detectors, microbolometer arrays), սարքերի գինը և կոմպակտությունը դեռ սահմանափակում են զանգվածային կիրառություններն։ </w:t>
+      </w:r>
+      <w:hyperlink r:id="rId16" w:tgtFrame="_blank">
+        <w:r>
+          <w:rPr>
+            <w:rStyle w:val="InternetLink"/>
+          </w:rPr>
+          <w:t>pmc.ncbi.nlm.nih.gov+1</w:t>
+        </w:r>
+      </w:hyperlink>
+    </w:p>
+    <w:p>
+      <w:pPr>
+        <w:pStyle w:val="TextBody"/>
+        <w:numPr>
+          <w:ilvl w:val="0"/>
+          <w:numId w:val="13"/>
+        </w:numPr>
+        <w:tabs>
+          <w:tab w:val="clear" w:pos="720"/>
+          <w:tab w:val="left" w:pos="0" w:leader="none"/>
+        </w:tabs>
+        <w:ind w:left="709" w:hanging="283"/>
+        <w:rPr/>
+      </w:pPr>
+      <w:r>
+        <w:rPr>
+          <w:rStyle w:val="StrongEmphasis"/>
+        </w:rPr>
+        <w:t>Նմուշային ու նյութաբանական փոփոխականություն</w:t>
+      </w:r>
+      <w:r>
+        <w:rPr/>
+        <w:t xml:space="preserve"> — ազդեցություն ունեն մակերևութային ծածկույթները, խոնավությունը, գերտաքացումը և փունջի խտությունը (pellet vs powder) — այս ամենը կարող է տեղափոխել կամ թուլացնել fingerprint գծերը։ Հենց այս պատճառով կիրառվում են ռեժիմների համակցություններ (multimodal sensing)։ </w:t>
+      </w:r>
+      <w:hyperlink r:id="rId17" w:tgtFrame="_blank">
+        <w:r>
+          <w:rPr>
+            <w:rStyle w:val="InternetLink"/>
+          </w:rPr>
+          <w:t>mdpi.com+1</w:t>
+        </w:r>
+      </w:hyperlink>
+    </w:p>
+    <w:p>
+      <w:pPr>
+        <w:pStyle w:val="Heading2"/>
+        <w:spacing w:before="200" w:after="283"/>
+        <w:rPr/>
+      </w:pPr>
+      <w:r>
+        <w:rPr/>
+        <w:t>9. Խորհուրդներ՝ կիրառական համակարգերի նախագծման համար (practical recommendations)</w:t>
+      </w:r>
+    </w:p>
+    <w:p>
+      <w:pPr>
+        <w:pStyle w:val="TextBody"/>
+        <w:numPr>
+          <w:ilvl w:val="0"/>
+          <w:numId w:val="14"/>
+        </w:numPr>
+        <w:tabs>
+          <w:tab w:val="clear" w:pos="720"/>
+          <w:tab w:val="left" w:pos="0" w:leader="none"/>
+        </w:tabs>
+        <w:ind w:left="709" w:hanging="283"/>
+        <w:rPr/>
+      </w:pPr>
+      <w:r>
+        <w:rPr/>
+        <w:t xml:space="preserve">Մարզային (field) դետեկտորների համար նախ տեսահսկել՝ արդյոք տեղանքի միջավայրը (RH — relative humidity) թույլ է տալիս օգտակար transmission windows։ Եթե ոչ՝ պլանավորել օբյեկտը փակ/շրջանափակ environment-ում կամ purge chambers։ </w:t>
+      </w:r>
+      <w:hyperlink r:id="rId18" w:tgtFrame="_blank">
+        <w:r>
+          <w:rPr>
+            <w:rStyle w:val="InternetLink"/>
+          </w:rPr>
+          <w:t>PubMed</w:t>
+        </w:r>
+      </w:hyperlink>
+    </w:p>
+    <w:p>
+      <w:pPr>
+        <w:pStyle w:val="TextBody"/>
+        <w:numPr>
+          <w:ilvl w:val="0"/>
+          <w:numId w:val="14"/>
+        </w:numPr>
+        <w:tabs>
+          <w:tab w:val="clear" w:pos="720"/>
+          <w:tab w:val="left" w:pos="0" w:leader="none"/>
+        </w:tabs>
+        <w:ind w:left="709" w:hanging="283"/>
+        <w:rPr/>
+      </w:pPr>
+      <w:r>
+        <w:rPr/>
+        <w:t xml:space="preserve">Ընտրել ճիշտ տեխնոլոգիան՝ spectroscopy vs imaging․ TDS էն առավել հարմար է լայն-բանդվիդթ fingerprint-ների համար, CW/heterodyne՝ նեղ գծերի համար։ </w:t>
+      </w:r>
+      <w:hyperlink r:id="rId19" w:tgtFrame="_blank">
+        <w:r>
+          <w:rPr>
+            <w:rStyle w:val="InternetLink"/>
+          </w:rPr>
+          <w:t>pmc.ncbi.nlm.nih.gov+1</w:t>
+        </w:r>
+      </w:hyperlink>
+    </w:p>
+    <w:p>
+      <w:pPr>
+        <w:pStyle w:val="TextBody"/>
+        <w:numPr>
+          <w:ilvl w:val="0"/>
+          <w:numId w:val="14"/>
+        </w:numPr>
+        <w:tabs>
+          <w:tab w:val="clear" w:pos="720"/>
+          <w:tab w:val="left" w:pos="0" w:leader="none"/>
+        </w:tabs>
+        <w:ind w:left="709" w:hanging="283"/>
+        <w:rPr/>
+      </w:pPr>
+      <w:r>
+        <w:rPr/>
+        <w:t xml:space="preserve">Preprocessing + ML՝ կիրառել ավտոմատ ճանաչման ալգորիթմներ overlapping peaks համար ու substrate artifacts ոչնչացնելու համար։ </w:t>
+      </w:r>
+      <w:hyperlink r:id="rId20" w:tgtFrame="_blank">
+        <w:r>
+          <w:rPr>
+            <w:rStyle w:val="InternetLink"/>
+          </w:rPr>
+          <w:t>sciencedirect.com</w:t>
+        </w:r>
+      </w:hyperlink>
+    </w:p>
+    <w:p>
+      <w:pPr>
+        <w:pStyle w:val="Heading2"/>
+        <w:spacing w:before="200" w:after="283"/>
+        <w:rPr/>
+      </w:pPr>
+      <w:r>
+        <w:rPr/>
+        <w:t>10. Կարճ ամփոփում</w:t>
+      </w:r>
+    </w:p>
+    <w:p>
+      <w:pPr>
+        <w:pStyle w:val="TextBody"/>
+        <w:rPr/>
+      </w:pPr>
+      <w:r>
+        <w:rPr/>
+        <w:t>THz ալիքները տալիս են եզակի հնարավորություններ՝ ոչ-ինվազիվ, բարձր-բանդվիդթային սպեկտրալ fingerprinting և մակերևութային imaging համար։ Սակայն իրական դաշտային և լայնամասշտաբ կիրառությունները սահմանափակվում են մթնոլորտային ներծծմամբ, սարքավորման բարդությամբ և նմուշային փոփոխականությամբ։ Դաշտի հաջողությունը կախված է ճիշտ սարք ընտրելուց, չափման ռեժիմի ընտրությունից և տվյալների խելացի մշակմանից (օր. ML)։</w:t>
       </w:r>
     </w:p>
     <w:p>
@@ -4656,8 +2329,8 @@
   <w:abstractNum w:abstractNumId="12">
     <w:lvl w:ilvl="0">
       <w:start w:val="1"/>
-      <w:numFmt w:val="decimal"/>
-      <w:lvlText w:val="%1."/>
+      <w:numFmt w:val="bullet"/>
+      <w:lvlText w:val=""/>
       <w:lvlJc w:val="left"/>
       <w:pPr>
         <w:tabs>
@@ -4665,12 +2338,14 @@
         </w:tabs>
         <w:ind w:left="709" w:hanging="283"/>
       </w:pPr>
-      <w:rPr/>
+      <w:rPr>
+        <w:rFonts w:ascii="Symbol" w:hAnsi="Symbol" w:cs="Symbol" w:hint="default"/>
+      </w:rPr>
     </w:lvl>
     <w:lvl w:ilvl="1">
       <w:start w:val="1"/>
-      <w:numFmt w:val="decimal"/>
-      <w:lvlText w:val="%2."/>
+      <w:numFmt w:val="bullet"/>
+      <w:lvlText w:val=""/>
       <w:lvlJc w:val="left"/>
       <w:pPr>
         <w:tabs>
@@ -4678,12 +2353,14 @@
         </w:tabs>
         <w:ind w:left="1418" w:hanging="283"/>
       </w:pPr>
-      <w:rPr/>
+      <w:rPr>
+        <w:rFonts w:ascii="Symbol" w:hAnsi="Symbol" w:cs="Symbol" w:hint="default"/>
+      </w:rPr>
     </w:lvl>
     <w:lvl w:ilvl="2">
       <w:start w:val="1"/>
-      <w:numFmt w:val="decimal"/>
-      <w:lvlText w:val="%3."/>
+      <w:numFmt w:val="bullet"/>
+      <w:lvlText w:val=""/>
       <w:lvlJc w:val="left"/>
       <w:pPr>
         <w:tabs>
@@ -4691,12 +2368,14 @@
         </w:tabs>
         <w:ind w:left="2127" w:hanging="283"/>
       </w:pPr>
-      <w:rPr/>
+      <w:rPr>
+        <w:rFonts w:ascii="Symbol" w:hAnsi="Symbol" w:cs="Symbol" w:hint="default"/>
+      </w:rPr>
     </w:lvl>
     <w:lvl w:ilvl="3">
       <w:start w:val="1"/>
-      <w:numFmt w:val="decimal"/>
-      <w:lvlText w:val="%4."/>
+      <w:numFmt w:val="bullet"/>
+      <w:lvlText w:val=""/>
       <w:lvlJc w:val="left"/>
       <w:pPr>
         <w:tabs>
@@ -4704,12 +2383,14 @@
         </w:tabs>
         <w:ind w:left="2836" w:hanging="283"/>
       </w:pPr>
-      <w:rPr/>
+      <w:rPr>
+        <w:rFonts w:ascii="Symbol" w:hAnsi="Symbol" w:cs="Symbol" w:hint="default"/>
+      </w:rPr>
     </w:lvl>
     <w:lvl w:ilvl="4">
       <w:start w:val="1"/>
-      <w:numFmt w:val="decimal"/>
-      <w:lvlText w:val="%5."/>
+      <w:numFmt w:val="bullet"/>
+      <w:lvlText w:val=""/>
       <w:lvlJc w:val="left"/>
       <w:pPr>
         <w:tabs>
@@ -4717,12 +2398,14 @@
         </w:tabs>
         <w:ind w:left="3545" w:hanging="283"/>
       </w:pPr>
-      <w:rPr/>
+      <w:rPr>
+        <w:rFonts w:ascii="Symbol" w:hAnsi="Symbol" w:cs="Symbol" w:hint="default"/>
+      </w:rPr>
     </w:lvl>
     <w:lvl w:ilvl="5">
       <w:start w:val="1"/>
-      <w:numFmt w:val="decimal"/>
-      <w:lvlText w:val="%6."/>
+      <w:numFmt w:val="bullet"/>
+      <w:lvlText w:val=""/>
       <w:lvlJc w:val="left"/>
       <w:pPr>
         <w:tabs>
@@ -4730,12 +2413,14 @@
         </w:tabs>
         <w:ind w:left="4254" w:hanging="283"/>
       </w:pPr>
-      <w:rPr/>
+      <w:rPr>
+        <w:rFonts w:ascii="Symbol" w:hAnsi="Symbol" w:cs="Symbol" w:hint="default"/>
+      </w:rPr>
     </w:lvl>
     <w:lvl w:ilvl="6">
       <w:start w:val="1"/>
-      <w:numFmt w:val="decimal"/>
-      <w:lvlText w:val="%7."/>
+      <w:numFmt w:val="bullet"/>
+      <w:lvlText w:val=""/>
       <w:lvlJc w:val="left"/>
       <w:pPr>
         <w:tabs>
@@ -4743,12 +2428,14 @@
         </w:tabs>
         <w:ind w:left="4963" w:hanging="283"/>
       </w:pPr>
-      <w:rPr/>
+      <w:rPr>
+        <w:rFonts w:ascii="Symbol" w:hAnsi="Symbol" w:cs="Symbol" w:hint="default"/>
+      </w:rPr>
     </w:lvl>
     <w:lvl w:ilvl="7">
       <w:start w:val="1"/>
-      <w:numFmt w:val="decimal"/>
-      <w:lvlText w:val="%8."/>
+      <w:numFmt w:val="bullet"/>
+      <w:lvlText w:val=""/>
       <w:lvlJc w:val="left"/>
       <w:pPr>
         <w:tabs>
@@ -4756,12 +2443,14 @@
         </w:tabs>
         <w:ind w:left="5672" w:hanging="283"/>
       </w:pPr>
-      <w:rPr/>
+      <w:rPr>
+        <w:rFonts w:ascii="Symbol" w:hAnsi="Symbol" w:cs="Symbol" w:hint="default"/>
+      </w:rPr>
     </w:lvl>
     <w:lvl w:ilvl="8">
       <w:start w:val="1"/>
-      <w:numFmt w:val="decimal"/>
-      <w:lvlText w:val="%9."/>
+      <w:numFmt w:val="bullet"/>
+      <w:lvlText w:val=""/>
       <w:lvlJc w:val="left"/>
       <w:pPr>
         <w:tabs>
@@ -4769,7 +2458,9 @@
         </w:tabs>
         <w:ind w:left="6381" w:hanging="283"/>
       </w:pPr>
-      <w:rPr/>
+      <w:rPr>
+        <w:rFonts w:ascii="Symbol" w:hAnsi="Symbol" w:cs="Symbol" w:hint="default"/>
+      </w:rPr>
     </w:lvl>
   </w:abstractNum>
   <w:abstractNum w:abstractNumId="13">
@@ -4912,554 +2603,6 @@
   <w:abstractNum w:abstractNumId="14">
     <w:lvl w:ilvl="0">
       <w:start w:val="1"/>
-      <w:numFmt w:val="bullet"/>
-      <w:lvlText w:val=""/>
-      <w:lvlJc w:val="left"/>
-      <w:pPr>
-        <w:tabs>
-          <w:tab w:val="num" w:pos="709"/>
-        </w:tabs>
-        <w:ind w:left="709" w:hanging="283"/>
-      </w:pPr>
-      <w:rPr>
-        <w:rFonts w:ascii="Symbol" w:hAnsi="Symbol" w:cs="Symbol" w:hint="default"/>
-      </w:rPr>
-    </w:lvl>
-    <w:lvl w:ilvl="1">
-      <w:start w:val="1"/>
-      <w:numFmt w:val="bullet"/>
-      <w:lvlText w:val=""/>
-      <w:lvlJc w:val="left"/>
-      <w:pPr>
-        <w:tabs>
-          <w:tab w:val="num" w:pos="1418"/>
-        </w:tabs>
-        <w:ind w:left="1418" w:hanging="283"/>
-      </w:pPr>
-      <w:rPr>
-        <w:rFonts w:ascii="Symbol" w:hAnsi="Symbol" w:cs="Symbol" w:hint="default"/>
-      </w:rPr>
-    </w:lvl>
-    <w:lvl w:ilvl="2">
-      <w:start w:val="1"/>
-      <w:numFmt w:val="bullet"/>
-      <w:lvlText w:val=""/>
-      <w:lvlJc w:val="left"/>
-      <w:pPr>
-        <w:tabs>
-          <w:tab w:val="num" w:pos="2127"/>
-        </w:tabs>
-        <w:ind w:left="2127" w:hanging="283"/>
-      </w:pPr>
-      <w:rPr>
-        <w:rFonts w:ascii="Symbol" w:hAnsi="Symbol" w:cs="Symbol" w:hint="default"/>
-      </w:rPr>
-    </w:lvl>
-    <w:lvl w:ilvl="3">
-      <w:start w:val="1"/>
-      <w:numFmt w:val="bullet"/>
-      <w:lvlText w:val=""/>
-      <w:lvlJc w:val="left"/>
-      <w:pPr>
-        <w:tabs>
-          <w:tab w:val="num" w:pos="2836"/>
-        </w:tabs>
-        <w:ind w:left="2836" w:hanging="283"/>
-      </w:pPr>
-      <w:rPr>
-        <w:rFonts w:ascii="Symbol" w:hAnsi="Symbol" w:cs="Symbol" w:hint="default"/>
-      </w:rPr>
-    </w:lvl>
-    <w:lvl w:ilvl="4">
-      <w:start w:val="1"/>
-      <w:numFmt w:val="bullet"/>
-      <w:lvlText w:val=""/>
-      <w:lvlJc w:val="left"/>
-      <w:pPr>
-        <w:tabs>
-          <w:tab w:val="num" w:pos="3545"/>
-        </w:tabs>
-        <w:ind w:left="3545" w:hanging="283"/>
-      </w:pPr>
-      <w:rPr>
-        <w:rFonts w:ascii="Symbol" w:hAnsi="Symbol" w:cs="Symbol" w:hint="default"/>
-      </w:rPr>
-    </w:lvl>
-    <w:lvl w:ilvl="5">
-      <w:start w:val="1"/>
-      <w:numFmt w:val="bullet"/>
-      <w:lvlText w:val=""/>
-      <w:lvlJc w:val="left"/>
-      <w:pPr>
-        <w:tabs>
-          <w:tab w:val="num" w:pos="4254"/>
-        </w:tabs>
-        <w:ind w:left="4254" w:hanging="283"/>
-      </w:pPr>
-      <w:rPr>
-        <w:rFonts w:ascii="Symbol" w:hAnsi="Symbol" w:cs="Symbol" w:hint="default"/>
-      </w:rPr>
-    </w:lvl>
-    <w:lvl w:ilvl="6">
-      <w:start w:val="1"/>
-      <w:numFmt w:val="bullet"/>
-      <w:lvlText w:val=""/>
-      <w:lvlJc w:val="left"/>
-      <w:pPr>
-        <w:tabs>
-          <w:tab w:val="num" w:pos="4963"/>
-        </w:tabs>
-        <w:ind w:left="4963" w:hanging="283"/>
-      </w:pPr>
-      <w:rPr>
-        <w:rFonts w:ascii="Symbol" w:hAnsi="Symbol" w:cs="Symbol" w:hint="default"/>
-      </w:rPr>
-    </w:lvl>
-    <w:lvl w:ilvl="7">
-      <w:start w:val="1"/>
-      <w:numFmt w:val="bullet"/>
-      <w:lvlText w:val=""/>
-      <w:lvlJc w:val="left"/>
-      <w:pPr>
-        <w:tabs>
-          <w:tab w:val="num" w:pos="5672"/>
-        </w:tabs>
-        <w:ind w:left="5672" w:hanging="283"/>
-      </w:pPr>
-      <w:rPr>
-        <w:rFonts w:ascii="Symbol" w:hAnsi="Symbol" w:cs="Symbol" w:hint="default"/>
-      </w:rPr>
-    </w:lvl>
-    <w:lvl w:ilvl="8">
-      <w:start w:val="1"/>
-      <w:numFmt w:val="bullet"/>
-      <w:lvlText w:val=""/>
-      <w:lvlJc w:val="left"/>
-      <w:pPr>
-        <w:tabs>
-          <w:tab w:val="num" w:pos="6381"/>
-        </w:tabs>
-        <w:ind w:left="6381" w:hanging="283"/>
-      </w:pPr>
-      <w:rPr>
-        <w:rFonts w:ascii="Symbol" w:hAnsi="Symbol" w:cs="Symbol" w:hint="default"/>
-      </w:rPr>
-    </w:lvl>
-  </w:abstractNum>
-  <w:abstractNum w:abstractNumId="15">
-    <w:lvl w:ilvl="0">
-      <w:start w:val="1"/>
-      <w:numFmt w:val="bullet"/>
-      <w:lvlText w:val=""/>
-      <w:lvlJc w:val="left"/>
-      <w:pPr>
-        <w:tabs>
-          <w:tab w:val="num" w:pos="709"/>
-        </w:tabs>
-        <w:ind w:left="709" w:hanging="283"/>
-      </w:pPr>
-      <w:rPr>
-        <w:rFonts w:ascii="Symbol" w:hAnsi="Symbol" w:cs="Symbol" w:hint="default"/>
-      </w:rPr>
-    </w:lvl>
-    <w:lvl w:ilvl="1">
-      <w:start w:val="1"/>
-      <w:numFmt w:val="bullet"/>
-      <w:lvlText w:val=""/>
-      <w:lvlJc w:val="left"/>
-      <w:pPr>
-        <w:tabs>
-          <w:tab w:val="num" w:pos="1418"/>
-        </w:tabs>
-        <w:ind w:left="1418" w:hanging="283"/>
-      </w:pPr>
-      <w:rPr>
-        <w:rFonts w:ascii="Symbol" w:hAnsi="Symbol" w:cs="Symbol" w:hint="default"/>
-      </w:rPr>
-    </w:lvl>
-    <w:lvl w:ilvl="2">
-      <w:start w:val="1"/>
-      <w:numFmt w:val="bullet"/>
-      <w:lvlText w:val=""/>
-      <w:lvlJc w:val="left"/>
-      <w:pPr>
-        <w:tabs>
-          <w:tab w:val="num" w:pos="2127"/>
-        </w:tabs>
-        <w:ind w:left="2127" w:hanging="283"/>
-      </w:pPr>
-      <w:rPr>
-        <w:rFonts w:ascii="Symbol" w:hAnsi="Symbol" w:cs="Symbol" w:hint="default"/>
-      </w:rPr>
-    </w:lvl>
-    <w:lvl w:ilvl="3">
-      <w:start w:val="1"/>
-      <w:numFmt w:val="bullet"/>
-      <w:lvlText w:val=""/>
-      <w:lvlJc w:val="left"/>
-      <w:pPr>
-        <w:tabs>
-          <w:tab w:val="num" w:pos="2836"/>
-        </w:tabs>
-        <w:ind w:left="2836" w:hanging="283"/>
-      </w:pPr>
-      <w:rPr>
-        <w:rFonts w:ascii="Symbol" w:hAnsi="Symbol" w:cs="Symbol" w:hint="default"/>
-      </w:rPr>
-    </w:lvl>
-    <w:lvl w:ilvl="4">
-      <w:start w:val="1"/>
-      <w:numFmt w:val="bullet"/>
-      <w:lvlText w:val=""/>
-      <w:lvlJc w:val="left"/>
-      <w:pPr>
-        <w:tabs>
-          <w:tab w:val="num" w:pos="3545"/>
-        </w:tabs>
-        <w:ind w:left="3545" w:hanging="283"/>
-      </w:pPr>
-      <w:rPr>
-        <w:rFonts w:ascii="Symbol" w:hAnsi="Symbol" w:cs="Symbol" w:hint="default"/>
-      </w:rPr>
-    </w:lvl>
-    <w:lvl w:ilvl="5">
-      <w:start w:val="1"/>
-      <w:numFmt w:val="bullet"/>
-      <w:lvlText w:val=""/>
-      <w:lvlJc w:val="left"/>
-      <w:pPr>
-        <w:tabs>
-          <w:tab w:val="num" w:pos="4254"/>
-        </w:tabs>
-        <w:ind w:left="4254" w:hanging="283"/>
-      </w:pPr>
-      <w:rPr>
-        <w:rFonts w:ascii="Symbol" w:hAnsi="Symbol" w:cs="Symbol" w:hint="default"/>
-      </w:rPr>
-    </w:lvl>
-    <w:lvl w:ilvl="6">
-      <w:start w:val="1"/>
-      <w:numFmt w:val="bullet"/>
-      <w:lvlText w:val=""/>
-      <w:lvlJc w:val="left"/>
-      <w:pPr>
-        <w:tabs>
-          <w:tab w:val="num" w:pos="4963"/>
-        </w:tabs>
-        <w:ind w:left="4963" w:hanging="283"/>
-      </w:pPr>
-      <w:rPr>
-        <w:rFonts w:ascii="Symbol" w:hAnsi="Symbol" w:cs="Symbol" w:hint="default"/>
-      </w:rPr>
-    </w:lvl>
-    <w:lvl w:ilvl="7">
-      <w:start w:val="1"/>
-      <w:numFmt w:val="bullet"/>
-      <w:lvlText w:val=""/>
-      <w:lvlJc w:val="left"/>
-      <w:pPr>
-        <w:tabs>
-          <w:tab w:val="num" w:pos="5672"/>
-        </w:tabs>
-        <w:ind w:left="5672" w:hanging="283"/>
-      </w:pPr>
-      <w:rPr>
-        <w:rFonts w:ascii="Symbol" w:hAnsi="Symbol" w:cs="Symbol" w:hint="default"/>
-      </w:rPr>
-    </w:lvl>
-    <w:lvl w:ilvl="8">
-      <w:start w:val="1"/>
-      <w:numFmt w:val="bullet"/>
-      <w:lvlText w:val=""/>
-      <w:lvlJc w:val="left"/>
-      <w:pPr>
-        <w:tabs>
-          <w:tab w:val="num" w:pos="6381"/>
-        </w:tabs>
-        <w:ind w:left="6381" w:hanging="283"/>
-      </w:pPr>
-      <w:rPr>
-        <w:rFonts w:ascii="Symbol" w:hAnsi="Symbol" w:cs="Symbol" w:hint="default"/>
-      </w:rPr>
-    </w:lvl>
-  </w:abstractNum>
-  <w:abstractNum w:abstractNumId="16">
-    <w:lvl w:ilvl="0">
-      <w:start w:val="1"/>
-      <w:numFmt w:val="bullet"/>
-      <w:lvlText w:val=""/>
-      <w:lvlJc w:val="left"/>
-      <w:pPr>
-        <w:tabs>
-          <w:tab w:val="num" w:pos="709"/>
-        </w:tabs>
-        <w:ind w:left="709" w:hanging="283"/>
-      </w:pPr>
-      <w:rPr>
-        <w:rFonts w:ascii="Symbol" w:hAnsi="Symbol" w:cs="Symbol" w:hint="default"/>
-      </w:rPr>
-    </w:lvl>
-    <w:lvl w:ilvl="1">
-      <w:start w:val="1"/>
-      <w:numFmt w:val="bullet"/>
-      <w:lvlText w:val=""/>
-      <w:lvlJc w:val="left"/>
-      <w:pPr>
-        <w:tabs>
-          <w:tab w:val="num" w:pos="1418"/>
-        </w:tabs>
-        <w:ind w:left="1418" w:hanging="283"/>
-      </w:pPr>
-      <w:rPr>
-        <w:rFonts w:ascii="Symbol" w:hAnsi="Symbol" w:cs="Symbol" w:hint="default"/>
-      </w:rPr>
-    </w:lvl>
-    <w:lvl w:ilvl="2">
-      <w:start w:val="1"/>
-      <w:numFmt w:val="bullet"/>
-      <w:lvlText w:val=""/>
-      <w:lvlJc w:val="left"/>
-      <w:pPr>
-        <w:tabs>
-          <w:tab w:val="num" w:pos="2127"/>
-        </w:tabs>
-        <w:ind w:left="2127" w:hanging="283"/>
-      </w:pPr>
-      <w:rPr>
-        <w:rFonts w:ascii="Symbol" w:hAnsi="Symbol" w:cs="Symbol" w:hint="default"/>
-      </w:rPr>
-    </w:lvl>
-    <w:lvl w:ilvl="3">
-      <w:start w:val="1"/>
-      <w:numFmt w:val="bullet"/>
-      <w:lvlText w:val=""/>
-      <w:lvlJc w:val="left"/>
-      <w:pPr>
-        <w:tabs>
-          <w:tab w:val="num" w:pos="2836"/>
-        </w:tabs>
-        <w:ind w:left="2836" w:hanging="283"/>
-      </w:pPr>
-      <w:rPr>
-        <w:rFonts w:ascii="Symbol" w:hAnsi="Symbol" w:cs="Symbol" w:hint="default"/>
-      </w:rPr>
-    </w:lvl>
-    <w:lvl w:ilvl="4">
-      <w:start w:val="1"/>
-      <w:numFmt w:val="bullet"/>
-      <w:lvlText w:val=""/>
-      <w:lvlJc w:val="left"/>
-      <w:pPr>
-        <w:tabs>
-          <w:tab w:val="num" w:pos="3545"/>
-        </w:tabs>
-        <w:ind w:left="3545" w:hanging="283"/>
-      </w:pPr>
-      <w:rPr>
-        <w:rFonts w:ascii="Symbol" w:hAnsi="Symbol" w:cs="Symbol" w:hint="default"/>
-      </w:rPr>
-    </w:lvl>
-    <w:lvl w:ilvl="5">
-      <w:start w:val="1"/>
-      <w:numFmt w:val="bullet"/>
-      <w:lvlText w:val=""/>
-      <w:lvlJc w:val="left"/>
-      <w:pPr>
-        <w:tabs>
-          <w:tab w:val="num" w:pos="4254"/>
-        </w:tabs>
-        <w:ind w:left="4254" w:hanging="283"/>
-      </w:pPr>
-      <w:rPr>
-        <w:rFonts w:ascii="Symbol" w:hAnsi="Symbol" w:cs="Symbol" w:hint="default"/>
-      </w:rPr>
-    </w:lvl>
-    <w:lvl w:ilvl="6">
-      <w:start w:val="1"/>
-      <w:numFmt w:val="bullet"/>
-      <w:lvlText w:val=""/>
-      <w:lvlJc w:val="left"/>
-      <w:pPr>
-        <w:tabs>
-          <w:tab w:val="num" w:pos="4963"/>
-        </w:tabs>
-        <w:ind w:left="4963" w:hanging="283"/>
-      </w:pPr>
-      <w:rPr>
-        <w:rFonts w:ascii="Symbol" w:hAnsi="Symbol" w:cs="Symbol" w:hint="default"/>
-      </w:rPr>
-    </w:lvl>
-    <w:lvl w:ilvl="7">
-      <w:start w:val="1"/>
-      <w:numFmt w:val="bullet"/>
-      <w:lvlText w:val=""/>
-      <w:lvlJc w:val="left"/>
-      <w:pPr>
-        <w:tabs>
-          <w:tab w:val="num" w:pos="5672"/>
-        </w:tabs>
-        <w:ind w:left="5672" w:hanging="283"/>
-      </w:pPr>
-      <w:rPr>
-        <w:rFonts w:ascii="Symbol" w:hAnsi="Symbol" w:cs="Symbol" w:hint="default"/>
-      </w:rPr>
-    </w:lvl>
-    <w:lvl w:ilvl="8">
-      <w:start w:val="1"/>
-      <w:numFmt w:val="bullet"/>
-      <w:lvlText w:val=""/>
-      <w:lvlJc w:val="left"/>
-      <w:pPr>
-        <w:tabs>
-          <w:tab w:val="num" w:pos="6381"/>
-        </w:tabs>
-        <w:ind w:left="6381" w:hanging="283"/>
-      </w:pPr>
-      <w:rPr>
-        <w:rFonts w:ascii="Symbol" w:hAnsi="Symbol" w:cs="Symbol" w:hint="default"/>
-      </w:rPr>
-    </w:lvl>
-  </w:abstractNum>
-  <w:abstractNum w:abstractNumId="17">
-    <w:lvl w:ilvl="0">
-      <w:start w:val="1"/>
-      <w:numFmt w:val="bullet"/>
-      <w:lvlText w:val=""/>
-      <w:lvlJc w:val="left"/>
-      <w:pPr>
-        <w:tabs>
-          <w:tab w:val="num" w:pos="709"/>
-        </w:tabs>
-        <w:ind w:left="709" w:hanging="283"/>
-      </w:pPr>
-      <w:rPr>
-        <w:rFonts w:ascii="Symbol" w:hAnsi="Symbol" w:cs="Symbol" w:hint="default"/>
-      </w:rPr>
-    </w:lvl>
-    <w:lvl w:ilvl="1">
-      <w:start w:val="1"/>
-      <w:numFmt w:val="bullet"/>
-      <w:lvlText w:val=""/>
-      <w:lvlJc w:val="left"/>
-      <w:pPr>
-        <w:tabs>
-          <w:tab w:val="num" w:pos="1418"/>
-        </w:tabs>
-        <w:ind w:left="1418" w:hanging="283"/>
-      </w:pPr>
-      <w:rPr>
-        <w:rFonts w:ascii="Symbol" w:hAnsi="Symbol" w:cs="Symbol" w:hint="default"/>
-      </w:rPr>
-    </w:lvl>
-    <w:lvl w:ilvl="2">
-      <w:start w:val="1"/>
-      <w:numFmt w:val="bullet"/>
-      <w:lvlText w:val=""/>
-      <w:lvlJc w:val="left"/>
-      <w:pPr>
-        <w:tabs>
-          <w:tab w:val="num" w:pos="2127"/>
-        </w:tabs>
-        <w:ind w:left="2127" w:hanging="283"/>
-      </w:pPr>
-      <w:rPr>
-        <w:rFonts w:ascii="Symbol" w:hAnsi="Symbol" w:cs="Symbol" w:hint="default"/>
-      </w:rPr>
-    </w:lvl>
-    <w:lvl w:ilvl="3">
-      <w:start w:val="1"/>
-      <w:numFmt w:val="bullet"/>
-      <w:lvlText w:val=""/>
-      <w:lvlJc w:val="left"/>
-      <w:pPr>
-        <w:tabs>
-          <w:tab w:val="num" w:pos="2836"/>
-        </w:tabs>
-        <w:ind w:left="2836" w:hanging="283"/>
-      </w:pPr>
-      <w:rPr>
-        <w:rFonts w:ascii="Symbol" w:hAnsi="Symbol" w:cs="Symbol" w:hint="default"/>
-      </w:rPr>
-    </w:lvl>
-    <w:lvl w:ilvl="4">
-      <w:start w:val="1"/>
-      <w:numFmt w:val="bullet"/>
-      <w:lvlText w:val=""/>
-      <w:lvlJc w:val="left"/>
-      <w:pPr>
-        <w:tabs>
-          <w:tab w:val="num" w:pos="3545"/>
-        </w:tabs>
-        <w:ind w:left="3545" w:hanging="283"/>
-      </w:pPr>
-      <w:rPr>
-        <w:rFonts w:ascii="Symbol" w:hAnsi="Symbol" w:cs="Symbol" w:hint="default"/>
-      </w:rPr>
-    </w:lvl>
-    <w:lvl w:ilvl="5">
-      <w:start w:val="1"/>
-      <w:numFmt w:val="bullet"/>
-      <w:lvlText w:val=""/>
-      <w:lvlJc w:val="left"/>
-      <w:pPr>
-        <w:tabs>
-          <w:tab w:val="num" w:pos="4254"/>
-        </w:tabs>
-        <w:ind w:left="4254" w:hanging="283"/>
-      </w:pPr>
-      <w:rPr>
-        <w:rFonts w:ascii="Symbol" w:hAnsi="Symbol" w:cs="Symbol" w:hint="default"/>
-      </w:rPr>
-    </w:lvl>
-    <w:lvl w:ilvl="6">
-      <w:start w:val="1"/>
-      <w:numFmt w:val="bullet"/>
-      <w:lvlText w:val=""/>
-      <w:lvlJc w:val="left"/>
-      <w:pPr>
-        <w:tabs>
-          <w:tab w:val="num" w:pos="4963"/>
-        </w:tabs>
-        <w:ind w:left="4963" w:hanging="283"/>
-      </w:pPr>
-      <w:rPr>
-        <w:rFonts w:ascii="Symbol" w:hAnsi="Symbol" w:cs="Symbol" w:hint="default"/>
-      </w:rPr>
-    </w:lvl>
-    <w:lvl w:ilvl="7">
-      <w:start w:val="1"/>
-      <w:numFmt w:val="bullet"/>
-      <w:lvlText w:val=""/>
-      <w:lvlJc w:val="left"/>
-      <w:pPr>
-        <w:tabs>
-          <w:tab w:val="num" w:pos="5672"/>
-        </w:tabs>
-        <w:ind w:left="5672" w:hanging="283"/>
-      </w:pPr>
-      <w:rPr>
-        <w:rFonts w:ascii="Symbol" w:hAnsi="Symbol" w:cs="Symbol" w:hint="default"/>
-      </w:rPr>
-    </w:lvl>
-    <w:lvl w:ilvl="8">
-      <w:start w:val="1"/>
-      <w:numFmt w:val="bullet"/>
-      <w:lvlText w:val=""/>
-      <w:lvlJc w:val="left"/>
-      <w:pPr>
-        <w:tabs>
-          <w:tab w:val="num" w:pos="6381"/>
-        </w:tabs>
-        <w:ind w:left="6381" w:hanging="283"/>
-      </w:pPr>
-      <w:rPr>
-        <w:rFonts w:ascii="Symbol" w:hAnsi="Symbol" w:cs="Symbol" w:hint="default"/>
-      </w:rPr>
-    </w:lvl>
-  </w:abstractNum>
-  <w:abstractNum w:abstractNumId="18">
-    <w:lvl w:ilvl="0">
-      <w:start w:val="1"/>
       <w:numFmt w:val="decimal"/>
       <w:lvlText w:val="%1."/>
       <w:lvlJc w:val="left"/>
@@ -5576,126 +2719,7 @@
       <w:rPr/>
     </w:lvl>
   </w:abstractNum>
-  <w:abstractNum w:abstractNumId="19">
-    <w:lvl w:ilvl="0">
-      <w:start w:val="1"/>
-      <w:numFmt w:val="decimal"/>
-      <w:lvlText w:val="%1."/>
-      <w:lvlJc w:val="left"/>
-      <w:pPr>
-        <w:tabs>
-          <w:tab w:val="num" w:pos="709"/>
-        </w:tabs>
-        <w:ind w:left="709" w:hanging="283"/>
-      </w:pPr>
-      <w:rPr/>
-    </w:lvl>
-    <w:lvl w:ilvl="1">
-      <w:start w:val="1"/>
-      <w:numFmt w:val="decimal"/>
-      <w:lvlText w:val="%2."/>
-      <w:lvlJc w:val="left"/>
-      <w:pPr>
-        <w:tabs>
-          <w:tab w:val="num" w:pos="1418"/>
-        </w:tabs>
-        <w:ind w:left="1418" w:hanging="283"/>
-      </w:pPr>
-      <w:rPr/>
-    </w:lvl>
-    <w:lvl w:ilvl="2">
-      <w:start w:val="1"/>
-      <w:numFmt w:val="decimal"/>
-      <w:lvlText w:val="%3."/>
-      <w:lvlJc w:val="left"/>
-      <w:pPr>
-        <w:tabs>
-          <w:tab w:val="num" w:pos="2127"/>
-        </w:tabs>
-        <w:ind w:left="2127" w:hanging="283"/>
-      </w:pPr>
-      <w:rPr/>
-    </w:lvl>
-    <w:lvl w:ilvl="3">
-      <w:start w:val="1"/>
-      <w:numFmt w:val="decimal"/>
-      <w:lvlText w:val="%4."/>
-      <w:lvlJc w:val="left"/>
-      <w:pPr>
-        <w:tabs>
-          <w:tab w:val="num" w:pos="2836"/>
-        </w:tabs>
-        <w:ind w:left="2836" w:hanging="283"/>
-      </w:pPr>
-      <w:rPr/>
-    </w:lvl>
-    <w:lvl w:ilvl="4">
-      <w:start w:val="1"/>
-      <w:numFmt w:val="decimal"/>
-      <w:lvlText w:val="%5."/>
-      <w:lvlJc w:val="left"/>
-      <w:pPr>
-        <w:tabs>
-          <w:tab w:val="num" w:pos="3545"/>
-        </w:tabs>
-        <w:ind w:left="3545" w:hanging="283"/>
-      </w:pPr>
-      <w:rPr/>
-    </w:lvl>
-    <w:lvl w:ilvl="5">
-      <w:start w:val="1"/>
-      <w:numFmt w:val="decimal"/>
-      <w:lvlText w:val="%6."/>
-      <w:lvlJc w:val="left"/>
-      <w:pPr>
-        <w:tabs>
-          <w:tab w:val="num" w:pos="4254"/>
-        </w:tabs>
-        <w:ind w:left="4254" w:hanging="283"/>
-      </w:pPr>
-      <w:rPr/>
-    </w:lvl>
-    <w:lvl w:ilvl="6">
-      <w:start w:val="1"/>
-      <w:numFmt w:val="decimal"/>
-      <w:lvlText w:val="%7."/>
-      <w:lvlJc w:val="left"/>
-      <w:pPr>
-        <w:tabs>
-          <w:tab w:val="num" w:pos="4963"/>
-        </w:tabs>
-        <w:ind w:left="4963" w:hanging="283"/>
-      </w:pPr>
-      <w:rPr/>
-    </w:lvl>
-    <w:lvl w:ilvl="7">
-      <w:start w:val="1"/>
-      <w:numFmt w:val="decimal"/>
-      <w:lvlText w:val="%8."/>
-      <w:lvlJc w:val="left"/>
-      <w:pPr>
-        <w:tabs>
-          <w:tab w:val="num" w:pos="5672"/>
-        </w:tabs>
-        <w:ind w:left="5672" w:hanging="283"/>
-      </w:pPr>
-      <w:rPr/>
-    </w:lvl>
-    <w:lvl w:ilvl="8">
-      <w:start w:val="1"/>
-      <w:numFmt w:val="decimal"/>
-      <w:lvlText w:val="%9."/>
-      <w:lvlJc w:val="left"/>
-      <w:pPr>
-        <w:tabs>
-          <w:tab w:val="num" w:pos="6381"/>
-        </w:tabs>
-        <w:ind w:left="6381" w:hanging="283"/>
-      </w:pPr>
-      <w:rPr/>
-    </w:lvl>
-  </w:abstractNum>
-  <w:abstractNum w:abstractNumId="20">
+  <w:abstractNum w:abstractNumId="15">
     <w:lvl w:ilvl="0">
       <w:start w:val="1"/>
       <w:numFmt w:val="none"/>
@@ -5858,21 +2882,6 @@
   </w:num>
   <w:num w:numId="15">
     <w:abstractNumId w:val="15"/>
-  </w:num>
-  <w:num w:numId="16">
-    <w:abstractNumId w:val="16"/>
-  </w:num>
-  <w:num w:numId="17">
-    <w:abstractNumId w:val="17"/>
-  </w:num>
-  <w:num w:numId="18">
-    <w:abstractNumId w:val="18"/>
-  </w:num>
-  <w:num w:numId="19">
-    <w:abstractNumId w:val="19"/>
-  </w:num>
-  <w:num w:numId="20">
-    <w:abstractNumId w:val="20"/>
   </w:num>
 </w:numbering>
 </file>
@@ -6642,6 +3651,13 @@
     <w:rPr>
       <w:color w:val="000080"/>
       <w:u w:val="single"/>
+    </w:rPr>
+  </w:style>
+  <w:style w:type="character" w:styleId="SourceText">
+    <w:name w:val="Source Text"/>
+    <w:qFormat/>
+    <w:rPr>
+      <w:rFonts w:ascii="Liberation Mono" w:hAnsi="Liberation Mono" w:eastAsia="Liberation Mono" w:cs="Liberation Mono"/>
     </w:rPr>
   </w:style>
   <w:style w:type="paragraph" w:styleId="Heading">
